--- a/downloads/teacher/ai-2-week-26.docx
+++ b/downloads/teacher/ai-2-week-26.docx
@@ -2778,6 +2778,396 @@
         <w:t>For voice-driven recommendations, confirm important recognised fields before searching or acting and retain source provenance.</w:t>
       </w:r>
     </w:p>
+    <w:p>
+      <w:pPr>
+        <w:pStyle w:val="Heading1"/>
+      </w:pPr>
+      <w:r>
+        <w:t>07. Prepare, teach and assess</w:t>
+      </w:r>
+    </w:p>
+    <w:p>
+      <w:r>
+        <w:t>Teaching target: Explain the mechanism and terminology of speech pipelines and multimodal evidence</w:t>
+      </w:r>
+    </w:p>
+    <w:p>
+      <w:r>
+        <w:t>Prepare the labelled worked-case picture, the matching workbook, fictional input cards and a place for individual responses. No paid AI account is required for the paper reasoning activities.</w:t>
+      </w:r>
+    </w:p>
+    <w:tbl>
+      <w:tblPr>
+        <w:tblStyle w:val="LightShading-Accent1"/>
+        <w:tblW w:type="auto" w:w="0"/>
+        <w:tblLook w:firstColumn="1" w:firstRow="1" w:lastColumn="0" w:lastRow="0" w:noHBand="0" w:noVBand="1" w:val="04A0"/>
+      </w:tblPr>
+      <w:tblGrid>
+        <w:gridCol w:w="3408"/>
+        <w:gridCol w:w="3408"/>
+        <w:gridCol w:w="3408"/>
+      </w:tblGrid>
+      <w:tr>
+        <w:trPr>
+          <w:tblHeader/>
+        </w:trPr>
+        <w:tc>
+          <w:tcPr>
+            <w:tcW w:type="dxa" w:w="3408"/>
+          </w:tcPr>
+          <w:p>
+            <w:r>
+              <w:t>Session</w:t>
+            </w:r>
+          </w:p>
+        </w:tc>
+        <w:tc>
+          <w:tcPr>
+            <w:tcW w:type="dxa" w:w="3408"/>
+          </w:tcPr>
+          <w:p>
+            <w:r>
+              <w:t>Plan</w:t>
+            </w:r>
+          </w:p>
+        </w:tc>
+        <w:tc>
+          <w:tcPr>
+            <w:tcW w:type="dxa" w:w="3408"/>
+          </w:tcPr>
+          <w:p>
+            <w:r>
+              <w:t>Resources</w:t>
+            </w:r>
+          </w:p>
+        </w:tc>
+      </w:tr>
+      <w:tr>
+        <w:tc>
+          <w:tcPr>
+            <w:tcW w:type="dxa" w:w="3408"/>
+          </w:tcPr>
+          <w:p>
+            <w:r>
+              <w:t>Session 1 · Understand · 45 min</w:t>
+            </w:r>
+          </w:p>
+        </w:tc>
+        <w:tc>
+          <w:tcPr>
+            <w:tcW w:type="dxa" w:w="3408"/>
+          </w:tcPr>
+          <w:p>
+            <w:r>
+              <w:t>0–7: recall and prerequisite; 7–15: inspect the concrete case and predict; 15–30: teacher models the worked trace; 30–40: learners explain a step using the text and visual; 40–45: check the core idea.</w:t>
+            </w:r>
+          </w:p>
+        </w:tc>
+        <w:tc>
+          <w:tcPr>
+            <w:tcW w:type="dxa" w:w="3408"/>
+          </w:tcPr>
+          <w:p>
+            <w:r>
+              <w:t>Sections 1–6; record the brief recall in the workbook.</w:t>
+            </w:r>
+          </w:p>
+        </w:tc>
+      </w:tr>
+      <w:tr>
+        <w:tc>
+          <w:tcPr>
+            <w:tcW w:type="dxa" w:w="3408"/>
+          </w:tcPr>
+          <w:p>
+            <w:r>
+              <w:t>Session 2 · Practise · 45 min</w:t>
+            </w:r>
+          </w:p>
+        </w:tc>
+        <w:tc>
+          <w:tcPr>
+            <w:tcW w:type="dxa" w:w="3408"/>
+          </w:tcPr>
+          <w:p>
+            <w:r>
+              <w:t>0–5: retrieve the procedure; 5–15: W2 completion practice; 15–23: explain and check with a partner; 23–30: each learner answers the misconception check; 30–40: targeted reteaching or a harder variation; 40–45: prepare the investigation.</w:t>
+            </w:r>
+          </w:p>
+        </w:tc>
+        <w:tc>
+          <w:tcPr>
+            <w:tcW w:type="dxa" w:w="3408"/>
+          </w:tcPr>
+          <w:p>
+            <w:r>
+              <w:t>Sections 7–10; use the matching workbook W2 and misconception check.</w:t>
+            </w:r>
+          </w:p>
+        </w:tc>
+      </w:tr>
+      <w:tr>
+        <w:tc>
+          <w:tcPr>
+            <w:tcW w:type="dxa" w:w="3408"/>
+          </w:tcPr>
+          <w:p>
+            <w:r>
+              <w:t>Session 3 · Investigate and transfer · 45 min</w:t>
+            </w:r>
+          </w:p>
+        </w:tc>
+        <w:tc>
+          <w:tcPr>
+            <w:tcW w:type="dxa" w:w="3408"/>
+          </w:tcPr>
+          <w:p>
+            <w:r>
+              <w:t>0–5: retrieve the decision rule; 5–20: investigate or trace; 20–30: start the independent case; 30–38: connect the project; 38–43: act on feedback; 43–45: plan the return check.</w:t>
+            </w:r>
+          </w:p>
+        </w:tc>
+        <w:tc>
+          <w:tcPr>
+            <w:tcW w:type="dxa" w:w="3408"/>
+          </w:tcPr>
+          <w:p>
+            <w:r>
+              <w:t>Sections 9 and 11–14. Give extra time to finish the full task set; use Section 15 when the week includes a coding lab.</w:t>
+            </w:r>
+          </w:p>
+        </w:tc>
+      </w:tr>
+    </w:tbl>
+    <w:p>
+      <w:r>
+        <w:t>Before class, solve the supported practice: Audio transcript reads fifteen boxes; a clear written inventory says fifty boxes. The original audio is unavailable and the assistant reports fifteen as certain. Show the intermediate steps and give the conclusion with its scope.</w:t>
+      </w:r>
+    </w:p>
+    <w:p>
+      <w:r>
+        <w:t>Reasoned practice answer: Teacher explanation: There is an unresolved quantity conflict and no audio replay. Preserve both sources and ask the responsible person; certainty is unsupported.</w:t>
+      </w:r>
+    </w:p>
+    <w:p>
+      <w:r>
+        <w:t>Check every learner before discussion: Use the worked case for Speech pipelines and multimodal evidence. Proposed explanation: “The worked result establishes every future case”. Decide whether this explanation is supported. Point to the step or supplied fact that decides; explain your repair if needed.</w:t>
+      </w:r>
+    </w:p>
+    <w:p>
+      <w:r>
+        <w:t>Misconception repair: A stage-level accuracy or authority policy does not establish every modality agrees or every downstream claim is supported.</w:t>
+      </w:r>
+    </w:p>
+    <w:p>
+      <w:r>
+        <w:t>Support: read the exact case aloud, enlarge the labelled picture, supply input cards and model only the first deciding step. Accept a spoken explanation or drawing; retain the reasoning goal.</w:t>
+      </w:r>
+    </w:p>
+    <w:p>
+      <w:r>
+        <w:t>Extension: Remove access to the audio, while keeping the authoritative inventory. Require a prediction and a reason before comparing. Expected result: Shelf 14 remains supported for the lookup, but transcription accuracy cannot be replay-checked. Reason: The inventory resolves the shelf task; it does not recreate unavailable audio.</w:t>
+      </w:r>
+    </w:p>
+    <w:p>
+      <w:r>
+        <w:t>Independent assessment: withhold the reserved answer until the learner has attempted the new case. Record support separately from correctness.</w:t>
+      </w:r>
+    </w:p>
+    <w:tbl>
+      <w:tblPr>
+        <w:tblStyle w:val="LightShading-Accent1"/>
+        <w:tblW w:type="auto" w:w="0"/>
+        <w:tblLook w:firstColumn="1" w:firstRow="1" w:lastColumn="0" w:lastRow="0" w:noHBand="0" w:noVBand="1" w:val="04A0"/>
+      </w:tblPr>
+      <w:tblGrid>
+        <w:gridCol w:w="2556"/>
+        <w:gridCol w:w="2556"/>
+        <w:gridCol w:w="2556"/>
+        <w:gridCol w:w="2556"/>
+      </w:tblGrid>
+      <w:tr>
+        <w:trPr>
+          <w:tblHeader/>
+        </w:trPr>
+        <w:tc>
+          <w:tcPr>
+            <w:tcW w:type="dxa" w:w="2556"/>
+          </w:tcPr>
+          <w:p>
+            <w:r>
+              <w:t>Criterion</w:t>
+            </w:r>
+          </w:p>
+        </w:tc>
+        <w:tc>
+          <w:tcPr>
+            <w:tcW w:type="dxa" w:w="2556"/>
+          </w:tcPr>
+          <w:p>
+            <w:r>
+              <w:t>Not yet</w:t>
+            </w:r>
+          </w:p>
+        </w:tc>
+        <w:tc>
+          <w:tcPr>
+            <w:tcW w:type="dxa" w:w="2556"/>
+          </w:tcPr>
+          <w:p>
+            <w:r>
+              <w:t>With support</w:t>
+            </w:r>
+          </w:p>
+        </w:tc>
+        <w:tc>
+          <w:tcPr>
+            <w:tcW w:type="dxa" w:w="2556"/>
+          </w:tcPr>
+          <w:p>
+            <w:r>
+              <w:t>Independent</w:t>
+            </w:r>
+          </w:p>
+        </w:tc>
+      </w:tr>
+      <w:tr>
+        <w:tc>
+          <w:tcPr>
+            <w:tcW w:type="dxa" w:w="2556"/>
+          </w:tcPr>
+          <w:p>
+            <w:r>
+              <w:t>Explanation</w:t>
+            </w:r>
+          </w:p>
+        </w:tc>
+        <w:tc>
+          <w:tcPr>
+            <w:tcW w:type="dxa" w:w="2556"/>
+          </w:tcPr>
+          <w:p>
+            <w:r>
+              <w:t>Names an answer without a deciding fact</w:t>
+            </w:r>
+          </w:p>
+        </w:tc>
+        <w:tc>
+          <w:tcPr>
+            <w:tcW w:type="dxa" w:w="2556"/>
+          </w:tcPr>
+          <w:p>
+            <w:r>
+              <w:t>Uses a hint to link fact and decision</w:t>
+            </w:r>
+          </w:p>
+        </w:tc>
+        <w:tc>
+          <w:tcPr>
+            <w:tcW w:type="dxa" w:w="2556"/>
+          </w:tcPr>
+          <w:p>
+            <w:r>
+              <w:t>Explains the deciding fact in own words</w:t>
+            </w:r>
+          </w:p>
+        </w:tc>
+      </w:tr>
+      <w:tr>
+        <w:tc>
+          <w:tcPr>
+            <w:tcW w:type="dxa" w:w="2556"/>
+          </w:tcPr>
+          <w:p>
+            <w:r>
+              <w:t>Trace or test</w:t>
+            </w:r>
+          </w:p>
+        </w:tc>
+        <w:tc>
+          <w:tcPr>
+            <w:tcW w:type="dxa" w:w="2556"/>
+          </w:tcPr>
+          <w:p>
+            <w:r>
+              <w:t>Cannot connect input and result</w:t>
+            </w:r>
+          </w:p>
+        </w:tc>
+        <w:tc>
+          <w:tcPr>
+            <w:tcW w:type="dxa" w:w="2556"/>
+          </w:tcPr>
+          <w:p>
+            <w:r>
+              <w:t>Completes steps with prompts</w:t>
+            </w:r>
+          </w:p>
+        </w:tc>
+        <w:tc>
+          <w:tcPr>
+            <w:tcW w:type="dxa" w:w="2556"/>
+          </w:tcPr>
+          <w:p>
+            <w:r>
+              <w:t>Traces or tests a changed case accurately</w:t>
+            </w:r>
+          </w:p>
+        </w:tc>
+      </w:tr>
+      <w:tr>
+        <w:tc>
+          <w:tcPr>
+            <w:tcW w:type="dxa" w:w="2556"/>
+          </w:tcPr>
+          <w:p>
+            <w:r>
+              <w:t>Limits and revision</w:t>
+            </w:r>
+          </w:p>
+        </w:tc>
+        <w:tc>
+          <w:tcPr>
+            <w:tcW w:type="dxa" w:w="2556"/>
+          </w:tcPr>
+          <w:p>
+            <w:r>
+              <w:t>Claims more than evidence supports</w:t>
+            </w:r>
+          </w:p>
+        </w:tc>
+        <w:tc>
+          <w:tcPr>
+            <w:tcW w:type="dxa" w:w="2556"/>
+          </w:tcPr>
+          <w:p>
+            <w:r>
+              <w:t>Names a limit after a prompt</w:t>
+            </w:r>
+          </w:p>
+        </w:tc>
+        <w:tc>
+          <w:tcPr>
+            <w:tcW w:type="dxa" w:w="2556"/>
+          </w:tcPr>
+          <w:p>
+            <w:r>
+              <w:t>States a defensible limit and useful next test</w:t>
+            </w:r>
+          </w:p>
+        </w:tc>
+      </w:tr>
+    </w:tbl>
+    <w:p>
+      <w:r>
+        <w:t>Project checkpoint: Prepare the demonstration. Gather reproducible instructions, evidence, access checks and remaining limitations.</w:t>
+      </w:r>
+    </w:p>
+    <w:p>
+      <w:r>
+        <w:t>Use the weekly teacher answer for topic-specific reasoning. A saved progress tick is an activity record; judge mastery from the learner’s explanation and evidence.</w:t>
+      </w:r>
+    </w:p>
     <w:sectPr>
       <w:pgSz w:w="12240" w:h="15840"/>
       <w:pgMar w:top="936" w:right="1008" w:bottom="936" w:left="1008" w:header="720" w:footer="720" w:gutter="0"/>

--- a/downloads/teacher/ai-2-week-26.docx
+++ b/downloads/teacher/ai-2-week-26.docx
@@ -3168,6 +3168,39 @@
         <w:t>Use the weekly teacher answer for topic-specific reasoning. A saved progress tick is an activity record; judge mastery from the learner’s explanation and evidence.</w:t>
       </w:r>
     </w:p>
+    <w:p>
+      <w:pPr>
+        <w:pStyle w:val="Heading1"/>
+      </w:pPr>
+      <w:r>
+        <w:t>08. Use feedback, labs and repair paths</w:t>
+      </w:r>
+    </w:p>
+    <w:p>
+      <w:r>
+        <w:t>Use the two formative questions as supported practice, not as independent mastery scores. Discuss the deciding evidence rather than accepting a guessed selection.</w:t>
+      </w:r>
+    </w:p>
+    <w:p>
+      <w:r>
+        <w:t>The feedback comes from the reviewed public worked case. Do not reveal the separately reserved independent teacher answer until the learner has attempted that case.</w:t>
+      </w:r>
+    </w:p>
+    <w:p>
+      <w:r>
+        <w:t>Ask students to predict before running code. Preserve errors and actual outputs; collect a changed test and an explanation. The branch-boundary and indexing lessons deliberately include failure cases.</w:t>
+      </w:r>
+    </w:p>
+    <w:p>
+      <w:r>
+        <w:t>Use the earlier worked-explanation links to address a specific missing building block, then return to the current question. Adapt this suggestion after observing the learner; it is not an automatic diagnosis.</w:t>
+      </w:r>
+    </w:p>
+    <w:p>
+      <w:r>
+        <w:t>Collect the completed-work portfolio as evidence. Record support separately from correctness, and assess explanation, trace/test and limitations. Progress ticks and quiz selections alone do not establish mastery.</w:t>
+      </w:r>
+    </w:p>
     <w:sectPr>
       <w:pgSz w:w="12240" w:h="15840"/>
       <w:pgMar w:top="936" w:right="1008" w:bottom="936" w:left="1008" w:header="720" w:footer="720" w:gutter="0"/>

--- a/downloads/teacher/ai-2-week-26.docx
+++ b/downloads/teacher/ai-2-week-26.docx
@@ -29,6 +29,11 @@
       </w:r>
     </w:p>
     <w:p>
+      <w:r>
+        <w:t>Prepare Image and Voice Pipelines: check the target, prerequisites, resources and adaptable teaching schedule.</w:t>
+      </w:r>
+    </w:p>
+    <w:p>
       <w:pPr>
         <w:pStyle w:val="Heading3"/>
       </w:pPr>
@@ -37,8 +42,44 @@
       </w:r>
     </w:p>
     <w:p>
-      <w:r>
-        <w:t>Primary target: Explain the mechanism and terminology of speech pipelines and multimodal evidence</w:t>
+      <w:pPr>
+        <w:spacing w:line="336" w:lineRule="auto" w:after="180"/>
+      </w:pPr>
+      <w:r>
+        <w:rPr>
+          <w:b w:val="0"/>
+        </w:rPr>
+        <w:t xml:space="preserve">Primary target: Explain the </w:t>
+      </w:r>
+      <w:r>
+        <w:rPr>
+          <w:b/>
+        </w:rPr>
+        <w:t>mechanism</w:t>
+      </w:r>
+      <w:r>
+        <w:rPr>
+          <w:b w:val="0"/>
+        </w:rPr>
+        <w:t xml:space="preserve"> and terminology of speech </w:t>
+      </w:r>
+      <w:r>
+        <w:rPr>
+          <w:b/>
+        </w:rPr>
+        <w:t>pipeline</w:t>
+      </w:r>
+      <w:r>
+        <w:rPr>
+          <w:b w:val="0"/>
+        </w:rPr>
+        <w:t xml:space="preserve">s and multimodal </w:t>
+      </w:r>
+      <w:r>
+        <w:rPr>
+          <w:b/>
+        </w:rPr>
+        <w:t>evidence</w:t>
       </w:r>
     </w:p>
     <w:tbl>
@@ -185,12 +226,47 @@
       </w:tr>
     </w:tbl>
     <w:p>
-      <w:r>
-        <w:t>This is a starting allocation of 135 minutes, not a validated duration. Preserve all named topics. Schedule extra time for connected examples, the full investigation, independent cases and project building. Repeated copies of a case share one recorded attempt; they are not new evidence.</w:t>
-      </w:r>
-    </w:p>
-    <w:p>
-      <w:r>
+      <w:pPr>
+        <w:spacing w:line="336" w:lineRule="auto" w:after="180"/>
+      </w:pPr>
+      <w:r>
+        <w:rPr>
+          <w:b w:val="0"/>
+        </w:rPr>
+        <w:t>This is a starting allocation of 135 minutes, not a validated duration. Preserve all named topics. Schedule extra time for connected examples, the full investigation, independent cases and project building.</w:t>
+      </w:r>
+    </w:p>
+    <w:p>
+      <w:pPr>
+        <w:spacing w:line="336" w:lineRule="auto" w:after="180"/>
+      </w:pPr>
+      <w:r>
+        <w:rPr>
+          <w:b w:val="0"/>
+        </w:rPr>
+        <w:t xml:space="preserve">Repeated copies of a case share one recorded attempt; they are not new </w:t>
+      </w:r>
+      <w:r>
+        <w:rPr>
+          <w:b/>
+        </w:rPr>
+        <w:t>evidence</w:t>
+      </w:r>
+      <w:r>
+        <w:rPr>
+          <w:b w:val="0"/>
+        </w:rPr>
+        <w:t>.</w:t>
+      </w:r>
+    </w:p>
+    <w:p>
+      <w:pPr>
+        <w:spacing w:line="336" w:lineRule="auto" w:after="180"/>
+      </w:pPr>
+      <w:r>
+        <w:rPr>
+          <w:b w:val="0"/>
+        </w:rPr>
         <w:t>Case exposure check: this source example appears in ai-2/26, ai-3/12, ai-3/13. Reuse a familiar case for recall or modelling; verify that the case used to assess transfer has not already received feedback.</w:t>
       </w:r>
     </w:p>
@@ -211,18 +287,47 @@
       </w:r>
     </w:p>
     <w:p>
-      <w:r>
+      <w:pPr>
+        <w:spacing w:line="336" w:lineRule="auto" w:after="180"/>
+      </w:pPr>
+      <w:r>
+        <w:rPr>
+          <w:b w:val="0"/>
+        </w:rPr>
         <w:t>Without opening the old lesson, explain one key idea from Text as Pieces. Give an example and a mistake that the idea helps you avoid.</w:t>
       </w:r>
     </w:p>
     <w:p>
-      <w:r>
+      <w:pPr>
+        <w:spacing w:line="336" w:lineRule="auto" w:after="180"/>
+      </w:pPr>
+      <w:r>
+        <w:rPr>
+          <w:b w:val="0"/>
+        </w:rPr>
         <w:t>Look for: Encode and decode text under an explicit toy vocabulary</w:t>
       </w:r>
     </w:p>
     <w:p>
-      <w:r>
-        <w:t>Reference example, not the only acceptable wording: Teacher explanation: The rule chooses the longest matching ordinary token; sat has length three and s length one. Vocabulary and matching are case sensitive and contain no uppercase C.</w:t>
+      <w:pPr>
+        <w:spacing w:line="336" w:lineRule="auto" w:after="180"/>
+      </w:pPr>
+      <w:r>
+        <w:rPr>
+          <w:b w:val="0"/>
+        </w:rPr>
+        <w:t>Reference example, not the only acceptable wording: Teacher explanation: The rule chooses the longest matching ordinary token; sat has length three and s length one.</w:t>
+      </w:r>
+    </w:p>
+    <w:p>
+      <w:pPr>
+        <w:spacing w:line="336" w:lineRule="auto" w:after="180"/>
+      </w:pPr>
+      <w:r>
+        <w:rPr>
+          <w:b w:val="0"/>
+        </w:rPr>
+        <w:t>Vocabulary and matching are case sensitive and contain no uppercase C.</w:t>
       </w:r>
     </w:p>
     <w:p>
@@ -234,17 +339,35 @@
       </w:r>
     </w:p>
     <w:p>
-      <w:r>
+      <w:pPr>
+        <w:spacing w:line="336" w:lineRule="auto" w:after="180"/>
+      </w:pPr>
+      <w:r>
+        <w:rPr>
+          <w:b w:val="0"/>
+        </w:rPr>
         <w:t>Without opening the old lesson, explain one key idea from Recommendation Scores. Give an example and a mistake that the idea helps you avoid.</w:t>
       </w:r>
     </w:p>
     <w:p>
-      <w:r>
+      <w:pPr>
+        <w:spacing w:line="336" w:lineRule="auto" w:after="180"/>
+      </w:pPr>
+      <w:r>
+        <w:rPr>
+          <w:b w:val="0"/>
+        </w:rPr>
         <w:t>Look for: Compute a weighted score</w:t>
       </w:r>
     </w:p>
     <w:p>
-      <w:r>
+      <w:pPr>
+        <w:spacing w:line="336" w:lineRule="auto" w:after="180"/>
+      </w:pPr>
+      <w:r>
+        <w:rPr>
+          <w:b w:val="0"/>
+        </w:rPr>
         <w:t>Reference example, not the only acceptable wording: Score 8.</w:t>
       </w:r>
     </w:p>
@@ -257,22 +380,46 @@
       </w:r>
     </w:p>
     <w:p>
-      <w:r>
+      <w:pPr>
+        <w:spacing w:line="336" w:lineRule="auto" w:after="180"/>
+      </w:pPr>
+      <w:r>
+        <w:rPr>
+          <w:b w:val="0"/>
+        </w:rPr>
         <w:t>Without opening the old lesson, explain one key idea from Repair Bias in Data. Give an example and a mistake that the idea helps you avoid.</w:t>
       </w:r>
     </w:p>
     <w:p>
-      <w:r>
+      <w:pPr>
+        <w:spacing w:line="336" w:lineRule="auto" w:after="180"/>
+      </w:pPr>
+      <w:r>
+        <w:rPr>
+          <w:b w:val="0"/>
+        </w:rPr>
         <w:t>Look for: Identify selection and coverage bias</w:t>
       </w:r>
     </w:p>
     <w:p>
-      <w:r>
+      <w:pPr>
+        <w:spacing w:line="336" w:lineRule="auto" w:after="180"/>
+      </w:pPr>
+      <w:r>
+        <w:rPr>
+          <w:b w:val="0"/>
+        </w:rPr>
         <w:t>Reference example, not the only acceptable wording: Afternoon or evening visitors, and people unable to attend in the morning.</w:t>
       </w:r>
     </w:p>
     <w:p>
-      <w:r>
+      <w:pPr>
+        <w:spacing w:line="336" w:lineRule="auto" w:after="180"/>
+      </w:pPr>
+      <w:r>
+        <w:rPr>
+          <w:b w:val="0"/>
+        </w:rPr>
         <w:t>Use the student module and workbook section with this exact week title. The worked case, independent question and answers below form one aligned lesson sequence.</w:t>
       </w:r>
     </w:p>
@@ -285,7 +432,13 @@
       </w:r>
     </w:p>
     <w:p>
-      <w:r>
+      <w:pPr>
+        <w:spacing w:line="336" w:lineRule="auto" w:after="180"/>
+      </w:pPr>
+      <w:r>
+        <w:rPr>
+          <w:b w:val="0"/>
+        </w:rPr>
         <w:t>A voice request says 'under 90 pages'. The transcript says 'under 19 pages'; filtering correctly finds no books. Identify the first failing stage and a useful confirmation step.</w:t>
       </w:r>
     </w:p>
@@ -298,8 +451,26 @@
       </w:r>
     </w:p>
     <w:p>
-      <w:r>
-        <w:t>Perception systems transform signals through multiple fallible stages.</w:t>
+      <w:pPr>
+        <w:spacing w:line="336" w:lineRule="auto" w:after="180"/>
+      </w:pPr>
+      <w:r>
+        <w:rPr>
+          <w:b w:val="0"/>
+        </w:rPr>
+        <w:t xml:space="preserve">Perception systems transform </w:t>
+      </w:r>
+      <w:r>
+        <w:rPr>
+          <w:b/>
+        </w:rPr>
+        <w:t>signal</w:t>
+      </w:r>
+      <w:r>
+        <w:rPr>
+          <w:b w:val="0"/>
+        </w:rPr>
+        <w:t>s through multiple fallible stages.</w:t>
       </w:r>
     </w:p>
     <w:tbl>
@@ -435,12 +606,38 @@
       </w:r>
     </w:p>
     <w:p>
-      <w:r>
+      <w:pPr>
+        <w:spacing w:line="336" w:lineRule="auto" w:after="180"/>
+      </w:pPr>
+      <w:r>
+        <w:rPr>
+          <w:b w:val="0"/>
+        </w:rPr>
         <w:t>Use the supplied scenario, student illustrations and blank paper. For numeric work, offer counters or a calculator after learners show the setup. Fictional records are supplied; personal data and paid accounts are unnecessary.</w:t>
       </w:r>
     </w:p>
     <w:p>
-      <w:r>
+      <w:pPr>
+        <w:pStyle w:val="Heading3"/>
+      </w:pPr>
+      <w:r>
+        <w:t>Alternative compact allocation</w:t>
+      </w:r>
+    </w:p>
+    <w:p>
+      <w:r>
+        <w:t>This compact option is not the full-week schedule. Use the main teaching cycle and allow extra sessions for the investigation, independent work and project.</w:t>
+      </w:r>
+    </w:p>
+    <w:p>
+      <w:pPr>
+        <w:spacing w:line="336" w:lineRule="auto" w:after="180"/>
+        <w:shd w:fill="F1F6F8"/>
+      </w:pPr>
+      <w:r>
+        <w:rPr>
+          <w:b w:val="0"/>
+        </w:rPr>
         <w:t>Allow 80 minutes: recall 8; explanation 12; worked demonstration 15; guided practice 20; independent assessment 15; project and reflection 10. Extend the lab into a second session when needed.</w:t>
       </w:r>
     </w:p>
@@ -453,8 +650,72 @@
       </w:r>
     </w:p>
     <w:p>
-      <w:r>
-        <w:t>Two 45-minute sessions. A multimodal pipeline may transcribe speech, inspect an image and generate a response. Errors at one stage can propagate even when later stages run correctly. Use the supplied constructed scenarios to make the mechanism inspectable. Collect W4 before sharing solutions. Students should name intermediate evidence and limitations; classroom pacing and learning effectiveness remain unvalidated.</w:t>
+      <w:pPr>
+        <w:spacing w:line="336" w:lineRule="auto" w:after="180"/>
+      </w:pPr>
+      <w:r>
+        <w:rPr>
+          <w:b w:val="0"/>
+        </w:rPr>
+        <w:t xml:space="preserve">Two 45-minute sessions. A multimodal </w:t>
+      </w:r>
+      <w:r>
+        <w:rPr>
+          <w:b/>
+        </w:rPr>
+        <w:t>pipeline</w:t>
+      </w:r>
+      <w:r>
+        <w:rPr>
+          <w:b w:val="0"/>
+        </w:rPr>
+        <w:t xml:space="preserve"> may transcribe speech, inspect an image and generate a response. Errors at one stage can propagate even when later stages run correctly.</w:t>
+      </w:r>
+    </w:p>
+    <w:p>
+      <w:pPr>
+        <w:spacing w:line="336" w:lineRule="auto" w:after="180"/>
+      </w:pPr>
+      <w:r>
+        <w:rPr>
+          <w:b w:val="0"/>
+        </w:rPr>
+        <w:t xml:space="preserve">Use the supplied constructed scenarios to make the </w:t>
+      </w:r>
+      <w:r>
+        <w:rPr>
+          <w:b/>
+        </w:rPr>
+        <w:t>mechanism</w:t>
+      </w:r>
+      <w:r>
+        <w:rPr>
+          <w:b w:val="0"/>
+        </w:rPr>
+        <w:t xml:space="preserve"> inspectable. Collect W4 before sharing solutions.</w:t>
+      </w:r>
+    </w:p>
+    <w:p>
+      <w:pPr>
+        <w:spacing w:line="336" w:lineRule="auto" w:after="180"/>
+      </w:pPr>
+      <w:r>
+        <w:rPr>
+          <w:b w:val="0"/>
+        </w:rPr>
+        <w:t xml:space="preserve">Students should name intermediate </w:t>
+      </w:r>
+      <w:r>
+        <w:rPr>
+          <w:b/>
+        </w:rPr>
+        <w:t>evidence</w:t>
+      </w:r>
+      <w:r>
+        <w:rPr>
+          <w:b w:val="0"/>
+        </w:rPr>
+        <w:t xml:space="preserve"> and limitations; classroom pacing and learning effectiveness remain unvalidated.</w:t>
       </w:r>
     </w:p>
     <w:p>
@@ -466,22 +727,81 @@
       </w:r>
     </w:p>
     <w:p>
-      <w:r>
-        <w:t>A result depends on the inputs, procedure and conditions that produced it. Preserve data roles and distinguish observed outcomes from predictions or unmeasured conditions. If the prior concept cannot be explained, use a short retrieval activity before this chapter.</w:t>
-      </w:r>
-    </w:p>
-    <w:p>
-      <w:r>
+      <w:pPr>
+        <w:spacing w:line="336" w:lineRule="auto" w:after="180"/>
+      </w:pPr>
+      <w:r>
+        <w:rPr>
+          <w:b w:val="0"/>
+        </w:rPr>
+        <w:t xml:space="preserve">A result depends on the </w:t>
+      </w:r>
+      <w:r>
+        <w:rPr>
+          <w:b/>
+        </w:rPr>
+        <w:t>input</w:t>
+      </w:r>
+      <w:r>
+        <w:rPr>
+          <w:b w:val="0"/>
+        </w:rPr>
+        <w:t xml:space="preserve">s, procedure and conditions that produced it. Preserve data roles and distinguish observed outcomes from </w:t>
+      </w:r>
+      <w:r>
+        <w:rPr>
+          <w:b/>
+        </w:rPr>
+        <w:t>prediction</w:t>
+      </w:r>
+      <w:r>
+        <w:rPr>
+          <w:b w:val="0"/>
+        </w:rPr>
+        <w:t>s or unmeasured conditions.</w:t>
+      </w:r>
+    </w:p>
+    <w:p>
+      <w:pPr>
+        <w:spacing w:line="336" w:lineRule="auto" w:after="180"/>
+      </w:pPr>
+      <w:r>
+        <w:rPr>
+          <w:b w:val="0"/>
+        </w:rPr>
+        <w:t>If the prior concept cannot be explained, use a short retrieval activity before this chapter.</w:t>
+      </w:r>
+    </w:p>
+    <w:p>
+      <w:pPr>
+        <w:spacing w:line="336" w:lineRule="auto" w:after="180"/>
+      </w:pPr>
+      <w:r>
+        <w:rPr>
+          <w:b w:val="0"/>
+        </w:rPr>
         <w:t>Lesson and workbook; paper and pencil</w:t>
       </w:r>
     </w:p>
     <w:p>
-      <w:r>
+      <w:pPr>
+        <w:spacing w:line="336" w:lineRule="auto" w:after="180"/>
+      </w:pPr>
+      <w:r>
+        <w:rPr>
+          <w:b w:val="0"/>
+        </w:rPr>
         <w:t>Calculator and optional local Python 3 for arithmetic; no live API or private data</w:t>
       </w:r>
     </w:p>
     <w:p>
-      <w:r>
+      <w:pPr>
+        <w:spacing w:line="336" w:lineRule="auto" w:after="180"/>
+      </w:pPr>
+      <w:r>
+        <w:rPr>
+          <w:b w:val="0"/>
+        </w:rPr>
         <w:t>Prepare the fresh retry separately and withhold its solution until after collection</w:t>
       </w:r>
     </w:p>
@@ -494,12 +814,24 @@
       </w:r>
     </w:p>
     <w:p>
-      <w:r>
+      <w:pPr>
+        <w:spacing w:line="336" w:lineRule="auto" w:after="180"/>
+      </w:pPr>
+      <w:r>
+        <w:rPr>
+          <w:b w:val="0"/>
+        </w:rPr>
         <w:t>By the end, I can trace where speech information changes and resolve a declared-authority conflict.</w:t>
       </w:r>
     </w:p>
     <w:p>
-      <w:r>
+      <w:pPr>
+        <w:spacing w:line="336" w:lineRule="auto" w:after="180"/>
+      </w:pPr>
+      <w:r>
+        <w:rPr>
+          <w:b w:val="0"/>
+        </w:rPr>
         <w:t>This added worked case illustrates the week’s main idea. Retain all original and connected topics; schedule its practice within the teaching cycle.</w:t>
       </w:r>
     </w:p>
@@ -512,61 +844,191 @@
       </w:r>
     </w:p>
     <w:p>
+      <w:r>
+        <w:t>Model Image and Voice Pipelines using the supplied case, labelled mechanism and reasoning. Make the scope of each conclusion explicit.</w:t>
+      </w:r>
+    </w:p>
+    <w:p>
+      <w:pPr>
+        <w:spacing w:line="336" w:lineRule="auto" w:after="180"/>
+      </w:pPr>
+      <w:r>
+        <w:rPr>
+          <w:b/>
+        </w:rPr>
+        <w:t>Input</w:t>
+      </w:r>
+      <w:r>
+        <w:rPr>
+          <w:b w:val="0"/>
+        </w:rPr>
+        <w:t xml:space="preserve"> → </w:t>
+      </w:r>
+      <w:r>
+        <w:rPr>
+          <w:b/>
+        </w:rPr>
+        <w:t>Process</w:t>
+      </w:r>
+      <w:r>
+        <w:rPr>
+          <w:b w:val="0"/>
+        </w:rPr>
+        <w:t xml:space="preserve"> → </w:t>
+      </w:r>
+      <w:r>
+        <w:rPr>
+          <w:b/>
+        </w:rPr>
+        <w:t>Output</w:t>
+      </w:r>
+    </w:p>
+    <w:p>
+      <w:pPr>
+        <w:spacing w:line="336" w:lineRule="auto" w:after="180"/>
+      </w:pPr>
+      <w:r>
+        <w:rPr>
+          <w:b w:val="0"/>
+        </w:rPr>
+        <w:t>Trace the information. At each stage, ask what changed and how you could test it.</w:t>
+      </w:r>
+    </w:p>
+    <w:p>
+      <w:pPr>
+        <w:spacing w:line="336" w:lineRule="auto" w:after="180"/>
+      </w:pPr>
+      <w:r>
+        <w:rPr>
+          <w:b w:val="0"/>
+        </w:rPr>
+        <w:t>Which stage could fail even when the other two are correct? Explain:</w:t>
+      </w:r>
+    </w:p>
+    <w:p>
+      <w:pPr>
+        <w:spacing w:line="336" w:lineRule="auto" w:after="180"/>
+      </w:pPr>
+      <w:r>
+        <w:rPr>
+          <w:b w:val="0"/>
+        </w:rPr>
+        <w:t xml:space="preserve">Predict first. Then check each step. A correct answer without visible reasoning is incomplete </w:t>
+      </w:r>
+      <w:r>
+        <w:rPr>
+          <w:b/>
+        </w:rPr>
+        <w:t>evidence</w:t>
+      </w:r>
+      <w:r>
+        <w:rPr>
+          <w:b w:val="0"/>
+        </w:rPr>
+        <w:t>.</w:t>
+      </w:r>
+    </w:p>
+    <w:p>
+      <w:pPr>
+        <w:spacing w:line="336" w:lineRule="auto" w:after="180"/>
+        <w:shd w:fill="F4F9FC"/>
+      </w:pPr>
+      <w:r>
+        <w:rPr>
+          <w:b w:val="0"/>
+        </w:rPr>
+        <w:t xml:space="preserve">1. Voice: sound → sampled </w:t>
+      </w:r>
+      <w:r>
+        <w:rPr>
+          <w:b/>
+        </w:rPr>
+        <w:t>signal</w:t>
+      </w:r>
+      <w:r>
+        <w:rPr>
+          <w:b w:val="0"/>
+        </w:rPr>
+        <w:t xml:space="preserve"> → recognized words → intent → action.</w:t>
+      </w:r>
+    </w:p>
+    <w:p>
+      <w:pPr>
+        <w:spacing w:line="336" w:lineRule="auto" w:after="180"/>
+        <w:shd w:fill="F4F9FC"/>
+      </w:pPr>
+      <w:r>
+        <w:rPr>
+          <w:b w:val="0"/>
+        </w:rPr>
+        <w:t>2. Image: pixels → features → score → label.</w:t>
+      </w:r>
+    </w:p>
+    <w:p>
+      <w:pPr>
+        <w:spacing w:line="336" w:lineRule="auto" w:after="180"/>
+        <w:shd w:fill="F4F9FC"/>
+      </w:pPr>
+      <w:r>
+        <w:rPr>
+          <w:b w:val="0"/>
+        </w:rPr>
+        <w:t>3. Noisy sound can produce wrong words even if the intent stage works.</w:t>
+      </w:r>
+    </w:p>
+    <w:p>
+      <w:pPr>
+        <w:spacing w:line="336" w:lineRule="auto" w:after="180"/>
+        <w:shd w:fill="F4F9FC"/>
+      </w:pPr>
+      <w:r>
+        <w:rPr>
+          <w:b w:val="0"/>
+        </w:rPr>
+        <w:t>4. Diagnose the first wrong stage before changing later stages.</w:t>
+      </w:r>
+    </w:p>
+    <w:p>
+      <w:pPr>
+        <w:spacing w:line="336" w:lineRule="auto" w:after="180"/>
+      </w:pPr>
+      <w:r>
+        <w:rPr>
+          <w:b w:val="0"/>
+        </w:rPr>
+        <w:t>Recalculate, retrace, or restate the reasoning in your own representation:</w:t>
+      </w:r>
+    </w:p>
+    <w:p>
+      <w:pPr>
+        <w:spacing w:line="336" w:lineRule="auto" w:after="180"/>
+        <w:shd w:fill="F5F1FB"/>
+      </w:pPr>
+      <w:r>
+        <w:rPr>
+          <w:b w:val="0"/>
+        </w:rPr>
+        <w:t xml:space="preserve">CHECK Did the </w:t>
+      </w:r>
+      <w:r>
+        <w:rPr>
+          <w:b/>
+        </w:rPr>
+        <w:t>evidence</w:t>
+      </w:r>
+      <w:r>
+        <w:rPr>
+          <w:b w:val="0"/>
+        </w:rPr>
+        <w:t xml:space="preserve"> answer the exact question? Did the total, path, or source record stay consistent?</w:t>
+      </w:r>
+    </w:p>
+    <w:p>
       <w:pPr>
         <w:pStyle w:val="Heading3"/>
       </w:pPr>
       <w:r>
-        <w:t>Explain the mechanism</w:t>
-      </w:r>
-    </w:p>
-    <w:p>
-      <w:r>
-        <w:t>Input → Process → Output</w:t>
-      </w:r>
-    </w:p>
-    <w:p>
-      <w:r>
-        <w:t>Trace the information. At each stage, ask what changed and how you could test it.</w:t>
-      </w:r>
-    </w:p>
-    <w:p>
-      <w:r>
-        <w:t>Which stage could fail even when the other two are correct? Explain:</w:t>
-      </w:r>
-    </w:p>
-    <w:p>
-      <w:r>
-        <w:t>Predict first. Then check each step. A correct answer without visible reasoning is incomplete evidence.</w:t>
-      </w:r>
-    </w:p>
-    <w:p>
-      <w:r>
-        <w:t>1. Voice: sound → sampled signal → recognized words → intent → action.</w:t>
-      </w:r>
-    </w:p>
-    <w:p>
-      <w:r>
-        <w:t>2. Image: pixels → features → score → label.</w:t>
-      </w:r>
-    </w:p>
-    <w:p>
-      <w:r>
-        <w:t>3. Noisy sound can produce wrong words even if the intent stage works.</w:t>
-      </w:r>
-    </w:p>
-    <w:p>
-      <w:r>
-        <w:t>4. Diagnose the first wrong stage before changing later stages.</w:t>
-      </w:r>
-    </w:p>
-    <w:p>
-      <w:r>
-        <w:t>Recalculate, retrace, or restate the reasoning in your own representation:</w:t>
-      </w:r>
-    </w:p>
-    <w:p>
-      <w:r>
-        <w:t>CHECK Did the evidence answer the exact question? Did the total, path, or source record stay consistent?</w:t>
+        <w:t>Concrete teaching case</w:t>
       </w:r>
     </w:p>
     <w:p>
@@ -574,16 +1036,30 @@
         <w:pStyle w:val="Heading3"/>
       </w:pPr>
       <w:r>
-        <w:t>Concrete teaching case</w:t>
-      </w:r>
-    </w:p>
-    <w:p>
-      <w:r>
+        <w:t>The teaching case</w:t>
+      </w:r>
+    </w:p>
+    <w:p>
+      <w:pPr>
+        <w:spacing w:line="336" w:lineRule="auto" w:after="180"/>
+        <w:shd w:fill="F1F6FC"/>
+      </w:pPr>
+      <w:r>
+        <w:rPr>
+          <w:b w:val="0"/>
+        </w:rPr>
         <w:t>A voice book helper transcribes speech, extracts preference, then ranks books.</w:t>
       </w:r>
     </w:p>
     <w:p>
-      <w:r>
+      <w:pPr>
+        <w:spacing w:line="336" w:lineRule="auto" w:after="180"/>
+        <w:shd w:fill="F5F1FB"/>
+      </w:pPr>
+      <w:r>
+        <w:rPr>
+          <w:b w:val="0"/>
+        </w:rPr>
         <w:t>Where can a wrong suggestion begin?</w:t>
       </w:r>
     </w:p>
@@ -596,36 +1072,214 @@
       </w:r>
     </w:p>
     <w:p>
-      <w:r>
-        <w:t>Transcription can mishear poetry and pass the wrong preference downstream. Check intermediate results.</w:t>
-      </w:r>
-    </w:p>
-    <w:p>
       <w:pPr>
         <w:pStyle w:val="Heading3"/>
       </w:pPr>
       <w:r>
+        <w:t>Why the result follows</w:t>
+      </w:r>
+    </w:p>
+    <w:p>
+      <w:pPr>
+        <w:spacing w:line="336" w:lineRule="auto" w:after="180"/>
+        <w:shd w:fill="F1F6FC"/>
+      </w:pPr>
+      <w:r>
+        <w:rPr>
+          <w:b/>
+        </w:rPr>
+        <w:t>Transcription</w:t>
+      </w:r>
+      <w:r>
+        <w:rPr>
+          <w:b w:val="0"/>
+        </w:rPr>
+        <w:t xml:space="preserve"> can mishear poetry and pass the wrong preference downstream. Check intermediate results.</w:t>
+      </w:r>
+    </w:p>
+    <w:p>
+      <w:pPr>
+        <w:pStyle w:val="Heading3"/>
+      </w:pPr>
+      <w:r>
         <w:t>Explain the added worked example</w:t>
       </w:r>
     </w:p>
     <w:p>
-      <w:r>
-        <w:t>A multimodal pipeline may transcribe speech, inspect an image and generate a response. Errors at one stage can propagate even when later stages run correctly.</w:t>
-      </w:r>
-    </w:p>
-    <w:p>
-      <w:r>
-        <w:t>Begin by writing the question the procedure is intended to answer. Identify the information already supplied, the information it will produce and the information still missing. These are constructed classroom examples; they do not require live accounts, private records or an external service. Do not treat a plausible explanation as a measured outcome.</w:t>
-      </w:r>
-    </w:p>
-    <w:p>
-      <w:r>
-        <w:t>Track source modality, segment/time references, transcription, interpretation and final claims separately. Compare conflicting evidence without assuming one modality always wins. Ask for clarification when the task needs unresolved information.</w:t>
-      </w:r>
-    </w:p>
-    <w:p>
-      <w:r>
-        <w:t>Before applying the procedure, write its units, denominator or decision boundary where relevant. A partner should be able to repeat each step using the same inputs. If a required input is absent or violates the stated contract, record that condition explicitly instead of quietly replacing it with a convenient value.</w:t>
+      <w:pPr>
+        <w:spacing w:line="336" w:lineRule="auto" w:after="180"/>
+      </w:pPr>
+      <w:r>
+        <w:rPr>
+          <w:b w:val="0"/>
+        </w:rPr>
+        <w:t xml:space="preserve">A multimodal </w:t>
+      </w:r>
+      <w:r>
+        <w:rPr>
+          <w:b/>
+        </w:rPr>
+        <w:t>pipeline</w:t>
+      </w:r>
+      <w:r>
+        <w:rPr>
+          <w:b w:val="0"/>
+        </w:rPr>
+        <w:t xml:space="preserve"> may transcribe speech, inspect an image and generate a response. Errors at one stage can propagate even when later stages run correctly.</w:t>
+      </w:r>
+    </w:p>
+    <w:p>
+      <w:pPr>
+        <w:pStyle w:val="Heading3"/>
+      </w:pPr>
+      <w:r>
+        <w:t>Explain the added worked example · 1</w:t>
+      </w:r>
+    </w:p>
+    <w:p>
+      <w:pPr>
+        <w:spacing w:line="336" w:lineRule="auto" w:after="180"/>
+      </w:pPr>
+      <w:r>
+        <w:rPr>
+          <w:b w:val="0"/>
+        </w:rPr>
+        <w:t>Begin by writing the question the procedure is intended to answer. Identify the information already supplied, the information it will produce and the information still missing.</w:t>
+      </w:r>
+    </w:p>
+    <w:p>
+      <w:pPr>
+        <w:spacing w:line="336" w:lineRule="auto" w:after="180"/>
+      </w:pPr>
+      <w:r>
+        <w:rPr>
+          <w:b w:val="0"/>
+        </w:rPr>
+        <w:t>These are constructed classroom examples; they do not require live accounts, private records or an external service. Do not treat a plausible explanation as a measured outcome.</w:t>
+      </w:r>
+    </w:p>
+    <w:p>
+      <w:pPr>
+        <w:spacing w:line="336" w:lineRule="auto" w:after="180"/>
+      </w:pPr>
+      <w:r>
+        <w:rPr>
+          <w:b w:val="0"/>
+        </w:rPr>
+        <w:t xml:space="preserve">Track source </w:t>
+      </w:r>
+      <w:r>
+        <w:rPr>
+          <w:b/>
+        </w:rPr>
+        <w:t>modality</w:t>
+      </w:r>
+      <w:r>
+        <w:rPr>
+          <w:b w:val="0"/>
+        </w:rPr>
+        <w:t xml:space="preserve">, segment/time references, </w:t>
+      </w:r>
+      <w:r>
+        <w:rPr>
+          <w:b/>
+        </w:rPr>
+        <w:t>transcription</w:t>
+      </w:r>
+      <w:r>
+        <w:rPr>
+          <w:b w:val="0"/>
+        </w:rPr>
+        <w:t xml:space="preserve">, interpretation and final claims separately. Compare conflicting </w:t>
+      </w:r>
+      <w:r>
+        <w:rPr>
+          <w:b/>
+        </w:rPr>
+        <w:t>evidence</w:t>
+      </w:r>
+      <w:r>
+        <w:rPr>
+          <w:b w:val="0"/>
+        </w:rPr>
+        <w:t xml:space="preserve"> without assuming one </w:t>
+      </w:r>
+      <w:r>
+        <w:rPr>
+          <w:b/>
+        </w:rPr>
+        <w:t>modality</w:t>
+      </w:r>
+      <w:r>
+        <w:rPr>
+          <w:b w:val="0"/>
+        </w:rPr>
+        <w:t xml:space="preserve"> always wins.</w:t>
+      </w:r>
+    </w:p>
+    <w:p>
+      <w:pPr>
+        <w:spacing w:line="336" w:lineRule="auto" w:after="180"/>
+      </w:pPr>
+      <w:r>
+        <w:rPr>
+          <w:b w:val="0"/>
+        </w:rPr>
+        <w:t>Ask for clarification when the task needs unresolved information.</w:t>
+      </w:r>
+    </w:p>
+    <w:p>
+      <w:pPr>
+        <w:pStyle w:val="Heading3"/>
+      </w:pPr>
+      <w:r>
+        <w:t>Explain the added worked example · 2</w:t>
+      </w:r>
+    </w:p>
+    <w:p>
+      <w:pPr>
+        <w:spacing w:line="336" w:lineRule="auto" w:after="180"/>
+      </w:pPr>
+      <w:r>
+        <w:rPr>
+          <w:b w:val="0"/>
+        </w:rPr>
+        <w:t xml:space="preserve">Before applying the procedure, write its units, denominator or decision boundary where relevant. A partner should be able to repeat each step using the same </w:t>
+      </w:r>
+      <w:r>
+        <w:rPr>
+          <w:b/>
+        </w:rPr>
+        <w:t>input</w:t>
+      </w:r>
+      <w:r>
+        <w:rPr>
+          <w:b w:val="0"/>
+        </w:rPr>
+        <w:t>s.</w:t>
+      </w:r>
+    </w:p>
+    <w:p>
+      <w:pPr>
+        <w:spacing w:line="336" w:lineRule="auto" w:after="180"/>
+      </w:pPr>
+      <w:r>
+        <w:rPr>
+          <w:b w:val="0"/>
+        </w:rPr>
+        <w:t xml:space="preserve">If a required </w:t>
+      </w:r>
+      <w:r>
+        <w:rPr>
+          <w:b/>
+        </w:rPr>
+        <w:t>input</w:t>
+      </w:r>
+      <w:r>
+        <w:rPr>
+          <w:b w:val="0"/>
+        </w:rPr>
+        <w:t xml:space="preserve"> is absent or violates the stated contract, record that condition explicitly instead of quietly replacing it with a convenient value.</w:t>
       </w:r>
     </w:p>
     <w:p>
@@ -747,23 +1401,125 @@
       </w:r>
     </w:p>
     <w:p>
-      <w:r>
-        <w:t>Use the complete worked example below before asking learners to complete W2. Reveal a small part, invite a prediction, then explain the deciding step. These teacher notes contain solutions; do not reveal the independent case answer during modelling.</w:t>
-      </w:r>
-    </w:p>
-    <w:p>
-      <w:r>
+      <w:pPr>
+        <w:spacing w:line="336" w:lineRule="auto" w:after="180"/>
+      </w:pPr>
+      <w:r>
+        <w:rPr>
+          <w:b w:val="0"/>
+        </w:rPr>
+        <w:t xml:space="preserve">Use the complete worked example below before asking learners to complete W2. Reveal a small part, invite a </w:t>
+      </w:r>
+      <w:r>
+        <w:rPr>
+          <w:b/>
+        </w:rPr>
+        <w:t>prediction</w:t>
+      </w:r>
+      <w:r>
+        <w:rPr>
+          <w:b w:val="0"/>
+        </w:rPr>
+        <w:t>, then explain the deciding step.</w:t>
+      </w:r>
+    </w:p>
+    <w:p>
+      <w:pPr>
+        <w:spacing w:line="336" w:lineRule="auto" w:after="180"/>
+      </w:pPr>
+      <w:r>
+        <w:rPr>
+          <w:b w:val="0"/>
+        </w:rPr>
+        <w:t>These teacher notes contain solutions; do not reveal the independent case answer during modelling.</w:t>
+      </w:r>
+    </w:p>
+    <w:p>
+      <w:pPr>
+        <w:spacing w:line="336" w:lineRule="auto" w:after="180"/>
+      </w:pPr>
+      <w:r>
+        <w:rPr>
+          <w:b w:val="0"/>
+        </w:rPr>
         <w:t>Audio transcript reads fifteen boxes; a clear written inventory says fifty boxes. The original audio is unavailable and the assistant reports fifteen as certain.</w:t>
       </w:r>
     </w:p>
     <w:p>
-      <w:r>
+      <w:pPr>
+        <w:spacing w:line="336" w:lineRule="auto" w:after="180"/>
+      </w:pPr>
+      <w:r>
+        <w:rPr>
+          <w:b w:val="0"/>
+        </w:rPr>
         <w:t>There is an unresolved quantity conflict and no audio replay. Preserve both sources and ask the responsible person; certainty is unsupported.</w:t>
       </w:r>
     </w:p>
     <w:p>
-      <w:r>
-        <w:t>Compare the intermediate evidence with the final statement. Explain why each number or decision follows from the stated inputs. The conclusion belongs to this scenario and procedure; changing the inputs, evaluation population or authority can change what it establishes. Retain the raw record so a later revision can be compared honestly.</w:t>
+      <w:pPr>
+        <w:pStyle w:val="Heading3"/>
+      </w:pPr>
+      <w:r>
+        <w:t>Model the reasoning aloud · 3</w:t>
+      </w:r>
+    </w:p>
+    <w:p>
+      <w:pPr>
+        <w:spacing w:line="336" w:lineRule="auto" w:after="180"/>
+      </w:pPr>
+      <w:r>
+        <w:rPr>
+          <w:b w:val="0"/>
+        </w:rPr>
+        <w:t xml:space="preserve">Compare the intermediate </w:t>
+      </w:r>
+      <w:r>
+        <w:rPr>
+          <w:b/>
+        </w:rPr>
+        <w:t>evidence</w:t>
+      </w:r>
+      <w:r>
+        <w:rPr>
+          <w:b w:val="0"/>
+        </w:rPr>
+        <w:t xml:space="preserve"> with the final statement. Explain why each number or decision follows from the stated </w:t>
+      </w:r>
+      <w:r>
+        <w:rPr>
+          <w:b/>
+        </w:rPr>
+        <w:t>input</w:t>
+      </w:r>
+      <w:r>
+        <w:rPr>
+          <w:b w:val="0"/>
+        </w:rPr>
+        <w:t>s.</w:t>
+      </w:r>
+    </w:p>
+    <w:p>
+      <w:pPr>
+        <w:spacing w:line="336" w:lineRule="auto" w:after="180"/>
+      </w:pPr>
+      <w:r>
+        <w:rPr>
+          <w:b w:val="0"/>
+        </w:rPr>
+        <w:t xml:space="preserve">The conclusion belongs to this scenario and procedure; changing the </w:t>
+      </w:r>
+      <w:r>
+        <w:rPr>
+          <w:b/>
+        </w:rPr>
+        <w:t>input</w:t>
+      </w:r>
+      <w:r>
+        <w:rPr>
+          <w:b w:val="0"/>
+        </w:rPr>
+        <w:t>s, evaluation population or authority can change what it establishes. Retain the raw record so a later revision can be compared honestly.</w:t>
       </w:r>
     </w:p>
     <w:tbl>
@@ -869,7 +1625,13 @@
       </w:tr>
     </w:tbl>
     <w:p>
-      <w:r>
+      <w:pPr>
+        <w:spacing w:line="336" w:lineRule="auto" w:after="180"/>
+      </w:pPr>
+      <w:r>
+        <w:rPr>
+          <w:b w:val="0"/>
+        </w:rPr>
         <w:t>Use the diagram and verbal explanation together. Ask learners to match a sentence to a specific visual step; do not assign learners fixed visual or auditory learning styles.</w:t>
       </w:r>
     </w:p>
@@ -882,8 +1644,26 @@
       </w:r>
     </w:p>
     <w:p>
-      <w:r>
-        <w:t>A fictional librarian dictates a shelf note that passes through transcription and catalogue lookup.</w:t>
+      <w:pPr>
+        <w:spacing w:line="336" w:lineRule="auto" w:after="180"/>
+      </w:pPr>
+      <w:r>
+        <w:rPr>
+          <w:b w:val="0"/>
+        </w:rPr>
+        <w:t xml:space="preserve">A fictional librarian dictates a shelf note that passes through </w:t>
+      </w:r>
+      <w:r>
+        <w:rPr>
+          <w:b/>
+        </w:rPr>
+        <w:t>transcription</w:t>
+      </w:r>
+      <w:r>
+        <w:rPr>
+          <w:b w:val="0"/>
+        </w:rPr>
+        <w:t xml:space="preserve"> and catalogue lookup.</w:t>
       </w:r>
     </w:p>
     <w:p>
@@ -895,12 +1675,42 @@
       </w:r>
     </w:p>
     <w:p>
-      <w:r>
+      <w:pPr>
+        <w:pStyle w:val="Heading3"/>
+      </w:pPr>
+      <w:r>
+        <w:t>Supplied facts</w:t>
+      </w:r>
+    </w:p>
+    <w:p>
+      <w:pPr>
+        <w:spacing w:line="336" w:lineRule="auto" w:after="180"/>
+        <w:shd w:fill="F1F6FC"/>
+      </w:pPr>
+      <w:r>
+        <w:rPr>
+          <w:b w:val="0"/>
+        </w:rPr>
         <w:t>Teacher-supplied ground truth audio phrase is “shelf fourteen”. Transcript says “shelf forty”.</w:t>
       </w:r>
     </w:p>
     <w:p>
-      <w:r>
+      <w:pPr>
+        <w:pStyle w:val="Heading3"/>
+      </w:pPr>
+      <w:r>
+        <w:t>Supplied facts</w:t>
+      </w:r>
+    </w:p>
+    <w:p>
+      <w:pPr>
+        <w:spacing w:line="336" w:lineRule="auto" w:after="180"/>
+        <w:shd w:fill="F1F6FC"/>
+      </w:pPr>
+      <w:r>
+        <w:rPr>
+          <w:b w:val="0"/>
+        </w:rPr>
         <w:t>A current signed inventory is declared authoritative and lists the requested book on shelf 14. The original audio recording remains available.</w:t>
       </w:r>
     </w:p>
@@ -1086,20 +1896,74 @@
       </w:r>
     </w:p>
     <w:p>
-      <w:r>
-        <w:t>A correct later lookup cannot repair an earlier wrong input by magic. Locate the first difference between known audio and transcript, then compare the stated source authority. Keeping both records makes the correction auditable. A confident spoken answer for shelf 40 would remain wrong despite fluent synthesis.</w:t>
-      </w:r>
-    </w:p>
-    <w:p>
       <w:pPr>
         <w:pStyle w:val="Heading3"/>
       </w:pPr>
       <w:r>
+        <w:t>Why the result follows</w:t>
+      </w:r>
+    </w:p>
+    <w:p>
+      <w:pPr>
+        <w:spacing w:line="336" w:lineRule="auto" w:after="180"/>
+        <w:shd w:fill="F1F6FC"/>
+      </w:pPr>
+      <w:r>
+        <w:rPr>
+          <w:b w:val="0"/>
+        </w:rPr>
+        <w:t xml:space="preserve">A correct later lookup cannot repair an earlier wrong </w:t>
+      </w:r>
+      <w:r>
+        <w:rPr>
+          <w:b/>
+        </w:rPr>
+        <w:t>input</w:t>
+      </w:r>
+      <w:r>
+        <w:rPr>
+          <w:b w:val="0"/>
+        </w:rPr>
+        <w:t xml:space="preserve"> by magic. Locate the first difference between known audio and transcript, then compare the stated source authority.</w:t>
+      </w:r>
+    </w:p>
+    <w:p>
+      <w:pPr>
+        <w:spacing w:line="336" w:lineRule="auto" w:after="180"/>
+        <w:shd w:fill="F1F6FC"/>
+      </w:pPr>
+      <w:r>
+        <w:rPr>
+          <w:b w:val="0"/>
+        </w:rPr>
+        <w:t>Keeping both records makes the correction auditable. A confident spoken answer for shelf 40 would remain wrong despite fluent synthesis.</w:t>
+      </w:r>
+    </w:p>
+    <w:p>
+      <w:pPr>
+        <w:pStyle w:val="Heading3"/>
+      </w:pPr>
+      <w:r>
         <w:t>What this example does not establish</w:t>
       </w:r>
     </w:p>
     <w:p>
-      <w:r>
+      <w:pPr>
+        <w:pStyle w:val="Heading3"/>
+      </w:pPr>
+      <w:r>
+        <w:t>Keep the stated limit</w:t>
+      </w:r>
+    </w:p>
+    <w:p>
+      <w:pPr>
+        <w:spacing w:line="336" w:lineRule="auto" w:after="180"/>
+        <w:shd w:fill="FFF5E6"/>
+      </w:pPr>
+      <w:r>
+        <w:rPr>
+          <w:b w:val="0"/>
+        </w:rPr>
         <w:t>Declared authority resolves this task’s source choice; it does not make every inventory entry universally accurate.</w:t>
       </w:r>
     </w:p>
@@ -1112,17 +1976,80 @@
       </w:r>
     </w:p>
     <w:p>
-      <w:r>
+      <w:pPr>
+        <w:pStyle w:val="Heading3"/>
+      </w:pPr>
+      <w:r>
+        <w:t>Change one thing</w:t>
+      </w:r>
+    </w:p>
+    <w:p>
+      <w:pPr>
+        <w:spacing w:line="336" w:lineRule="auto" w:after="180"/>
+        <w:shd w:fill="F5F1FB"/>
+      </w:pPr>
+      <w:r>
+        <w:rPr>
+          <w:b w:val="0"/>
+        </w:rPr>
         <w:t>Change: Remove access to the audio, while keeping the authoritative inventory.</w:t>
       </w:r>
     </w:p>
     <w:p>
-      <w:r>
-        <w:t>Prediction: Shelf 14 remains supported for the lookup, but transcription accuracy cannot be replay-checked.</w:t>
-      </w:r>
-    </w:p>
-    <w:p>
-      <w:r>
+      <w:pPr>
+        <w:pStyle w:val="Heading3"/>
+      </w:pPr>
+      <w:r>
+        <w:t>Predicted result</w:t>
+      </w:r>
+    </w:p>
+    <w:p>
+      <w:pPr>
+        <w:spacing w:line="336" w:lineRule="auto" w:after="180"/>
+        <w:shd w:fill="F1F6FC"/>
+      </w:pPr>
+      <w:r>
+        <w:rPr>
+          <w:b/>
+        </w:rPr>
+        <w:t>Prediction</w:t>
+      </w:r>
+      <w:r>
+        <w:rPr>
+          <w:b w:val="0"/>
+        </w:rPr>
+        <w:t xml:space="preserve">: Shelf 14 remains supported for the lookup, but </w:t>
+      </w:r>
+      <w:r>
+        <w:rPr>
+          <w:b/>
+        </w:rPr>
+        <w:t>transcription</w:t>
+      </w:r>
+      <w:r>
+        <w:rPr>
+          <w:b w:val="0"/>
+        </w:rPr>
+        <w:t xml:space="preserve"> accuracy cannot be replay-checked.</w:t>
+      </w:r>
+    </w:p>
+    <w:p>
+      <w:pPr>
+        <w:pStyle w:val="Heading3"/>
+      </w:pPr>
+      <w:r>
+        <w:t>Why the result follows</w:t>
+      </w:r>
+    </w:p>
+    <w:p>
+      <w:pPr>
+        <w:spacing w:line="336" w:lineRule="auto" w:after="180"/>
+        <w:shd w:fill="F1F6FC"/>
+      </w:pPr>
+      <w:r>
+        <w:rPr>
+          <w:b w:val="0"/>
+        </w:rPr>
         <w:t>Reason: The inventory resolves the shelf task; it does not recreate unavailable audio.</w:t>
       </w:r>
     </w:p>
@@ -1135,8 +2062,57 @@
       </w:r>
     </w:p>
     <w:p>
-      <w:r>
-        <w:t>Cover the result. Ask learners to name the inputs and predict the next step. Uncover one step, connect the icon to the actual procedure, and explain its evidence. Then change the supplied condition and compare. The picture is a representation; it does not document execution of a real AI model.</w:t>
+      <w:pPr>
+        <w:pStyle w:val="Heading3"/>
+      </w:pPr>
+      <w:r>
+        <w:t>Ask while showing the picture · 4</w:t>
+      </w:r>
+    </w:p>
+    <w:p>
+      <w:pPr>
+        <w:spacing w:line="336" w:lineRule="auto" w:after="180"/>
+      </w:pPr>
+      <w:r>
+        <w:rPr>
+          <w:b w:val="0"/>
+        </w:rPr>
+        <w:t xml:space="preserve">Cover the result. Ask learners to name the </w:t>
+      </w:r>
+      <w:r>
+        <w:rPr>
+          <w:b/>
+        </w:rPr>
+        <w:t>input</w:t>
+      </w:r>
+      <w:r>
+        <w:rPr>
+          <w:b w:val="0"/>
+        </w:rPr>
+        <w:t xml:space="preserve">s and predict the next step. Uncover one step, connect the icon to the actual procedure, and explain its </w:t>
+      </w:r>
+      <w:r>
+        <w:rPr>
+          <w:b/>
+        </w:rPr>
+        <w:t>evidence</w:t>
+      </w:r>
+      <w:r>
+        <w:rPr>
+          <w:b w:val="0"/>
+        </w:rPr>
+        <w:t>. Then change the supplied condition and compare.</w:t>
+      </w:r>
+    </w:p>
+    <w:p>
+      <w:pPr>
+        <w:spacing w:line="336" w:lineRule="auto" w:after="180"/>
+      </w:pPr>
+      <w:r>
+        <w:rPr>
+          <w:b w:val="0"/>
+        </w:rPr>
+        <w:t>The picture is a representation; it does not document execution of a real AI model.</w:t>
       </w:r>
     </w:p>
     <w:p>
@@ -1148,11 +2124,16 @@
       </w:r>
     </w:p>
     <w:p>
+      <w:r>
+        <w:t>Demonstrate Image and Voice Pipelines, reduce support deliberately and check individual reasoning before discussing answers.</w:t>
+      </w:r>
+    </w:p>
+    <w:p>
       <w:pPr>
         <w:pStyle w:val="Heading3"/>
       </w:pPr>
       <w:r>
-        <w:t>Demonstrate and guide practice</w:t>
+        <w:t>Board sequence</w:t>
       </w:r>
     </w:p>
     <w:p>
@@ -1160,26 +2141,102 @@
         <w:pStyle w:val="Heading3"/>
       </w:pPr>
       <w:r>
-        <w:t>Board sequence</w:t>
-      </w:r>
-    </w:p>
-    <w:p>
-      <w:r>
+        <w:t>1. Put the facts on the board</w:t>
+      </w:r>
+    </w:p>
+    <w:p>
+      <w:pPr>
+        <w:spacing w:line="336" w:lineRule="auto" w:after="180"/>
+        <w:shd w:fill="F4F9FC"/>
+      </w:pPr>
+      <w:r>
+        <w:rPr>
+          <w:b w:val="0"/>
+        </w:rPr>
         <w:t>Write the given facts: A voice book helper transcribes speech, extracts preference, then ranks books.</w:t>
       </w:r>
     </w:p>
     <w:p>
-      <w:r>
+      <w:pPr>
+        <w:pStyle w:val="Heading3"/>
+      </w:pPr>
+      <w:r>
+        <w:t>2. State the decision to explain</w:t>
+      </w:r>
+    </w:p>
+    <w:p>
+      <w:pPr>
+        <w:spacing w:line="336" w:lineRule="auto" w:after="180"/>
+        <w:shd w:fill="F5F1FB"/>
+      </w:pPr>
+      <w:r>
+        <w:rPr>
+          <w:b w:val="0"/>
+        </w:rPr>
         <w:t>Write the question to explain: Where can a wrong suggestion begin?</w:t>
       </w:r>
     </w:p>
     <w:p>
-      <w:r>
-        <w:t>Reveal after predictions: Transcription can mishear poetry and pass the wrong preference downstream. Check intermediate results.</w:t>
-      </w:r>
-    </w:p>
-    <w:p>
-      <w:r>
+      <w:pPr>
+        <w:pStyle w:val="Heading3"/>
+      </w:pPr>
+      <w:r>
+        <w:t>3. Reveal the worked reasoning</w:t>
+      </w:r>
+    </w:p>
+    <w:p>
+      <w:pPr>
+        <w:spacing w:line="336" w:lineRule="auto" w:after="180"/>
+        <w:shd w:fill="F1F6FC"/>
+      </w:pPr>
+      <w:r>
+        <w:rPr>
+          <w:b w:val="0"/>
+        </w:rPr>
+        <w:t xml:space="preserve">Reveal after </w:t>
+      </w:r>
+      <w:r>
+        <w:rPr>
+          <w:b/>
+        </w:rPr>
+        <w:t>prediction</w:t>
+      </w:r>
+      <w:r>
+        <w:rPr>
+          <w:b w:val="0"/>
+        </w:rPr>
+        <w:t xml:space="preserve">s: </w:t>
+      </w:r>
+      <w:r>
+        <w:rPr>
+          <w:b/>
+        </w:rPr>
+        <w:t>Transcription</w:t>
+      </w:r>
+      <w:r>
+        <w:rPr>
+          <w:b w:val="0"/>
+        </w:rPr>
+        <w:t xml:space="preserve"> can mishear poetry and pass the wrong preference downstream. Check intermediate results.</w:t>
+      </w:r>
+    </w:p>
+    <w:p>
+      <w:pPr>
+        <w:pStyle w:val="Heading3"/>
+      </w:pPr>
+      <w:r>
+        <w:t>Hold back the independent task</w:t>
+      </w:r>
+    </w:p>
+    <w:p>
+      <w:pPr>
+        <w:spacing w:line="336" w:lineRule="auto" w:after="180"/>
+        <w:shd w:fill="F5F1FB"/>
+      </w:pPr>
+      <w:r>
+        <w:rPr>
+          <w:b w:val="0"/>
+        </w:rPr>
         <w:t>Keep for an independent attempt: A voice helper hears find a book, converts speech to text, then searches. It writes find a cook. Which stage first failed and what should you inspect?</w:t>
       </w:r>
     </w:p>
@@ -1192,23 +2249,77 @@
       </w:r>
     </w:p>
     <w:p>
-      <w:r>
+      <w:pPr>
+        <w:pStyle w:val="Heading3"/>
+      </w:pPr>
+      <w:r>
+        <w:t>Ask the class</w:t>
+      </w:r>
+    </w:p>
+    <w:p>
+      <w:pPr>
+        <w:spacing w:line="336" w:lineRule="auto" w:after="180"/>
+        <w:shd w:fill="F5F1FB"/>
+      </w:pPr>
+      <w:r>
+        <w:rPr>
+          <w:b w:val="0"/>
+        </w:rPr>
         <w:t>Ask: Which facts are given, and which would we have to assume? Learners mark relevant details before discussing answers.</w:t>
       </w:r>
     </w:p>
     <w:p>
-      <w:r>
+      <w:pPr>
+        <w:pStyle w:val="Heading3"/>
+      </w:pPr>
+      <w:r>
+        <w:t>Language to model</w:t>
+      </w:r>
+    </w:p>
+    <w:p>
+      <w:pPr>
+        <w:spacing w:line="336" w:lineRule="auto" w:after="180"/>
+        <w:shd w:fill="F1F6F8"/>
+      </w:pPr>
+      <w:r>
+        <w:rPr>
+          <w:b w:val="0"/>
+        </w:rPr>
         <w:t>Say: Predict first. Show the rule, information path or calculation that would produce the result. A correct guess is not yet an explanation.</w:t>
       </w:r>
     </w:p>
     <w:p>
-      <w:r>
+      <w:pPr>
+        <w:spacing w:line="336" w:lineRule="auto" w:after="180"/>
+      </w:pPr>
+      <w:r>
+        <w:rPr>
+          <w:b w:val="0"/>
+        </w:rPr>
         <w:t>Reveal reasoning one step at a time. Explain why a tempting alternative fails. Write units and denominators for arithmetic, trace conditions for decisions, and identify supporting sources for claims.</w:t>
       </w:r>
     </w:p>
     <w:p>
-      <w:r>
-        <w:t>In pairs, one learner solves while the other checks evidence; exchange roles. Remove the worked answer before independent assessment.</w:t>
+      <w:pPr>
+        <w:spacing w:line="336" w:lineRule="auto" w:after="180"/>
+      </w:pPr>
+      <w:r>
+        <w:rPr>
+          <w:b w:val="0"/>
+        </w:rPr>
+        <w:t xml:space="preserve">In pairs, one learner solves while the other checks </w:t>
+      </w:r>
+      <w:r>
+        <w:rPr>
+          <w:b/>
+        </w:rPr>
+        <w:t>evidence</w:t>
+      </w:r>
+      <w:r>
+        <w:rPr>
+          <w:b w:val="0"/>
+        </w:rPr>
+        <w:t>; exchange roles. Remove the worked answer before independent assessment.</w:t>
       </w:r>
     </w:p>
     <w:p>
@@ -1220,8 +2331,72 @@
       </w:r>
     </w:p>
     <w:p>
-      <w:r>
-        <w:t>Guided: There is an unresolved quantity conflict and no audio replay. Preserve both sources and ask the responsible person; certainty is unsupported. Qualification: A stage-level accuracy or authority policy does not establish every modality agrees or every downstream claim is supported. Exit: accept a concrete variation with its predicted outcome and a stated condition that would challenge the mechanism; reject a claim resting on unmeasured evidence.</w:t>
+      <w:pPr>
+        <w:spacing w:line="336" w:lineRule="auto" w:after="180"/>
+      </w:pPr>
+      <w:r>
+        <w:rPr>
+          <w:b w:val="0"/>
+        </w:rPr>
+        <w:t>Guided: There is an unresolved quantity conflict and no audio replay. Preserve both sources and ask the responsible person; certainty is unsupported.</w:t>
+      </w:r>
+    </w:p>
+    <w:p>
+      <w:pPr>
+        <w:spacing w:line="336" w:lineRule="auto" w:after="180"/>
+      </w:pPr>
+      <w:r>
+        <w:rPr>
+          <w:b w:val="0"/>
+        </w:rPr>
+        <w:t xml:space="preserve">Qualification: A stage-level accuracy or authority policy does not establish every </w:t>
+      </w:r>
+      <w:r>
+        <w:rPr>
+          <w:b/>
+        </w:rPr>
+        <w:t>modality</w:t>
+      </w:r>
+      <w:r>
+        <w:rPr>
+          <w:b w:val="0"/>
+        </w:rPr>
+        <w:t xml:space="preserve"> agrees or every downstream claim is supported.</w:t>
+      </w:r>
+    </w:p>
+    <w:p>
+      <w:pPr>
+        <w:spacing w:line="336" w:lineRule="auto" w:after="180"/>
+      </w:pPr>
+      <w:r>
+        <w:rPr>
+          <w:b w:val="0"/>
+        </w:rPr>
+        <w:t xml:space="preserve">Exit: accept a concrete variation with its predicted outcome and a stated condition that would challenge the </w:t>
+      </w:r>
+      <w:r>
+        <w:rPr>
+          <w:b/>
+        </w:rPr>
+        <w:t>mechanism</w:t>
+      </w:r>
+      <w:r>
+        <w:rPr>
+          <w:b w:val="0"/>
+        </w:rPr>
+        <w:t xml:space="preserve">; reject a claim resting on unmeasured </w:t>
+      </w:r>
+      <w:r>
+        <w:rPr>
+          <w:b/>
+        </w:rPr>
+        <w:t>evidence</w:t>
+      </w:r>
+      <w:r>
+        <w:rPr>
+          <w:b w:val="0"/>
+        </w:rPr>
+        <w:t>.</w:t>
       </w:r>
     </w:p>
     <w:p>
@@ -1453,18 +2628,89 @@
       </w:r>
     </w:p>
     <w:p>
-      <w:r>
-        <w:t>Completion task: Audio transcript reads fifteen boxes; a clear written inventory says fifty boxes. The original audio is unavailable and the assistant reports fifteen as certain. Show the intermediate steps and give the conclusion with its scope.</w:t>
-      </w:r>
-    </w:p>
-    <w:p>
-      <w:r>
+      <w:pPr>
+        <w:pStyle w:val="Heading3"/>
+      </w:pPr>
+      <w:r>
+        <w:t>Completion practice</w:t>
+      </w:r>
+    </w:p>
+    <w:p>
+      <w:pPr>
+        <w:spacing w:line="336" w:lineRule="auto" w:after="180"/>
+        <w:shd w:fill="F5F1FB"/>
+      </w:pPr>
+      <w:r>
+        <w:rPr>
+          <w:b w:val="0"/>
+        </w:rPr>
+        <w:t>Completion task: Audio transcript reads fifteen boxes; a clear written inventory says fifty boxes. The original audio is unavailable and the assistant reports fifteen as certain.</w:t>
+      </w:r>
+    </w:p>
+    <w:p>
+      <w:pPr>
+        <w:spacing w:line="336" w:lineRule="auto" w:after="180"/>
+        <w:shd w:fill="F5F1FB"/>
+      </w:pPr>
+      <w:r>
+        <w:rPr>
+          <w:b w:val="0"/>
+        </w:rPr>
+        <w:t>Show the intermediate steps and give the conclusion with its scope.</w:t>
+      </w:r>
+    </w:p>
+    <w:p>
+      <w:pPr>
+        <w:pStyle w:val="Heading3"/>
+      </w:pPr>
+      <w:r>
+        <w:t>Reasoning to listen for</w:t>
+      </w:r>
+    </w:p>
+    <w:p>
+      <w:pPr>
+        <w:spacing w:line="336" w:lineRule="auto" w:after="180"/>
+        <w:shd w:fill="F1F6FC"/>
+      </w:pPr>
+      <w:r>
+        <w:rPr>
+          <w:b w:val="0"/>
+        </w:rPr>
         <w:t>Teacher check: Teacher explanation: There is an unresolved quantity conflict and no audio replay. Preserve both sources and ask the responsible person; certainty is unsupported.</w:t>
       </w:r>
     </w:p>
     <w:p>
-      <w:r>
-        <w:t>Start by identifying the given inputs together. Leave the intermediate steps blank. If needed, model one step, then withdraw that help on the next step. Move to a full trace only when the partial trace is understood. For partners, alternate explainer and checker; collect a response from every learner before discussion.</w:t>
+      <w:pPr>
+        <w:spacing w:line="336" w:lineRule="auto" w:after="180"/>
+      </w:pPr>
+      <w:r>
+        <w:rPr>
+          <w:b w:val="0"/>
+        </w:rPr>
+        <w:t xml:space="preserve">Start by identifying the given </w:t>
+      </w:r>
+      <w:r>
+        <w:rPr>
+          <w:b/>
+        </w:rPr>
+        <w:t>input</w:t>
+      </w:r>
+      <w:r>
+        <w:rPr>
+          <w:b w:val="0"/>
+        </w:rPr>
+        <w:t>s together. Leave the intermediate steps blank. If needed, model one step, then withdraw that help on the next step. Move to a full trace only when the partial trace is understood.</w:t>
+      </w:r>
+    </w:p>
+    <w:p>
+      <w:pPr>
+        <w:spacing w:line="336" w:lineRule="auto" w:after="180"/>
+      </w:pPr>
+      <w:r>
+        <w:rPr>
+          <w:b w:val="0"/>
+        </w:rPr>
+        <w:t>For partners, alternate explainer and checker; collect a response from every learner before discussion.</w:t>
       </w:r>
     </w:p>
     <w:p>
@@ -1476,18 +2722,49 @@
       </w:r>
     </w:p>
     <w:p>
-      <w:r>
-        <w:t>Use the worked case for Speech pipelines and multimodal evidence. Proposed explanation: “The worked result establishes every future case”. Decide whether this explanation is supported. Point to the step or supplied fact that decides; explain your repair if needed.</w:t>
-      </w:r>
-    </w:p>
-    <w:p>
-      <w:r>
-        <w:t>Expected correction: A stage-level accuracy or authority policy does not establish every modality agrees or every downstream claim is supported.</w:t>
-      </w:r>
-    </w:p>
-    <w:p>
-      <w:r>
-        <w:t>Collect explanations, not only yes/no votes. If a misunderstanding is common, re-model the relevant step for the class. If it affects a few learners, give a short targeted group explanation while others solve a more demanding variation.</w:t>
+      <w:pPr>
+        <w:spacing w:line="336" w:lineRule="auto" w:after="180"/>
+      </w:pPr>
+      <w:r>
+        <w:rPr>
+          <w:b w:val="0"/>
+        </w:rPr>
+        <w:t xml:space="preserve">Use the worked case for Speech </w:t>
+      </w:r>
+      <w:r>
+        <w:rPr>
+          <w:b/>
+        </w:rPr>
+        <w:t>pipeline</w:t>
+      </w:r>
+      <w:r>
+        <w:rPr>
+          <w:b w:val="0"/>
+        </w:rPr>
+        <w:t xml:space="preserve">s and multimodal </w:t>
+      </w:r>
+      <w:r>
+        <w:rPr>
+          <w:b/>
+        </w:rPr>
+        <w:t>evidence</w:t>
+      </w:r>
+      <w:r>
+        <w:rPr>
+          <w:b w:val="0"/>
+        </w:rPr>
+        <w:t>. Proposed explanation: “The worked result establishes every future case”. Decide whether this explanation is supported.</w:t>
+      </w:r>
+    </w:p>
+    <w:p>
+      <w:pPr>
+        <w:spacing w:line="336" w:lineRule="auto" w:after="180"/>
+      </w:pPr>
+      <w:r>
+        <w:rPr>
+          <w:b w:val="0"/>
+        </w:rPr>
+        <w:t>Point to the step or supplied fact that decides; explain your repair if needed.</w:t>
       </w:r>
     </w:p>
     <w:p>
@@ -1495,11 +2772,72 @@
         <w:pStyle w:val="Heading3"/>
       </w:pPr>
       <w:r>
+        <w:t>Expected repair</w:t>
+      </w:r>
+    </w:p>
+    <w:p>
+      <w:pPr>
+        <w:spacing w:line="336" w:lineRule="auto" w:after="180"/>
+        <w:shd w:fill="F1F6FC"/>
+      </w:pPr>
+      <w:r>
+        <w:rPr>
+          <w:b w:val="0"/>
+        </w:rPr>
+        <w:t xml:space="preserve">Expected correction: A stage-level accuracy or authority policy does not establish every </w:t>
+      </w:r>
+      <w:r>
+        <w:rPr>
+          <w:b/>
+        </w:rPr>
+        <w:t>modality</w:t>
+      </w:r>
+      <w:r>
+        <w:rPr>
+          <w:b w:val="0"/>
+        </w:rPr>
+        <w:t xml:space="preserve"> agrees or every downstream claim is supported.</w:t>
+      </w:r>
+    </w:p>
+    <w:p>
+      <w:pPr>
+        <w:spacing w:line="336" w:lineRule="auto" w:after="180"/>
+      </w:pPr>
+      <w:r>
+        <w:rPr>
+          <w:b w:val="0"/>
+        </w:rPr>
+        <w:t>Collect explanations, not only yes/no votes. If a misunderstanding is common, re-model the relevant step for the class.</w:t>
+      </w:r>
+    </w:p>
+    <w:p>
+      <w:pPr>
+        <w:spacing w:line="336" w:lineRule="auto" w:after="180"/>
+      </w:pPr>
+      <w:r>
+        <w:rPr>
+          <w:b w:val="0"/>
+        </w:rPr>
+        <w:t>If it affects a few learners, give a short targeted group explanation while others solve a more demanding variation.</w:t>
+      </w:r>
+    </w:p>
+    <w:p>
+      <w:pPr>
+        <w:pStyle w:val="Heading3"/>
+      </w:pPr>
+      <w:r>
         <w:t>Pictorial practice question</w:t>
       </w:r>
     </w:p>
     <w:p>
-      <w:r>
+      <w:pPr>
+        <w:spacing w:line="336" w:lineRule="auto" w:after="180"/>
+        <w:shd w:fill="F5F1FB"/>
+      </w:pPr>
+      <w:r>
+        <w:rPr>
+          <w:b w:val="0"/>
+        </w:rPr>
         <w:t>Which stage first fails, and why should the faulty transcript not be silently overwritten?</w:t>
       </w:r>
     </w:p>
@@ -1512,18 +2850,90 @@
       </w:r>
     </w:p>
     <w:p>
-      <w:r>
-        <w:t>Transcription first fails. Preserve it to diagnose the confusion and distinguish correction from the original model output.</w:t>
-      </w:r>
-    </w:p>
-    <w:p>
-      <w:r>
-        <w:t>Changed-case reasoning: Shelf 14 remains supported for the lookup, but transcription accuracy cannot be replay-checked. The inventory resolves the shelf task; it does not recreate unavailable audio.</w:t>
-      </w:r>
-    </w:p>
-    <w:p>
-      <w:r>
-        <w:t>Collect each learner’s explanation before discussion. Use the first missing connection between input, deciding step and result to choose support. This question is worked-case practice, not fresh mastery evidence.</w:t>
+      <w:pPr>
+        <w:spacing w:line="336" w:lineRule="auto" w:after="180"/>
+      </w:pPr>
+      <w:r>
+        <w:rPr>
+          <w:b/>
+        </w:rPr>
+        <w:t>Transcription</w:t>
+      </w:r>
+      <w:r>
+        <w:rPr>
+          <w:b w:val="0"/>
+        </w:rPr>
+        <w:t xml:space="preserve"> first fails. Preserve it to diagnose the confusion and distinguish correction from the original model </w:t>
+      </w:r>
+      <w:r>
+        <w:rPr>
+          <w:b/>
+        </w:rPr>
+        <w:t>output</w:t>
+      </w:r>
+      <w:r>
+        <w:rPr>
+          <w:b w:val="0"/>
+        </w:rPr>
+        <w:t>.</w:t>
+      </w:r>
+    </w:p>
+    <w:p>
+      <w:pPr>
+        <w:spacing w:line="336" w:lineRule="auto" w:after="180"/>
+      </w:pPr>
+      <w:r>
+        <w:rPr>
+          <w:b w:val="0"/>
+        </w:rPr>
+        <w:t xml:space="preserve">Changed-case reasoning: Shelf 14 remains supported for the lookup, but </w:t>
+      </w:r>
+      <w:r>
+        <w:rPr>
+          <w:b/>
+        </w:rPr>
+        <w:t>transcription</w:t>
+      </w:r>
+      <w:r>
+        <w:rPr>
+          <w:b w:val="0"/>
+        </w:rPr>
+        <w:t xml:space="preserve"> accuracy cannot be replay-checked. The inventory resolves the shelf task; it does not recreate unavailable audio.</w:t>
+      </w:r>
+    </w:p>
+    <w:p>
+      <w:pPr>
+        <w:spacing w:line="336" w:lineRule="auto" w:after="180"/>
+      </w:pPr>
+      <w:r>
+        <w:rPr>
+          <w:b w:val="0"/>
+        </w:rPr>
+        <w:t xml:space="preserve">Collect each learner’s explanation before discussion. Use the first missing connection between </w:t>
+      </w:r>
+      <w:r>
+        <w:rPr>
+          <w:b/>
+        </w:rPr>
+        <w:t>input</w:t>
+      </w:r>
+      <w:r>
+        <w:rPr>
+          <w:b w:val="0"/>
+        </w:rPr>
+        <w:t xml:space="preserve">, deciding step and result to choose support. This question is worked-case practice, not fresh mastery </w:t>
+      </w:r>
+      <w:r>
+        <w:rPr>
+          <w:b/>
+        </w:rPr>
+        <w:t>evidence</w:t>
+      </w:r>
+      <w:r>
+        <w:rPr>
+          <w:b w:val="0"/>
+        </w:rPr>
+        <w:t>.</w:t>
       </w:r>
     </w:p>
     <w:p>
@@ -1535,54 +2945,117 @@
       </w:r>
     </w:p>
     <w:p>
+      <w:r>
+        <w:t>Run the Image and Voice Pipelines investigation and use the first unsupported step to choose a teaching response.</w:t>
+      </w:r>
+    </w:p>
+    <w:p>
+      <w:pPr>
+        <w:spacing w:line="336" w:lineRule="auto" w:after="180"/>
+      </w:pPr>
+      <w:r>
+        <w:rPr>
+          <w:b w:val="0"/>
+        </w:rPr>
+        <w:t>Words You Can Use to Reason</w:t>
+      </w:r>
+    </w:p>
+    <w:p>
+      <w:pPr>
+        <w:spacing w:line="336" w:lineRule="auto" w:after="180"/>
+      </w:pPr>
+      <w:r>
+        <w:rPr>
+          <w:b w:val="0"/>
+        </w:rPr>
+        <w:t>A definition matters when you can recognize the idea, use it, and contrast it with a near-miss.</w:t>
+      </w:r>
+    </w:p>
+    <w:p>
+      <w:pPr>
+        <w:spacing w:line="336" w:lineRule="auto" w:after="180"/>
+      </w:pPr>
+      <w:r>
+        <w:rPr>
+          <w:b w:val="0"/>
+        </w:rPr>
+        <w:t>Predict → Test → Record → Explain</w:t>
+      </w:r>
+    </w:p>
+    <w:p>
+      <w:pPr>
+        <w:spacing w:line="336" w:lineRule="auto" w:after="180"/>
+      </w:pPr>
+      <w:r>
+        <w:rPr>
+          <w:b w:val="0"/>
+        </w:rPr>
+        <w:t>Keep expected and actual results separate. Surprises are useful data when recorded honestly.</w:t>
+      </w:r>
+    </w:p>
+    <w:p>
+      <w:pPr>
+        <w:spacing w:line="336" w:lineRule="auto" w:after="180"/>
+      </w:pPr>
+      <w:r>
+        <w:rPr>
+          <w:b w:val="0"/>
+        </w:rPr>
+        <w:t xml:space="preserve">Trace four failures backward through stage cards. Change one stage </w:t>
+      </w:r>
+      <w:r>
+        <w:rPr>
+          <w:b/>
+        </w:rPr>
+        <w:t>input</w:t>
+      </w:r>
+      <w:r>
+        <w:rPr>
+          <w:b w:val="0"/>
+        </w:rPr>
+        <w:t>, predict downstream effects, and propose a stage-specific test.</w:t>
+      </w:r>
+    </w:p>
+    <w:p>
+      <w:pPr>
+        <w:spacing w:line="336" w:lineRule="auto" w:after="180"/>
+        <w:shd w:fill="F5F1FB"/>
+      </w:pPr>
+      <w:r>
+        <w:rPr>
+          <w:b w:val="0"/>
+        </w:rPr>
+        <w:t>What did the hardest test teach you that the normal test did not?</w:t>
+      </w:r>
+    </w:p>
+    <w:p>
       <w:pPr>
         <w:pStyle w:val="Heading3"/>
       </w:pPr>
       <w:r>
-        <w:t>Run the weekly evidence lab</w:t>
-      </w:r>
-    </w:p>
-    <w:p>
-      <w:r>
-        <w:t>Words You Can Use to Reason</w:t>
-      </w:r>
-    </w:p>
-    <w:p>
-      <w:r>
-        <w:t>A definition matters when you can recognize the idea, use it, and contrast it with a near-miss.</w:t>
-      </w:r>
-    </w:p>
-    <w:p>
-      <w:r>
-        <w:t>Predict → Test → Record → Explain</w:t>
-      </w:r>
-    </w:p>
-    <w:p>
-      <w:r>
-        <w:t>Keep expected and actual results separate. Surprises are useful data when recorded honestly.</w:t>
-      </w:r>
-    </w:p>
-    <w:p>
-      <w:r>
-        <w:t>Trace four failures backward through stage cards. Change one stage input, predict downstream effects, and propose a stage-specific test.</w:t>
-      </w:r>
-    </w:p>
-    <w:p>
-      <w:r>
-        <w:t>What did the hardest test teach you that the normal test did not?</w:t>
-      </w:r>
-    </w:p>
-    <w:p>
-      <w:pPr>
-        <w:pStyle w:val="Heading3"/>
-      </w:pPr>
-      <w:r>
         <w:t>Make the lab runnable</w:t>
       </w:r>
     </w:p>
     <w:p>
-      <w:r>
-        <w:t>Use the concrete case as the shared normal case and the independent question as a second case. Each pair creates a boundary or missing-information case and predicts its result before testing. Keep the expected result separate from an observed mistake.</w:t>
+      <w:pPr>
+        <w:spacing w:line="336" w:lineRule="auto" w:after="180"/>
+      </w:pPr>
+      <w:r>
+        <w:rPr>
+          <w:b w:val="0"/>
+        </w:rPr>
+        <w:t>Use the concrete case as the shared normal case and the independent question as a second case. Each pair creates a boundary or missing-information case and predicts its result before testing.</w:t>
+      </w:r>
+    </w:p>
+    <w:p>
+      <w:pPr>
+        <w:spacing w:line="336" w:lineRule="auto" w:after="180"/>
+      </w:pPr>
+      <w:r>
+        <w:rPr>
+          <w:b w:val="0"/>
+        </w:rPr>
+        <w:t>Keep the expected result separate from an observed mistake.</w:t>
       </w:r>
     </w:p>
     <w:tbl>
@@ -1740,8 +3213,25 @@
       </w:r>
     </w:p>
     <w:p>
-      <w:r>
-        <w:t>For guessing, return to given facts and request a trace. For vocabulary without application, use one example and one non-example. For arithmetic errors, check the setup before the calculation. Finish with a different uncoached case before recording mastery.</w:t>
+      <w:pPr>
+        <w:spacing w:line="336" w:lineRule="auto" w:after="180"/>
+      </w:pPr>
+      <w:r>
+        <w:rPr>
+          <w:b w:val="0"/>
+        </w:rPr>
+        <w:t>For guessing, return to given facts and request a trace. For vocabulary without application, use one example and one non-example. For arithmetic errors, check the setup before the calculation.</w:t>
+      </w:r>
+    </w:p>
+    <w:p>
+      <w:pPr>
+        <w:spacing w:line="336" w:lineRule="auto" w:after="180"/>
+      </w:pPr>
+      <w:r>
+        <w:rPr>
+          <w:b w:val="0"/>
+        </w:rPr>
+        <w:t>Finish with a different uncoached case before recording mastery.</w:t>
       </w:r>
     </w:p>
     <w:p>
@@ -1753,18 +3243,84 @@
       </w:r>
     </w:p>
     <w:p>
-      <w:r>
-        <w:t>The worked result establishes every future case: A stage-level accuracy or authority policy does not establish every modality agrees or every downstream claim is supported.</w:t>
-      </w:r>
-    </w:p>
-    <w:p>
-      <w:r>
-        <w:t>A missing input may be replaced without recording the change: A replacement changes the evidence or contract. Record the change and its justification; do not silently turn unknown into a measured value.</w:t>
-      </w:r>
-    </w:p>
-    <w:p>
-      <w:r>
-        <w:t>Repeating an assessed case is new independent evidence: A replay checks consistency. An example used for feedback or revision cannot later be described as untouched final evaluation.</w:t>
+      <w:pPr>
+        <w:spacing w:line="336" w:lineRule="auto" w:after="180"/>
+      </w:pPr>
+      <w:r>
+        <w:rPr>
+          <w:b w:val="0"/>
+        </w:rPr>
+        <w:t xml:space="preserve">The worked result establishes every future case: A stage-level accuracy or authority policy does not establish every </w:t>
+      </w:r>
+      <w:r>
+        <w:rPr>
+          <w:b/>
+        </w:rPr>
+        <w:t>modality</w:t>
+      </w:r>
+      <w:r>
+        <w:rPr>
+          <w:b w:val="0"/>
+        </w:rPr>
+        <w:t xml:space="preserve"> agrees or every downstream claim is supported.</w:t>
+      </w:r>
+    </w:p>
+    <w:p>
+      <w:pPr>
+        <w:spacing w:line="336" w:lineRule="auto" w:after="180"/>
+      </w:pPr>
+      <w:r>
+        <w:rPr>
+          <w:b w:val="0"/>
+        </w:rPr>
+        <w:t xml:space="preserve">A missing </w:t>
+      </w:r>
+      <w:r>
+        <w:rPr>
+          <w:b/>
+        </w:rPr>
+        <w:t>input</w:t>
+      </w:r>
+      <w:r>
+        <w:rPr>
+          <w:b w:val="0"/>
+        </w:rPr>
+        <w:t xml:space="preserve"> may be replaced without recording the change: A replacement changes the </w:t>
+      </w:r>
+      <w:r>
+        <w:rPr>
+          <w:b/>
+        </w:rPr>
+        <w:t>evidence</w:t>
+      </w:r>
+      <w:r>
+        <w:rPr>
+          <w:b w:val="0"/>
+        </w:rPr>
+        <w:t xml:space="preserve"> or contract. Record the change and its justification; do not silently turn unknown into a measured value.</w:t>
+      </w:r>
+    </w:p>
+    <w:p>
+      <w:pPr>
+        <w:spacing w:line="336" w:lineRule="auto" w:after="180"/>
+      </w:pPr>
+      <w:r>
+        <w:rPr>
+          <w:b w:val="0"/>
+        </w:rPr>
+        <w:t xml:space="preserve">Repeating an assessed case is new independent </w:t>
+      </w:r>
+      <w:r>
+        <w:rPr>
+          <w:b/>
+        </w:rPr>
+        <w:t>evidence</w:t>
+      </w:r>
+      <w:r>
+        <w:rPr>
+          <w:b w:val="0"/>
+        </w:rPr>
+        <w:t>: A replay checks consistency. An example used for feedback or revision cannot later be described as untouched final evaluation.</w:t>
       </w:r>
     </w:p>
     <w:p>
@@ -1922,8 +3478,25 @@
       </w:tr>
     </w:tbl>
     <w:p>
-      <w:r>
-        <w:t>Offer an oral explanation, drawing, enlarged visual or fewer examples when that removes a reading/writing barrier. Keep the same reasoning goal. Stretch secure learners by changing a boundary or assumption and asking them to defend the effect, not simply by assigning more of the same questions.</w:t>
+      <w:pPr>
+        <w:spacing w:line="336" w:lineRule="auto" w:after="180"/>
+      </w:pPr>
+      <w:r>
+        <w:rPr>
+          <w:b w:val="0"/>
+        </w:rPr>
+        <w:t>Offer an oral explanation, drawing, enlarged visual or fewer examples when that removes a reading/writing barrier. Keep the same reasoning goal.</w:t>
+      </w:r>
+    </w:p>
+    <w:p>
+      <w:pPr>
+        <w:spacing w:line="336" w:lineRule="auto" w:after="180"/>
+      </w:pPr>
+      <w:r>
+        <w:rPr>
+          <w:b w:val="0"/>
+        </w:rPr>
+        <w:t>Stretch secure learners by changing a boundary or assumption and asking them to defend the effect, not simply by assigning more of the same questions.</w:t>
       </w:r>
     </w:p>
     <w:p>
@@ -1935,11 +3508,16 @@
       </w:r>
     </w:p>
     <w:p>
+      <w:r>
+        <w:t>Use the Image and Voice Pipelines questions, teacher keys and criteria after the relevant attempts. Previously discussed cases are practice; protect the separately selected independent task.</w:t>
+      </w:r>
+    </w:p>
+    <w:p>
       <w:pPr>
         <w:pStyle w:val="Heading3"/>
       </w:pPr>
       <w:r>
-        <w:t>Assess and explain the answers</w:t>
+        <w:t>Worked case answer</w:t>
       </w:r>
     </w:p>
     <w:p>
@@ -1947,12 +3525,25 @@
         <w:pStyle w:val="Heading3"/>
       </w:pPr>
       <w:r>
-        <w:t>Worked case answer</w:t>
-      </w:r>
-    </w:p>
-    <w:p>
-      <w:r>
-        <w:t>Transcription can mishear poetry and pass the wrong preference downstream. Check intermediate results.</w:t>
+        <w:t>Teacher key · Worked case answer</w:t>
+      </w:r>
+    </w:p>
+    <w:p>
+      <w:pPr>
+        <w:spacing w:line="336" w:lineRule="auto" w:after="180"/>
+        <w:shd w:fill="F1F6FC"/>
+      </w:pPr>
+      <w:r>
+        <w:rPr>
+          <w:b/>
+        </w:rPr>
+        <w:t>Transcription</w:t>
+      </w:r>
+      <w:r>
+        <w:rPr>
+          <w:b w:val="0"/>
+        </w:rPr>
+        <w:t xml:space="preserve"> can mishear poetry and pass the wrong preference downstream. Check intermediate results.</w:t>
       </w:r>
     </w:p>
     <w:p>
@@ -1964,7 +3555,22 @@
       </w:r>
     </w:p>
     <w:p>
-      <w:r>
+      <w:pPr>
+        <w:pStyle w:val="Heading3"/>
+      </w:pPr>
+      <w:r>
+        <w:t>Independent question · withhold the key</w:t>
+      </w:r>
+    </w:p>
+    <w:p>
+      <w:pPr>
+        <w:spacing w:line="336" w:lineRule="auto" w:after="180"/>
+        <w:shd w:fill="F5F1FB"/>
+      </w:pPr>
+      <w:r>
+        <w:rPr>
+          <w:b w:val="0"/>
+        </w:rPr>
         <w:t>A voice helper hears find a book, converts speech to text, then searches. It writes find a cook. Which stage first failed and what should you inspect?</w:t>
       </w:r>
     </w:p>
@@ -1977,8 +3583,35 @@
       </w:r>
     </w:p>
     <w:p>
-      <w:r>
-        <w:t>The speech-to-text stage first introduced the wrong word. Check recording clarity and transcription before blaming the search results.</w:t>
+      <w:pPr>
+        <w:pStyle w:val="Heading3"/>
+      </w:pPr>
+      <w:r>
+        <w:t>Teacher key · Expected independent answer</w:t>
+      </w:r>
+    </w:p>
+    <w:p>
+      <w:pPr>
+        <w:spacing w:line="336" w:lineRule="auto" w:after="180"/>
+        <w:shd w:fill="F1F6FC"/>
+      </w:pPr>
+      <w:r>
+        <w:rPr>
+          <w:b w:val="0"/>
+        </w:rPr>
+        <w:t xml:space="preserve">The speech-to-text stage first introduced the wrong word. Check recording clarity and </w:t>
+      </w:r>
+      <w:r>
+        <w:rPr>
+          <w:b/>
+        </w:rPr>
+        <w:t>transcription</w:t>
+      </w:r>
+      <w:r>
+        <w:rPr>
+          <w:b w:val="0"/>
+        </w:rPr>
+        <w:t xml:space="preserve"> before blaming the search results.</w:t>
       </w:r>
     </w:p>
     <w:p>
@@ -2216,8 +3849,25 @@
       </w:tr>
     </w:tbl>
     <w:p>
-      <w:r>
-        <w:t>Use 6/8 as a classroom checkpoint, with 2 required for both Result and Reasoning. This is a proposed teaching rule, not a validated certification threshold. Do not count a coached answer as independent mastery; correct unsafe or unsupported claims regardless of total.</w:t>
+      <w:pPr>
+        <w:spacing w:line="336" w:lineRule="auto" w:after="180"/>
+      </w:pPr>
+      <w:r>
+        <w:rPr>
+          <w:b w:val="0"/>
+        </w:rPr>
+        <w:t>Use 6/8 as a classroom checkpoint, with 2 required for both Result and Reasoning. This is a proposed teaching rule, not a validated certification threshold.</w:t>
+      </w:r>
+    </w:p>
+    <w:p>
+      <w:pPr>
+        <w:spacing w:line="336" w:lineRule="auto" w:after="180"/>
+      </w:pPr>
+      <w:r>
+        <w:rPr>
+          <w:b w:val="0"/>
+        </w:rPr>
+        <w:t>Do not count a coached answer as independent mastery; correct unsafe or unsupported claims regardless of total.</w:t>
       </w:r>
     </w:p>
     <w:p>
@@ -2229,8 +3879,26 @@
       </w:r>
     </w:p>
     <w:p>
-      <w:r>
-        <w:t>Ask the learner to find the evidence that challenges this claim: “An incorrect final answer means every stage failed.” Keep the first attempt and an uncoached retry separate.</w:t>
+      <w:pPr>
+        <w:spacing w:line="336" w:lineRule="auto" w:after="180"/>
+      </w:pPr>
+      <w:r>
+        <w:rPr>
+          <w:b w:val="0"/>
+        </w:rPr>
+        <w:t xml:space="preserve">Ask the learner to find the </w:t>
+      </w:r>
+      <w:r>
+        <w:rPr>
+          <w:b/>
+        </w:rPr>
+        <w:t>evidence</w:t>
+      </w:r>
+      <w:r>
+        <w:rPr>
+          <w:b w:val="0"/>
+        </w:rPr>
+        <w:t xml:space="preserve"> that challenges this claim: “An incorrect final answer means every stage failed.” Keep the first attempt and an uncoached retry separate.</w:t>
       </w:r>
     </w:p>
     <w:p>
@@ -2242,15 +3910,54 @@
       </w:r>
     </w:p>
     <w:p>
-      <w:r>
-        <w:t>The transcription stage altered the number. Confirm 'under 90 pages' with the user or inspect the transcript before filtering. Fixing the ranking stage cannot restore a lost constraint; keep intermediate records for diagnosis without unnecessary personal recordings.</w:t>
-      </w:r>
-    </w:p>
-    <w:p>
       <w:pPr>
         <w:pStyle w:val="Heading3"/>
       </w:pPr>
       <w:r>
+        <w:t>Teacher key · Original transfer answer</w:t>
+      </w:r>
+    </w:p>
+    <w:p>
+      <w:pPr>
+        <w:spacing w:line="336" w:lineRule="auto" w:after="180"/>
+        <w:shd w:fill="F1F6FC"/>
+      </w:pPr>
+      <w:r>
+        <w:rPr>
+          <w:b w:val="0"/>
+        </w:rPr>
+        <w:t xml:space="preserve">The </w:t>
+      </w:r>
+      <w:r>
+        <w:rPr>
+          <w:b/>
+        </w:rPr>
+        <w:t>transcription</w:t>
+      </w:r>
+      <w:r>
+        <w:rPr>
+          <w:b w:val="0"/>
+        </w:rPr>
+        <w:t xml:space="preserve"> stage altered the number. Confirm 'under 90 pages' with the user or inspect the transcript before filtering.</w:t>
+      </w:r>
+    </w:p>
+    <w:p>
+      <w:pPr>
+        <w:spacing w:line="336" w:lineRule="auto" w:after="180"/>
+        <w:shd w:fill="F1F6FC"/>
+      </w:pPr>
+      <w:r>
+        <w:rPr>
+          <w:b w:val="0"/>
+        </w:rPr>
+        <w:t>Fixing the ranking stage cannot restore a lost constraint; keep intermediate records for diagnosis without unnecessary personal recordings.</w:t>
+      </w:r>
+    </w:p>
+    <w:p>
+      <w:pPr>
+        <w:pStyle w:val="Heading3"/>
+      </w:pPr>
+      <w:r>
         <w:t>Explanations for the additional workbook examples</w:t>
       </w:r>
     </w:p>
@@ -2263,30 +3970,222 @@
       </w:r>
     </w:p>
     <w:p>
-      <w:r>
-        <w:t>Explain the weekly mechanism in your own words. Use the worked scenario to name its input, decision rule and output.</w:t>
-      </w:r>
-    </w:p>
-    <w:p>
-      <w:r>
-        <w:t>Teacher explanation: A multimodal pipeline may transcribe speech, inspect an image and generate a response. Errors at one stage can propagate even when later stages run correctly. Track source modality, segment/time references, transcription, interpretation and final claims separately. Compare conflicting evidence without assuming one modality always wins. Ask for clarification when the task needs unresolved information.</w:t>
-      </w:r>
-    </w:p>
-    <w:p>
       <w:pPr>
         <w:pStyle w:val="Heading3"/>
       </w:pPr>
       <w:r>
+        <w:t>Workbook question · W1</w:t>
+      </w:r>
+    </w:p>
+    <w:p>
+      <w:pPr>
+        <w:spacing w:line="336" w:lineRule="auto" w:after="180"/>
+        <w:shd w:fill="F5F1FB"/>
+      </w:pPr>
+      <w:r>
+        <w:rPr>
+          <w:b w:val="0"/>
+        </w:rPr>
+        <w:t xml:space="preserve">Explain the weekly </w:t>
+      </w:r>
+      <w:r>
+        <w:rPr>
+          <w:b/>
+        </w:rPr>
+        <w:t>mechanism</w:t>
+      </w:r>
+      <w:r>
+        <w:rPr>
+          <w:b w:val="0"/>
+        </w:rPr>
+        <w:t xml:space="preserve"> in your own words. Use the worked scenario to name its </w:t>
+      </w:r>
+      <w:r>
+        <w:rPr>
+          <w:b/>
+        </w:rPr>
+        <w:t>input</w:t>
+      </w:r>
+      <w:r>
+        <w:rPr>
+          <w:b w:val="0"/>
+        </w:rPr>
+        <w:t xml:space="preserve">, decision rule and </w:t>
+      </w:r>
+      <w:r>
+        <w:rPr>
+          <w:b/>
+        </w:rPr>
+        <w:t>output</w:t>
+      </w:r>
+      <w:r>
+        <w:rPr>
+          <w:b w:val="0"/>
+        </w:rPr>
+        <w:t>.</w:t>
+      </w:r>
+    </w:p>
+    <w:p>
+      <w:pPr>
+        <w:pStyle w:val="Heading3"/>
+      </w:pPr>
+      <w:r>
+        <w:t>Teacher reasoning · W1</w:t>
+      </w:r>
+    </w:p>
+    <w:p>
+      <w:pPr>
+        <w:spacing w:line="336" w:lineRule="auto" w:after="180"/>
+        <w:shd w:fill="F1F6FC"/>
+      </w:pPr>
+      <w:r>
+        <w:rPr>
+          <w:b w:val="0"/>
+        </w:rPr>
+        <w:t xml:space="preserve">Teacher explanation: A multimodal </w:t>
+      </w:r>
+      <w:r>
+        <w:rPr>
+          <w:b/>
+        </w:rPr>
+        <w:t>pipeline</w:t>
+      </w:r>
+      <w:r>
+        <w:rPr>
+          <w:b w:val="0"/>
+        </w:rPr>
+        <w:t xml:space="preserve"> may transcribe speech, inspect an image and generate a response. Errors at one stage can propagate even when later stages run correctly.</w:t>
+      </w:r>
+    </w:p>
+    <w:p>
+      <w:pPr>
+        <w:spacing w:line="336" w:lineRule="auto" w:after="180"/>
+        <w:shd w:fill="F1F6FC"/>
+      </w:pPr>
+      <w:r>
+        <w:rPr>
+          <w:b w:val="0"/>
+        </w:rPr>
+        <w:t xml:space="preserve">Track source </w:t>
+      </w:r>
+      <w:r>
+        <w:rPr>
+          <w:b/>
+        </w:rPr>
+        <w:t>modality</w:t>
+      </w:r>
+      <w:r>
+        <w:rPr>
+          <w:b w:val="0"/>
+        </w:rPr>
+        <w:t xml:space="preserve">, segment/time references, </w:t>
+      </w:r>
+      <w:r>
+        <w:rPr>
+          <w:b/>
+        </w:rPr>
+        <w:t>transcription</w:t>
+      </w:r>
+      <w:r>
+        <w:rPr>
+          <w:b w:val="0"/>
+        </w:rPr>
+        <w:t xml:space="preserve">, interpretation and final claims separately. Compare conflicting </w:t>
+      </w:r>
+      <w:r>
+        <w:rPr>
+          <w:b/>
+        </w:rPr>
+        <w:t>evidence</w:t>
+      </w:r>
+      <w:r>
+        <w:rPr>
+          <w:b w:val="0"/>
+        </w:rPr>
+        <w:t xml:space="preserve"> without assuming one </w:t>
+      </w:r>
+      <w:r>
+        <w:rPr>
+          <w:b/>
+        </w:rPr>
+        <w:t>modality</w:t>
+      </w:r>
+      <w:r>
+        <w:rPr>
+          <w:b w:val="0"/>
+        </w:rPr>
+        <w:t xml:space="preserve"> always wins.</w:t>
+      </w:r>
+    </w:p>
+    <w:p>
+      <w:pPr>
+        <w:spacing w:line="336" w:lineRule="auto" w:after="180"/>
+        <w:shd w:fill="F1F6FC"/>
+      </w:pPr>
+      <w:r>
+        <w:rPr>
+          <w:b w:val="0"/>
+        </w:rPr>
+        <w:t>Ask for clarification when the task needs unresolved information.</w:t>
+      </w:r>
+    </w:p>
+    <w:p>
+      <w:pPr>
+        <w:pStyle w:val="Heading3"/>
+      </w:pPr>
+      <w:r>
         <w:t>W2 Trace the worked case</w:t>
       </w:r>
     </w:p>
     <w:p>
-      <w:r>
-        <w:t>Audio transcript reads fifteen boxes; a clear written inventory says fifty boxes. The original audio is unavailable and the assistant reports fifteen as certain. Show the intermediate steps and give the conclusion with its scope.</w:t>
-      </w:r>
-    </w:p>
-    <w:p>
-      <w:r>
+      <w:pPr>
+        <w:pStyle w:val="Heading3"/>
+      </w:pPr>
+      <w:r>
+        <w:t>Workbook question · W2</w:t>
+      </w:r>
+    </w:p>
+    <w:p>
+      <w:pPr>
+        <w:spacing w:line="336" w:lineRule="auto" w:after="180"/>
+        <w:shd w:fill="F5F1FB"/>
+      </w:pPr>
+      <w:r>
+        <w:rPr>
+          <w:b w:val="0"/>
+        </w:rPr>
+        <w:t>Audio transcript reads fifteen boxes; a clear written inventory says fifty boxes. The original audio is unavailable and the assistant reports fifteen as certain.</w:t>
+      </w:r>
+    </w:p>
+    <w:p>
+      <w:pPr>
+        <w:spacing w:line="336" w:lineRule="auto" w:after="180"/>
+        <w:shd w:fill="F5F1FB"/>
+      </w:pPr>
+      <w:r>
+        <w:rPr>
+          <w:b w:val="0"/>
+        </w:rPr>
+        <w:t>Show the intermediate steps and give the conclusion with its scope.</w:t>
+      </w:r>
+    </w:p>
+    <w:p>
+      <w:pPr>
+        <w:pStyle w:val="Heading3"/>
+      </w:pPr>
+      <w:r>
+        <w:t>Teacher reasoning · W2</w:t>
+      </w:r>
+    </w:p>
+    <w:p>
+      <w:pPr>
+        <w:spacing w:line="336" w:lineRule="auto" w:after="180"/>
+        <w:shd w:fill="F1F6FC"/>
+      </w:pPr>
+      <w:r>
+        <w:rPr>
+          <w:b w:val="0"/>
+        </w:rPr>
         <w:t>Teacher explanation: There is an unresolved quantity conflict and no audio replay. Preserve both sources and ask the responsible person; certainty is unsupported.</w:t>
       </w:r>
     </w:p>
@@ -2299,30 +4198,162 @@
       </w:r>
     </w:p>
     <w:p>
-      <w:r>
-        <w:t>A report omits this qualification: A stage-level accuracy or authority policy does not establish every modality agrees or every downstream claim is supported. Explain how omitting it could change a reader's interpretation, and write an accurate replacement.</w:t>
-      </w:r>
-    </w:p>
-    <w:p>
-      <w:r>
-        <w:t>Teacher explanation: A stage-level accuracy or authority policy does not establish every modality agrees or every downstream claim is supported. State the observed result separately from the unverified or out-of-scope claim; preserve the original evidence rather than inventing a missing fact.</w:t>
-      </w:r>
-    </w:p>
-    <w:p>
       <w:pPr>
         <w:pStyle w:val="Heading3"/>
       </w:pPr>
       <w:r>
+        <w:t>Workbook question · W3</w:t>
+      </w:r>
+    </w:p>
+    <w:p>
+      <w:pPr>
+        <w:spacing w:line="336" w:lineRule="auto" w:after="180"/>
+        <w:shd w:fill="F5F1FB"/>
+      </w:pPr>
+      <w:r>
+        <w:rPr>
+          <w:b w:val="0"/>
+        </w:rPr>
+        <w:t xml:space="preserve">A report omits this qualification: A stage-level accuracy or authority policy does not establish every </w:t>
+      </w:r>
+      <w:r>
+        <w:rPr>
+          <w:b/>
+        </w:rPr>
+        <w:t>modality</w:t>
+      </w:r>
+      <w:r>
+        <w:rPr>
+          <w:b w:val="0"/>
+        </w:rPr>
+        <w:t xml:space="preserve"> agrees or every downstream claim is supported.</w:t>
+      </w:r>
+    </w:p>
+    <w:p>
+      <w:pPr>
+        <w:spacing w:line="336" w:lineRule="auto" w:after="180"/>
+        <w:shd w:fill="F5F1FB"/>
+      </w:pPr>
+      <w:r>
+        <w:rPr>
+          <w:b w:val="0"/>
+        </w:rPr>
+        <w:t>Explain how omitting it could change a reader's interpretation, and write an accurate replacement.</w:t>
+      </w:r>
+    </w:p>
+    <w:p>
+      <w:pPr>
+        <w:pStyle w:val="Heading3"/>
+      </w:pPr>
+      <w:r>
+        <w:t>Teacher reasoning · W3</w:t>
+      </w:r>
+    </w:p>
+    <w:p>
+      <w:pPr>
+        <w:spacing w:line="336" w:lineRule="auto" w:after="180"/>
+        <w:shd w:fill="F1F6FC"/>
+      </w:pPr>
+      <w:r>
+        <w:rPr>
+          <w:b w:val="0"/>
+        </w:rPr>
+        <w:t xml:space="preserve">Teacher explanation: A stage-level accuracy or authority policy does not establish every </w:t>
+      </w:r>
+      <w:r>
+        <w:rPr>
+          <w:b/>
+        </w:rPr>
+        <w:t>modality</w:t>
+      </w:r>
+      <w:r>
+        <w:rPr>
+          <w:b w:val="0"/>
+        </w:rPr>
+        <w:t xml:space="preserve"> agrees or every downstream claim is supported.</w:t>
+      </w:r>
+    </w:p>
+    <w:p>
+      <w:pPr>
+        <w:spacing w:line="336" w:lineRule="auto" w:after="180"/>
+        <w:shd w:fill="F1F6FC"/>
+      </w:pPr>
+      <w:r>
+        <w:rPr>
+          <w:b w:val="0"/>
+        </w:rPr>
+        <w:t xml:space="preserve">State the observed result separately from the unverified or out-of-scope claim; preserve the original </w:t>
+      </w:r>
+      <w:r>
+        <w:rPr>
+          <w:b/>
+        </w:rPr>
+        <w:t>evidence</w:t>
+      </w:r>
+      <w:r>
+        <w:rPr>
+          <w:b w:val="0"/>
+        </w:rPr>
+        <w:t xml:space="preserve"> rather than inventing a missing fact.</w:t>
+      </w:r>
+    </w:p>
+    <w:p>
+      <w:pPr>
+        <w:pStyle w:val="Heading3"/>
+      </w:pPr>
+      <w:r>
         <w:t>W4 Apply a new case independently</w:t>
       </w:r>
     </w:p>
     <w:p>
-      <w:r>
-        <w:t>Transcript says room E; a current written approval says room F. The task requires current approved room. Written approval is declared authoritative; trace the response and the transcription limit.</w:t>
-      </w:r>
-    </w:p>
-    <w:p>
-      <w:r>
+      <w:pPr>
+        <w:pStyle w:val="Heading3"/>
+      </w:pPr>
+      <w:r>
+        <w:t>Workbook question · W4</w:t>
+      </w:r>
+    </w:p>
+    <w:p>
+      <w:pPr>
+        <w:spacing w:line="336" w:lineRule="auto" w:after="180"/>
+        <w:shd w:fill="F5F1FB"/>
+      </w:pPr>
+      <w:r>
+        <w:rPr>
+          <w:b w:val="0"/>
+        </w:rPr>
+        <w:t xml:space="preserve">Transcript says room E; a current written approval says room F. The task requires current approved room. Written approval is declared authoritative; trace the response and the </w:t>
+      </w:r>
+      <w:r>
+        <w:rPr>
+          <w:b/>
+        </w:rPr>
+        <w:t>transcription</w:t>
+      </w:r>
+      <w:r>
+        <w:rPr>
+          <w:b w:val="0"/>
+        </w:rPr>
+        <w:t xml:space="preserve"> limit.</w:t>
+      </w:r>
+    </w:p>
+    <w:p>
+      <w:pPr>
+        <w:pStyle w:val="Heading3"/>
+      </w:pPr>
+      <w:r>
+        <w:t>Teacher reasoning · W4</w:t>
+      </w:r>
+    </w:p>
+    <w:p>
+      <w:pPr>
+        <w:spacing w:line="336" w:lineRule="auto" w:after="180"/>
+        <w:shd w:fill="F1F6FC"/>
+      </w:pPr>
+      <w:r>
+        <w:rPr>
+          <w:b w:val="0"/>
+        </w:rPr>
         <w:t>Teacher explanation: Report F from the authoritative approval, noting the transcript conflict if relevant. This resolves the task authority, not what the original speaker actually said.</w:t>
       </w:r>
     </w:p>
@@ -2335,38 +4366,194 @@
       </w:r>
     </w:p>
     <w:p>
-      <w:r>
-        <w:t>For the worked scenario, propose one additional case that could reveal a failure, describe its expected outcome before running it, and explain what would need to remain fixed for a fair comparison. Do not reuse W4 as a new final test after receiving feedback.</w:t>
-      </w:r>
-    </w:p>
-    <w:p>
-      <w:r>
-        <w:t>Teacher explanation: Accept a concrete variant of the worked input or a missing/conflicting/boundary condition, with an expectation derived from the declared procedure. Require preserved settings, original outputs and data roles. A stage-level accuracy or authority policy does not establish every modality agrees or every downstream claim is supported. The new case should test this particular mechanism rather than merely restate the original result.</w:t>
-      </w:r>
-    </w:p>
-    <w:p>
       <w:pPr>
         <w:pStyle w:val="Heading3"/>
       </w:pPr>
       <w:r>
+        <w:t>Workbook question · W5</w:t>
+      </w:r>
+    </w:p>
+    <w:p>
+      <w:pPr>
+        <w:spacing w:line="336" w:lineRule="auto" w:after="180"/>
+        <w:shd w:fill="F5F1FB"/>
+      </w:pPr>
+      <w:r>
+        <w:rPr>
+          <w:b w:val="0"/>
+        </w:rPr>
+        <w:t>For the worked scenario, propose one additional case that could reveal a failure, describe its expected outcome before running it, and explain what would need to remain fixed for a fair comparison.</w:t>
+      </w:r>
+    </w:p>
+    <w:p>
+      <w:pPr>
+        <w:spacing w:line="336" w:lineRule="auto" w:after="180"/>
+        <w:shd w:fill="F5F1FB"/>
+      </w:pPr>
+      <w:r>
+        <w:rPr>
+          <w:b w:val="0"/>
+        </w:rPr>
+        <w:t>Do not reuse W4 as a new final test after receiving feedback.</w:t>
+      </w:r>
+    </w:p>
+    <w:p>
+      <w:pPr>
+        <w:pStyle w:val="Heading3"/>
+      </w:pPr>
+      <w:r>
+        <w:t>Teacher reasoning · W5</w:t>
+      </w:r>
+    </w:p>
+    <w:p>
+      <w:pPr>
+        <w:spacing w:line="336" w:lineRule="auto" w:after="180"/>
+        <w:shd w:fill="F1F6FC"/>
+      </w:pPr>
+      <w:r>
+        <w:rPr>
+          <w:b w:val="0"/>
+        </w:rPr>
+        <w:t xml:space="preserve">Teacher explanation: Accept a concrete variant of the worked </w:t>
+      </w:r>
+      <w:r>
+        <w:rPr>
+          <w:b/>
+        </w:rPr>
+        <w:t>input</w:t>
+      </w:r>
+      <w:r>
+        <w:rPr>
+          <w:b w:val="0"/>
+        </w:rPr>
+        <w:t xml:space="preserve"> or a missing/conflicting/boundary condition, with an expectation derived from the declared procedure.</w:t>
+      </w:r>
+    </w:p>
+    <w:p>
+      <w:pPr>
+        <w:spacing w:line="336" w:lineRule="auto" w:after="180"/>
+        <w:shd w:fill="F1F6FC"/>
+      </w:pPr>
+      <w:r>
+        <w:rPr>
+          <w:b w:val="0"/>
+        </w:rPr>
+        <w:t xml:space="preserve">Require preserved settings, original </w:t>
+      </w:r>
+      <w:r>
+        <w:rPr>
+          <w:b/>
+        </w:rPr>
+        <w:t>output</w:t>
+      </w:r>
+      <w:r>
+        <w:rPr>
+          <w:b w:val="0"/>
+        </w:rPr>
+        <w:t xml:space="preserve">s and data roles. A stage-level accuracy or authority policy does not establish every </w:t>
+      </w:r>
+      <w:r>
+        <w:rPr>
+          <w:b/>
+        </w:rPr>
+        <w:t>modality</w:t>
+      </w:r>
+      <w:r>
+        <w:rPr>
+          <w:b w:val="0"/>
+        </w:rPr>
+        <w:t xml:space="preserve"> agrees or every downstream claim is supported.</w:t>
+      </w:r>
+    </w:p>
+    <w:p>
+      <w:pPr>
+        <w:spacing w:line="336" w:lineRule="auto" w:after="180"/>
+        <w:shd w:fill="F1F6FC"/>
+      </w:pPr>
+      <w:r>
+        <w:rPr>
+          <w:b w:val="0"/>
+        </w:rPr>
+        <w:t xml:space="preserve">The new case should test this particular </w:t>
+      </w:r>
+      <w:r>
+        <w:rPr>
+          <w:b/>
+        </w:rPr>
+        <w:t>mechanism</w:t>
+      </w:r>
+      <w:r>
+        <w:rPr>
+          <w:b w:val="0"/>
+        </w:rPr>
+        <w:t xml:space="preserve"> rather than merely restate the original result.</w:t>
+      </w:r>
+    </w:p>
+    <w:p>
+      <w:pPr>
+        <w:pStyle w:val="Heading3"/>
+      </w:pPr>
+      <w:r>
         <w:t>Assess independent transfer</w:t>
       </w:r>
     </w:p>
     <w:p>
-      <w:r>
-        <w:t>Selected case: Transcript says room E; a current written approval says room F. The task requires current approved room. Written approval is declared authoritative; trace the response and the transcription limit.</w:t>
-      </w:r>
-    </w:p>
-    <w:p>
       <w:pPr>
         <w:pStyle w:val="Heading3"/>
       </w:pPr>
       <w:r>
+        <w:t>Independent question · withhold the key</w:t>
+      </w:r>
+    </w:p>
+    <w:p>
+      <w:pPr>
+        <w:spacing w:line="336" w:lineRule="auto" w:after="180"/>
+        <w:shd w:fill="F5F1FB"/>
+      </w:pPr>
+      <w:r>
+        <w:rPr>
+          <w:b w:val="0"/>
+        </w:rPr>
+        <w:t xml:space="preserve">Selected case: Transcript says room E; a current written approval says room F. The task requires current approved room. Written approval is declared authoritative; trace the response and the </w:t>
+      </w:r>
+      <w:r>
+        <w:rPr>
+          <w:b/>
+        </w:rPr>
+        <w:t>transcription</w:t>
+      </w:r>
+      <w:r>
+        <w:rPr>
+          <w:b w:val="0"/>
+        </w:rPr>
+        <w:t xml:space="preserve"> limit.</w:t>
+      </w:r>
+    </w:p>
+    <w:p>
+      <w:pPr>
+        <w:pStyle w:val="Heading3"/>
+      </w:pPr>
+      <w:r>
         <w:t>Selected case answer</w:t>
       </w:r>
     </w:p>
     <w:p>
-      <w:r>
+      <w:pPr>
+        <w:pStyle w:val="Heading3"/>
+      </w:pPr>
+      <w:r>
+        <w:t>Teacher key · Selected case answer</w:t>
+      </w:r>
+    </w:p>
+    <w:p>
+      <w:pPr>
+        <w:spacing w:line="336" w:lineRule="auto" w:after="180"/>
+        <w:shd w:fill="F1F6FC"/>
+      </w:pPr>
+      <w:r>
+        <w:rPr>
+          <w:b w:val="0"/>
+        </w:rPr>
         <w:t>Teacher explanation: Report F from the authoritative approval, noting the transcript conflict if relevant. This resolves the task authority, not what the original speaker actually said.</w:t>
       </w:r>
     </w:p>
@@ -2473,21 +4660,77 @@
       </w:tr>
     </w:tbl>
     <w:p>
-      <w:r>
-        <w:t>Record each dimension as not yet, with support, or independent. Accept a valid alternative procedure with a defensible trace. Do not penalise an honestly recorded model failure if the learner correctly explains its evidence and limits.</w:t>
-      </w:r>
-    </w:p>
-    <w:p>
       <w:pPr>
         <w:pStyle w:val="Heading3"/>
       </w:pPr>
       <w:r>
+        <w:t>Teacher key · Selected case answer</w:t>
+      </w:r>
+    </w:p>
+    <w:p>
+      <w:pPr>
+        <w:spacing w:line="336" w:lineRule="auto" w:after="180"/>
+        <w:shd w:fill="F1F6FC"/>
+      </w:pPr>
+      <w:r>
+        <w:rPr>
+          <w:b w:val="0"/>
+        </w:rPr>
+        <w:t>Record each dimension as not yet, with support, or independent. Accept a valid alternative procedure with a defensible trace.</w:t>
+      </w:r>
+    </w:p>
+    <w:p>
+      <w:pPr>
+        <w:spacing w:line="336" w:lineRule="auto" w:after="180"/>
+        <w:shd w:fill="F1F6FC"/>
+      </w:pPr>
+      <w:r>
+        <w:rPr>
+          <w:b w:val="0"/>
+        </w:rPr>
+        <w:t xml:space="preserve">Do not penalise an honestly recorded model failure if the learner correctly explains its </w:t>
+      </w:r>
+      <w:r>
+        <w:rPr>
+          <w:b/>
+        </w:rPr>
+        <w:t>evidence</w:t>
+      </w:r>
+      <w:r>
+        <w:rPr>
+          <w:b w:val="0"/>
+        </w:rPr>
+        <w:t xml:space="preserve"> and limits.</w:t>
+      </w:r>
+    </w:p>
+    <w:p>
+      <w:pPr>
+        <w:pStyle w:val="Heading3"/>
+      </w:pPr>
+      <w:r>
         <w:t>Feedback that the learner uses</w:t>
       </w:r>
     </w:p>
     <w:p>
-      <w:r>
-        <w:t>Name the earliest unsupported step and give one action to repair it. Have the learner make that repair now and explain why. Then assess the relevant skill on a fresh, fully specified case. Confirm it was not previously practised with feedback; solve and check the new case before assigning it. A follow-up design prompt is a starting brief, not automatically an equivalent test.</w:t>
+      <w:pPr>
+        <w:spacing w:line="336" w:lineRule="auto" w:after="180"/>
+      </w:pPr>
+      <w:r>
+        <w:rPr>
+          <w:b w:val="0"/>
+        </w:rPr>
+        <w:t>Name the earliest unsupported step and give one action to repair it. Have the learner make that repair now and explain why. Then assess the relevant skill on a fresh, fully specified case.</w:t>
+      </w:r>
+    </w:p>
+    <w:p>
+      <w:pPr>
+        <w:spacing w:line="336" w:lineRule="auto" w:after="180"/>
+      </w:pPr>
+      <w:r>
+        <w:rPr>
+          <w:b w:val="0"/>
+        </w:rPr>
+        <w:t>Confirm it was not previously practised with feedback; solve and check the new case before assigning it. A follow-up design prompt is a starting brief, not automatically an equivalent test.</w:t>
       </w:r>
     </w:p>
     <w:p>
@@ -2499,11 +4742,74 @@
       </w:r>
     </w:p>
     <w:p>
+      <w:r>
+        <w:t>Connect Image and Voice Pipelines to Transparent Book Recommender, adapt support and plan a later changed-case check.</w:t>
+      </w:r>
+    </w:p>
+    <w:p>
       <w:pPr>
         <w:pStyle w:val="Heading3"/>
       </w:pPr>
       <w:r>
-        <w:t>Connect and extend learning</w:t>
+        <w:t>Transparent Book Recommender</w:t>
+      </w:r>
+    </w:p>
+    <w:p>
+      <w:pPr>
+        <w:spacing w:line="336" w:lineRule="auto" w:after="180"/>
+      </w:pPr>
+      <w:r>
+        <w:rPr>
+          <w:b w:val="0"/>
+        </w:rPr>
+        <w:t xml:space="preserve">If voice or image </w:t>
+      </w:r>
+      <w:r>
+        <w:rPr>
+          <w:b/>
+        </w:rPr>
+        <w:t>input</w:t>
+      </w:r>
+      <w:r>
+        <w:rPr>
+          <w:b w:val="0"/>
+        </w:rPr>
+        <w:t xml:space="preserve"> is added, show each transformation and a safe fallback.</w:t>
+      </w:r>
+    </w:p>
+    <w:p>
+      <w:pPr>
+        <w:spacing w:line="336" w:lineRule="auto" w:after="180"/>
+      </w:pPr>
+      <w:r>
+        <w:rPr>
+          <w:b w:val="0"/>
+        </w:rPr>
+        <w:t xml:space="preserve">Keep the decision, </w:t>
+      </w:r>
+      <w:r>
+        <w:rPr>
+          <w:b/>
+        </w:rPr>
+        <w:t>input</w:t>
+      </w:r>
+      <w:r>
+        <w:rPr>
+          <w:b w:val="0"/>
+        </w:rPr>
+        <w:t xml:space="preserve">, result, explanation and remaining limitation in the project </w:t>
+      </w:r>
+      <w:r>
+        <w:rPr>
+          <w:b/>
+        </w:rPr>
+        <w:t>evidence</w:t>
+      </w:r>
+      <w:r>
+        <w:rPr>
+          <w:b w:val="0"/>
+        </w:rPr>
+        <w:t xml:space="preserve"> record. Retrieve this record next week rather than restarting the project.</w:t>
       </w:r>
     </w:p>
     <w:p>
@@ -2511,17 +4817,18 @@
         <w:pStyle w:val="Heading3"/>
       </w:pPr>
       <w:r>
-        <w:t>Transparent Book Recommender</w:t>
-      </w:r>
-    </w:p>
-    <w:p>
-      <w:r>
-        <w:t>If voice or image input is added, show each transformation and a safe fallback.</w:t>
-      </w:r>
-    </w:p>
-    <w:p>
-      <w:r>
-        <w:t>Keep the decision, input, result, explanation and remaining limitation in the project evidence record. Retrieve this record next week rather than restarting the project.</w:t>
+        <w:t>Support and stretch</w:t>
+      </w:r>
+    </w:p>
+    <w:p>
+      <w:pPr>
+        <w:spacing w:line="336" w:lineRule="auto" w:after="180"/>
+      </w:pPr>
+      <w:r>
+        <w:rPr>
+          <w:b w:val="0"/>
+        </w:rPr>
+        <w:t>Trace one record or condition at a time with counters and labelled columns. Stretch: introduce a tie, boundary or missing field and declare its handling policy before rerunning.</w:t>
       </w:r>
     </w:p>
     <w:p>
@@ -2529,12 +4836,30 @@
         <w:pStyle w:val="Heading3"/>
       </w:pPr>
       <w:r>
-        <w:t>Support and stretch</w:t>
-      </w:r>
-    </w:p>
-    <w:p>
-      <w:r>
-        <w:t>Trace one record or condition at a time with counters and labelled columns. Stretch: introduce a tie, boundary or missing field and declare its handling policy before rerunning.</w:t>
+        <w:t>Exit reflection</w:t>
+      </w:r>
+    </w:p>
+    <w:p>
+      <w:pPr>
+        <w:spacing w:line="336" w:lineRule="auto" w:after="180"/>
+      </w:pPr>
+      <w:r>
+        <w:rPr>
+          <w:b w:val="0"/>
+        </w:rPr>
+        <w:t xml:space="preserve">Ask for one decision the learner can now justify and one situation requiring more </w:t>
+      </w:r>
+      <w:r>
+        <w:rPr>
+          <w:b/>
+        </w:rPr>
+        <w:t>evidence</w:t>
+      </w:r>
+      <w:r>
+        <w:rPr>
+          <w:b w:val="0"/>
+        </w:rPr>
+        <w:t xml:space="preserve"> or human review. Confidence ratings are separate from correct independent performance.</w:t>
       </w:r>
     </w:p>
     <w:p>
@@ -2542,12 +4867,30 @@
         <w:pStyle w:val="Heading3"/>
       </w:pPr>
       <w:r>
-        <w:t>Exit reflection</w:t>
-      </w:r>
-    </w:p>
-    <w:p>
-      <w:r>
-        <w:t>Ask for one decision the learner can now justify and one situation requiring more evidence or human review. Confidence ratings are separate from correct independent performance.</w:t>
+        <w:t>Bridge to the next week</w:t>
+      </w:r>
+    </w:p>
+    <w:p>
+      <w:pPr>
+        <w:spacing w:line="336" w:lineRule="auto" w:after="180"/>
+      </w:pPr>
+      <w:r>
+        <w:rPr>
+          <w:b w:val="0"/>
+        </w:rPr>
+        <w:t xml:space="preserve">Next: Week 27: Predictive vs Generative. Retrieve today’s </w:t>
+      </w:r>
+      <w:r>
+        <w:rPr>
+          <w:b/>
+        </w:rPr>
+        <w:t>evidence</w:t>
+      </w:r>
+      <w:r>
+        <w:rPr>
+          <w:b w:val="0"/>
+        </w:rPr>
+        <w:t xml:space="preserve"> and identify what carries forward and what is new.</w:t>
       </w:r>
     </w:p>
     <w:p>
@@ -2555,12 +4898,132 @@
         <w:pStyle w:val="Heading3"/>
       </w:pPr>
       <w:r>
-        <w:t>Bridge to the next week</w:t>
-      </w:r>
-    </w:p>
-    <w:p>
-      <w:r>
-        <w:t>Next: Week 27: Predictive vs Generative. Retrieve today’s evidence and identify what carries forward and what is new.</w:t>
+        <w:t>Support and fresh reassessment</w:t>
+      </w:r>
+    </w:p>
+    <w:p>
+      <w:pPr>
+        <w:spacing w:line="336" w:lineRule="auto" w:after="180"/>
+      </w:pPr>
+      <w:r>
+        <w:rPr>
+          <w:b w:val="0"/>
+        </w:rPr>
+        <w:t xml:space="preserve">Provide an </w:t>
+      </w:r>
+      <w:r>
+        <w:rPr>
+          <w:b/>
+        </w:rPr>
+        <w:t>input</w:t>
+      </w:r>
+      <w:r>
+        <w:rPr>
+          <w:b w:val="0"/>
+        </w:rPr>
+        <w:t>/procedure/result/limit frame and a calculator when needed. Ask students to identify the first step before completing the whole trace.</w:t>
+      </w:r>
+    </w:p>
+    <w:p>
+      <w:pPr>
+        <w:spacing w:line="336" w:lineRule="auto" w:after="180"/>
+      </w:pPr>
+      <w:r>
+        <w:rPr>
+          <w:b w:val="0"/>
+        </w:rPr>
+        <w:t xml:space="preserve">Extension: compare two concrete variants of this </w:t>
+      </w:r>
+      <w:r>
+        <w:rPr>
+          <w:b/>
+        </w:rPr>
+        <w:t>mechanism</w:t>
+      </w:r>
+      <w:r>
+        <w:rPr>
+          <w:b w:val="0"/>
+        </w:rPr>
+        <w:t xml:space="preserve"> while holding unrelated conditions fixed; report both successful and unsuccessful outcomes.</w:t>
+      </w:r>
+    </w:p>
+    <w:p>
+      <w:pPr>
+        <w:spacing w:line="336" w:lineRule="auto" w:after="180"/>
+      </w:pPr>
+      <w:r>
+        <w:rPr>
+          <w:b w:val="0"/>
+        </w:rPr>
+        <w:t>W4: Report F from the authoritative approval, noting the transcript conflict if relevant. This resolves the task authority, not what the original speaker actually said. Require intermediate reasoning and the stated scope.</w:t>
+      </w:r>
+    </w:p>
+    <w:p>
+      <w:pPr>
+        <w:spacing w:line="336" w:lineRule="auto" w:after="180"/>
+      </w:pPr>
+      <w:r>
+        <w:rPr>
+          <w:b w:val="0"/>
+        </w:rPr>
+        <w:t>Fresh retry: Transcript says eight; a validated order record says eighteen and is declared authoritative for ordering.</w:t>
+      </w:r>
+    </w:p>
+    <w:p>
+      <w:pPr>
+        <w:spacing w:line="336" w:lineRule="auto" w:after="180"/>
+      </w:pPr>
+      <w:r>
+        <w:rPr>
+          <w:b w:val="0"/>
+        </w:rPr>
+        <w:t xml:space="preserve">Expected reasoning: Use eighteen for the bounded order-record task; retain the transcript discrepancy and do not claim perfect </w:t>
+      </w:r>
+      <w:r>
+        <w:rPr>
+          <w:b/>
+        </w:rPr>
+        <w:t>transcription</w:t>
+      </w:r>
+      <w:r>
+        <w:rPr>
+          <w:b w:val="0"/>
+        </w:rPr>
+        <w:t>.</w:t>
+      </w:r>
+    </w:p>
+    <w:p>
+      <w:pPr>
+        <w:spacing w:line="336" w:lineRule="auto" w:after="180"/>
+      </w:pPr>
+      <w:r>
+        <w:rPr>
+          <w:b w:val="0"/>
+        </w:rPr>
+        <w:t>If students need support, record it and reassess with another new case rather than awarding independence to a copied answer.</w:t>
+      </w:r>
+    </w:p>
+    <w:p>
+      <w:pPr>
+        <w:spacing w:line="336" w:lineRule="auto" w:after="180"/>
+      </w:pPr>
+      <w:r>
+        <w:rPr>
+          <w:b w:val="0"/>
+        </w:rPr>
+        <w:t xml:space="preserve">Next connection: Retrieval and indexing. Preserve the current case record and retrieve its </w:t>
+      </w:r>
+      <w:r>
+        <w:rPr>
+          <w:b/>
+        </w:rPr>
+        <w:t>evidence</w:t>
+      </w:r>
+      <w:r>
+        <w:rPr>
+          <w:b w:val="0"/>
+        </w:rPr>
+        <w:t xml:space="preserve"> boundary before moving on.</w:t>
       </w:r>
     </w:p>
     <w:p>
@@ -2568,40 +5031,40 @@
         <w:pStyle w:val="Heading3"/>
       </w:pPr>
       <w:r>
-        <w:t>Support and fresh reassessment</w:t>
-      </w:r>
-    </w:p>
-    <w:p>
-      <w:r>
-        <w:t>Provide an input/procedure/result/limit frame and a calculator when needed. Ask students to identify the first step before completing the whole trace. Extension: compare two concrete variants of this mechanism while holding unrelated conditions fixed; report both successful and unsuccessful outcomes.</w:t>
-      </w:r>
-    </w:p>
-    <w:p>
-      <w:r>
-        <w:t>W4: Report F from the authoritative approval, noting the transcript conflict if relevant. This resolves the task authority, not what the original speaker actually said. Require intermediate reasoning and the stated scope. Fresh retry: Transcript says eight; a validated order record says eighteen and is declared authoritative for ordering. Expected reasoning: Use eighteen for the bounded order-record task; retain the transcript discrepancy and do not claim perfect transcription. If students need support, record it and reassess with another new case rather than awarding independence to a copied answer.</w:t>
-      </w:r>
-    </w:p>
-    <w:p>
-      <w:r>
-        <w:t>Next connection: Retrieval and indexing. Preserve the current case record and retrieve its evidence boundary before moving on.</w:t>
-      </w:r>
-    </w:p>
-    <w:p>
-      <w:pPr>
-        <w:pStyle w:val="Heading3"/>
-      </w:pPr>
-      <w:r>
         <w:t>Plan the delayed return</w:t>
       </w:r>
     </w:p>
     <w:p>
-      <w:r>
+      <w:pPr>
+        <w:spacing w:line="336" w:lineRule="auto" w:after="180"/>
+      </w:pPr>
+      <w:r>
+        <w:rPr>
+          <w:b w:val="0"/>
+        </w:rPr>
         <w:t>Suggested return points in this level: ai-2/27, ai-2/29, ai-2/32. Use actual classroom dates, adjusting for holidays and gaps. One, three and six teaching weeks are scheduling choices, not a claimed optimal spacing.</w:t>
       </w:r>
     </w:p>
     <w:p>
-      <w:r>
-        <w:t>At a delayed check, ask for the idea from memory and a changed application. Compare with the earlier independent response and record support used. For a new level, revisit the previous capstone before checking the new prerequisites.</w:t>
+      <w:pPr>
+        <w:spacing w:line="336" w:lineRule="auto" w:after="180"/>
+      </w:pPr>
+      <w:r>
+        <w:rPr>
+          <w:b w:val="0"/>
+        </w:rPr>
+        <w:t>At a delayed check, ask for the idea from memory and a changed application. Compare with the earlier independent response and record support used.</w:t>
+      </w:r>
+    </w:p>
+    <w:p>
+      <w:pPr>
+        <w:spacing w:line="336" w:lineRule="auto" w:after="180"/>
+      </w:pPr>
+      <w:r>
+        <w:rPr>
+          <w:b w:val="0"/>
+        </w:rPr>
+        <w:t>For a new level, revisit the previous capstone before checking the new prerequisites.</w:t>
       </w:r>
     </w:p>
     <w:tbl>
@@ -2761,8 +5224,26 @@
       </w:tr>
     </w:tbl>
     <w:p>
-      <w:r>
-        <w:t>Use the evidence to choose reteaching or the next step. A completed page, confidence rating or attractive project does not by itself demonstrate understanding.</w:t>
+      <w:pPr>
+        <w:spacing w:line="336" w:lineRule="auto" w:after="180"/>
+      </w:pPr>
+      <w:r>
+        <w:rPr>
+          <w:b w:val="0"/>
+        </w:rPr>
+        <w:t xml:space="preserve">Use the </w:t>
+      </w:r>
+      <w:r>
+        <w:rPr>
+          <w:b/>
+        </w:rPr>
+        <w:t>evidence</w:t>
+      </w:r>
+      <w:r>
+        <w:rPr>
+          <w:b w:val="0"/>
+        </w:rPr>
+        <w:t xml:space="preserve"> to choose reteaching or the next step. A completed page, confidence rating or attractive project does not by itself demonstrate understanding.</w:t>
       </w:r>
     </w:p>
     <w:p>
@@ -2774,7 +5255,13 @@
       </w:r>
     </w:p>
     <w:p>
-      <w:r>
+      <w:pPr>
+        <w:spacing w:line="336" w:lineRule="auto" w:after="180"/>
+      </w:pPr>
+      <w:r>
+        <w:rPr>
+          <w:b w:val="0"/>
+        </w:rPr>
         <w:t>For voice-driven recommendations, confirm important recognised fields before searching or acting and retain source provenance.</w:t>
       </w:r>
     </w:p>
@@ -2788,12 +5275,80 @@
     </w:p>
     <w:p>
       <w:r>
-        <w:t>Teaching target: Explain the mechanism and terminology of speech pipelines and multimodal evidence</w:t>
-      </w:r>
-    </w:p>
-    <w:p>
-      <w:r>
-        <w:t>Prepare the labelled worked-case picture, the matching workbook, fictional input cards and a place for individual responses. No paid AI account is required for the paper reasoning activities.</w:t>
+        <w:t>Use this preparation summary alongside the detailed Image and Voice Pipelines lesson; it is a checklist rather than a replacement for the full sequence.</w:t>
+      </w:r>
+    </w:p>
+    <w:p>
+      <w:pPr>
+        <w:pStyle w:val="Heading3"/>
+      </w:pPr>
+      <w:r>
+        <w:t>Teaching target</w:t>
+      </w:r>
+    </w:p>
+    <w:p>
+      <w:pPr>
+        <w:spacing w:line="336" w:lineRule="auto" w:after="180"/>
+        <w:shd w:fill="EDF7F3"/>
+      </w:pPr>
+      <w:r>
+        <w:rPr>
+          <w:b w:val="0"/>
+        </w:rPr>
+        <w:t xml:space="preserve">Teaching target: Explain the </w:t>
+      </w:r>
+      <w:r>
+        <w:rPr>
+          <w:b/>
+        </w:rPr>
+        <w:t>mechanism</w:t>
+      </w:r>
+      <w:r>
+        <w:rPr>
+          <w:b w:val="0"/>
+        </w:rPr>
+        <w:t xml:space="preserve"> and terminology of speech </w:t>
+      </w:r>
+      <w:r>
+        <w:rPr>
+          <w:b/>
+        </w:rPr>
+        <w:t>pipeline</w:t>
+      </w:r>
+      <w:r>
+        <w:rPr>
+          <w:b w:val="0"/>
+        </w:rPr>
+        <w:t xml:space="preserve">s and multimodal </w:t>
+      </w:r>
+      <w:r>
+        <w:rPr>
+          <w:b/>
+        </w:rPr>
+        <w:t>evidence</w:t>
+      </w:r>
+    </w:p>
+    <w:p>
+      <w:pPr>
+        <w:spacing w:line="336" w:lineRule="auto" w:after="180"/>
+      </w:pPr>
+      <w:r>
+        <w:rPr>
+          <w:b w:val="0"/>
+        </w:rPr>
+        <w:t xml:space="preserve">Prepare the labelled worked-case picture, the matching workbook, fictional </w:t>
+      </w:r>
+      <w:r>
+        <w:rPr>
+          <w:b/>
+        </w:rPr>
+        <w:t>input</w:t>
+      </w:r>
+      <w:r>
+        <w:rPr>
+          <w:b w:val="0"/>
+        </w:rPr>
+        <w:t xml:space="preserve"> cards and a place for individual responses. No paid AI account is required for the paper reasoning activities.</w:t>
       </w:r>
     </w:p>
     <w:tbl>
@@ -2940,37 +5495,230 @@
       </w:tr>
     </w:tbl>
     <w:p>
-      <w:r>
-        <w:t>Before class, solve the supported practice: Audio transcript reads fifteen boxes; a clear written inventory says fifty boxes. The original audio is unavailable and the assistant reports fifteen as certain. Show the intermediate steps and give the conclusion with its scope.</w:t>
-      </w:r>
-    </w:p>
-    <w:p>
-      <w:r>
+      <w:pPr>
+        <w:spacing w:line="336" w:lineRule="auto" w:after="180"/>
+      </w:pPr>
+      <w:r>
+        <w:rPr>
+          <w:b w:val="0"/>
+        </w:rPr>
+        <w:t>Before class, solve the supported practice: Audio transcript reads fifteen boxes; a clear written inventory says fifty boxes. The original audio is unavailable and the assistant reports fifteen as certain.</w:t>
+      </w:r>
+    </w:p>
+    <w:p>
+      <w:pPr>
+        <w:spacing w:line="336" w:lineRule="auto" w:after="180"/>
+      </w:pPr>
+      <w:r>
+        <w:rPr>
+          <w:b w:val="0"/>
+        </w:rPr>
+        <w:t>Show the intermediate steps and give the conclusion with its scope.</w:t>
+      </w:r>
+    </w:p>
+    <w:p>
+      <w:pPr>
+        <w:pStyle w:val="Heading3"/>
+      </w:pPr>
+      <w:r>
+        <w:t>Supported practice answer</w:t>
+      </w:r>
+    </w:p>
+    <w:p>
+      <w:pPr>
+        <w:spacing w:line="336" w:lineRule="auto" w:after="180"/>
+        <w:shd w:fill="F1F6FC"/>
+      </w:pPr>
+      <w:r>
+        <w:rPr>
+          <w:b w:val="0"/>
+        </w:rPr>
         <w:t>Reasoned practice answer: Teacher explanation: There is an unresolved quantity conflict and no audio replay. Preserve both sources and ask the responsible person; certainty is unsupported.</w:t>
       </w:r>
     </w:p>
     <w:p>
-      <w:r>
-        <w:t>Check every learner before discussion: Use the worked case for Speech pipelines and multimodal evidence. Proposed explanation: “The worked result establishes every future case”. Decide whether this explanation is supported. Point to the step or supplied fact that decides; explain your repair if needed.</w:t>
-      </w:r>
-    </w:p>
-    <w:p>
-      <w:r>
-        <w:t>Misconception repair: A stage-level accuracy or authority policy does not establish every modality agrees or every downstream claim is supported.</w:t>
-      </w:r>
-    </w:p>
-    <w:p>
-      <w:r>
-        <w:t>Support: read the exact case aloud, enlarge the labelled picture, supply input cards and model only the first deciding step. Accept a spoken explanation or drawing; retain the reasoning goal.</w:t>
-      </w:r>
-    </w:p>
-    <w:p>
-      <w:r>
-        <w:t>Extension: Remove access to the audio, while keeping the authoritative inventory. Require a prediction and a reason before comparing. Expected result: Shelf 14 remains supported for the lookup, but transcription accuracy cannot be replay-checked. Reason: The inventory resolves the shelf task; it does not recreate unavailable audio.</w:t>
-      </w:r>
-    </w:p>
-    <w:p>
-      <w:r>
+      <w:pPr>
+        <w:spacing w:line="336" w:lineRule="auto" w:after="180"/>
+      </w:pPr>
+      <w:r>
+        <w:rPr>
+          <w:b w:val="0"/>
+        </w:rPr>
+        <w:t xml:space="preserve">Check every learner before discussion: Use the worked case for Speech </w:t>
+      </w:r>
+      <w:r>
+        <w:rPr>
+          <w:b/>
+        </w:rPr>
+        <w:t>pipeline</w:t>
+      </w:r>
+      <w:r>
+        <w:rPr>
+          <w:b w:val="0"/>
+        </w:rPr>
+        <w:t xml:space="preserve">s and multimodal </w:t>
+      </w:r>
+      <w:r>
+        <w:rPr>
+          <w:b/>
+        </w:rPr>
+        <w:t>evidence</w:t>
+      </w:r>
+      <w:r>
+        <w:rPr>
+          <w:b w:val="0"/>
+        </w:rPr>
+        <w:t>. Proposed explanation: “The worked result establishes every future case”. Decide whether this explanation is supported.</w:t>
+      </w:r>
+    </w:p>
+    <w:p>
+      <w:pPr>
+        <w:spacing w:line="336" w:lineRule="auto" w:after="180"/>
+      </w:pPr>
+      <w:r>
+        <w:rPr>
+          <w:b w:val="0"/>
+        </w:rPr>
+        <w:t>Point to the step or supplied fact that decides; explain your repair if needed.</w:t>
+      </w:r>
+    </w:p>
+    <w:p>
+      <w:pPr>
+        <w:pStyle w:val="Heading3"/>
+      </w:pPr>
+      <w:r>
+        <w:t>Repair the misconception</w:t>
+      </w:r>
+    </w:p>
+    <w:p>
+      <w:pPr>
+        <w:spacing w:line="336" w:lineRule="auto" w:after="180"/>
+        <w:shd w:fill="FFF5E6"/>
+      </w:pPr>
+      <w:r>
+        <w:rPr>
+          <w:b w:val="0"/>
+        </w:rPr>
+        <w:t xml:space="preserve">Misconception repair: A stage-level accuracy or authority policy does not establish every </w:t>
+      </w:r>
+      <w:r>
+        <w:rPr>
+          <w:b/>
+        </w:rPr>
+        <w:t>modality</w:t>
+      </w:r>
+      <w:r>
+        <w:rPr>
+          <w:b w:val="0"/>
+        </w:rPr>
+        <w:t xml:space="preserve"> agrees or every downstream claim is supported.</w:t>
+      </w:r>
+    </w:p>
+    <w:p>
+      <w:pPr>
+        <w:pStyle w:val="Heading3"/>
+      </w:pPr>
+      <w:r>
+        <w:t>Support without giving away the answer</w:t>
+      </w:r>
+    </w:p>
+    <w:p>
+      <w:pPr>
+        <w:spacing w:line="336" w:lineRule="auto" w:after="180"/>
+        <w:shd w:fill="F1F6F8"/>
+      </w:pPr>
+      <w:r>
+        <w:rPr>
+          <w:b w:val="0"/>
+        </w:rPr>
+        <w:t xml:space="preserve">Support: read the exact case aloud, enlarge the labelled picture, supply </w:t>
+      </w:r>
+      <w:r>
+        <w:rPr>
+          <w:b/>
+        </w:rPr>
+        <w:t>input</w:t>
+      </w:r>
+      <w:r>
+        <w:rPr>
+          <w:b w:val="0"/>
+        </w:rPr>
+        <w:t xml:space="preserve"> cards and model only the first deciding step. Accept a spoken explanation or drawing; retain the reasoning goal.</w:t>
+      </w:r>
+    </w:p>
+    <w:p>
+      <w:pPr>
+        <w:pStyle w:val="Heading3"/>
+      </w:pPr>
+      <w:r>
+        <w:t>Extend the reasoning</w:t>
+      </w:r>
+    </w:p>
+    <w:p>
+      <w:pPr>
+        <w:spacing w:line="336" w:lineRule="auto" w:after="180"/>
+        <w:shd w:fill="F5F1FB"/>
+      </w:pPr>
+      <w:r>
+        <w:rPr>
+          <w:b w:val="0"/>
+        </w:rPr>
+        <w:t xml:space="preserve">Extension: Remove access to the audio, while keeping the authoritative inventory. Require a </w:t>
+      </w:r>
+      <w:r>
+        <w:rPr>
+          <w:b/>
+        </w:rPr>
+        <w:t>prediction</w:t>
+      </w:r>
+      <w:r>
+        <w:rPr>
+          <w:b w:val="0"/>
+        </w:rPr>
+        <w:t xml:space="preserve"> and a reason before comparing.</w:t>
+      </w:r>
+    </w:p>
+    <w:p>
+      <w:pPr>
+        <w:spacing w:line="336" w:lineRule="auto" w:after="180"/>
+        <w:shd w:fill="F5F1FB"/>
+      </w:pPr>
+      <w:r>
+        <w:rPr>
+          <w:b w:val="0"/>
+        </w:rPr>
+        <w:t xml:space="preserve">Expected result: Shelf 14 remains supported for the lookup, but </w:t>
+      </w:r>
+      <w:r>
+        <w:rPr>
+          <w:b/>
+        </w:rPr>
+        <w:t>transcription</w:t>
+      </w:r>
+      <w:r>
+        <w:rPr>
+          <w:b w:val="0"/>
+        </w:rPr>
+        <w:t xml:space="preserve"> accuracy cannot be replay-checked. Reason: The inventory resolves the shelf task; it does not recreate unavailable audio.</w:t>
+      </w:r>
+    </w:p>
+    <w:p>
+      <w:pPr>
+        <w:pStyle w:val="Heading3"/>
+      </w:pPr>
+      <w:r>
+        <w:t>Protect the independent attempt</w:t>
+      </w:r>
+    </w:p>
+    <w:p>
+      <w:pPr>
+        <w:spacing w:line="336" w:lineRule="auto" w:after="180"/>
+        <w:shd w:fill="FFF5E6"/>
+      </w:pPr>
+      <w:r>
+        <w:rPr>
+          <w:b w:val="0"/>
+        </w:rPr>
         <w:t>Independent assessment: withhold the reserved answer until the learner has attempted the new case. Record support separately from correctness.</w:t>
       </w:r>
     </w:p>
@@ -3159,13 +5907,58 @@
       </w:tr>
     </w:tbl>
     <w:p>
-      <w:r>
-        <w:t>Project checkpoint: Prepare the demonstration. Gather reproducible instructions, evidence, access checks and remaining limitations.</w:t>
-      </w:r>
-    </w:p>
-    <w:p>
-      <w:r>
-        <w:t>Use the weekly teacher answer for topic-specific reasoning. A saved progress tick is an activity record; judge mastery from the learner’s explanation and evidence.</w:t>
+      <w:pPr>
+        <w:pStyle w:val="Heading3"/>
+      </w:pPr>
+      <w:r>
+        <w:t>Project checkpoint</w:t>
+      </w:r>
+    </w:p>
+    <w:p>
+      <w:pPr>
+        <w:spacing w:line="336" w:lineRule="auto" w:after="180"/>
+        <w:shd w:fill="EDF7F3"/>
+      </w:pPr>
+      <w:r>
+        <w:rPr>
+          <w:b w:val="0"/>
+        </w:rPr>
+        <w:t xml:space="preserve">Project checkpoint: Prepare the demonstration. Gather reproducible instructions, </w:t>
+      </w:r>
+      <w:r>
+        <w:rPr>
+          <w:b/>
+        </w:rPr>
+        <w:t>evidence</w:t>
+      </w:r>
+      <w:r>
+        <w:rPr>
+          <w:b w:val="0"/>
+        </w:rPr>
+        <w:t>, access checks and remaining limitations.</w:t>
+      </w:r>
+    </w:p>
+    <w:p>
+      <w:pPr>
+        <w:spacing w:line="336" w:lineRule="auto" w:after="180"/>
+      </w:pPr>
+      <w:r>
+        <w:rPr>
+          <w:b w:val="0"/>
+        </w:rPr>
+        <w:t xml:space="preserve">Use the weekly teacher answer for topic-specific reasoning. A saved progress tick is an activity record; judge mastery from the learner’s explanation and </w:t>
+      </w:r>
+      <w:r>
+        <w:rPr>
+          <w:b/>
+        </w:rPr>
+        <w:t>evidence</w:t>
+      </w:r>
+      <w:r>
+        <w:rPr>
+          <w:b w:val="0"/>
+        </w:rPr>
+        <w:t>.</w:t>
       </w:r>
     </w:p>
     <w:p>
@@ -3178,27 +5971,1034 @@
     </w:p>
     <w:p>
       <w:r>
-        <w:t>Use the two formative questions as supported practice, not as independent mastery scores. Discuss the deciding evidence rather than accepting a guessed selection.</w:t>
-      </w:r>
-    </w:p>
-    <w:p>
-      <w:r>
+        <w:t>Use feedback, earlier review and portfolios purposefully. Apply the coding routine only when this lesson has an executable lab.</w:t>
+      </w:r>
+    </w:p>
+    <w:p>
+      <w:pPr>
+        <w:spacing w:line="336" w:lineRule="auto" w:after="180"/>
+      </w:pPr>
+      <w:r>
+        <w:rPr>
+          <w:b w:val="0"/>
+        </w:rPr>
+        <w:t xml:space="preserve">Use the two formative questions as supported practice, not as independent mastery scores. Discuss the deciding </w:t>
+      </w:r>
+      <w:r>
+        <w:rPr>
+          <w:b/>
+        </w:rPr>
+        <w:t>evidence</w:t>
+      </w:r>
+      <w:r>
+        <w:rPr>
+          <w:b w:val="0"/>
+        </w:rPr>
+        <w:t xml:space="preserve"> rather than accepting a guessed selection.</w:t>
+      </w:r>
+    </w:p>
+    <w:p>
+      <w:pPr>
+        <w:spacing w:line="336" w:lineRule="auto" w:after="180"/>
+      </w:pPr>
+      <w:r>
+        <w:rPr>
+          <w:b w:val="0"/>
+        </w:rPr>
         <w:t>The feedback comes from the reviewed public worked case. Do not reveal the separately reserved independent teacher answer until the learner has attempted that case.</w:t>
       </w:r>
     </w:p>
     <w:p>
-      <w:r>
-        <w:t>Ask students to predict before running code. Preserve errors and actual outputs; collect a changed test and an explanation. The branch-boundary and indexing lessons deliberately include failure cases.</w:t>
-      </w:r>
-    </w:p>
-    <w:p>
-      <w:r>
+      <w:pPr>
+        <w:pStyle w:val="Heading3"/>
+      </w:pPr>
+      <w:r>
+        <w:t>For later coding lessons</w:t>
+      </w:r>
+    </w:p>
+    <w:p>
+      <w:r>
+        <w:t>This week has no code block. Use this routine when a later lesson includes an executable lab.</w:t>
+      </w:r>
+    </w:p>
+    <w:p>
+      <w:pPr>
+        <w:spacing w:line="336" w:lineRule="auto" w:after="180"/>
+        <w:shd w:fill="F1F6F8"/>
+      </w:pPr>
+      <w:r>
+        <w:rPr>
+          <w:b w:val="0"/>
+        </w:rPr>
+        <w:t xml:space="preserve">Ask students to predict before running code. Preserve errors and actual </w:t>
+      </w:r>
+      <w:r>
+        <w:rPr>
+          <w:b/>
+        </w:rPr>
+        <w:t>output</w:t>
+      </w:r>
+      <w:r>
+        <w:rPr>
+          <w:b w:val="0"/>
+        </w:rPr>
+        <w:t>s; collect a changed test and an explanation. The branch-boundary and indexing lessons deliberately include failure cases.</w:t>
+      </w:r>
+    </w:p>
+    <w:p>
+      <w:pPr>
+        <w:spacing w:line="336" w:lineRule="auto" w:after="180"/>
+      </w:pPr>
+      <w:r>
+        <w:rPr>
+          <w:b w:val="0"/>
+        </w:rPr>
         <w:t>Use the earlier worked-explanation links to address a specific missing building block, then return to the current question. Adapt this suggestion after observing the learner; it is not an automatic diagnosis.</w:t>
       </w:r>
     </w:p>
     <w:p>
-      <w:r>
-        <w:t>Collect the completed-work portfolio as evidence. Record support separately from correctness, and assess explanation, trace/test and limitations. Progress ticks and quiz selections alone do not establish mastery.</w:t>
+      <w:pPr>
+        <w:spacing w:line="336" w:lineRule="auto" w:after="180"/>
+      </w:pPr>
+      <w:r>
+        <w:rPr>
+          <w:b w:val="0"/>
+        </w:rPr>
+        <w:t xml:space="preserve">Collect the completed-work portfolio as </w:t>
+      </w:r>
+      <w:r>
+        <w:rPr>
+          <w:b/>
+        </w:rPr>
+        <w:t>evidence</w:t>
+      </w:r>
+      <w:r>
+        <w:rPr>
+          <w:b w:val="0"/>
+        </w:rPr>
+        <w:t>. Record support separately from correctness, and assess explanation, trace/test and limitations. Progress ticks and quiz selections alone do not establish mastery.</w:t>
+      </w:r>
+    </w:p>
+    <w:p>
+      <w:pPr>
+        <w:pStyle w:val="Heading1"/>
+      </w:pPr>
+      <w:r>
+        <w:t>09. Visual concept journey</w:t>
+      </w:r>
+    </w:p>
+    <w:p>
+      <w:r>
+        <w:t>Show one Image and Voice Pipelines graphic at a time, request a prediction and discuss its trace before the independent assessment.</w:t>
+      </w:r>
+    </w:p>
+    <w:p>
+      <w:pPr>
+        <w:spacing w:line="336" w:lineRule="auto" w:after="180"/>
+      </w:pPr>
+      <w:r>
+        <w:rPr>
+          <w:b w:val="0"/>
+        </w:rPr>
+        <w:t xml:space="preserve">Use one picture at a time. Hide a worked result before asking for a </w:t>
+      </w:r>
+      <w:r>
+        <w:rPr>
+          <w:b/>
+        </w:rPr>
+        <w:t>prediction</w:t>
+      </w:r>
+      <w:r>
+        <w:rPr>
+          <w:b w:val="0"/>
+        </w:rPr>
+        <w:t>, then reveal it for feedback. These are supported teaching cases; retain the separate independent assessment for a fresh first attempt.</w:t>
+      </w:r>
+    </w:p>
+    <w:p>
+      <w:pPr>
+        <w:pStyle w:val="Heading3"/>
+      </w:pPr>
+      <w:r>
+        <w:t>01. Image and Voice Pipelines: the case</w:t>
+      </w:r>
+    </w:p>
+    <w:p>
+      <w:r>
+        <w:drawing>
+          <wp:inline xmlns:a="http://schemas.openxmlformats.org/drawingml/2006/main" xmlns:pic="http://schemas.openxmlformats.org/drawingml/2006/picture">
+            <wp:extent cx="5486400" cy="3291840"/>
+            <wp:docPr id="2" name="Picture 2" descr="A fictional librarian dictates a shelf note that passes through transcription and catalogue lookup. Supplied facts: Teacher-supplied ground truth audio phrase is “shelf fourteen”. Transcript says “shelf forty”. A current signed inventory is declared authoritative and lists the requested book on shelf 14. The original audio recording remains available."/>
+            <wp:cNvGraphicFramePr>
+              <a:graphicFrameLocks noChangeAspect="1"/>
+            </wp:cNvGraphicFramePr>
+            <a:graphic>
+              <a:graphicData uri="http://schemas.openxmlformats.org/drawingml/2006/picture">
+                <pic:pic>
+                  <pic:nvPicPr>
+                    <pic:cNvPr id="0" name="academy-story-ai-2-26-01.png"/>
+                    <pic:cNvPicPr/>
+                  </pic:nvPicPr>
+                  <pic:blipFill>
+                    <a:blip r:embed="rId10"/>
+                    <a:stretch>
+                      <a:fillRect/>
+                    </a:stretch>
+                  </pic:blipFill>
+                  <pic:spPr>
+                    <a:xfrm>
+                      <a:off x="0" y="0"/>
+                      <a:ext cx="5486400" cy="3291840"/>
+                    </a:xfrm>
+                    <a:prstGeom prst="rect"/>
+                  </pic:spPr>
+                </pic:pic>
+              </a:graphicData>
+            </a:graphic>
+          </wp:inline>
+        </w:drawing>
+      </w:r>
+    </w:p>
+    <w:p>
+      <w:pPr>
+        <w:spacing w:line="336" w:lineRule="auto" w:after="180"/>
+      </w:pPr>
+      <w:r>
+        <w:rPr>
+          <w:b w:val="0"/>
+        </w:rPr>
+        <w:t xml:space="preserve">A fictional librarian dictates a shelf note that passes through </w:t>
+      </w:r>
+      <w:r>
+        <w:rPr>
+          <w:b/>
+        </w:rPr>
+        <w:t>transcription</w:t>
+      </w:r>
+      <w:r>
+        <w:rPr>
+          <w:b w:val="0"/>
+        </w:rPr>
+        <w:t xml:space="preserve"> and catalogue lookup. Supplied facts: Teacher-supplied ground truth audio phrase is “shelf fourteen”. Transcript says “shelf forty”.</w:t>
+      </w:r>
+    </w:p>
+    <w:p>
+      <w:pPr>
+        <w:spacing w:line="336" w:lineRule="auto" w:after="180"/>
+      </w:pPr>
+      <w:r>
+        <w:rPr>
+          <w:b w:val="0"/>
+        </w:rPr>
+        <w:t>A current signed inventory is declared authoritative and lists the requested book on shelf 14. The original audio recording remains available.</w:t>
+      </w:r>
+    </w:p>
+    <w:p>
+      <w:pPr>
+        <w:spacing w:line="336" w:lineRule="auto" w:after="180"/>
+        <w:shd w:fill="F5F1FB"/>
+      </w:pPr>
+      <w:r>
+        <w:rPr>
+          <w:b w:val="0"/>
+        </w:rPr>
+        <w:t>Point to the given fact that matters most. Explain why it matters.</w:t>
+      </w:r>
+    </w:p>
+    <w:p>
+      <w:pPr>
+        <w:pStyle w:val="Heading3"/>
+      </w:pPr>
+      <w:r>
+        <w:t>Discuss while showing the picture</w:t>
+      </w:r>
+    </w:p>
+    <w:p>
+      <w:pPr>
+        <w:spacing w:line="336" w:lineRule="auto" w:after="180"/>
+        <w:shd w:fill="F1F6F8"/>
+      </w:pPr>
+      <w:r>
+        <w:rPr>
+          <w:b w:val="0"/>
+        </w:rPr>
+        <w:t>Teacher prompt: Point to the given fact that matters most. Explain why it matters. Ask learners to describe one label or arrow in ordinary words. Use the adjacent transcript if the image is difficult to see.</w:t>
+      </w:r>
+    </w:p>
+    <w:p>
+      <w:pPr>
+        <w:pStyle w:val="Heading3"/>
+      </w:pPr>
+      <w:r>
+        <w:t>02. Follow the deciding steps</w:t>
+      </w:r>
+    </w:p>
+    <w:p>
+      <w:r>
+        <w:drawing>
+          <wp:inline xmlns:a="http://schemas.openxmlformats.org/drawingml/2006/main" xmlns:pic="http://schemas.openxmlformats.org/drawingml/2006/picture">
+            <wp:extent cx="5486400" cy="4005072"/>
+            <wp:docPr id="3" name="Picture 3" descr="Audio input: Known phrase names fourteen, not forty. → Transcription: Text output changes the shelf number to forty. → Cross-check: The authoritative inventory gives shelf 14. → Review and correct: Replay the audio, preserve the faulty transcript and use confirmed shelf 14."/>
+            <wp:cNvGraphicFramePr>
+              <a:graphicFrameLocks noChangeAspect="1"/>
+            </wp:cNvGraphicFramePr>
+            <a:graphic>
+              <a:graphicData uri="http://schemas.openxmlformats.org/drawingml/2006/picture">
+                <pic:pic>
+                  <pic:nvPicPr>
+                    <pic:cNvPr id="0" name="academy-story-ai-2-26-02.png"/>
+                    <pic:cNvPicPr/>
+                  </pic:nvPicPr>
+                  <pic:blipFill>
+                    <a:blip r:embed="rId11"/>
+                    <a:stretch>
+                      <a:fillRect/>
+                    </a:stretch>
+                  </pic:blipFill>
+                  <pic:spPr>
+                    <a:xfrm>
+                      <a:off x="0" y="0"/>
+                      <a:ext cx="5486400" cy="4005072"/>
+                    </a:xfrm>
+                    <a:prstGeom prst="rect"/>
+                  </pic:spPr>
+                </pic:pic>
+              </a:graphicData>
+            </a:graphic>
+          </wp:inline>
+        </w:drawing>
+      </w:r>
+    </w:p>
+    <w:p>
+      <w:pPr>
+        <w:spacing w:line="336" w:lineRule="auto" w:after="180"/>
+      </w:pPr>
+      <w:r>
+        <w:rPr>
+          <w:b w:val="0"/>
+        </w:rPr>
+        <w:t xml:space="preserve">Audio </w:t>
+      </w:r>
+      <w:r>
+        <w:rPr>
+          <w:b/>
+        </w:rPr>
+        <w:t>input</w:t>
+      </w:r>
+      <w:r>
+        <w:rPr>
+          <w:b w:val="0"/>
+        </w:rPr>
+        <w:t xml:space="preserve">: Known phrase names fourteen, not forty. → </w:t>
+      </w:r>
+      <w:r>
+        <w:rPr>
+          <w:b/>
+        </w:rPr>
+        <w:t>Transcription</w:t>
+      </w:r>
+      <w:r>
+        <w:rPr>
+          <w:b w:val="0"/>
+        </w:rPr>
+        <w:t xml:space="preserve">: Text </w:t>
+      </w:r>
+      <w:r>
+        <w:rPr>
+          <w:b/>
+        </w:rPr>
+        <w:t>output</w:t>
+      </w:r>
+      <w:r>
+        <w:rPr>
+          <w:b w:val="0"/>
+        </w:rPr>
+        <w:t xml:space="preserve"> changes the shelf number to forty. → Cross-check: The authoritative inventory gives shelf 14. → Review and correct: Replay the audio, preserve the faulty transcript and use confirmed shelf 14.</w:t>
+      </w:r>
+    </w:p>
+    <w:p>
+      <w:pPr>
+        <w:spacing w:line="336" w:lineRule="auto" w:after="180"/>
+        <w:shd w:fill="F5F1FB"/>
+      </w:pPr>
+      <w:r>
+        <w:rPr>
+          <w:b w:val="0"/>
+        </w:rPr>
+        <w:t xml:space="preserve">Point to each numbered stage and explain which recorded </w:t>
+      </w:r>
+      <w:r>
+        <w:rPr>
+          <w:b/>
+        </w:rPr>
+        <w:t>input</w:t>
+      </w:r>
+      <w:r>
+        <w:rPr>
+          <w:b w:val="0"/>
+        </w:rPr>
+        <w:t xml:space="preserve"> it uses.</w:t>
+      </w:r>
+    </w:p>
+    <w:p>
+      <w:pPr>
+        <w:pStyle w:val="Heading3"/>
+      </w:pPr>
+      <w:r>
+        <w:t>Discuss while showing the picture</w:t>
+      </w:r>
+    </w:p>
+    <w:p>
+      <w:pPr>
+        <w:spacing w:line="336" w:lineRule="auto" w:after="180"/>
+        <w:shd w:fill="F1F6F8"/>
+      </w:pPr>
+      <w:r>
+        <w:rPr>
+          <w:b w:val="0"/>
+        </w:rPr>
+        <w:t xml:space="preserve">Teacher prompt: Point to each numbered stage and explain which recorded </w:t>
+      </w:r>
+      <w:r>
+        <w:rPr>
+          <w:b/>
+        </w:rPr>
+        <w:t>input</w:t>
+      </w:r>
+      <w:r>
+        <w:rPr>
+          <w:b w:val="0"/>
+        </w:rPr>
+        <w:t xml:space="preserve"> it uses. Ask learners to describe one label or arrow in ordinary words. Use the adjacent transcript if the image is difficult to see.</w:t>
+      </w:r>
+    </w:p>
+    <w:p>
+      <w:pPr>
+        <w:pStyle w:val="Heading3"/>
+      </w:pPr>
+      <w:r>
+        <w:t>03. Speech pipelines and multimodal evidence — evidence trace</w:t>
+      </w:r>
+    </w:p>
+    <w:p>
+      <w:r>
+        <w:drawing>
+          <wp:inline xmlns:a="http://schemas.openxmlformats.org/drawingml/2006/main" xmlns:pic="http://schemas.openxmlformats.org/drawingml/2006/picture">
+            <wp:extent cx="5486400" cy="3297936"/>
+            <wp:docPr id="4" name="Picture 4" descr="Speech pipelines and multimodal evidence — evidence trace. Audio transcript reads fifteen boxes; a clear written inventory says fifty boxes. The original audio is unavailable and the assistant reports fifteen as certain. | Track source modality, segment/time references, transcription, interpretation and final claims separately. Compare conflicting evidence without assuming one modality always wins. Ask for clarification when the task needs unresolved information. | There is an unresolved quantity conflict and no audio replay. Preserve both sources and ask the responsible person; certainty is unsupported."/>
+            <wp:cNvGraphicFramePr>
+              <a:graphicFrameLocks noChangeAspect="1"/>
+            </wp:cNvGraphicFramePr>
+            <a:graphic>
+              <a:graphicData uri="http://schemas.openxmlformats.org/drawingml/2006/picture">
+                <pic:pic>
+                  <pic:nvPicPr>
+                    <pic:cNvPr id="0" name="academy-story-ai-2-26-03.png"/>
+                    <pic:cNvPicPr/>
+                  </pic:nvPicPr>
+                  <pic:blipFill>
+                    <a:blip r:embed="rId12"/>
+                    <a:stretch>
+                      <a:fillRect/>
+                    </a:stretch>
+                  </pic:blipFill>
+                  <pic:spPr>
+                    <a:xfrm>
+                      <a:off x="0" y="0"/>
+                      <a:ext cx="5486400" cy="3297936"/>
+                    </a:xfrm>
+                    <a:prstGeom prst="rect"/>
+                  </pic:spPr>
+                </pic:pic>
+              </a:graphicData>
+            </a:graphic>
+          </wp:inline>
+        </w:drawing>
+      </w:r>
+    </w:p>
+    <w:p>
+      <w:pPr>
+        <w:spacing w:line="336" w:lineRule="auto" w:after="180"/>
+      </w:pPr>
+      <w:r>
+        <w:rPr>
+          <w:b w:val="0"/>
+        </w:rPr>
+        <w:t xml:space="preserve">Speech </w:t>
+      </w:r>
+      <w:r>
+        <w:rPr>
+          <w:b/>
+        </w:rPr>
+        <w:t>pipeline</w:t>
+      </w:r>
+      <w:r>
+        <w:rPr>
+          <w:b w:val="0"/>
+        </w:rPr>
+        <w:t xml:space="preserve">s and multimodal </w:t>
+      </w:r>
+      <w:r>
+        <w:rPr>
+          <w:b/>
+        </w:rPr>
+        <w:t>evidence</w:t>
+      </w:r>
+      <w:r>
+        <w:rPr>
+          <w:b w:val="0"/>
+        </w:rPr>
+        <w:t xml:space="preserve"> — </w:t>
+      </w:r>
+      <w:r>
+        <w:rPr>
+          <w:b/>
+        </w:rPr>
+        <w:t>evidence</w:t>
+      </w:r>
+      <w:r>
+        <w:rPr>
+          <w:b w:val="0"/>
+        </w:rPr>
+        <w:t xml:space="preserve"> trace. Audio transcript reads fifteen boxes; a clear written inventory says fifty boxes.</w:t>
+      </w:r>
+    </w:p>
+    <w:p>
+      <w:pPr>
+        <w:spacing w:line="336" w:lineRule="auto" w:after="180"/>
+      </w:pPr>
+      <w:r>
+        <w:rPr>
+          <w:b w:val="0"/>
+        </w:rPr>
+        <w:t xml:space="preserve">The original audio is unavailable and the assistant reports fifteen as certain. | Track source </w:t>
+      </w:r>
+      <w:r>
+        <w:rPr>
+          <w:b/>
+        </w:rPr>
+        <w:t>modality</w:t>
+      </w:r>
+      <w:r>
+        <w:rPr>
+          <w:b w:val="0"/>
+        </w:rPr>
+        <w:t xml:space="preserve">, segment/time references, </w:t>
+      </w:r>
+      <w:r>
+        <w:rPr>
+          <w:b/>
+        </w:rPr>
+        <w:t>transcription</w:t>
+      </w:r>
+      <w:r>
+        <w:rPr>
+          <w:b w:val="0"/>
+        </w:rPr>
+        <w:t>, interpretation and final claims separately.</w:t>
+      </w:r>
+    </w:p>
+    <w:p>
+      <w:pPr>
+        <w:spacing w:line="336" w:lineRule="auto" w:after="180"/>
+      </w:pPr>
+      <w:r>
+        <w:rPr>
+          <w:b w:val="0"/>
+        </w:rPr>
+        <w:t xml:space="preserve">Compare conflicting </w:t>
+      </w:r>
+      <w:r>
+        <w:rPr>
+          <w:b/>
+        </w:rPr>
+        <w:t>evidence</w:t>
+      </w:r>
+      <w:r>
+        <w:rPr>
+          <w:b w:val="0"/>
+        </w:rPr>
+        <w:t xml:space="preserve"> without assuming one </w:t>
+      </w:r>
+      <w:r>
+        <w:rPr>
+          <w:b/>
+        </w:rPr>
+        <w:t>modality</w:t>
+      </w:r>
+      <w:r>
+        <w:rPr>
+          <w:b w:val="0"/>
+        </w:rPr>
+        <w:t xml:space="preserve"> always wins. Ask for clarification when the task needs unresolved information. | There is an unresolved quantity conflict and no audio replay.</w:t>
+      </w:r>
+    </w:p>
+    <w:p>
+      <w:pPr>
+        <w:spacing w:line="336" w:lineRule="auto" w:after="180"/>
+      </w:pPr>
+      <w:r>
+        <w:rPr>
+          <w:b w:val="0"/>
+        </w:rPr>
+        <w:t>Preserve both sources and ask the responsible person; certainty is unsupported.</w:t>
+      </w:r>
+    </w:p>
+    <w:p>
+      <w:pPr>
+        <w:spacing w:line="336" w:lineRule="auto" w:after="180"/>
+        <w:shd w:fill="F5F1FB"/>
+      </w:pPr>
+      <w:r>
+        <w:rPr>
+          <w:b w:val="0"/>
+        </w:rPr>
+        <w:t>Read the labels and values. Explain the relationship the model shows.</w:t>
+      </w:r>
+    </w:p>
+    <w:p>
+      <w:pPr>
+        <w:pStyle w:val="Heading3"/>
+      </w:pPr>
+      <w:r>
+        <w:t>Discuss while showing the picture</w:t>
+      </w:r>
+    </w:p>
+    <w:p>
+      <w:pPr>
+        <w:spacing w:line="336" w:lineRule="auto" w:after="180"/>
+        <w:shd w:fill="F1F6F8"/>
+      </w:pPr>
+      <w:r>
+        <w:rPr>
+          <w:b w:val="0"/>
+        </w:rPr>
+        <w:t>Teacher prompt: Read the labels and values. Explain the relationship the model shows. Ask learners to describe one label or arrow in ordinary words. Use the adjacent transcript if the image is difficult to see.</w:t>
+      </w:r>
+    </w:p>
+    <w:p>
+      <w:pPr>
+        <w:pStyle w:val="Heading3"/>
+      </w:pPr>
+      <w:r>
+        <w:t>04. Change one thing. Trace what follows.</w:t>
+      </w:r>
+    </w:p>
+    <w:p>
+      <w:r>
+        <w:drawing>
+          <wp:inline xmlns:a="http://schemas.openxmlformats.org/drawingml/2006/main" xmlns:pic="http://schemas.openxmlformats.org/drawingml/2006/picture">
+            <wp:extent cx="5486400" cy="3026664"/>
+            <wp:docPr id="5" name="Picture 5" descr="Original case: Replay the audio, preserve the faulty transcript and use confirmed shelf 14. Changed condition: Remove access to the audio, while keeping the authoritative inventory. Expected result: Shelf 14 remains supported for the lookup, but transcription accuracy cannot be replay-checked. Reason: The inventory resolves the shelf task; it does not recreate unavailable audio."/>
+            <wp:cNvGraphicFramePr>
+              <a:graphicFrameLocks noChangeAspect="1"/>
+            </wp:cNvGraphicFramePr>
+            <a:graphic>
+              <a:graphicData uri="http://schemas.openxmlformats.org/drawingml/2006/picture">
+                <pic:pic>
+                  <pic:nvPicPr>
+                    <pic:cNvPr id="0" name="academy-story-ai-2-26-04.png"/>
+                    <pic:cNvPicPr/>
+                  </pic:nvPicPr>
+                  <pic:blipFill>
+                    <a:blip r:embed="rId13"/>
+                    <a:stretch>
+                      <a:fillRect/>
+                    </a:stretch>
+                  </pic:blipFill>
+                  <pic:spPr>
+                    <a:xfrm>
+                      <a:off x="0" y="0"/>
+                      <a:ext cx="5486400" cy="3026664"/>
+                    </a:xfrm>
+                    <a:prstGeom prst="rect"/>
+                  </pic:spPr>
+                </pic:pic>
+              </a:graphicData>
+            </a:graphic>
+          </wp:inline>
+        </w:drawing>
+      </w:r>
+    </w:p>
+    <w:p>
+      <w:pPr>
+        <w:spacing w:line="336" w:lineRule="auto" w:after="180"/>
+      </w:pPr>
+      <w:r>
+        <w:rPr>
+          <w:b w:val="0"/>
+        </w:rPr>
+        <w:t>Original case: Replay the audio, preserve the faulty transcript and use confirmed shelf 14. Changed condition: Remove access to the audio, while keeping the authoritative inventory.</w:t>
+      </w:r>
+    </w:p>
+    <w:p>
+      <w:pPr>
+        <w:spacing w:line="336" w:lineRule="auto" w:after="180"/>
+      </w:pPr>
+      <w:r>
+        <w:rPr>
+          <w:b w:val="0"/>
+        </w:rPr>
+        <w:t xml:space="preserve">Expected result: Shelf 14 remains supported for the lookup, but </w:t>
+      </w:r>
+      <w:r>
+        <w:rPr>
+          <w:b/>
+        </w:rPr>
+        <w:t>transcription</w:t>
+      </w:r>
+      <w:r>
+        <w:rPr>
+          <w:b w:val="0"/>
+        </w:rPr>
+        <w:t xml:space="preserve"> accuracy cannot be replay-checked. Reason: The inventory resolves the shelf task; it does not recreate unavailable audio.</w:t>
+      </w:r>
+    </w:p>
+    <w:p>
+      <w:pPr>
+        <w:spacing w:line="336" w:lineRule="auto" w:after="180"/>
+        <w:shd w:fill="F5F1FB"/>
+      </w:pPr>
+      <w:r>
+        <w:rPr>
+          <w:b w:val="0"/>
+        </w:rPr>
+        <w:t>Predict before checking the worked changed-case result. Name what changed and what the supplied facts allow you to conclude.</w:t>
+      </w:r>
+    </w:p>
+    <w:p>
+      <w:pPr>
+        <w:pStyle w:val="Heading3"/>
+      </w:pPr>
+      <w:r>
+        <w:t>Discuss while showing the picture</w:t>
+      </w:r>
+    </w:p>
+    <w:p>
+      <w:pPr>
+        <w:spacing w:line="336" w:lineRule="auto" w:after="180"/>
+        <w:shd w:fill="F1F6F8"/>
+      </w:pPr>
+      <w:r>
+        <w:rPr>
+          <w:b w:val="0"/>
+        </w:rPr>
+        <w:t>Teacher prompt: Predict before checking the worked changed-case result. Name what changed and what the supplied facts allow you to conclude. Ask learners to describe one label or arrow in ordinary words.</w:t>
+      </w:r>
+    </w:p>
+    <w:p>
+      <w:pPr>
+        <w:spacing w:line="336" w:lineRule="auto" w:after="180"/>
+        <w:shd w:fill="F1F6F8"/>
+      </w:pPr>
+      <w:r>
+        <w:rPr>
+          <w:b w:val="0"/>
+        </w:rPr>
+        <w:t>Use the adjacent transcript if the image is difficult to see. Changed-case reasoning: The inventory resolves the shelf task; it does not recreate unavailable audio.</w:t>
+      </w:r>
+    </w:p>
+    <w:p>
+      <w:pPr>
+        <w:pStyle w:val="Heading3"/>
+      </w:pPr>
+      <w:r>
+        <w:t>05. Connect the explanation to its limit</w:t>
+      </w:r>
+    </w:p>
+    <w:p>
+      <w:r>
+        <w:drawing>
+          <wp:inline xmlns:a="http://schemas.openxmlformats.org/drawingml/2006/main" xmlns:pic="http://schemas.openxmlformats.org/drawingml/2006/picture">
+            <wp:extent cx="5486400" cy="2834640"/>
+            <wp:docPr id="6" name="Picture 6" descr="A correct later lookup cannot repair an earlier wrong input by magic. Locate the first difference between known audio and transcript, then compare the stated source authority. Keeping both records makes the correction auditable. A confident spoken answer for shelf 40 would remain wrong despite fluent synthesis. Limit: Declared authority resolves this task’s source choice; it does not make every inventory entry universally accurate."/>
+            <wp:cNvGraphicFramePr>
+              <a:graphicFrameLocks noChangeAspect="1"/>
+            </wp:cNvGraphicFramePr>
+            <a:graphic>
+              <a:graphicData uri="http://schemas.openxmlformats.org/drawingml/2006/picture">
+                <pic:pic>
+                  <pic:nvPicPr>
+                    <pic:cNvPr id="0" name="academy-story-ai-2-26-05.png"/>
+                    <pic:cNvPicPr/>
+                  </pic:nvPicPr>
+                  <pic:blipFill>
+                    <a:blip r:embed="rId14"/>
+                    <a:stretch>
+                      <a:fillRect/>
+                    </a:stretch>
+                  </pic:blipFill>
+                  <pic:spPr>
+                    <a:xfrm>
+                      <a:off x="0" y="0"/>
+                      <a:ext cx="5486400" cy="2834640"/>
+                    </a:xfrm>
+                    <a:prstGeom prst="rect"/>
+                  </pic:spPr>
+                </pic:pic>
+              </a:graphicData>
+            </a:graphic>
+          </wp:inline>
+        </w:drawing>
+      </w:r>
+    </w:p>
+    <w:p>
+      <w:pPr>
+        <w:spacing w:line="336" w:lineRule="auto" w:after="180"/>
+      </w:pPr>
+      <w:r>
+        <w:rPr>
+          <w:b w:val="0"/>
+        </w:rPr>
+        <w:t xml:space="preserve">A correct later lookup cannot repair an earlier wrong </w:t>
+      </w:r>
+      <w:r>
+        <w:rPr>
+          <w:b/>
+        </w:rPr>
+        <w:t>input</w:t>
+      </w:r>
+      <w:r>
+        <w:rPr>
+          <w:b w:val="0"/>
+        </w:rPr>
+        <w:t xml:space="preserve"> by magic. Locate the first difference between known audio and transcript, then compare the stated source authority.</w:t>
+      </w:r>
+    </w:p>
+    <w:p>
+      <w:pPr>
+        <w:spacing w:line="336" w:lineRule="auto" w:after="180"/>
+      </w:pPr>
+      <w:r>
+        <w:rPr>
+          <w:b w:val="0"/>
+        </w:rPr>
+        <w:t>Keeping both records makes the correction auditable. A confident spoken answer for shelf 40 would remain wrong despite fluent synthesis.</w:t>
+      </w:r>
+    </w:p>
+    <w:p>
+      <w:pPr>
+        <w:spacing w:line="336" w:lineRule="auto" w:after="180"/>
+      </w:pPr>
+      <w:r>
+        <w:rPr>
+          <w:b w:val="0"/>
+        </w:rPr>
+        <w:t>Limit: Declared authority resolves this task’s source choice; it does not make every inventory entry universally accurate.</w:t>
+      </w:r>
+    </w:p>
+    <w:p>
+      <w:pPr>
+        <w:spacing w:line="336" w:lineRule="auto" w:after="180"/>
+        <w:shd w:fill="F5F1FB"/>
+      </w:pPr>
+      <w:r>
+        <w:rPr>
+          <w:b w:val="0"/>
+        </w:rPr>
+        <w:t>Explain the case, then point to a limit on the claim.</w:t>
+      </w:r>
+    </w:p>
+    <w:p>
+      <w:pPr>
+        <w:pStyle w:val="Heading3"/>
+      </w:pPr>
+      <w:r>
+        <w:t>Discuss while showing the picture</w:t>
+      </w:r>
+    </w:p>
+    <w:p>
+      <w:pPr>
+        <w:spacing w:line="336" w:lineRule="auto" w:after="180"/>
+        <w:shd w:fill="F1F6F8"/>
+      </w:pPr>
+      <w:r>
+        <w:rPr>
+          <w:b w:val="0"/>
+        </w:rPr>
+        <w:t>Teacher prompt: Explain the case, then point to a limit on the claim. Ask learners to describe one label or arrow in ordinary words. Use the adjacent transcript if the image is difficult to see.</w:t>
+      </w:r>
+    </w:p>
+    <w:p>
+      <w:pPr>
+        <w:spacing w:line="336" w:lineRule="auto" w:after="180"/>
+        <w:shd w:fill="F1F6F8"/>
+      </w:pPr>
+      <w:r>
+        <w:rPr>
+          <w:b w:val="0"/>
+        </w:rPr>
+        <w:t>Keep the stated scope: Declared authority resolves this task’s source choice; it does not make every inventory entry universally accurate.</w:t>
+      </w:r>
+    </w:p>
+    <w:p>
+      <w:pPr>
+        <w:pStyle w:val="Heading3"/>
+      </w:pPr>
+      <w:r>
+        <w:t>06. Make the idea visible in your project</w:t>
+      </w:r>
+    </w:p>
+    <w:p>
+      <w:r>
+        <w:drawing>
+          <wp:inline xmlns:a="http://schemas.openxmlformats.org/drawingml/2006/main" xmlns:pic="http://schemas.openxmlformats.org/drawingml/2006/picture">
+            <wp:extent cx="5486400" cy="3380232"/>
+            <wp:docPr id="7" name="Picture 7" descr="For voice-driven recommendations, confirm important recognised fields before searching or acting and retain source provenance. Draw your input, deciding step, result and limit. Supported question: Which stage first fails, and why should the faulty transcript not be silently overwritten?"/>
+            <wp:cNvGraphicFramePr>
+              <a:graphicFrameLocks noChangeAspect="1"/>
+            </wp:cNvGraphicFramePr>
+            <a:graphic>
+              <a:graphicData uri="http://schemas.openxmlformats.org/drawingml/2006/picture">
+                <pic:pic>
+                  <pic:nvPicPr>
+                    <pic:cNvPr id="0" name="academy-story-ai-2-26-06.png"/>
+                    <pic:cNvPicPr/>
+                  </pic:nvPicPr>
+                  <pic:blipFill>
+                    <a:blip r:embed="rId15"/>
+                    <a:stretch>
+                      <a:fillRect/>
+                    </a:stretch>
+                  </pic:blipFill>
+                  <pic:spPr>
+                    <a:xfrm>
+                      <a:off x="0" y="0"/>
+                      <a:ext cx="5486400" cy="3380232"/>
+                    </a:xfrm>
+                    <a:prstGeom prst="rect"/>
+                  </pic:spPr>
+                </pic:pic>
+              </a:graphicData>
+            </a:graphic>
+          </wp:inline>
+        </w:drawing>
+      </w:r>
+    </w:p>
+    <w:p>
+      <w:pPr>
+        <w:spacing w:line="336" w:lineRule="auto" w:after="180"/>
+      </w:pPr>
+      <w:r>
+        <w:rPr>
+          <w:b w:val="0"/>
+        </w:rPr>
+        <w:t xml:space="preserve">For voice-driven recommendations, confirm important recognised fields before searching or acting and retain source provenance. Draw your </w:t>
+      </w:r>
+      <w:r>
+        <w:rPr>
+          <w:b/>
+        </w:rPr>
+        <w:t>input</w:t>
+      </w:r>
+      <w:r>
+        <w:rPr>
+          <w:b w:val="0"/>
+        </w:rPr>
+        <w:t>, deciding step, result and limit.</w:t>
+      </w:r>
+    </w:p>
+    <w:p>
+      <w:pPr>
+        <w:spacing w:line="336" w:lineRule="auto" w:after="180"/>
+      </w:pPr>
+      <w:r>
+        <w:rPr>
+          <w:b w:val="0"/>
+        </w:rPr>
+        <w:t>Supported question: Which stage first fails, and why should the faulty transcript not be silently overwritten?</w:t>
+      </w:r>
+    </w:p>
+    <w:p>
+      <w:pPr>
+        <w:spacing w:line="336" w:lineRule="auto" w:after="180"/>
+        <w:shd w:fill="F5F1FB"/>
+      </w:pPr>
+      <w:r>
+        <w:rPr>
+          <w:b w:val="0"/>
+        </w:rPr>
+        <w:t xml:space="preserve">Draw your project trace and justify the deciding step using </w:t>
+      </w:r>
+      <w:r>
+        <w:rPr>
+          <w:b/>
+        </w:rPr>
+        <w:t>evidence</w:t>
+      </w:r>
+      <w:r>
+        <w:rPr>
+          <w:b w:val="0"/>
+        </w:rPr>
+        <w:t>.</w:t>
+      </w:r>
+    </w:p>
+    <w:p>
+      <w:pPr>
+        <w:pStyle w:val="Heading3"/>
+      </w:pPr>
+      <w:r>
+        <w:t>Discuss while showing the picture</w:t>
+      </w:r>
+    </w:p>
+    <w:p>
+      <w:pPr>
+        <w:spacing w:line="336" w:lineRule="auto" w:after="180"/>
+        <w:shd w:fill="F1F6F8"/>
+      </w:pPr>
+      <w:r>
+        <w:rPr>
+          <w:b w:val="0"/>
+        </w:rPr>
+        <w:t xml:space="preserve">Teacher prompt: Draw your project trace and justify the deciding step using </w:t>
+      </w:r>
+      <w:r>
+        <w:rPr>
+          <w:b/>
+        </w:rPr>
+        <w:t>evidence</w:t>
+      </w:r>
+      <w:r>
+        <w:rPr>
+          <w:b w:val="0"/>
+        </w:rPr>
+        <w:t>. Ask learners to describe one label or arrow in ordinary words. Use the adjacent transcript if the image is difficult to see.</w:t>
+      </w:r>
+    </w:p>
+    <w:p>
+      <w:pPr>
+        <w:spacing w:line="336" w:lineRule="auto" w:after="180"/>
+        <w:shd w:fill="F1F6F8"/>
+      </w:pPr>
+      <w:r>
+        <w:rPr>
+          <w:b w:val="0"/>
+        </w:rPr>
+        <w:t xml:space="preserve">Supported practice key: </w:t>
+      </w:r>
+      <w:r>
+        <w:rPr>
+          <w:b/>
+        </w:rPr>
+        <w:t>Transcription</w:t>
+      </w:r>
+      <w:r>
+        <w:rPr>
+          <w:b w:val="0"/>
+        </w:rPr>
+        <w:t xml:space="preserve"> first fails. Preserve it to diagnose the confusion and distinguish correction from the original model </w:t>
+      </w:r>
+      <w:r>
+        <w:rPr>
+          <w:b/>
+        </w:rPr>
+        <w:t>output</w:t>
+      </w:r>
+      <w:r>
+        <w:rPr>
+          <w:b w:val="0"/>
+        </w:rPr>
+        <w:t>.</w:t>
       </w:r>
     </w:p>
     <w:sectPr>

--- a/downloads/teacher/ai-2-week-26.docx
+++ b/downloads/teacher/ai-2-week-26.docx
@@ -155,7 +155,7 @@
           </w:tcPr>
           <w:p>
             <w:r>
-              <w:t>Sections 1–6; record the brief recall in the workbook.</w:t>
+              <w:t>Use Your mission, Notice the evidence, See how it works, Compare the cases, Words that unlock the idea and Follow a worked example; record the brief recall in the workbook.</w:t>
             </w:r>
           </w:p>
         </w:tc>
@@ -187,7 +187,7 @@
           </w:tcPr>
           <w:p>
             <w:r>
-              <w:t>Sections 7–10; use the matching workbook W2 and misconception check.</w:t>
+              <w:t>Use Find and repair a mistake, Practise together, Run the investigation and Build your understanding; use the matching workbook W2 and misconception check.</w:t>
             </w:r>
           </w:p>
         </w:tc>
@@ -219,7 +219,7 @@
           </w:tcPr>
           <w:p>
             <w:r>
-              <w:t>Sections 9 and 11–14. Give extra time to finish the full task set; use Section 15 when the week includes a coding lab.</w:t>
+              <w:t>Use Run the investigation, Connect your project, Show what you know, Study a complete case and Try a new case independently. Allow extra time for the full task set. Use a coding lab only when this week actually provides one; Your lesson route is the planning section.</w:t>
             </w:r>
           </w:p>
         </w:tc>
@@ -2481,7 +2481,7 @@
           </w:tcPr>
           <w:p>
             <w:r>
-              <w:t>Explain section 1 and vocabulary. Complete W1 with a mechanism-based explanation.</w:t>
+              <w:t>Explain See how it works and Words that unlock the idea. Complete W1 with a mechanism-based explanation.</w:t>
             </w:r>
           </w:p>
         </w:tc>
@@ -5424,7 +5424,7 @@
           </w:tcPr>
           <w:p>
             <w:r>
-              <w:t>Sections 1–6; record the brief recall in the workbook.</w:t>
+              <w:t>Use Your mission, Notice the evidence, See how it works, Compare the cases, Words that unlock the idea and Follow a worked example; record the brief recall in the workbook.</w:t>
             </w:r>
           </w:p>
         </w:tc>
@@ -5456,7 +5456,7 @@
           </w:tcPr>
           <w:p>
             <w:r>
-              <w:t>Sections 7–10; use the matching workbook W2 and misconception check.</w:t>
+              <w:t>Use Find and repair a mistake, Practise together, Run the investigation and Build your understanding; use the matching workbook W2 and misconception check.</w:t>
             </w:r>
           </w:p>
         </w:tc>
@@ -5488,7 +5488,7 @@
           </w:tcPr>
           <w:p>
             <w:r>
-              <w:t>Sections 9 and 11–14. Give extra time to finish the full task set; use Section 15 when the week includes a coding lab.</w:t>
+              <w:t>Use Run the investigation, Connect your project, Show what you know, Study a complete case and Try a new case independently. Allow extra time for the full task set. Use a coding lab only when this week actually provides one; Your lesson route is the planning section.</w:t>
             </w:r>
           </w:p>
         </w:tc>

--- a/downloads/teacher/ai-2-week-26.docx
+++ b/downloads/teacher/ai-2-week-26.docx
@@ -25,20 +25,38 @@
         <w:pStyle w:val="Heading1"/>
       </w:pPr>
       <w:r>
-        <w:t>01. Image and Voice Pipelines</w:t>
-      </w:r>
-    </w:p>
-    <w:p>
-      <w:r>
-        <w:t>Prepare Image and Voice Pipelines: check the target, prerequisites, resources and adaptable teaching schedule.</w:t>
-      </w:r>
-    </w:p>
-    <w:p>
-      <w:pPr>
-        <w:pStyle w:val="Heading3"/>
-      </w:pPr>
-      <w:r>
-        <w:t>Teach the learning cycle</w:t>
+        <w:t>Teach multimodal reasoning through complete evidence contracts.</w:t>
+      </w:r>
+    </w:p>
+    <w:p>
+      <w:r>
+        <w:t>Supply the reference image and paper cases, distinguish stage errors from unknown causes and assess the fresh authority case.</w:t>
+      </w:r>
+    </w:p>
+    <w:p>
+      <w:r>
+        <w:t>Require source availability, stage records, declared authority and a bounded conclusion.</w:t>
+      </w:r>
+    </w:p>
+    <w:p>
+      <w:pPr>
+        <w:pStyle w:val="Heading1"/>
+      </w:pPr>
+      <w:r>
+        <w:t>01. Prepare this connected week</w:t>
+      </w:r>
+    </w:p>
+    <w:p>
+      <w:r>
+        <w:t>Use one main plan and keep practice separate from the independent first attempt.</w:t>
+      </w:r>
+    </w:p>
+    <w:p>
+      <w:pPr>
+        <w:pStyle w:val="Heading2"/>
+      </w:pPr>
+      <w:r>
+        <w:t>Learning goal and precision</w:t>
       </w:r>
     </w:p>
     <w:p>
@@ -80,6 +98,142 @@
           <w:b/>
         </w:rPr>
         <w:t>evidence</w:t>
+      </w:r>
+    </w:p>
+    <w:p>
+      <w:pPr>
+        <w:spacing w:line="336" w:lineRule="auto" w:after="180"/>
+      </w:pPr>
+      <w:r>
+        <w:rPr>
+          <w:b w:val="0"/>
+        </w:rPr>
+        <w:t xml:space="preserve">Two 45-minute sessions. A multimodal </w:t>
+      </w:r>
+      <w:r>
+        <w:rPr>
+          <w:b/>
+        </w:rPr>
+        <w:t>pipeline</w:t>
+      </w:r>
+      <w:r>
+        <w:rPr>
+          <w:b w:val="0"/>
+        </w:rPr>
+        <w:t xml:space="preserve"> may transcribe speech, inspect an image and generate a response. Errors at one stage can propagate even when later stages run correctly.</w:t>
+      </w:r>
+    </w:p>
+    <w:p>
+      <w:pPr>
+        <w:spacing w:line="336" w:lineRule="auto" w:after="180"/>
+      </w:pPr>
+      <w:r>
+        <w:rPr>
+          <w:b w:val="0"/>
+        </w:rPr>
+        <w:t xml:space="preserve">Use the supplied constructed scenarios to make the </w:t>
+      </w:r>
+      <w:r>
+        <w:rPr>
+          <w:b/>
+        </w:rPr>
+        <w:t>mechanism</w:t>
+      </w:r>
+      <w:r>
+        <w:rPr>
+          <w:b w:val="0"/>
+        </w:rPr>
+        <w:t xml:space="preserve"> inspectable. Collect W4 before sharing solutions.</w:t>
+      </w:r>
+    </w:p>
+    <w:p>
+      <w:pPr>
+        <w:spacing w:line="336" w:lineRule="auto" w:after="180"/>
+      </w:pPr>
+      <w:r>
+        <w:rPr>
+          <w:b w:val="0"/>
+        </w:rPr>
+        <w:t xml:space="preserve">Students should name intermediate </w:t>
+      </w:r>
+      <w:r>
+        <w:rPr>
+          <w:b/>
+        </w:rPr>
+        <w:t>evidence</w:t>
+      </w:r>
+      <w:r>
+        <w:rPr>
+          <w:b w:val="0"/>
+        </w:rPr>
+        <w:t xml:space="preserve"> and limitations; classroom pacing and learning effectiveness remain unvalidated.</w:t>
+      </w:r>
+    </w:p>
+    <w:p>
+      <w:pPr>
+        <w:spacing w:line="336" w:lineRule="auto" w:after="180"/>
+      </w:pPr>
+      <w:r>
+        <w:rPr>
+          <w:b w:val="0"/>
+        </w:rPr>
+        <w:t>By the end, I can trace where speech information changes and resolve a declared-authority conflict.</w:t>
+      </w:r>
+    </w:p>
+    <w:p>
+      <w:pPr>
+        <w:pStyle w:val="Heading2"/>
+      </w:pPr>
+      <w:r>
+        <w:t>What to prepare</w:t>
+      </w:r>
+    </w:p>
+    <w:p>
+      <w:pPr>
+        <w:pStyle w:val="ListBullet"/>
+      </w:pPr>
+      <w:r>
+        <w:t>Use the supplied scenario, student illustrations and blank paper. For numeric work, offer counters or a calculator after learners show the setup. Fictional records are supplied; personal data and paid accounts are unnecessary.</w:t>
+      </w:r>
+    </w:p>
+    <w:p>
+      <w:pPr>
+        <w:pStyle w:val="ListBullet"/>
+      </w:pPr>
+      <w:r>
+        <w:t>Case exposure check: this source example appears in ai-2/26, ai-3/12, ai-3/13. Reuse a familiar case for recall or modelling; verify that the case used to assess transfer has not already received feedback.</w:t>
+      </w:r>
+    </w:p>
+    <w:p>
+      <w:pPr>
+        <w:pStyle w:val="ListBullet"/>
+      </w:pPr>
+      <w:r>
+        <w:t>Lesson and workbook; paper and pencil</w:t>
+      </w:r>
+    </w:p>
+    <w:p>
+      <w:pPr>
+        <w:pStyle w:val="ListBullet"/>
+      </w:pPr>
+      <w:r>
+        <w:t>Calculator and optional local Python 3 for arithmetic; no live API or private data</w:t>
+      </w:r>
+    </w:p>
+    <w:p>
+      <w:pPr>
+        <w:pStyle w:val="ListBullet"/>
+      </w:pPr>
+      <w:r>
+        <w:t>Prepare the fresh retry separately and withhold its solution until after collection</w:t>
+      </w:r>
+    </w:p>
+    <w:p>
+      <w:pPr>
+        <w:pStyle w:val="Heading2"/>
+      </w:pPr>
+      <w:r>
+        <w:t>Main teaching plan</w:t>
       </w:r>
     </w:p>
     <w:tbl>
@@ -261,13 +415,139 @@
     </w:p>
     <w:p>
       <w:pPr>
+        <w:pStyle w:val="Heading2"/>
+      </w:pPr>
+      <w:r>
+        <w:t>Opening retrieval and readiness</w:t>
+      </w:r>
+    </w:p>
+    <w:p>
+      <w:pPr>
         <w:spacing w:line="336" w:lineRule="auto" w:after="180"/>
       </w:pPr>
       <w:r>
         <w:rPr>
           <w:b w:val="0"/>
         </w:rPr>
-        <w:t>Case exposure check: this source example appears in ai-2/26, ai-3/12, ai-3/13. Reuse a familiar case for recall or modelling; verify that the case used to assess transfer has not already received feedback.</w:t>
+        <w:t>Without opening the old lesson, explain one key idea from Text as Pieces. Give an example and a mistake that the idea helps you avoid.</w:t>
+      </w:r>
+    </w:p>
+    <w:p>
+      <w:pPr>
+        <w:spacing w:line="336" w:lineRule="auto" w:after="180"/>
+      </w:pPr>
+      <w:r>
+        <w:rPr>
+          <w:b w:val="0"/>
+        </w:rPr>
+        <w:t>Look for: Encode and decode text under an explicit toy vocabulary</w:t>
+      </w:r>
+    </w:p>
+    <w:p>
+      <w:pPr>
+        <w:spacing w:line="336" w:lineRule="auto" w:after="180"/>
+      </w:pPr>
+      <w:r>
+        <w:rPr>
+          <w:b w:val="0"/>
+        </w:rPr>
+        <w:t>Reference example, not the only acceptable wording: Teacher explanation: The rule chooses the longest matching ordinary token; sat has length three and s length one.</w:t>
+      </w:r>
+    </w:p>
+    <w:p>
+      <w:pPr>
+        <w:spacing w:line="336" w:lineRule="auto" w:after="180"/>
+      </w:pPr>
+      <w:r>
+        <w:rPr>
+          <w:b w:val="0"/>
+        </w:rPr>
+        <w:t>Vocabulary and matching are case sensitive and contain no uppercase C.</w:t>
+      </w:r>
+    </w:p>
+    <w:p>
+      <w:pPr>
+        <w:spacing w:line="336" w:lineRule="auto" w:after="180"/>
+      </w:pPr>
+      <w:r>
+        <w:rPr>
+          <w:b w:val="0"/>
+        </w:rPr>
+        <w:t>Without opening the old lesson, explain one key idea from Recommendation Scores. Give an example and a mistake that the idea helps you avoid.</w:t>
+      </w:r>
+    </w:p>
+    <w:p>
+      <w:pPr>
+        <w:spacing w:line="336" w:lineRule="auto" w:after="180"/>
+      </w:pPr>
+      <w:r>
+        <w:rPr>
+          <w:b w:val="0"/>
+        </w:rPr>
+        <w:t>Look for: Compute a weighted score</w:t>
+      </w:r>
+    </w:p>
+    <w:p>
+      <w:pPr>
+        <w:spacing w:line="336" w:lineRule="auto" w:after="180"/>
+      </w:pPr>
+      <w:r>
+        <w:rPr>
+          <w:b w:val="0"/>
+        </w:rPr>
+        <w:t>Reference example, not the only acceptable wording: Score 8.</w:t>
+      </w:r>
+    </w:p>
+    <w:p>
+      <w:pPr>
+        <w:spacing w:line="336" w:lineRule="auto" w:after="180"/>
+      </w:pPr>
+      <w:r>
+        <w:rPr>
+          <w:b w:val="0"/>
+        </w:rPr>
+        <w:t>Without opening the old lesson, explain one key idea from Repair Bias in Data. Give an example and a mistake that the idea helps you avoid.</w:t>
+      </w:r>
+    </w:p>
+    <w:p>
+      <w:pPr>
+        <w:spacing w:line="336" w:lineRule="auto" w:after="180"/>
+      </w:pPr>
+      <w:r>
+        <w:rPr>
+          <w:b w:val="0"/>
+        </w:rPr>
+        <w:t>Look for: Identify selection and coverage bias</w:t>
+      </w:r>
+    </w:p>
+    <w:p>
+      <w:pPr>
+        <w:spacing w:line="336" w:lineRule="auto" w:after="180"/>
+      </w:pPr>
+      <w:r>
+        <w:rPr>
+          <w:b w:val="0"/>
+        </w:rPr>
+        <w:t>Reference example, not the only acceptable wording: Afternoon or evening visitors, and people unable to attend in the morning.</w:t>
+      </w:r>
+    </w:p>
+    <w:p>
+      <w:pPr>
+        <w:spacing w:line="336" w:lineRule="auto" w:after="180"/>
+      </w:pPr>
+      <w:r>
+        <w:rPr>
+          <w:b w:val="0"/>
+        </w:rPr>
+        <w:t>An exact round trip preserves representation, not truth. A transcript or extracted field still needs its source, task and verification status before it supports a factual claim.</w:t>
+      </w:r>
+    </w:p>
+    <w:p>
+      <w:pPr>
+        <w:pStyle w:val="Heading2"/>
+      </w:pPr>
+      <w:r>
+        <w:t>Earlier wording, alternatives and picture transcripts · reference / check after trying</w:t>
       </w:r>
     </w:p>
     <w:p>
@@ -275,6 +555,14 @@
         <w:pStyle w:val="Heading3"/>
       </w:pPr>
       <w:r>
+        <w:t>Teach the learning cycle</w:t>
+      </w:r>
+    </w:p>
+    <w:p>
+      <w:pPr>
+        <w:pStyle w:val="Heading3"/>
+      </w:pPr>
+      <w:r>
         <w:t>Retrieval answer guidance</w:t>
       </w:r>
     </w:p>
@@ -288,50 +576,6 @@
     </w:p>
     <w:p>
       <w:pPr>
-        <w:spacing w:line="336" w:lineRule="auto" w:after="180"/>
-      </w:pPr>
-      <w:r>
-        <w:rPr>
-          <w:b w:val="0"/>
-        </w:rPr>
-        <w:t>Without opening the old lesson, explain one key idea from Text as Pieces. Give an example and a mistake that the idea helps you avoid.</w:t>
-      </w:r>
-    </w:p>
-    <w:p>
-      <w:pPr>
-        <w:spacing w:line="336" w:lineRule="auto" w:after="180"/>
-      </w:pPr>
-      <w:r>
-        <w:rPr>
-          <w:b w:val="0"/>
-        </w:rPr>
-        <w:t>Look for: Encode and decode text under an explicit toy vocabulary</w:t>
-      </w:r>
-    </w:p>
-    <w:p>
-      <w:pPr>
-        <w:spacing w:line="336" w:lineRule="auto" w:after="180"/>
-      </w:pPr>
-      <w:r>
-        <w:rPr>
-          <w:b w:val="0"/>
-        </w:rPr>
-        <w:t>Reference example, not the only acceptable wording: Teacher explanation: The rule chooses the longest matching ordinary token; sat has length three and s length one.</w:t>
-      </w:r>
-    </w:p>
-    <w:p>
-      <w:pPr>
-        <w:spacing w:line="336" w:lineRule="auto" w:after="180"/>
-      </w:pPr>
-      <w:r>
-        <w:rPr>
-          <w:b w:val="0"/>
-        </w:rPr>
-        <w:t>Vocabulary and matching are case sensitive and contain no uppercase C.</w:t>
-      </w:r>
-    </w:p>
-    <w:p>
-      <w:pPr>
         <w:pStyle w:val="Heading3"/>
       </w:pPr>
       <w:r>
@@ -340,76 +584,10 @@
     </w:p>
     <w:p>
       <w:pPr>
-        <w:spacing w:line="336" w:lineRule="auto" w:after="180"/>
-      </w:pPr>
-      <w:r>
-        <w:rPr>
-          <w:b w:val="0"/>
-        </w:rPr>
-        <w:t>Without opening the old lesson, explain one key idea from Recommendation Scores. Give an example and a mistake that the idea helps you avoid.</w:t>
-      </w:r>
-    </w:p>
-    <w:p>
-      <w:pPr>
-        <w:spacing w:line="336" w:lineRule="auto" w:after="180"/>
-      </w:pPr>
-      <w:r>
-        <w:rPr>
-          <w:b w:val="0"/>
-        </w:rPr>
-        <w:t>Look for: Compute a weighted score</w:t>
-      </w:r>
-    </w:p>
-    <w:p>
-      <w:pPr>
-        <w:spacing w:line="336" w:lineRule="auto" w:after="180"/>
-      </w:pPr>
-      <w:r>
-        <w:rPr>
-          <w:b w:val="0"/>
-        </w:rPr>
-        <w:t>Reference example, not the only acceptable wording: Score 8.</w:t>
-      </w:r>
-    </w:p>
-    <w:p>
-      <w:pPr>
         <w:pStyle w:val="Heading3"/>
       </w:pPr>
       <w:r>
         <w:t>Repair Bias in Data</w:t>
-      </w:r>
-    </w:p>
-    <w:p>
-      <w:pPr>
-        <w:spacing w:line="336" w:lineRule="auto" w:after="180"/>
-      </w:pPr>
-      <w:r>
-        <w:rPr>
-          <w:b w:val="0"/>
-        </w:rPr>
-        <w:t>Without opening the old lesson, explain one key idea from Repair Bias in Data. Give an example and a mistake that the idea helps you avoid.</w:t>
-      </w:r>
-    </w:p>
-    <w:p>
-      <w:pPr>
-        <w:spacing w:line="336" w:lineRule="auto" w:after="180"/>
-      </w:pPr>
-      <w:r>
-        <w:rPr>
-          <w:b w:val="0"/>
-        </w:rPr>
-        <w:t>Look for: Identify selection and coverage bias</w:t>
-      </w:r>
-    </w:p>
-    <w:p>
-      <w:pPr>
-        <w:spacing w:line="336" w:lineRule="auto" w:after="180"/>
-      </w:pPr>
-      <w:r>
-        <w:rPr>
-          <w:b w:val="0"/>
-        </w:rPr>
-        <w:t>Reference example, not the only acceptable wording: Afternoon or evening visitors, and people unable to attend in the morning.</w:t>
       </w:r>
     </w:p>
     <w:p>
@@ -606,6 +784,11 @@
       </w:r>
     </w:p>
     <w:p>
+      <w:r>
+        <w:t>This compact option is not the full-week schedule. Use the main teaching cycle and allow extra sessions for the investigation, independent work and project.</w:t>
+      </w:r>
+    </w:p>
+    <w:p>
       <w:pPr>
         <w:spacing w:line="336" w:lineRule="auto" w:after="180"/>
       </w:pPr>
@@ -613,7 +796,7 @@
         <w:rPr>
           <w:b w:val="0"/>
         </w:rPr>
-        <w:t>Use the supplied scenario, student illustrations and blank paper. For numeric work, offer counters or a calculator after learners show the setup. Fictional records are supplied; personal data and paid accounts are unnecessary.</w:t>
+        <w:t>Allow 80 minutes: recall 8; explanation 12; worked demonstration 15; guided practice 20; independent assessment 15; project and reflection 10. Extend the lab into a second session when needed.</w:t>
       </w:r>
     </w:p>
     <w:p>
@@ -621,24 +804,803 @@
         <w:pStyle w:val="Heading3"/>
       </w:pPr>
       <w:r>
-        <w:t>Alternative compact allocation</w:t>
-      </w:r>
-    </w:p>
-    <w:p>
-      <w:r>
-        <w:t>This compact option is not the full-week schedule. Use the main teaching cycle and allow extra sessions for the investigation, independent work and project.</w:t>
+        <w:t>Preparation for the connected explanation</w:t>
+      </w:r>
+    </w:p>
+    <w:p>
+      <w:pPr>
+        <w:pStyle w:val="Heading3"/>
+      </w:pPr>
+      <w:r>
+        <w:t>Readiness answer</w:t>
+      </w:r>
+    </w:p>
+    <w:p>
+      <w:pPr>
+        <w:pStyle w:val="Heading3"/>
+      </w:pPr>
+      <w:r>
+        <w:t>End goal for the pictorial case</w:t>
       </w:r>
     </w:p>
     <w:p>
       <w:pPr>
         <w:spacing w:line="336" w:lineRule="auto" w:after="180"/>
-        <w:shd w:fill="F1F6F8"/>
       </w:pPr>
       <w:r>
         <w:rPr>
           <w:b w:val="0"/>
         </w:rPr>
-        <w:t>Allow 80 minutes: recall 8; explanation 12; worked demonstration 15; guided practice 20; independent assessment 15; project and reflection 10. Extend the lab into a second session when needed.</w:t>
+        <w:t>This added worked case illustrates the week’s main idea. Retain all original and connected topics; schedule its practice within the teaching cycle.</w:t>
+      </w:r>
+    </w:p>
+    <w:p>
+      <w:pPr>
+        <w:pStyle w:val="Heading1"/>
+      </w:pPr>
+      <w:r>
+        <w:t>02. Teach stage diagnosis with explicit source availability</w:t>
+      </w:r>
+    </w:p>
+    <w:p>
+      <w:r>
+        <w:t>Keep unresolved conflict and declared authority as different cases.</w:t>
+      </w:r>
+    </w:p>
+    <w:p>
+      <w:pPr>
+        <w:pStyle w:val="Heading2"/>
+      </w:pPr>
+      <w:r>
+        <w:t>State the pipeline and paper-trace scope</w:t>
+      </w:r>
+    </w:p>
+    <w:p>
+      <w:pPr>
+        <w:spacing w:line="336" w:lineRule="auto" w:after="180"/>
+      </w:pPr>
+      <w:r>
+        <w:rPr>
+          <w:b w:val="0"/>
+        </w:rPr>
+        <w:t xml:space="preserve">A multimodal </w:t>
+      </w:r>
+      <w:r>
+        <w:rPr>
+          <w:b/>
+        </w:rPr>
+        <w:t>pipeline</w:t>
+      </w:r>
+      <w:r>
+        <w:rPr>
+          <w:b w:val="0"/>
+        </w:rPr>
+        <w:t xml:space="preserve"> may transcribe speech, inspect an image and generate a response. Errors at one stage can propagate even when later stages run correctly.</w:t>
+      </w:r>
+    </w:p>
+    <w:p>
+      <w:pPr>
+        <w:spacing w:line="336" w:lineRule="auto" w:after="180"/>
+      </w:pPr>
+      <w:r>
+        <w:rPr>
+          <w:b w:val="0"/>
+        </w:rPr>
+        <w:t>Begin by writing the question the procedure is intended to answer. Identify the information already supplied, the information it will produce and the information still missing.</w:t>
+      </w:r>
+    </w:p>
+    <w:p>
+      <w:pPr>
+        <w:spacing w:line="336" w:lineRule="auto" w:after="180"/>
+      </w:pPr>
+      <w:r>
+        <w:rPr>
+          <w:b w:val="0"/>
+        </w:rPr>
+        <w:t>These are constructed classroom examples; they do not require live accounts, private records or an external service. Do not treat a plausible explanation as a measured outcome.</w:t>
+      </w:r>
+    </w:p>
+    <w:p>
+      <w:pPr>
+        <w:spacing w:line="336" w:lineRule="auto" w:after="180"/>
+      </w:pPr>
+      <w:r>
+        <w:rPr>
+          <w:b w:val="0"/>
+        </w:rPr>
+        <w:t xml:space="preserve">Track source </w:t>
+      </w:r>
+      <w:r>
+        <w:rPr>
+          <w:b/>
+        </w:rPr>
+        <w:t>modality</w:t>
+      </w:r>
+      <w:r>
+        <w:rPr>
+          <w:b w:val="0"/>
+        </w:rPr>
+        <w:t xml:space="preserve">, segment/time references, </w:t>
+      </w:r>
+      <w:r>
+        <w:rPr>
+          <w:b/>
+        </w:rPr>
+        <w:t>transcription</w:t>
+      </w:r>
+      <w:r>
+        <w:rPr>
+          <w:b w:val="0"/>
+        </w:rPr>
+        <w:t xml:space="preserve">, interpretation and final claims separately. Compare conflicting </w:t>
+      </w:r>
+      <w:r>
+        <w:rPr>
+          <w:b/>
+        </w:rPr>
+        <w:t>evidence</w:t>
+      </w:r>
+      <w:r>
+        <w:rPr>
+          <w:b w:val="0"/>
+        </w:rPr>
+        <w:t xml:space="preserve"> without assuming one </w:t>
+      </w:r>
+      <w:r>
+        <w:rPr>
+          <w:b/>
+        </w:rPr>
+        <w:t>modality</w:t>
+      </w:r>
+      <w:r>
+        <w:rPr>
+          <w:b w:val="0"/>
+        </w:rPr>
+        <w:t xml:space="preserve"> always wins.</w:t>
+      </w:r>
+    </w:p>
+    <w:p>
+      <w:pPr>
+        <w:spacing w:line="336" w:lineRule="auto" w:after="180"/>
+      </w:pPr>
+      <w:r>
+        <w:rPr>
+          <w:b w:val="0"/>
+        </w:rPr>
+        <w:t>Ask for clarification when the task needs unresolved information.</w:t>
+      </w:r>
+    </w:p>
+    <w:p>
+      <w:pPr>
+        <w:spacing w:line="336" w:lineRule="auto" w:after="180"/>
+      </w:pPr>
+      <w:r>
+        <w:rPr>
+          <w:b w:val="0"/>
+        </w:rPr>
+        <w:t xml:space="preserve">Before applying the procedure, write its units, denominator or decision boundary where relevant. A partner should be able to repeat each step using the same </w:t>
+      </w:r>
+      <w:r>
+        <w:rPr>
+          <w:b/>
+        </w:rPr>
+        <w:t>input</w:t>
+      </w:r>
+      <w:r>
+        <w:rPr>
+          <w:b w:val="0"/>
+        </w:rPr>
+        <w:t>s.</w:t>
+      </w:r>
+    </w:p>
+    <w:p>
+      <w:pPr>
+        <w:spacing w:line="336" w:lineRule="auto" w:after="180"/>
+      </w:pPr>
+      <w:r>
+        <w:rPr>
+          <w:b w:val="0"/>
+        </w:rPr>
+        <w:t xml:space="preserve">If a required </w:t>
+      </w:r>
+      <w:r>
+        <w:rPr>
+          <w:b/>
+        </w:rPr>
+        <w:t>input</w:t>
+      </w:r>
+      <w:r>
+        <w:rPr>
+          <w:b w:val="0"/>
+        </w:rPr>
+        <w:t xml:space="preserve"> is absent or violates the stated contract, record that condition explicitly instead of quietly replacing it with a convenient value.</w:t>
+      </w:r>
+    </w:p>
+    <w:p>
+      <w:pPr>
+        <w:pStyle w:val="Heading2"/>
+      </w:pPr>
+      <w:r>
+        <w:t>Use the supplied image and simulated OCR contrast</w:t>
+      </w:r>
+    </w:p>
+    <w:p>
+      <w:r>
+        <w:drawing>
+          <wp:inline xmlns:a="http://schemas.openxmlformats.org/drawingml/2006/main" xmlns:pic="http://schemas.openxmlformats.org/drawingml/2006/picture">
+            <wp:extent cx="5486400" cy="1600200"/>
+            <wp:docPr id="1" name="Picture 1" descr="Fictional printed reference image clearly reading SHELF 14, for a paper OCR trace."/>
+            <wp:cNvGraphicFramePr>
+              <a:graphicFrameLocks noChangeAspect="1"/>
+            </wp:cNvGraphicFramePr>
+            <a:graphic>
+              <a:graphicData uri="http://schemas.openxmlformats.org/drawingml/2006/picture">
+                <pic:pic>
+                  <pic:nvPicPr>
+                    <pic:cNvPr id="0" name="ai-2-26-reference-label.png"/>
+                    <pic:cNvPicPr/>
+                  </pic:nvPicPr>
+                  <pic:blipFill>
+                    <a:blip r:embed="rId9"/>
+                    <a:stretch>
+                      <a:fillRect/>
+                    </a:stretch>
+                  </pic:blipFill>
+                  <pic:spPr>
+                    <a:xfrm>
+                      <a:off x="0" y="0"/>
+                      <a:ext cx="5486400" cy="1600200"/>
+                    </a:xfrm>
+                    <a:prstGeom prst="rect"/>
+                  </pic:spPr>
+                </pic:pic>
+              </a:graphicData>
+            </a:graphic>
+          </wp:inline>
+        </w:drawing>
+      </w:r>
+    </w:p>
+    <w:p>
+      <w:pPr>
+        <w:pStyle w:val="Heading2"/>
+      </w:pPr>
+      <w:r>
+        <w:t>Read the unresolved fifteen/fifty evidence</w:t>
+      </w:r>
+    </w:p>
+    <w:p>
+      <w:pPr>
+        <w:spacing w:line="336" w:lineRule="auto" w:after="180"/>
+      </w:pPr>
+      <w:r>
+        <w:rPr>
+          <w:b w:val="0"/>
+        </w:rPr>
+        <w:t>Audio transcript reads fifteen boxes; a clear written inventory says fifty boxes. The original audio is unavailable and the assistant reports fifteen as certain.</w:t>
+      </w:r>
+    </w:p>
+    <w:p>
+      <w:pPr>
+        <w:spacing w:line="336" w:lineRule="auto" w:after="180"/>
+      </w:pPr>
+      <w:r>
+        <w:rPr>
+          <w:b w:val="0"/>
+        </w:rPr>
+        <w:t>There is an unresolved quantity conflict and no audio replay. Preserve both sources and ask the responsible person; certainty is unsupported.</w:t>
+      </w:r>
+    </w:p>
+    <w:p>
+      <w:pPr>
+        <w:spacing w:line="336" w:lineRule="auto" w:after="180"/>
+      </w:pPr>
+      <w:r>
+        <w:rPr>
+          <w:b w:val="0"/>
+        </w:rPr>
+        <w:t xml:space="preserve">Compare the intermediate </w:t>
+      </w:r>
+      <w:r>
+        <w:rPr>
+          <w:b/>
+        </w:rPr>
+        <w:t>evidence</w:t>
+      </w:r>
+      <w:r>
+        <w:rPr>
+          <w:b w:val="0"/>
+        </w:rPr>
+        <w:t xml:space="preserve"> with the final statement. Explain why each number or decision follows from the stated </w:t>
+      </w:r>
+      <w:r>
+        <w:rPr>
+          <w:b/>
+        </w:rPr>
+        <w:t>input</w:t>
+      </w:r>
+      <w:r>
+        <w:rPr>
+          <w:b w:val="0"/>
+        </w:rPr>
+        <w:t>s.</w:t>
+      </w:r>
+    </w:p>
+    <w:p>
+      <w:pPr>
+        <w:spacing w:line="336" w:lineRule="auto" w:after="180"/>
+      </w:pPr>
+      <w:r>
+        <w:rPr>
+          <w:b w:val="0"/>
+        </w:rPr>
+        <w:t xml:space="preserve">The conclusion belongs to this scenario and procedure; changing the </w:t>
+      </w:r>
+      <w:r>
+        <w:rPr>
+          <w:b/>
+        </w:rPr>
+        <w:t>input</w:t>
+      </w:r>
+      <w:r>
+        <w:rPr>
+          <w:b w:val="0"/>
+        </w:rPr>
+        <w:t>s, evaluation population or authority can change what it establishes. Retain the raw record so a later revision can be compared honestly.</w:t>
+      </w:r>
+    </w:p>
+    <w:p>
+      <w:pPr>
+        <w:pStyle w:val="Heading2"/>
+      </w:pPr>
+      <w:r>
+        <w:t>Introduce the separately verified shelf case</w:t>
+      </w:r>
+    </w:p>
+    <w:p>
+      <w:pPr>
+        <w:spacing w:line="336" w:lineRule="auto" w:after="180"/>
+      </w:pPr>
+      <w:r>
+        <w:rPr>
+          <w:b w:val="0"/>
+        </w:rPr>
+        <w:t xml:space="preserve">A fictional librarian dictates a shelf note that passes through </w:t>
+      </w:r>
+      <w:r>
+        <w:rPr>
+          <w:b/>
+        </w:rPr>
+        <w:t>transcription</w:t>
+      </w:r>
+      <w:r>
+        <w:rPr>
+          <w:b w:val="0"/>
+        </w:rPr>
+        <w:t xml:space="preserve"> and catalogue lookup.</w:t>
+      </w:r>
+    </w:p>
+    <w:p>
+      <w:pPr>
+        <w:spacing w:line="336" w:lineRule="auto" w:after="180"/>
+      </w:pPr>
+      <w:r>
+        <w:rPr>
+          <w:b w:val="0"/>
+        </w:rPr>
+        <w:t>Teacher-supplied ground truth audio phrase is “shelf fourteen”. Transcript says “shelf forty”.</w:t>
+      </w:r>
+    </w:p>
+    <w:p>
+      <w:pPr>
+        <w:spacing w:line="336" w:lineRule="auto" w:after="180"/>
+      </w:pPr>
+      <w:r>
+        <w:rPr>
+          <w:b w:val="0"/>
+        </w:rPr>
+        <w:t>A current signed inventory is declared authoritative and lists the requested book on shelf 14. The original audio recording remains available.</w:t>
+      </w:r>
+    </w:p>
+    <w:p>
+      <w:pPr>
+        <w:pStyle w:val="Heading2"/>
+      </w:pPr>
+      <w:r>
+        <w:t>Trace the first mismatch and bounded correction</w:t>
+      </w:r>
+    </w:p>
+    <w:p>
+      <w:r>
+        <w:drawing>
+          <wp:inline xmlns:a="http://schemas.openxmlformats.org/drawingml/2006/main" xmlns:pic="http://schemas.openxmlformats.org/drawingml/2006/picture">
+            <wp:extent cx="5486400" cy="4005072"/>
+            <wp:docPr id="2" name="Picture 2" descr="Audio input: Known phrase names fourteen, not forty. → Transcription: Text output changes the shelf number to forty. → Cross-check: The authoritative inventory gives shelf 14. → Review and correct: Replay the audio, preserve the faulty transcript and use confirmed shelf 14."/>
+            <wp:cNvGraphicFramePr>
+              <a:graphicFrameLocks noChangeAspect="1"/>
+            </wp:cNvGraphicFramePr>
+            <a:graphic>
+              <a:graphicData uri="http://schemas.openxmlformats.org/drawingml/2006/picture">
+                <pic:pic>
+                  <pic:nvPicPr>
+                    <pic:cNvPr id="0" name="academy-story-ai-2-26-02.png"/>
+                    <pic:cNvPicPr/>
+                  </pic:nvPicPr>
+                  <pic:blipFill>
+                    <a:blip r:embed="rId10"/>
+                    <a:stretch>
+                      <a:fillRect/>
+                    </a:stretch>
+                  </pic:blipFill>
+                  <pic:spPr>
+                    <a:xfrm>
+                      <a:off x="0" y="0"/>
+                      <a:ext cx="5486400" cy="4005072"/>
+                    </a:xfrm>
+                    <a:prstGeom prst="rect"/>
+                  </pic:spPr>
+                </pic:pic>
+              </a:graphicData>
+            </a:graphic>
+          </wp:inline>
+        </w:drawing>
+      </w:r>
+    </w:p>
+    <w:p>
+      <w:pPr>
+        <w:spacing w:line="336" w:lineRule="auto" w:after="180"/>
+      </w:pPr>
+      <w:r>
+        <w:rPr>
+          <w:b w:val="0"/>
+        </w:rPr>
+        <w:t xml:space="preserve">A correct later lookup cannot repair an earlier wrong </w:t>
+      </w:r>
+      <w:r>
+        <w:rPr>
+          <w:b/>
+        </w:rPr>
+        <w:t>input</w:t>
+      </w:r>
+      <w:r>
+        <w:rPr>
+          <w:b w:val="0"/>
+        </w:rPr>
+        <w:t xml:space="preserve"> by magic. Locate the first difference between known audio and transcript, then compare the stated source authority.</w:t>
+      </w:r>
+    </w:p>
+    <w:p>
+      <w:pPr>
+        <w:spacing w:line="336" w:lineRule="auto" w:after="180"/>
+      </w:pPr>
+      <w:r>
+        <w:rPr>
+          <w:b w:val="0"/>
+        </w:rPr>
+        <w:t>Keeping both records makes the correction auditable. A confident spoken answer for shelf 40 would remain wrong despite fluent synthesis.</w:t>
+      </w:r>
+    </w:p>
+    <w:p>
+      <w:pPr>
+        <w:spacing w:line="336" w:lineRule="auto" w:after="180"/>
+      </w:pPr>
+      <w:r>
+        <w:rPr>
+          <w:b w:val="0"/>
+        </w:rPr>
+        <w:t>Declared authority resolves this task’s source choice; it does not make every inventory entry universally accurate.</w:t>
+      </w:r>
+    </w:p>
+    <w:p>
+      <w:pPr>
+        <w:pStyle w:val="Heading2"/>
+      </w:pPr>
+      <w:r>
+        <w:t>Remove replay without inventing a recording</w:t>
+      </w:r>
+    </w:p>
+    <w:p>
+      <w:pPr>
+        <w:spacing w:line="336" w:lineRule="auto" w:after="180"/>
+      </w:pPr>
+      <w:r>
+        <w:rPr>
+          <w:b w:val="0"/>
+        </w:rPr>
+        <w:t>Change: Remove access to the audio, while keeping the authoritative inventory.</w:t>
+      </w:r>
+    </w:p>
+    <w:p>
+      <w:pPr>
+        <w:spacing w:line="336" w:lineRule="auto" w:after="180"/>
+      </w:pPr>
+      <w:r>
+        <w:rPr>
+          <w:b/>
+        </w:rPr>
+        <w:t>Prediction</w:t>
+      </w:r>
+      <w:r>
+        <w:rPr>
+          <w:b w:val="0"/>
+        </w:rPr>
+        <w:t xml:space="preserve">: Shelf 14 remains supported for the lookup, but </w:t>
+      </w:r>
+      <w:r>
+        <w:rPr>
+          <w:b/>
+        </w:rPr>
+        <w:t>transcription</w:t>
+      </w:r>
+      <w:r>
+        <w:rPr>
+          <w:b w:val="0"/>
+        </w:rPr>
+        <w:t xml:space="preserve"> accuracy cannot be replay-checked.</w:t>
+      </w:r>
+    </w:p>
+    <w:p>
+      <w:pPr>
+        <w:spacing w:line="336" w:lineRule="auto" w:after="180"/>
+      </w:pPr>
+      <w:r>
+        <w:rPr>
+          <w:b w:val="0"/>
+        </w:rPr>
+        <w:t>Reason: The inventory resolves the shelf task; it does not recreate unavailable audio.</w:t>
+      </w:r>
+    </w:p>
+    <w:p>
+      <w:pPr>
+        <w:pStyle w:val="Heading2"/>
+      </w:pPr>
+      <w:r>
+        <w:t>Elicit the pictured reasoning</w:t>
+      </w:r>
+    </w:p>
+    <w:p>
+      <w:pPr>
+        <w:spacing w:line="336" w:lineRule="auto" w:after="180"/>
+      </w:pPr>
+      <w:r>
+        <w:rPr>
+          <w:b w:val="0"/>
+        </w:rPr>
+        <w:t>Use the diagram and verbal explanation together. Ask learners to match a sentence to a specific visual step; do not assign learners fixed visual or auditory learning styles.</w:t>
+      </w:r>
+    </w:p>
+    <w:p>
+      <w:pPr>
+        <w:spacing w:line="336" w:lineRule="auto" w:after="180"/>
+      </w:pPr>
+      <w:r>
+        <w:rPr>
+          <w:b w:val="0"/>
+        </w:rPr>
+        <w:t xml:space="preserve">Cover the result. Ask learners to name the </w:t>
+      </w:r>
+      <w:r>
+        <w:rPr>
+          <w:b/>
+        </w:rPr>
+        <w:t>input</w:t>
+      </w:r>
+      <w:r>
+        <w:rPr>
+          <w:b w:val="0"/>
+        </w:rPr>
+        <w:t xml:space="preserve">s and predict the next step. Uncover one step, connect the icon to the actual procedure, and explain its </w:t>
+      </w:r>
+      <w:r>
+        <w:rPr>
+          <w:b/>
+        </w:rPr>
+        <w:t>evidence</w:t>
+      </w:r>
+      <w:r>
+        <w:rPr>
+          <w:b w:val="0"/>
+        </w:rPr>
+        <w:t>. Then change the supplied condition and compare.</w:t>
+      </w:r>
+    </w:p>
+    <w:p>
+      <w:pPr>
+        <w:spacing w:line="336" w:lineRule="auto" w:after="180"/>
+      </w:pPr>
+      <w:r>
+        <w:rPr>
+          <w:b w:val="0"/>
+        </w:rPr>
+        <w:t>The picture is a representation; it does not document execution of a real AI model.</w:t>
+      </w:r>
+    </w:p>
+    <w:p>
+      <w:pPr>
+        <w:pStyle w:val="Heading2"/>
+      </w:pPr>
+      <w:r>
+        <w:t>Earlier wording, alternatives and picture transcripts · reference / check after trying</w:t>
+      </w:r>
+    </w:p>
+    <w:p>
+      <w:pPr>
+        <w:spacing w:line="336" w:lineRule="auto" w:after="180"/>
+      </w:pPr>
+      <w:r>
+        <w:rPr>
+          <w:b w:val="0"/>
+        </w:rPr>
+        <w:t>Explain the mechanism</w:t>
+      </w:r>
+    </w:p>
+    <w:p>
+      <w:pPr>
+        <w:spacing w:line="336" w:lineRule="auto" w:after="180"/>
+      </w:pPr>
+      <w:r>
+        <w:rPr>
+          <w:b/>
+        </w:rPr>
+        <w:t>Input</w:t>
+      </w:r>
+      <w:r>
+        <w:rPr>
+          <w:b w:val="0"/>
+        </w:rPr>
+        <w:t xml:space="preserve"> → </w:t>
+      </w:r>
+      <w:r>
+        <w:rPr>
+          <w:b/>
+        </w:rPr>
+        <w:t>Process</w:t>
+      </w:r>
+      <w:r>
+        <w:rPr>
+          <w:b w:val="0"/>
+        </w:rPr>
+        <w:t xml:space="preserve"> → </w:t>
+      </w:r>
+      <w:r>
+        <w:rPr>
+          <w:b/>
+        </w:rPr>
+        <w:t>Output</w:t>
+      </w:r>
+    </w:p>
+    <w:p>
+      <w:pPr>
+        <w:spacing w:line="336" w:lineRule="auto" w:after="180"/>
+      </w:pPr>
+      <w:r>
+        <w:rPr>
+          <w:b w:val="0"/>
+        </w:rPr>
+        <w:t>Trace the information. At each stage, ask what changed and how you could test it.</w:t>
+      </w:r>
+    </w:p>
+    <w:p>
+      <w:pPr>
+        <w:spacing w:line="336" w:lineRule="auto" w:after="180"/>
+      </w:pPr>
+      <w:r>
+        <w:rPr>
+          <w:b w:val="0"/>
+        </w:rPr>
+        <w:t>Which stage could fail even when the other two are correct? Explain:</w:t>
+      </w:r>
+    </w:p>
+    <w:p>
+      <w:pPr>
+        <w:spacing w:line="336" w:lineRule="auto" w:after="180"/>
+      </w:pPr>
+      <w:r>
+        <w:rPr>
+          <w:b w:val="0"/>
+        </w:rPr>
+        <w:t xml:space="preserve">Predict first. Then check each step. A correct answer without visible reasoning is incomplete </w:t>
+      </w:r>
+      <w:r>
+        <w:rPr>
+          <w:b/>
+        </w:rPr>
+        <w:t>evidence</w:t>
+      </w:r>
+      <w:r>
+        <w:rPr>
+          <w:b w:val="0"/>
+        </w:rPr>
+        <w:t>.</w:t>
+      </w:r>
+    </w:p>
+    <w:p>
+      <w:pPr>
+        <w:spacing w:line="336" w:lineRule="auto" w:after="180"/>
+      </w:pPr>
+      <w:r>
+        <w:rPr>
+          <w:b w:val="0"/>
+        </w:rPr>
+        <w:t xml:space="preserve">1. Voice: sound → sampled </w:t>
+      </w:r>
+      <w:r>
+        <w:rPr>
+          <w:b/>
+        </w:rPr>
+        <w:t>signal</w:t>
+      </w:r>
+      <w:r>
+        <w:rPr>
+          <w:b w:val="0"/>
+        </w:rPr>
+        <w:t xml:space="preserve"> → recognized words → intent → action.</w:t>
+      </w:r>
+    </w:p>
+    <w:p>
+      <w:pPr>
+        <w:spacing w:line="336" w:lineRule="auto" w:after="180"/>
+      </w:pPr>
+      <w:r>
+        <w:rPr>
+          <w:b w:val="0"/>
+        </w:rPr>
+        <w:t>2. Image: pixels → features → score → label.</w:t>
+      </w:r>
+    </w:p>
+    <w:p>
+      <w:pPr>
+        <w:spacing w:line="336" w:lineRule="auto" w:after="180"/>
+      </w:pPr>
+      <w:r>
+        <w:rPr>
+          <w:b w:val="0"/>
+        </w:rPr>
+        <w:t>3. Noisy sound can produce wrong words even if the intent stage works.</w:t>
+      </w:r>
+    </w:p>
+    <w:p>
+      <w:pPr>
+        <w:spacing w:line="336" w:lineRule="auto" w:after="180"/>
+      </w:pPr>
+      <w:r>
+        <w:rPr>
+          <w:b w:val="0"/>
+        </w:rPr>
+        <w:t>4. Diagnose the first wrong stage before changing later stages.</w:t>
+      </w:r>
+    </w:p>
+    <w:p>
+      <w:pPr>
+        <w:spacing w:line="336" w:lineRule="auto" w:after="180"/>
+      </w:pPr>
+      <w:r>
+        <w:rPr>
+          <w:b w:val="0"/>
+        </w:rPr>
+        <w:t>Recalculate, retrace, or restate the reasoning in your own representation:</w:t>
+      </w:r>
+    </w:p>
+    <w:p>
+      <w:pPr>
+        <w:spacing w:line="336" w:lineRule="auto" w:after="180"/>
+      </w:pPr>
+      <w:r>
+        <w:rPr>
+          <w:b w:val="0"/>
+        </w:rPr>
+        <w:t xml:space="preserve">CHECK Did the </w:t>
+      </w:r>
+      <w:r>
+        <w:rPr>
+          <w:b/>
+        </w:rPr>
+        <w:t>evidence</w:t>
+      </w:r>
+      <w:r>
+        <w:rPr>
+          <w:b w:val="0"/>
+        </w:rPr>
+        <w:t xml:space="preserve"> answer the exact question? Did the total, path, or source record stay consistent?</w:t>
       </w:r>
     </w:p>
     <w:p>
@@ -646,7 +1608,7 @@
         <w:pStyle w:val="Heading3"/>
       </w:pPr>
       <w:r>
-        <w:t>Preparation for the connected explanation</w:t>
+        <w:t>Concrete teaching case</w:t>
       </w:r>
     </w:p>
     <w:p>
@@ -657,65 +1619,43 @@
         <w:rPr>
           <w:b w:val="0"/>
         </w:rPr>
-        <w:t xml:space="preserve">Two 45-minute sessions. A multimodal </w:t>
-      </w:r>
+        <w:t>A voice book helper transcribes speech, extracts preference, then ranks books.</w:t>
+      </w:r>
+    </w:p>
+    <w:p>
+      <w:pPr>
+        <w:spacing w:line="336" w:lineRule="auto" w:after="180"/>
+      </w:pPr>
+      <w:r>
+        <w:rPr>
+          <w:b w:val="0"/>
+        </w:rPr>
+        <w:t>Where can a wrong suggestion begin?</w:t>
+      </w:r>
+    </w:p>
+    <w:p>
+      <w:pPr>
+        <w:pStyle w:val="Heading3"/>
+      </w:pPr>
+      <w:r>
+        <w:t>Exact explanation to model</w:t>
+      </w:r>
+    </w:p>
+    <w:p>
+      <w:pPr>
+        <w:spacing w:line="336" w:lineRule="auto" w:after="180"/>
+      </w:pPr>
       <w:r>
         <w:rPr>
           <w:b/>
         </w:rPr>
-        <w:t>pipeline</w:t>
+        <w:t>Transcription</w:t>
       </w:r>
       <w:r>
         <w:rPr>
           <w:b w:val="0"/>
         </w:rPr>
-        <w:t xml:space="preserve"> may transcribe speech, inspect an image and generate a response. Errors at one stage can propagate even when later stages run correctly.</w:t>
-      </w:r>
-    </w:p>
-    <w:p>
-      <w:pPr>
-        <w:spacing w:line="336" w:lineRule="auto" w:after="180"/>
-      </w:pPr>
-      <w:r>
-        <w:rPr>
-          <w:b w:val="0"/>
-        </w:rPr>
-        <w:t xml:space="preserve">Use the supplied constructed scenarios to make the </w:t>
-      </w:r>
-      <w:r>
-        <w:rPr>
-          <w:b/>
-        </w:rPr>
-        <w:t>mechanism</w:t>
-      </w:r>
-      <w:r>
-        <w:rPr>
-          <w:b w:val="0"/>
-        </w:rPr>
-        <w:t xml:space="preserve"> inspectable. Collect W4 before sharing solutions.</w:t>
-      </w:r>
-    </w:p>
-    <w:p>
-      <w:pPr>
-        <w:spacing w:line="336" w:lineRule="auto" w:after="180"/>
-      </w:pPr>
-      <w:r>
-        <w:rPr>
-          <w:b w:val="0"/>
-        </w:rPr>
-        <w:t xml:space="preserve">Students should name intermediate </w:t>
-      </w:r>
-      <w:r>
-        <w:rPr>
-          <w:b/>
-        </w:rPr>
-        <w:t>evidence</w:t>
-      </w:r>
-      <w:r>
-        <w:rPr>
-          <w:b w:val="0"/>
-        </w:rPr>
-        <w:t xml:space="preserve"> and limitations; classroom pacing and learning effectiveness remain unvalidated.</w:t>
+        <w:t xml:space="preserve"> can mishear poetry and pass the wrong preference downstream. Check intermediate results.</w:t>
       </w:r>
     </w:p>
     <w:p>
@@ -723,563 +1663,7 @@
         <w:pStyle w:val="Heading3"/>
       </w:pPr>
       <w:r>
-        <w:t>Readiness answer</w:t>
-      </w:r>
-    </w:p>
-    <w:p>
-      <w:pPr>
-        <w:spacing w:line="336" w:lineRule="auto" w:after="180"/>
-      </w:pPr>
-      <w:r>
-        <w:rPr>
-          <w:b w:val="0"/>
-        </w:rPr>
-        <w:t xml:space="preserve">A result depends on the </w:t>
-      </w:r>
-      <w:r>
-        <w:rPr>
-          <w:b/>
-        </w:rPr>
-        <w:t>input</w:t>
-      </w:r>
-      <w:r>
-        <w:rPr>
-          <w:b w:val="0"/>
-        </w:rPr>
-        <w:t xml:space="preserve">s, procedure and conditions that produced it. Preserve data roles and distinguish observed outcomes from </w:t>
-      </w:r>
-      <w:r>
-        <w:rPr>
-          <w:b/>
-        </w:rPr>
-        <w:t>prediction</w:t>
-      </w:r>
-      <w:r>
-        <w:rPr>
-          <w:b w:val="0"/>
-        </w:rPr>
-        <w:t>s or unmeasured conditions.</w:t>
-      </w:r>
-    </w:p>
-    <w:p>
-      <w:pPr>
-        <w:spacing w:line="336" w:lineRule="auto" w:after="180"/>
-      </w:pPr>
-      <w:r>
-        <w:rPr>
-          <w:b w:val="0"/>
-        </w:rPr>
-        <w:t>If the prior concept cannot be explained, use a short retrieval activity before this chapter.</w:t>
-      </w:r>
-    </w:p>
-    <w:p>
-      <w:pPr>
-        <w:spacing w:line="336" w:lineRule="auto" w:after="180"/>
-      </w:pPr>
-      <w:r>
-        <w:rPr>
-          <w:b w:val="0"/>
-        </w:rPr>
-        <w:t>Lesson and workbook; paper and pencil</w:t>
-      </w:r>
-    </w:p>
-    <w:p>
-      <w:pPr>
-        <w:spacing w:line="336" w:lineRule="auto" w:after="180"/>
-      </w:pPr>
-      <w:r>
-        <w:rPr>
-          <w:b w:val="0"/>
-        </w:rPr>
-        <w:t>Calculator and optional local Python 3 for arithmetic; no live API or private data</w:t>
-      </w:r>
-    </w:p>
-    <w:p>
-      <w:pPr>
-        <w:spacing w:line="336" w:lineRule="auto" w:after="180"/>
-      </w:pPr>
-      <w:r>
-        <w:rPr>
-          <w:b w:val="0"/>
-        </w:rPr>
-        <w:t>Prepare the fresh retry separately and withhold its solution until after collection</w:t>
-      </w:r>
-    </w:p>
-    <w:p>
-      <w:pPr>
-        <w:pStyle w:val="Heading3"/>
-      </w:pPr>
-      <w:r>
-        <w:t>End goal for the pictorial case</w:t>
-      </w:r>
-    </w:p>
-    <w:p>
-      <w:pPr>
-        <w:spacing w:line="336" w:lineRule="auto" w:after="180"/>
-      </w:pPr>
-      <w:r>
-        <w:rPr>
-          <w:b w:val="0"/>
-        </w:rPr>
-        <w:t>By the end, I can trace where speech information changes and resolve a declared-authority conflict.</w:t>
-      </w:r>
-    </w:p>
-    <w:p>
-      <w:pPr>
-        <w:spacing w:line="336" w:lineRule="auto" w:after="180"/>
-      </w:pPr>
-      <w:r>
-        <w:rPr>
-          <w:b w:val="0"/>
-        </w:rPr>
-        <w:t>This added worked case illustrates the week’s main idea. Retain all original and connected topics; schedule its practice within the teaching cycle.</w:t>
-      </w:r>
-    </w:p>
-    <w:p>
-      <w:pPr>
-        <w:pStyle w:val="Heading1"/>
-      </w:pPr>
-      <w:r>
-        <w:t>02. Explain the mechanism</w:t>
-      </w:r>
-    </w:p>
-    <w:p>
-      <w:r>
-        <w:t>Model Image and Voice Pipelines using the supplied case, labelled mechanism and reasoning. Make the scope of each conclusion explicit.</w:t>
-      </w:r>
-    </w:p>
-    <w:p>
-      <w:pPr>
-        <w:spacing w:line="336" w:lineRule="auto" w:after="180"/>
-      </w:pPr>
-      <w:r>
-        <w:rPr>
-          <w:b/>
-        </w:rPr>
-        <w:t>Input</w:t>
-      </w:r>
-      <w:r>
-        <w:rPr>
-          <w:b w:val="0"/>
-        </w:rPr>
-        <w:t xml:space="preserve"> → </w:t>
-      </w:r>
-      <w:r>
-        <w:rPr>
-          <w:b/>
-        </w:rPr>
-        <w:t>Process</w:t>
-      </w:r>
-      <w:r>
-        <w:rPr>
-          <w:b w:val="0"/>
-        </w:rPr>
-        <w:t xml:space="preserve"> → </w:t>
-      </w:r>
-      <w:r>
-        <w:rPr>
-          <w:b/>
-        </w:rPr>
-        <w:t>Output</w:t>
-      </w:r>
-    </w:p>
-    <w:p>
-      <w:pPr>
-        <w:spacing w:line="336" w:lineRule="auto" w:after="180"/>
-      </w:pPr>
-      <w:r>
-        <w:rPr>
-          <w:b w:val="0"/>
-        </w:rPr>
-        <w:t>Trace the information. At each stage, ask what changed and how you could test it.</w:t>
-      </w:r>
-    </w:p>
-    <w:p>
-      <w:pPr>
-        <w:spacing w:line="336" w:lineRule="auto" w:after="180"/>
-      </w:pPr>
-      <w:r>
-        <w:rPr>
-          <w:b w:val="0"/>
-        </w:rPr>
-        <w:t>Which stage could fail even when the other two are correct? Explain:</w:t>
-      </w:r>
-    </w:p>
-    <w:p>
-      <w:pPr>
-        <w:spacing w:line="336" w:lineRule="auto" w:after="180"/>
-      </w:pPr>
-      <w:r>
-        <w:rPr>
-          <w:b w:val="0"/>
-        </w:rPr>
-        <w:t xml:space="preserve">Predict first. Then check each step. A correct answer without visible reasoning is incomplete </w:t>
-      </w:r>
-      <w:r>
-        <w:rPr>
-          <w:b/>
-        </w:rPr>
-        <w:t>evidence</w:t>
-      </w:r>
-      <w:r>
-        <w:rPr>
-          <w:b w:val="0"/>
-        </w:rPr>
-        <w:t>.</w:t>
-      </w:r>
-    </w:p>
-    <w:p>
-      <w:pPr>
-        <w:spacing w:line="336" w:lineRule="auto" w:after="180"/>
-        <w:shd w:fill="F4F9FC"/>
-      </w:pPr>
-      <w:r>
-        <w:rPr>
-          <w:b w:val="0"/>
-        </w:rPr>
-        <w:t xml:space="preserve">1. Voice: sound → sampled </w:t>
-      </w:r>
-      <w:r>
-        <w:rPr>
-          <w:b/>
-        </w:rPr>
-        <w:t>signal</w:t>
-      </w:r>
-      <w:r>
-        <w:rPr>
-          <w:b w:val="0"/>
-        </w:rPr>
-        <w:t xml:space="preserve"> → recognized words → intent → action.</w:t>
-      </w:r>
-    </w:p>
-    <w:p>
-      <w:pPr>
-        <w:spacing w:line="336" w:lineRule="auto" w:after="180"/>
-        <w:shd w:fill="F4F9FC"/>
-      </w:pPr>
-      <w:r>
-        <w:rPr>
-          <w:b w:val="0"/>
-        </w:rPr>
-        <w:t>2. Image: pixels → features → score → label.</w:t>
-      </w:r>
-    </w:p>
-    <w:p>
-      <w:pPr>
-        <w:spacing w:line="336" w:lineRule="auto" w:after="180"/>
-        <w:shd w:fill="F4F9FC"/>
-      </w:pPr>
-      <w:r>
-        <w:rPr>
-          <w:b w:val="0"/>
-        </w:rPr>
-        <w:t>3. Noisy sound can produce wrong words even if the intent stage works.</w:t>
-      </w:r>
-    </w:p>
-    <w:p>
-      <w:pPr>
-        <w:spacing w:line="336" w:lineRule="auto" w:after="180"/>
-        <w:shd w:fill="F4F9FC"/>
-      </w:pPr>
-      <w:r>
-        <w:rPr>
-          <w:b w:val="0"/>
-        </w:rPr>
-        <w:t>4. Diagnose the first wrong stage before changing later stages.</w:t>
-      </w:r>
-    </w:p>
-    <w:p>
-      <w:pPr>
-        <w:spacing w:line="336" w:lineRule="auto" w:after="180"/>
-      </w:pPr>
-      <w:r>
-        <w:rPr>
-          <w:b w:val="0"/>
-        </w:rPr>
-        <w:t>Recalculate, retrace, or restate the reasoning in your own representation:</w:t>
-      </w:r>
-    </w:p>
-    <w:p>
-      <w:pPr>
-        <w:spacing w:line="336" w:lineRule="auto" w:after="180"/>
-        <w:shd w:fill="F5F1FB"/>
-      </w:pPr>
-      <w:r>
-        <w:rPr>
-          <w:b w:val="0"/>
-        </w:rPr>
-        <w:t xml:space="preserve">CHECK Did the </w:t>
-      </w:r>
-      <w:r>
-        <w:rPr>
-          <w:b/>
-        </w:rPr>
-        <w:t>evidence</w:t>
-      </w:r>
-      <w:r>
-        <w:rPr>
-          <w:b w:val="0"/>
-        </w:rPr>
-        <w:t xml:space="preserve"> answer the exact question? Did the total, path, or source record stay consistent?</w:t>
-      </w:r>
-    </w:p>
-    <w:p>
-      <w:pPr>
-        <w:pStyle w:val="Heading3"/>
-      </w:pPr>
-      <w:r>
-        <w:t>Concrete teaching case</w:t>
-      </w:r>
-    </w:p>
-    <w:p>
-      <w:pPr>
-        <w:pStyle w:val="Heading3"/>
-      </w:pPr>
-      <w:r>
-        <w:t>The teaching case</w:t>
-      </w:r>
-    </w:p>
-    <w:p>
-      <w:pPr>
-        <w:spacing w:line="336" w:lineRule="auto" w:after="180"/>
-        <w:shd w:fill="F1F6FC"/>
-      </w:pPr>
-      <w:r>
-        <w:rPr>
-          <w:b w:val="0"/>
-        </w:rPr>
-        <w:t>A voice book helper transcribes speech, extracts preference, then ranks books.</w:t>
-      </w:r>
-    </w:p>
-    <w:p>
-      <w:pPr>
-        <w:spacing w:line="336" w:lineRule="auto" w:after="180"/>
-        <w:shd w:fill="F5F1FB"/>
-      </w:pPr>
-      <w:r>
-        <w:rPr>
-          <w:b w:val="0"/>
-        </w:rPr>
-        <w:t>Where can a wrong suggestion begin?</w:t>
-      </w:r>
-    </w:p>
-    <w:p>
-      <w:pPr>
-        <w:pStyle w:val="Heading3"/>
-      </w:pPr>
-      <w:r>
-        <w:t>Exact explanation to model</w:t>
-      </w:r>
-    </w:p>
-    <w:p>
-      <w:pPr>
-        <w:pStyle w:val="Heading3"/>
-      </w:pPr>
-      <w:r>
-        <w:t>Why the result follows</w:t>
-      </w:r>
-    </w:p>
-    <w:p>
-      <w:pPr>
-        <w:spacing w:line="336" w:lineRule="auto" w:after="180"/>
-        <w:shd w:fill="F1F6FC"/>
-      </w:pPr>
-      <w:r>
-        <w:rPr>
-          <w:b/>
-        </w:rPr>
-        <w:t>Transcription</w:t>
-      </w:r>
-      <w:r>
-        <w:rPr>
-          <w:b w:val="0"/>
-        </w:rPr>
-        <w:t xml:space="preserve"> can mishear poetry and pass the wrong preference downstream. Check intermediate results.</w:t>
-      </w:r>
-    </w:p>
-    <w:p>
-      <w:pPr>
-        <w:pStyle w:val="Heading3"/>
-      </w:pPr>
-      <w:r>
         <w:t>Explain the added worked example</w:t>
-      </w:r>
-    </w:p>
-    <w:p>
-      <w:pPr>
-        <w:spacing w:line="336" w:lineRule="auto" w:after="180"/>
-      </w:pPr>
-      <w:r>
-        <w:rPr>
-          <w:b w:val="0"/>
-        </w:rPr>
-        <w:t xml:space="preserve">A multimodal </w:t>
-      </w:r>
-      <w:r>
-        <w:rPr>
-          <w:b/>
-        </w:rPr>
-        <w:t>pipeline</w:t>
-      </w:r>
-      <w:r>
-        <w:rPr>
-          <w:b w:val="0"/>
-        </w:rPr>
-        <w:t xml:space="preserve"> may transcribe speech, inspect an image and generate a response. Errors at one stage can propagate even when later stages run correctly.</w:t>
-      </w:r>
-    </w:p>
-    <w:p>
-      <w:pPr>
-        <w:pStyle w:val="Heading3"/>
-      </w:pPr>
-      <w:r>
-        <w:t>Explain the added worked example · 1</w:t>
-      </w:r>
-    </w:p>
-    <w:p>
-      <w:pPr>
-        <w:spacing w:line="336" w:lineRule="auto" w:after="180"/>
-      </w:pPr>
-      <w:r>
-        <w:rPr>
-          <w:b w:val="0"/>
-        </w:rPr>
-        <w:t>Begin by writing the question the procedure is intended to answer. Identify the information already supplied, the information it will produce and the information still missing.</w:t>
-      </w:r>
-    </w:p>
-    <w:p>
-      <w:pPr>
-        <w:spacing w:line="336" w:lineRule="auto" w:after="180"/>
-      </w:pPr>
-      <w:r>
-        <w:rPr>
-          <w:b w:val="0"/>
-        </w:rPr>
-        <w:t>These are constructed classroom examples; they do not require live accounts, private records or an external service. Do not treat a plausible explanation as a measured outcome.</w:t>
-      </w:r>
-    </w:p>
-    <w:p>
-      <w:pPr>
-        <w:spacing w:line="336" w:lineRule="auto" w:after="180"/>
-      </w:pPr>
-      <w:r>
-        <w:rPr>
-          <w:b w:val="0"/>
-        </w:rPr>
-        <w:t xml:space="preserve">Track source </w:t>
-      </w:r>
-      <w:r>
-        <w:rPr>
-          <w:b/>
-        </w:rPr>
-        <w:t>modality</w:t>
-      </w:r>
-      <w:r>
-        <w:rPr>
-          <w:b w:val="0"/>
-        </w:rPr>
-        <w:t xml:space="preserve">, segment/time references, </w:t>
-      </w:r>
-      <w:r>
-        <w:rPr>
-          <w:b/>
-        </w:rPr>
-        <w:t>transcription</w:t>
-      </w:r>
-      <w:r>
-        <w:rPr>
-          <w:b w:val="0"/>
-        </w:rPr>
-        <w:t xml:space="preserve">, interpretation and final claims separately. Compare conflicting </w:t>
-      </w:r>
-      <w:r>
-        <w:rPr>
-          <w:b/>
-        </w:rPr>
-        <w:t>evidence</w:t>
-      </w:r>
-      <w:r>
-        <w:rPr>
-          <w:b w:val="0"/>
-        </w:rPr>
-        <w:t xml:space="preserve"> without assuming one </w:t>
-      </w:r>
-      <w:r>
-        <w:rPr>
-          <w:b/>
-        </w:rPr>
-        <w:t>modality</w:t>
-      </w:r>
-      <w:r>
-        <w:rPr>
-          <w:b w:val="0"/>
-        </w:rPr>
-        <w:t xml:space="preserve"> always wins.</w:t>
-      </w:r>
-    </w:p>
-    <w:p>
-      <w:pPr>
-        <w:spacing w:line="336" w:lineRule="auto" w:after="180"/>
-      </w:pPr>
-      <w:r>
-        <w:rPr>
-          <w:b w:val="0"/>
-        </w:rPr>
-        <w:t>Ask for clarification when the task needs unresolved information.</w:t>
-      </w:r>
-    </w:p>
-    <w:p>
-      <w:pPr>
-        <w:pStyle w:val="Heading3"/>
-      </w:pPr>
-      <w:r>
-        <w:t>Explain the added worked example · 2</w:t>
-      </w:r>
-    </w:p>
-    <w:p>
-      <w:pPr>
-        <w:spacing w:line="336" w:lineRule="auto" w:after="180"/>
-      </w:pPr>
-      <w:r>
-        <w:rPr>
-          <w:b w:val="0"/>
-        </w:rPr>
-        <w:t xml:space="preserve">Before applying the procedure, write its units, denominator or decision boundary where relevant. A partner should be able to repeat each step using the same </w:t>
-      </w:r>
-      <w:r>
-        <w:rPr>
-          <w:b/>
-        </w:rPr>
-        <w:t>input</w:t>
-      </w:r>
-      <w:r>
-        <w:rPr>
-          <w:b w:val="0"/>
-        </w:rPr>
-        <w:t>s.</w:t>
-      </w:r>
-    </w:p>
-    <w:p>
-      <w:pPr>
-        <w:spacing w:line="336" w:lineRule="auto" w:after="180"/>
-      </w:pPr>
-      <w:r>
-        <w:rPr>
-          <w:b w:val="0"/>
-        </w:rPr>
-        <w:t xml:space="preserve">If a required </w:t>
-      </w:r>
-      <w:r>
-        <w:rPr>
-          <w:b/>
-        </w:rPr>
-        <w:t>input</w:t>
-      </w:r>
-      <w:r>
-        <w:rPr>
-          <w:b w:val="0"/>
-        </w:rPr>
-        <w:t xml:space="preserve"> is absent or violates the stated contract, record that condition explicitly instead of quietly replacing it with a convenient value.</w:t>
       </w:r>
     </w:p>
     <w:p>
@@ -1434,94 +1818,6 @@
         <w:t>These teacher notes contain solutions; do not reveal the independent case answer during modelling.</w:t>
       </w:r>
     </w:p>
-    <w:p>
-      <w:pPr>
-        <w:spacing w:line="336" w:lineRule="auto" w:after="180"/>
-      </w:pPr>
-      <w:r>
-        <w:rPr>
-          <w:b w:val="0"/>
-        </w:rPr>
-        <w:t>Audio transcript reads fifteen boxes; a clear written inventory says fifty boxes. The original audio is unavailable and the assistant reports fifteen as certain.</w:t>
-      </w:r>
-    </w:p>
-    <w:p>
-      <w:pPr>
-        <w:spacing w:line="336" w:lineRule="auto" w:after="180"/>
-      </w:pPr>
-      <w:r>
-        <w:rPr>
-          <w:b w:val="0"/>
-        </w:rPr>
-        <w:t>There is an unresolved quantity conflict and no audio replay. Preserve both sources and ask the responsible person; certainty is unsupported.</w:t>
-      </w:r>
-    </w:p>
-    <w:p>
-      <w:pPr>
-        <w:pStyle w:val="Heading3"/>
-      </w:pPr>
-      <w:r>
-        <w:t>Model the reasoning aloud · 3</w:t>
-      </w:r>
-    </w:p>
-    <w:p>
-      <w:pPr>
-        <w:spacing w:line="336" w:lineRule="auto" w:after="180"/>
-      </w:pPr>
-      <w:r>
-        <w:rPr>
-          <w:b w:val="0"/>
-        </w:rPr>
-        <w:t xml:space="preserve">Compare the intermediate </w:t>
-      </w:r>
-      <w:r>
-        <w:rPr>
-          <w:b/>
-        </w:rPr>
-        <w:t>evidence</w:t>
-      </w:r>
-      <w:r>
-        <w:rPr>
-          <w:b w:val="0"/>
-        </w:rPr>
-        <w:t xml:space="preserve"> with the final statement. Explain why each number or decision follows from the stated </w:t>
-      </w:r>
-      <w:r>
-        <w:rPr>
-          <w:b/>
-        </w:rPr>
-        <w:t>input</w:t>
-      </w:r>
-      <w:r>
-        <w:rPr>
-          <w:b w:val="0"/>
-        </w:rPr>
-        <w:t>s.</w:t>
-      </w:r>
-    </w:p>
-    <w:p>
-      <w:pPr>
-        <w:spacing w:line="336" w:lineRule="auto" w:after="180"/>
-      </w:pPr>
-      <w:r>
-        <w:rPr>
-          <w:b w:val="0"/>
-        </w:rPr>
-        <w:t xml:space="preserve">The conclusion belongs to this scenario and procedure; changing the </w:t>
-      </w:r>
-      <w:r>
-        <w:rPr>
-          <w:b/>
-        </w:rPr>
-        <w:t>input</w:t>
-      </w:r>
-      <w:r>
-        <w:rPr>
-          <w:b w:val="0"/>
-        </w:rPr>
-        <w:t>s, evaluation population or authority can change what it establishes. Retain the raw record so a later revision can be compared honestly.</w:t>
-      </w:r>
-    </w:p>
     <w:tbl>
       <w:tblPr>
         <w:tblStyle w:val="LightShading-Accent1"/>
@@ -1626,17 +1922,6 @@
     </w:tbl>
     <w:p>
       <w:pPr>
-        <w:spacing w:line="336" w:lineRule="auto" w:after="180"/>
-      </w:pPr>
-      <w:r>
-        <w:rPr>
-          <w:b w:val="0"/>
-        </w:rPr>
-        <w:t>Use the diagram and verbal explanation together. Ask learners to match a sentence to a specific visual step; do not assign learners fixed visual or auditory learning styles.</w:t>
-      </w:r>
-    </w:p>
-    <w:p>
-      <w:pPr>
         <w:pStyle w:val="Heading3"/>
       </w:pPr>
       <w:r>
@@ -1645,73 +1930,10 @@
     </w:p>
     <w:p>
       <w:pPr>
-        <w:spacing w:line="336" w:lineRule="auto" w:after="180"/>
-      </w:pPr>
-      <w:r>
-        <w:rPr>
-          <w:b w:val="0"/>
-        </w:rPr>
-        <w:t xml:space="preserve">A fictional librarian dictates a shelf note that passes through </w:t>
-      </w:r>
-      <w:r>
-        <w:rPr>
-          <w:b/>
-        </w:rPr>
-        <w:t>transcription</w:t>
-      </w:r>
-      <w:r>
-        <w:rPr>
-          <w:b w:val="0"/>
-        </w:rPr>
-        <w:t xml:space="preserve"> and catalogue lookup.</w:t>
-      </w:r>
-    </w:p>
-    <w:p>
-      <w:pPr>
         <w:pStyle w:val="Heading3"/>
       </w:pPr>
       <w:r>
         <w:t>The facts we will use</w:t>
-      </w:r>
-    </w:p>
-    <w:p>
-      <w:pPr>
-        <w:pStyle w:val="Heading3"/>
-      </w:pPr>
-      <w:r>
-        <w:t>Supplied facts</w:t>
-      </w:r>
-    </w:p>
-    <w:p>
-      <w:pPr>
-        <w:spacing w:line="336" w:lineRule="auto" w:after="180"/>
-        <w:shd w:fill="F1F6FC"/>
-      </w:pPr>
-      <w:r>
-        <w:rPr>
-          <w:b w:val="0"/>
-        </w:rPr>
-        <w:t>Teacher-supplied ground truth audio phrase is “shelf fourteen”. Transcript says “shelf forty”.</w:t>
-      </w:r>
-    </w:p>
-    <w:p>
-      <w:pPr>
-        <w:pStyle w:val="Heading3"/>
-      </w:pPr>
-      <w:r>
-        <w:t>Supplied facts</w:t>
-      </w:r>
-    </w:p>
-    <w:p>
-      <w:pPr>
-        <w:spacing w:line="336" w:lineRule="auto" w:after="180"/>
-        <w:shd w:fill="F1F6FC"/>
-      </w:pPr>
-      <w:r>
-        <w:rPr>
-          <w:b w:val="0"/>
-        </w:rPr>
-        <w:t>A current signed inventory is declared authoritative and lists the requested book on shelf 14. The original audio recording remains available.</w:t>
       </w:r>
     </w:p>
     <w:p>
@@ -1719,7 +1941,7 @@
         <w:drawing>
           <wp:inline xmlns:a="http://schemas.openxmlformats.org/drawingml/2006/main" xmlns:pic="http://schemas.openxmlformats.org/drawingml/2006/picture">
             <wp:extent cx="5346057" cy="5943599"/>
-            <wp:docPr id="1" name="Picture 1" descr="Image and Voice Pipelines. Audio input: Known phrase names fourteen, not forty.. Transcription: Text output changes the shelf number to forty.. Cross-check: The authoritative inventory gives shelf 14.. Review and correct: Replay the audio, preserve the faulty transcript and use confirmed shelf 14."/>
+            <wp:docPr id="3" name="Picture 3" descr="Image and Voice Pipelines. Audio input: Known phrase names fourteen, not forty.. Transcription: Text output changes the shelf number to forty.. Cross-check: The authoritative inventory gives shelf 14.. Review and correct: Replay the audio, preserve the faulty transcript and use confirmed shelf 14."/>
             <wp:cNvGraphicFramePr>
               <a:graphicFrameLocks noChangeAspect="1"/>
             </wp:cNvGraphicFramePr>
@@ -1731,7 +1953,7 @@
                     <pic:cNvPicPr/>
                   </pic:nvPicPr>
                   <pic:blipFill>
-                    <a:blip r:embed="rId9"/>
+                    <a:blip r:embed="rId11"/>
                     <a:stretch>
                       <a:fillRect/>
                     </a:stretch>
@@ -1900,19 +2122,96 @@
         <w:pStyle w:val="Heading3"/>
       </w:pPr>
       <w:r>
-        <w:t>Why the result follows</w:t>
+        <w:t>What this example does not establish</w:t>
+      </w:r>
+    </w:p>
+    <w:p>
+      <w:pPr>
+        <w:pStyle w:val="Heading3"/>
+      </w:pPr>
+      <w:r>
+        <w:t>Change one thing in the pictured case</w:t>
+      </w:r>
+    </w:p>
+    <w:p>
+      <w:pPr>
+        <w:pStyle w:val="Heading3"/>
+      </w:pPr>
+      <w:r>
+        <w:t>Ask while showing the picture</w:t>
+      </w:r>
+    </w:p>
+    <w:p>
+      <w:pPr>
+        <w:pStyle w:val="Heading1"/>
+      </w:pPr>
+      <w:r>
+        <w:t>03. Guide the reasoning, then remove help</w:t>
+      </w:r>
+    </w:p>
+    <w:p>
+      <w:r>
+        <w:t>Collect a response from each learner before discussing the worked key.</w:t>
+      </w:r>
+    </w:p>
+    <w:p>
+      <w:pPr>
+        <w:pStyle w:val="Heading2"/>
+      </w:pPr>
+      <w:r>
+        <w:t>Prompt before revealing</w:t>
       </w:r>
     </w:p>
     <w:p>
       <w:pPr>
         <w:spacing w:line="336" w:lineRule="auto" w:after="180"/>
-        <w:shd w:fill="F1F6FC"/>
       </w:pPr>
       <w:r>
         <w:rPr>
           <w:b w:val="0"/>
         </w:rPr>
-        <w:t xml:space="preserve">A correct later lookup cannot repair an earlier wrong </w:t>
+        <w:t>Completion task: Audio transcript reads fifteen boxes; a clear written inventory says fifty boxes. The original audio is unavailable and the assistant reports fifteen as certain.</w:t>
+      </w:r>
+    </w:p>
+    <w:p>
+      <w:pPr>
+        <w:spacing w:line="336" w:lineRule="auto" w:after="180"/>
+      </w:pPr>
+      <w:r>
+        <w:rPr>
+          <w:b w:val="0"/>
+        </w:rPr>
+        <w:t>Show the intermediate steps and give the conclusion with its scope.</w:t>
+      </w:r>
+    </w:p>
+    <w:p>
+      <w:pPr>
+        <w:pStyle w:val="Heading2"/>
+      </w:pPr>
+      <w:r>
+        <w:t>Expected reasoning and fading help</w:t>
+      </w:r>
+    </w:p>
+    <w:p>
+      <w:pPr>
+        <w:spacing w:line="336" w:lineRule="auto" w:after="180"/>
+      </w:pPr>
+      <w:r>
+        <w:rPr>
+          <w:b w:val="0"/>
+        </w:rPr>
+        <w:t>Teacher check: Teacher explanation: There is an unresolved quantity conflict and no audio replay. Preserve both sources and ask the responsible person; certainty is unsupported.</w:t>
+      </w:r>
+    </w:p>
+    <w:p>
+      <w:pPr>
+        <w:spacing w:line="336" w:lineRule="auto" w:after="180"/>
+      </w:pPr>
+      <w:r>
+        <w:rPr>
+          <w:b w:val="0"/>
+        </w:rPr>
+        <w:t xml:space="preserve">Start by identifying the given </w:t>
       </w:r>
       <w:r>
         <w:rPr>
@@ -1924,19 +2223,274 @@
         <w:rPr>
           <w:b w:val="0"/>
         </w:rPr>
-        <w:t xml:space="preserve"> by magic. Locate the first difference between known audio and transcript, then compare the stated source authority.</w:t>
+        <w:t>s together. Leave the intermediate steps blank. If needed, model one step, then withdraw that help on the next step. Move to a full trace only when the partial trace is understood.</w:t>
       </w:r>
     </w:p>
     <w:p>
       <w:pPr>
         <w:spacing w:line="336" w:lineRule="auto" w:after="180"/>
-        <w:shd w:fill="F1F6FC"/>
       </w:pPr>
       <w:r>
         <w:rPr>
           <w:b w:val="0"/>
         </w:rPr>
-        <w:t>Keeping both records makes the correction auditable. A confident spoken answer for shelf 40 would remain wrong despite fluent synthesis.</w:t>
+        <w:t>For partners, alternate explainer and checker; collect a response from every learner before discussion.</w:t>
+      </w:r>
+    </w:p>
+    <w:p>
+      <w:pPr>
+        <w:pStyle w:val="Heading2"/>
+      </w:pPr>
+      <w:r>
+        <w:t>Check the misconception before discussion</w:t>
+      </w:r>
+    </w:p>
+    <w:p>
+      <w:pPr>
+        <w:spacing w:line="336" w:lineRule="auto" w:after="180"/>
+      </w:pPr>
+      <w:r>
+        <w:rPr>
+          <w:b w:val="0"/>
+        </w:rPr>
+        <w:t xml:space="preserve">Use the worked case for Speech </w:t>
+      </w:r>
+      <w:r>
+        <w:rPr>
+          <w:b/>
+        </w:rPr>
+        <w:t>pipeline</w:t>
+      </w:r>
+      <w:r>
+        <w:rPr>
+          <w:b w:val="0"/>
+        </w:rPr>
+        <w:t xml:space="preserve">s and multimodal </w:t>
+      </w:r>
+      <w:r>
+        <w:rPr>
+          <w:b/>
+        </w:rPr>
+        <w:t>evidence</w:t>
+      </w:r>
+      <w:r>
+        <w:rPr>
+          <w:b w:val="0"/>
+        </w:rPr>
+        <w:t>. Proposed explanation: “The worked result establishes every future case”. Decide whether this explanation is supported.</w:t>
+      </w:r>
+    </w:p>
+    <w:p>
+      <w:pPr>
+        <w:spacing w:line="336" w:lineRule="auto" w:after="180"/>
+      </w:pPr>
+      <w:r>
+        <w:rPr>
+          <w:b w:val="0"/>
+        </w:rPr>
+        <w:t>Point to the step or supplied fact that decides; explain your repair if needed.</w:t>
+      </w:r>
+    </w:p>
+    <w:p>
+      <w:pPr>
+        <w:spacing w:line="336" w:lineRule="auto" w:after="180"/>
+      </w:pPr>
+      <w:r>
+        <w:rPr>
+          <w:b w:val="0"/>
+        </w:rPr>
+        <w:t xml:space="preserve">Expected correction: A stage-level accuracy or authority policy does not establish every </w:t>
+      </w:r>
+      <w:r>
+        <w:rPr>
+          <w:b/>
+        </w:rPr>
+        <w:t>modality</w:t>
+      </w:r>
+      <w:r>
+        <w:rPr>
+          <w:b w:val="0"/>
+        </w:rPr>
+        <w:t xml:space="preserve"> agrees or every downstream claim is supported.</w:t>
+      </w:r>
+    </w:p>
+    <w:p>
+      <w:pPr>
+        <w:spacing w:line="336" w:lineRule="auto" w:after="180"/>
+      </w:pPr>
+      <w:r>
+        <w:rPr>
+          <w:b w:val="0"/>
+        </w:rPr>
+        <w:t>Collect explanations, not only yes/no votes. If a misunderstanding is common, re-model the relevant step for the class.</w:t>
+      </w:r>
+    </w:p>
+    <w:p>
+      <w:pPr>
+        <w:spacing w:line="336" w:lineRule="auto" w:after="180"/>
+      </w:pPr>
+      <w:r>
+        <w:rPr>
+          <w:b w:val="0"/>
+        </w:rPr>
+        <w:t>If it affects a few learners, give a short targeted group explanation while others solve a more demanding variation.</w:t>
+      </w:r>
+    </w:p>
+    <w:p>
+      <w:pPr>
+        <w:pStyle w:val="Heading2"/>
+      </w:pPr>
+      <w:r>
+        <w:t>Use the pictorial check</w:t>
+      </w:r>
+    </w:p>
+    <w:p>
+      <w:pPr>
+        <w:spacing w:line="336" w:lineRule="auto" w:after="180"/>
+      </w:pPr>
+      <w:r>
+        <w:rPr>
+          <w:b w:val="0"/>
+        </w:rPr>
+        <w:t>Which stage first fails, and why should the faulty transcript not be silently overwritten?</w:t>
+      </w:r>
+    </w:p>
+    <w:p>
+      <w:pPr>
+        <w:spacing w:line="336" w:lineRule="auto" w:after="180"/>
+      </w:pPr>
+      <w:r>
+        <w:rPr>
+          <w:b/>
+        </w:rPr>
+        <w:t>Transcription</w:t>
+      </w:r>
+      <w:r>
+        <w:rPr>
+          <w:b w:val="0"/>
+        </w:rPr>
+        <w:t xml:space="preserve"> first fails. Preserve it to diagnose the confusion and distinguish correction from the original model </w:t>
+      </w:r>
+      <w:r>
+        <w:rPr>
+          <w:b/>
+        </w:rPr>
+        <w:t>output</w:t>
+      </w:r>
+      <w:r>
+        <w:rPr>
+          <w:b w:val="0"/>
+        </w:rPr>
+        <w:t>.</w:t>
+      </w:r>
+    </w:p>
+    <w:p>
+      <w:pPr>
+        <w:spacing w:line="336" w:lineRule="auto" w:after="180"/>
+      </w:pPr>
+      <w:r>
+        <w:rPr>
+          <w:b w:val="0"/>
+        </w:rPr>
+        <w:t xml:space="preserve">Changed-case reasoning: Shelf 14 remains supported for the lookup, but </w:t>
+      </w:r>
+      <w:r>
+        <w:rPr>
+          <w:b/>
+        </w:rPr>
+        <w:t>transcription</w:t>
+      </w:r>
+      <w:r>
+        <w:rPr>
+          <w:b w:val="0"/>
+        </w:rPr>
+        <w:t xml:space="preserve"> accuracy cannot be replay-checked. The inventory resolves the shelf task; it does not recreate unavailable audio.</w:t>
+      </w:r>
+    </w:p>
+    <w:p>
+      <w:pPr>
+        <w:spacing w:line="336" w:lineRule="auto" w:after="180"/>
+      </w:pPr>
+      <w:r>
+        <w:rPr>
+          <w:b w:val="0"/>
+        </w:rPr>
+        <w:t xml:space="preserve">Collect each learner’s explanation before discussion. Use the first missing connection between </w:t>
+      </w:r>
+      <w:r>
+        <w:rPr>
+          <w:b/>
+        </w:rPr>
+        <w:t>input</w:t>
+      </w:r>
+      <w:r>
+        <w:rPr>
+          <w:b w:val="0"/>
+        </w:rPr>
+        <w:t xml:space="preserve">, deciding step and result to choose support. This question is worked-case practice, not fresh mastery </w:t>
+      </w:r>
+      <w:r>
+        <w:rPr>
+          <w:b/>
+        </w:rPr>
+        <w:t>evidence</w:t>
+      </w:r>
+      <w:r>
+        <w:rPr>
+          <w:b w:val="0"/>
+        </w:rPr>
+        <w:t>.</w:t>
+      </w:r>
+    </w:p>
+    <w:p>
+      <w:pPr>
+        <w:pStyle w:val="Heading2"/>
+      </w:pPr>
+      <w:r>
+        <w:t>Keep each learner explaining</w:t>
+      </w:r>
+    </w:p>
+    <w:p>
+      <w:pPr>
+        <w:pStyle w:val="ListBullet"/>
+      </w:pPr>
+      <w:r>
+        <w:t>Ask: Which facts are given, and which would we have to assume? Learners mark relevant details before discussing answers.</w:t>
+      </w:r>
+    </w:p>
+    <w:p>
+      <w:pPr>
+        <w:pStyle w:val="ListBullet"/>
+      </w:pPr>
+      <w:r>
+        <w:t>Say: Predict first. Show the rule, information path or calculation that would produce the result. A correct guess is not yet an explanation.</w:t>
+      </w:r>
+    </w:p>
+    <w:p>
+      <w:pPr>
+        <w:pStyle w:val="ListBullet"/>
+      </w:pPr>
+      <w:r>
+        <w:t>In pairs, one learner solves while the other checks evidence; exchange roles. Remove the worked answer before independent assessment.</w:t>
+      </w:r>
+    </w:p>
+    <w:p>
+      <w:pPr>
+        <w:pStyle w:val="Heading2"/>
+      </w:pPr>
+      <w:r>
+        <w:t>Earlier wording, alternatives and picture transcripts · reference / check after trying</w:t>
+      </w:r>
+    </w:p>
+    <w:p>
+      <w:pPr>
+        <w:spacing w:line="336" w:lineRule="auto" w:after="180"/>
+      </w:pPr>
+      <w:r>
+        <w:rPr>
+          <w:b w:val="0"/>
+        </w:rPr>
+        <w:t>Demonstrate and guide practice</w:t>
       </w:r>
     </w:p>
     <w:p>
@@ -1944,7 +2498,75 @@
         <w:pStyle w:val="Heading3"/>
       </w:pPr>
       <w:r>
-        <w:t>What this example does not establish</w:t>
+        <w:t>Board sequence</w:t>
+      </w:r>
+    </w:p>
+    <w:p>
+      <w:pPr>
+        <w:spacing w:line="336" w:lineRule="auto" w:after="180"/>
+      </w:pPr>
+      <w:r>
+        <w:rPr>
+          <w:b w:val="0"/>
+        </w:rPr>
+        <w:t>Write the given facts: A voice book helper transcribes speech, extracts preference, then ranks books.</w:t>
+      </w:r>
+    </w:p>
+    <w:p>
+      <w:pPr>
+        <w:spacing w:line="336" w:lineRule="auto" w:after="180"/>
+      </w:pPr>
+      <w:r>
+        <w:rPr>
+          <w:b w:val="0"/>
+        </w:rPr>
+        <w:t>Write the question to explain: Where can a wrong suggestion begin?</w:t>
+      </w:r>
+    </w:p>
+    <w:p>
+      <w:pPr>
+        <w:spacing w:line="336" w:lineRule="auto" w:after="180"/>
+      </w:pPr>
+      <w:r>
+        <w:rPr>
+          <w:b w:val="0"/>
+        </w:rPr>
+        <w:t xml:space="preserve">Reveal after </w:t>
+      </w:r>
+      <w:r>
+        <w:rPr>
+          <w:b/>
+        </w:rPr>
+        <w:t>prediction</w:t>
+      </w:r>
+      <w:r>
+        <w:rPr>
+          <w:b w:val="0"/>
+        </w:rPr>
+        <w:t xml:space="preserve">s: </w:t>
+      </w:r>
+      <w:r>
+        <w:rPr>
+          <w:b/>
+        </w:rPr>
+        <w:t>Transcription</w:t>
+      </w:r>
+      <w:r>
+        <w:rPr>
+          <w:b w:val="0"/>
+        </w:rPr>
+        <w:t xml:space="preserve"> can mishear poetry and pass the wrong preference downstream. Check intermediate results.</w:t>
+      </w:r>
+    </w:p>
+    <w:p>
+      <w:pPr>
+        <w:spacing w:line="336" w:lineRule="auto" w:after="180"/>
+      </w:pPr>
+      <w:r>
+        <w:rPr>
+          <w:b w:val="0"/>
+        </w:rPr>
+        <w:t>Use the earlier changed question as optional later practice. Reserve Apply a new case independently for the first independent attempt before hints or feedback.</w:t>
       </w:r>
     </w:p>
     <w:p>
@@ -1952,374 +2574,18 @@
         <w:pStyle w:val="Heading3"/>
       </w:pPr>
       <w:r>
-        <w:t>Keep the stated limit</w:t>
+        <w:t>Classroom dialogue</w:t>
       </w:r>
     </w:p>
     <w:p>
       <w:pPr>
         <w:spacing w:line="336" w:lineRule="auto" w:after="180"/>
-        <w:shd w:fill="FFF5E6"/>
       </w:pPr>
       <w:r>
         <w:rPr>
           <w:b w:val="0"/>
         </w:rPr>
-        <w:t>Declared authority resolves this task’s source choice; it does not make every inventory entry universally accurate.</w:t>
-      </w:r>
-    </w:p>
-    <w:p>
-      <w:pPr>
-        <w:pStyle w:val="Heading3"/>
-      </w:pPr>
-      <w:r>
-        <w:t>Change one thing in the pictured case</w:t>
-      </w:r>
-    </w:p>
-    <w:p>
-      <w:pPr>
-        <w:pStyle w:val="Heading3"/>
-      </w:pPr>
-      <w:r>
-        <w:t>Change one thing</w:t>
-      </w:r>
-    </w:p>
-    <w:p>
-      <w:pPr>
-        <w:spacing w:line="336" w:lineRule="auto" w:after="180"/>
-        <w:shd w:fill="F5F1FB"/>
-      </w:pPr>
-      <w:r>
-        <w:rPr>
-          <w:b w:val="0"/>
-        </w:rPr>
-        <w:t>Change: Remove access to the audio, while keeping the authoritative inventory.</w:t>
-      </w:r>
-    </w:p>
-    <w:p>
-      <w:pPr>
-        <w:pStyle w:val="Heading3"/>
-      </w:pPr>
-      <w:r>
-        <w:t>Predicted result</w:t>
-      </w:r>
-    </w:p>
-    <w:p>
-      <w:pPr>
-        <w:spacing w:line="336" w:lineRule="auto" w:after="180"/>
-        <w:shd w:fill="F1F6FC"/>
-      </w:pPr>
-      <w:r>
-        <w:rPr>
-          <w:b/>
-        </w:rPr>
-        <w:t>Prediction</w:t>
-      </w:r>
-      <w:r>
-        <w:rPr>
-          <w:b w:val="0"/>
-        </w:rPr>
-        <w:t xml:space="preserve">: Shelf 14 remains supported for the lookup, but </w:t>
-      </w:r>
-      <w:r>
-        <w:rPr>
-          <w:b/>
-        </w:rPr>
-        <w:t>transcription</w:t>
-      </w:r>
-      <w:r>
-        <w:rPr>
-          <w:b w:val="0"/>
-        </w:rPr>
-        <w:t xml:space="preserve"> accuracy cannot be replay-checked.</w:t>
-      </w:r>
-    </w:p>
-    <w:p>
-      <w:pPr>
-        <w:pStyle w:val="Heading3"/>
-      </w:pPr>
-      <w:r>
-        <w:t>Why the result follows</w:t>
-      </w:r>
-    </w:p>
-    <w:p>
-      <w:pPr>
-        <w:spacing w:line="336" w:lineRule="auto" w:after="180"/>
-        <w:shd w:fill="F1F6FC"/>
-      </w:pPr>
-      <w:r>
-        <w:rPr>
-          <w:b w:val="0"/>
-        </w:rPr>
-        <w:t>Reason: The inventory resolves the shelf task; it does not recreate unavailable audio.</w:t>
-      </w:r>
-    </w:p>
-    <w:p>
-      <w:pPr>
-        <w:pStyle w:val="Heading3"/>
-      </w:pPr>
-      <w:r>
-        <w:t>Ask while showing the picture</w:t>
-      </w:r>
-    </w:p>
-    <w:p>
-      <w:pPr>
-        <w:pStyle w:val="Heading3"/>
-      </w:pPr>
-      <w:r>
-        <w:t>Ask while showing the picture · 4</w:t>
-      </w:r>
-    </w:p>
-    <w:p>
-      <w:pPr>
-        <w:spacing w:line="336" w:lineRule="auto" w:after="180"/>
-      </w:pPr>
-      <w:r>
-        <w:rPr>
-          <w:b w:val="0"/>
-        </w:rPr>
-        <w:t xml:space="preserve">Cover the result. Ask learners to name the </w:t>
-      </w:r>
-      <w:r>
-        <w:rPr>
-          <w:b/>
-        </w:rPr>
-        <w:t>input</w:t>
-      </w:r>
-      <w:r>
-        <w:rPr>
-          <w:b w:val="0"/>
-        </w:rPr>
-        <w:t xml:space="preserve">s and predict the next step. Uncover one step, connect the icon to the actual procedure, and explain its </w:t>
-      </w:r>
-      <w:r>
-        <w:rPr>
-          <w:b/>
-        </w:rPr>
-        <w:t>evidence</w:t>
-      </w:r>
-      <w:r>
-        <w:rPr>
-          <w:b w:val="0"/>
-        </w:rPr>
-        <w:t>. Then change the supplied condition and compare.</w:t>
-      </w:r>
-    </w:p>
-    <w:p>
-      <w:pPr>
-        <w:spacing w:line="336" w:lineRule="auto" w:after="180"/>
-      </w:pPr>
-      <w:r>
-        <w:rPr>
-          <w:b w:val="0"/>
-        </w:rPr>
-        <w:t>The picture is a representation; it does not document execution of a real AI model.</w:t>
-      </w:r>
-    </w:p>
-    <w:p>
-      <w:pPr>
-        <w:pStyle w:val="Heading1"/>
-      </w:pPr>
-      <w:r>
-        <w:t>03. Demonstrate and guide practice</w:t>
-      </w:r>
-    </w:p>
-    <w:p>
-      <w:r>
-        <w:t>Demonstrate Image and Voice Pipelines, reduce support deliberately and check individual reasoning before discussing answers.</w:t>
-      </w:r>
-    </w:p>
-    <w:p>
-      <w:pPr>
-        <w:pStyle w:val="Heading3"/>
-      </w:pPr>
-      <w:r>
-        <w:t>Board sequence</w:t>
-      </w:r>
-    </w:p>
-    <w:p>
-      <w:pPr>
-        <w:pStyle w:val="Heading3"/>
-      </w:pPr>
-      <w:r>
-        <w:t>1. Put the facts on the board</w:t>
-      </w:r>
-    </w:p>
-    <w:p>
-      <w:pPr>
-        <w:spacing w:line="336" w:lineRule="auto" w:after="180"/>
-        <w:shd w:fill="F4F9FC"/>
-      </w:pPr>
-      <w:r>
-        <w:rPr>
-          <w:b w:val="0"/>
-        </w:rPr>
-        <w:t>Write the given facts: A voice book helper transcribes speech, extracts preference, then ranks books.</w:t>
-      </w:r>
-    </w:p>
-    <w:p>
-      <w:pPr>
-        <w:pStyle w:val="Heading3"/>
-      </w:pPr>
-      <w:r>
-        <w:t>2. State the decision to explain</w:t>
-      </w:r>
-    </w:p>
-    <w:p>
-      <w:pPr>
-        <w:spacing w:line="336" w:lineRule="auto" w:after="180"/>
-        <w:shd w:fill="F5F1FB"/>
-      </w:pPr>
-      <w:r>
-        <w:rPr>
-          <w:b w:val="0"/>
-        </w:rPr>
-        <w:t>Write the question to explain: Where can a wrong suggestion begin?</w:t>
-      </w:r>
-    </w:p>
-    <w:p>
-      <w:pPr>
-        <w:pStyle w:val="Heading3"/>
-      </w:pPr>
-      <w:r>
-        <w:t>3. Reveal the worked reasoning</w:t>
-      </w:r>
-    </w:p>
-    <w:p>
-      <w:pPr>
-        <w:spacing w:line="336" w:lineRule="auto" w:after="180"/>
-        <w:shd w:fill="F1F6FC"/>
-      </w:pPr>
-      <w:r>
-        <w:rPr>
-          <w:b w:val="0"/>
-        </w:rPr>
-        <w:t xml:space="preserve">Reveal after </w:t>
-      </w:r>
-      <w:r>
-        <w:rPr>
-          <w:b/>
-        </w:rPr>
-        <w:t>prediction</w:t>
-      </w:r>
-      <w:r>
-        <w:rPr>
-          <w:b w:val="0"/>
-        </w:rPr>
-        <w:t xml:space="preserve">s: </w:t>
-      </w:r>
-      <w:r>
-        <w:rPr>
-          <w:b/>
-        </w:rPr>
-        <w:t>Transcription</w:t>
-      </w:r>
-      <w:r>
-        <w:rPr>
-          <w:b w:val="0"/>
-        </w:rPr>
-        <w:t xml:space="preserve"> can mishear poetry and pass the wrong preference downstream. Check intermediate results.</w:t>
-      </w:r>
-    </w:p>
-    <w:p>
-      <w:pPr>
-        <w:pStyle w:val="Heading3"/>
-      </w:pPr>
-      <w:r>
-        <w:t>Hold back the independent task</w:t>
-      </w:r>
-    </w:p>
-    <w:p>
-      <w:pPr>
-        <w:spacing w:line="336" w:lineRule="auto" w:after="180"/>
-        <w:shd w:fill="F5F1FB"/>
-      </w:pPr>
-      <w:r>
-        <w:rPr>
-          <w:b w:val="0"/>
-        </w:rPr>
-        <w:t>Keep for an independent attempt: A voice helper hears find a book, converts speech to text, then searches. It writes find a cook. Which stage first failed and what should you inspect?</w:t>
-      </w:r>
-    </w:p>
-    <w:p>
-      <w:pPr>
-        <w:pStyle w:val="Heading3"/>
-      </w:pPr>
-      <w:r>
-        <w:t>Classroom dialogue</w:t>
-      </w:r>
-    </w:p>
-    <w:p>
-      <w:pPr>
-        <w:pStyle w:val="Heading3"/>
-      </w:pPr>
-      <w:r>
-        <w:t>Ask the class</w:t>
-      </w:r>
-    </w:p>
-    <w:p>
-      <w:pPr>
-        <w:spacing w:line="336" w:lineRule="auto" w:after="180"/>
-        <w:shd w:fill="F5F1FB"/>
-      </w:pPr>
-      <w:r>
-        <w:rPr>
-          <w:b w:val="0"/>
-        </w:rPr>
-        <w:t>Ask: Which facts are given, and which would we have to assume? Learners mark relevant details before discussing answers.</w:t>
-      </w:r>
-    </w:p>
-    <w:p>
-      <w:pPr>
-        <w:pStyle w:val="Heading3"/>
-      </w:pPr>
-      <w:r>
-        <w:t>Language to model</w:t>
-      </w:r>
-    </w:p>
-    <w:p>
-      <w:pPr>
-        <w:spacing w:line="336" w:lineRule="auto" w:after="180"/>
-        <w:shd w:fill="F1F6F8"/>
-      </w:pPr>
-      <w:r>
-        <w:rPr>
-          <w:b w:val="0"/>
-        </w:rPr>
-        <w:t>Say: Predict first. Show the rule, information path or calculation that would produce the result. A correct guess is not yet an explanation.</w:t>
-      </w:r>
-    </w:p>
-    <w:p>
-      <w:pPr>
-        <w:spacing w:line="336" w:lineRule="auto" w:after="180"/>
-      </w:pPr>
-      <w:r>
-        <w:rPr>
-          <w:b w:val="0"/>
-        </w:rPr>
         <w:t>Reveal reasoning one step at a time. Explain why a tempting alternative fails. Write units and denominators for arithmetic, trace conditions for decisions, and identify supporting sources for claims.</w:t>
-      </w:r>
-    </w:p>
-    <w:p>
-      <w:pPr>
-        <w:spacing w:line="336" w:lineRule="auto" w:after="180"/>
-      </w:pPr>
-      <w:r>
-        <w:rPr>
-          <w:b w:val="0"/>
-        </w:rPr>
-        <w:t xml:space="preserve">In pairs, one learner solves while the other checks </w:t>
-      </w:r>
-      <w:r>
-        <w:rPr>
-          <w:b/>
-        </w:rPr>
-        <w:t>evidence</w:t>
-      </w:r>
-      <w:r>
-        <w:rPr>
-          <w:b w:val="0"/>
-        </w:rPr>
-        <w:t>; exchange roles. Remove the worked answer before independent assessment.</w:t>
       </w:r>
     </w:p>
     <w:p>
@@ -2632,430 +2898,103 @@
         <w:pStyle w:val="Heading3"/>
       </w:pPr>
       <w:r>
-        <w:t>Completion practice</w:t>
+        <w:t>Individual reasoning check</w:t>
+      </w:r>
+    </w:p>
+    <w:p>
+      <w:pPr>
+        <w:pStyle w:val="Heading3"/>
+      </w:pPr>
+      <w:r>
+        <w:t>Pictorial practice question</w:t>
+      </w:r>
+    </w:p>
+    <w:p>
+      <w:pPr>
+        <w:pStyle w:val="Heading3"/>
+      </w:pPr>
+      <w:r>
+        <w:t>Reasoned teacher answer</w:t>
+      </w:r>
+    </w:p>
+    <w:p>
+      <w:pPr>
+        <w:pStyle w:val="Heading1"/>
+      </w:pPr>
+      <w:r>
+        <w:t>04. Run the supplied investigation</w:t>
+      </w:r>
+    </w:p>
+    <w:p>
+      <w:r>
+        <w:t>Keep expected results, observed paper traces and remaining limits distinguishable.</w:t>
+      </w:r>
+    </w:p>
+    <w:p>
+      <w:pPr>
+        <w:pStyle w:val="Heading2"/>
+      </w:pPr>
+      <w:r>
+        <w:t>Supplied materials and answer guidance</w:t>
       </w:r>
     </w:p>
     <w:p>
       <w:pPr>
         <w:spacing w:line="336" w:lineRule="auto" w:after="180"/>
-        <w:shd w:fill="F5F1FB"/>
       </w:pPr>
       <w:r>
         <w:rPr>
           <w:b w:val="0"/>
         </w:rPr>
-        <w:t>Completion task: Audio transcript reads fifteen boxes; a clear written inventory says fifty boxes. The original audio is unavailable and the assistant reports fifteen as certain.</w:t>
-      </w:r>
-    </w:p>
-    <w:p>
-      <w:pPr>
-        <w:spacing w:line="336" w:lineRule="auto" w:after="180"/>
-        <w:shd w:fill="F5F1FB"/>
-      </w:pPr>
-      <w:r>
-        <w:rPr>
-          <w:b w:val="0"/>
-        </w:rPr>
-        <w:t>Show the intermediate steps and give the conclusion with its scope.</w:t>
-      </w:r>
-    </w:p>
-    <w:p>
-      <w:pPr>
-        <w:pStyle w:val="Heading3"/>
-      </w:pPr>
-      <w:r>
-        <w:t>Reasoning to listen for</w:t>
-      </w:r>
-    </w:p>
-    <w:p>
-      <w:pPr>
-        <w:spacing w:line="336" w:lineRule="auto" w:after="180"/>
-        <w:shd w:fill="F1F6FC"/>
-      </w:pPr>
-      <w:r>
-        <w:rPr>
-          <w:b w:val="0"/>
-        </w:rPr>
-        <w:t>Teacher check: Teacher explanation: There is an unresolved quantity conflict and no audio replay. Preserve both sources and ask the responsible person; certainty is unsupported.</w:t>
-      </w:r>
-    </w:p>
-    <w:p>
-      <w:pPr>
-        <w:spacing w:line="336" w:lineRule="auto" w:after="180"/>
-      </w:pPr>
-      <w:r>
-        <w:rPr>
-          <w:b w:val="0"/>
-        </w:rPr>
-        <w:t xml:space="preserve">Start by identifying the given </w:t>
-      </w:r>
-      <w:r>
-        <w:rPr>
-          <w:b/>
-        </w:rPr>
-        <w:t>input</w:t>
-      </w:r>
-      <w:r>
-        <w:rPr>
-          <w:b w:val="0"/>
-        </w:rPr>
-        <w:t>s together. Leave the intermediate steps blank. If needed, model one step, then withdraw that help on the next step. Move to a full trace only when the partial trace is understood.</w:t>
-      </w:r>
-    </w:p>
-    <w:p>
-      <w:pPr>
-        <w:spacing w:line="336" w:lineRule="auto" w:after="180"/>
-      </w:pPr>
-      <w:r>
-        <w:rPr>
-          <w:b w:val="0"/>
-        </w:rPr>
-        <w:t>For partners, alternate explainer and checker; collect a response from every learner before discussion.</w:t>
-      </w:r>
-    </w:p>
-    <w:p>
-      <w:pPr>
-        <w:pStyle w:val="Heading3"/>
-      </w:pPr>
-      <w:r>
-        <w:t>Individual reasoning check</w:t>
-      </w:r>
-    </w:p>
-    <w:p>
-      <w:pPr>
-        <w:spacing w:line="336" w:lineRule="auto" w:after="180"/>
-      </w:pPr>
-      <w:r>
-        <w:rPr>
-          <w:b w:val="0"/>
-        </w:rPr>
-        <w:t xml:space="preserve">Use the worked case for Speech </w:t>
-      </w:r>
-      <w:r>
-        <w:rPr>
-          <w:b/>
-        </w:rPr>
-        <w:t>pipeline</w:t>
-      </w:r>
-      <w:r>
-        <w:rPr>
-          <w:b w:val="0"/>
-        </w:rPr>
-        <w:t xml:space="preserve">s and multimodal </w:t>
-      </w:r>
-      <w:r>
-        <w:rPr>
-          <w:b/>
-        </w:rPr>
-        <w:t>evidence</w:t>
-      </w:r>
-      <w:r>
-        <w:rPr>
-          <w:b w:val="0"/>
-        </w:rPr>
-        <w:t>. Proposed explanation: “The worked result establishes every future case”. Decide whether this explanation is supported.</w:t>
-      </w:r>
-    </w:p>
-    <w:p>
-      <w:pPr>
-        <w:spacing w:line="336" w:lineRule="auto" w:after="180"/>
-      </w:pPr>
-      <w:r>
-        <w:rPr>
-          <w:b w:val="0"/>
-        </w:rPr>
-        <w:t>Point to the step or supplied fact that decides; explain your repair if needed.</w:t>
-      </w:r>
-    </w:p>
-    <w:p>
-      <w:pPr>
-        <w:pStyle w:val="Heading3"/>
-      </w:pPr>
-      <w:r>
-        <w:t>Expected repair</w:t>
-      </w:r>
-    </w:p>
-    <w:p>
-      <w:pPr>
-        <w:spacing w:line="336" w:lineRule="auto" w:after="180"/>
-        <w:shd w:fill="F1F6FC"/>
-      </w:pPr>
-      <w:r>
-        <w:rPr>
-          <w:b w:val="0"/>
-        </w:rPr>
-        <w:t xml:space="preserve">Expected correction: A stage-level accuracy or authority policy does not establish every </w:t>
-      </w:r>
-      <w:r>
-        <w:rPr>
-          <w:b/>
-        </w:rPr>
-        <w:t>modality</w:t>
-      </w:r>
-      <w:r>
-        <w:rPr>
-          <w:b w:val="0"/>
-        </w:rPr>
-        <w:t xml:space="preserve"> agrees or every downstream claim is supported.</w:t>
-      </w:r>
-    </w:p>
-    <w:p>
-      <w:pPr>
-        <w:spacing w:line="336" w:lineRule="auto" w:after="180"/>
-      </w:pPr>
-      <w:r>
-        <w:rPr>
-          <w:b w:val="0"/>
-        </w:rPr>
-        <w:t>Collect explanations, not only yes/no votes. If a misunderstanding is common, re-model the relevant step for the class.</w:t>
-      </w:r>
-    </w:p>
-    <w:p>
-      <w:pPr>
-        <w:spacing w:line="336" w:lineRule="auto" w:after="180"/>
-      </w:pPr>
-      <w:r>
-        <w:rPr>
-          <w:b w:val="0"/>
-        </w:rPr>
-        <w:t>If it affects a few learners, give a short targeted group explanation while others solve a more demanding variation.</w:t>
-      </w:r>
-    </w:p>
-    <w:p>
-      <w:pPr>
-        <w:pStyle w:val="Heading3"/>
-      </w:pPr>
-      <w:r>
-        <w:t>Pictorial practice question</w:t>
-      </w:r>
-    </w:p>
-    <w:p>
-      <w:pPr>
-        <w:spacing w:line="336" w:lineRule="auto" w:after="180"/>
-        <w:shd w:fill="F5F1FB"/>
-      </w:pPr>
-      <w:r>
-        <w:rPr>
-          <w:b w:val="0"/>
-        </w:rPr>
-        <w:t>Which stage first fails, and why should the faulty transcript not be silently overwritten?</w:t>
-      </w:r>
-    </w:p>
-    <w:p>
-      <w:pPr>
-        <w:pStyle w:val="Heading3"/>
-      </w:pPr>
-      <w:r>
-        <w:t>Reasoned teacher answer</w:t>
-      </w:r>
-    </w:p>
-    <w:p>
-      <w:pPr>
-        <w:spacing w:line="336" w:lineRule="auto" w:after="180"/>
-      </w:pPr>
-      <w:r>
-        <w:rPr>
-          <w:b/>
-        </w:rPr>
-        <w:t>Transcription</w:t>
-      </w:r>
-      <w:r>
-        <w:rPr>
-          <w:b w:val="0"/>
-        </w:rPr>
-        <w:t xml:space="preserve"> first fails. Preserve it to diagnose the confusion and distinguish correction from the original model </w:t>
-      </w:r>
-      <w:r>
-        <w:rPr>
-          <w:b/>
-        </w:rPr>
-        <w:t>output</w:t>
-      </w:r>
-      <w:r>
-        <w:rPr>
-          <w:b w:val="0"/>
-        </w:rPr>
-        <w:t>.</w:t>
-      </w:r>
-    </w:p>
-    <w:p>
-      <w:pPr>
-        <w:spacing w:line="336" w:lineRule="auto" w:after="180"/>
-      </w:pPr>
-      <w:r>
-        <w:rPr>
-          <w:b w:val="0"/>
-        </w:rPr>
-        <w:t xml:space="preserve">Changed-case reasoning: Shelf 14 remains supported for the lookup, but </w:t>
-      </w:r>
-      <w:r>
-        <w:rPr>
-          <w:b/>
-        </w:rPr>
-        <w:t>transcription</w:t>
-      </w:r>
-      <w:r>
-        <w:rPr>
-          <w:b w:val="0"/>
-        </w:rPr>
-        <w:t xml:space="preserve"> accuracy cannot be replay-checked. The inventory resolves the shelf task; it does not recreate unavailable audio.</w:t>
-      </w:r>
-    </w:p>
-    <w:p>
-      <w:pPr>
-        <w:spacing w:line="336" w:lineRule="auto" w:after="180"/>
-      </w:pPr>
-      <w:r>
-        <w:rPr>
-          <w:b w:val="0"/>
-        </w:rPr>
-        <w:t xml:space="preserve">Collect each learner’s explanation before discussion. Use the first missing connection between </w:t>
-      </w:r>
-      <w:r>
-        <w:rPr>
-          <w:b/>
-        </w:rPr>
-        <w:t>input</w:t>
-      </w:r>
-      <w:r>
-        <w:rPr>
-          <w:b w:val="0"/>
-        </w:rPr>
-        <w:t xml:space="preserve">, deciding step and result to choose support. This question is worked-case practice, not fresh mastery </w:t>
-      </w:r>
-      <w:r>
-        <w:rPr>
-          <w:b/>
-        </w:rPr>
-        <w:t>evidence</w:t>
-      </w:r>
-      <w:r>
-        <w:rPr>
-          <w:b w:val="0"/>
-        </w:rPr>
-        <w:t>.</w:t>
-      </w:r>
-    </w:p>
-    <w:p>
-      <w:pPr>
-        <w:pStyle w:val="Heading1"/>
-      </w:pPr>
-      <w:r>
-        <w:t>04. Run the weekly evidence lab</w:t>
-      </w:r>
-    </w:p>
-    <w:p>
-      <w:r>
-        <w:t>Run the Image and Voice Pipelines investigation and use the first unsupported step to choose a teaching response.</w:t>
-      </w:r>
-    </w:p>
-    <w:p>
-      <w:pPr>
-        <w:spacing w:line="336" w:lineRule="auto" w:after="180"/>
-      </w:pPr>
-      <w:r>
-        <w:rPr>
-          <w:b w:val="0"/>
-        </w:rPr>
-        <w:t>Words You Can Use to Reason</w:t>
-      </w:r>
-    </w:p>
-    <w:p>
-      <w:pPr>
-        <w:spacing w:line="336" w:lineRule="auto" w:after="180"/>
-      </w:pPr>
-      <w:r>
-        <w:rPr>
-          <w:b w:val="0"/>
-        </w:rPr>
-        <w:t>A definition matters when you can recognize the idea, use it, and contrast it with a near-miss.</w:t>
-      </w:r>
-    </w:p>
-    <w:p>
-      <w:pPr>
-        <w:spacing w:line="336" w:lineRule="auto" w:after="180"/>
-      </w:pPr>
-      <w:r>
-        <w:rPr>
-          <w:b w:val="0"/>
-        </w:rPr>
+        <w:t>LabA: first supported difference is transcription14→40; replay/reference and declared inventory support a corrected bounded shelf lookup. B: first supported difference is image-text extraction14→40 using the visible supplied label. C: unresolved15/50 conflict; certainty is unsupported and first technical failure cannot be located from given evidence. D: prior stages agree14, final rendering says40, so the supported mismatch is final output. Stage mismatch does not identify a complete technical cause. No live-service accuracy is measured. Reserve roomE/F for independent W4.</w:t>
+      </w:r>
+    </w:p>
+    <w:p>
+      <w:pPr>
+        <w:pStyle w:val="Heading2"/>
+      </w:pPr>
+      <w:r>
+        <w:t>Run and record</w:t>
+      </w:r>
+    </w:p>
+    <w:p>
+      <w:pPr>
+        <w:pStyle w:val="ListNumber"/>
+      </w:pPr>
+      <w:r>
         <w:t>Predict → Test → Record → Explain</w:t>
       </w:r>
     </w:p>
     <w:p>
       <w:pPr>
-        <w:spacing w:line="336" w:lineRule="auto" w:after="180"/>
-      </w:pPr>
-      <w:r>
-        <w:rPr>
-          <w:b w:val="0"/>
-        </w:rPr>
+        <w:pStyle w:val="ListNumber"/>
+      </w:pPr>
+      <w:r>
         <w:t>Keep expected and actual results separate. Surprises are useful data when recorded honestly.</w:t>
       </w:r>
     </w:p>
     <w:p>
       <w:pPr>
-        <w:spacing w:line="336" w:lineRule="auto" w:after="180"/>
-      </w:pPr>
-      <w:r>
-        <w:rPr>
-          <w:b w:val="0"/>
-        </w:rPr>
-        <w:t xml:space="preserve">Trace four failures backward through stage cards. Change one stage </w:t>
-      </w:r>
-      <w:r>
-        <w:rPr>
-          <w:b/>
-        </w:rPr>
-        <w:t>input</w:t>
-      </w:r>
-      <w:r>
-        <w:rPr>
-          <w:b w:val="0"/>
-        </w:rPr>
-        <w:t>, predict downstream effects, and propose a stage-specific test.</w:t>
-      </w:r>
-    </w:p>
-    <w:p>
-      <w:pPr>
-        <w:spacing w:line="336" w:lineRule="auto" w:after="180"/>
-        <w:shd w:fill="F5F1FB"/>
-      </w:pPr>
-      <w:r>
-        <w:rPr>
-          <w:b w:val="0"/>
-        </w:rPr>
+        <w:pStyle w:val="ListNumber"/>
+      </w:pPr>
+      <w:r>
+        <w:t>Use the four supplied pipeline cases. Locate the first supported mismatch or retain an unresolved conflict, propose a stage-specific test and record source/replay/authority limits. These are paper traces, not measured live-service outcomes.</w:t>
+      </w:r>
+    </w:p>
+    <w:p>
+      <w:pPr>
+        <w:pStyle w:val="ListNumber"/>
+      </w:pPr>
+      <w:r>
         <w:t>What did the hardest test teach you that the normal test did not?</w:t>
       </w:r>
     </w:p>
     <w:p>
       <w:pPr>
-        <w:pStyle w:val="Heading3"/>
-      </w:pPr>
-      <w:r>
-        <w:t>Make the lab runnable</w:t>
-      </w:r>
-    </w:p>
-    <w:p>
-      <w:pPr>
-        <w:spacing w:line="336" w:lineRule="auto" w:after="180"/>
-      </w:pPr>
-      <w:r>
-        <w:rPr>
-          <w:b w:val="0"/>
-        </w:rPr>
-        <w:t>Use the concrete case as the shared normal case and the independent question as a second case. Each pair creates a boundary or missing-information case and predicts its result before testing.</w:t>
-      </w:r>
-    </w:p>
-    <w:p>
-      <w:pPr>
-        <w:spacing w:line="336" w:lineRule="auto" w:after="180"/>
-      </w:pPr>
-      <w:r>
-        <w:rPr>
-          <w:b w:val="0"/>
-        </w:rPr>
-        <w:t>Keep the expected result separate from an observed mistake.</w:t>
+        <w:pStyle w:val="Heading2"/>
+      </w:pPr>
+      <w:r>
+        <w:t>Keep an inspectable record</w:t>
       </w:r>
     </w:p>
     <w:tbl>
@@ -3206,10 +3145,10 @@
     </w:tbl>
     <w:p>
       <w:pPr>
-        <w:pStyle w:val="Heading3"/>
-      </w:pPr>
-      <w:r>
-        <w:t>Diagnose and reteach</w:t>
+        <w:pStyle w:val="Heading2"/>
+      </w:pPr>
+      <w:r>
+        <w:t>Diagnose the first misunderstanding</w:t>
       </w:r>
     </w:p>
     <w:p>
@@ -3220,7 +3159,19 @@
         <w:rPr>
           <w:b w:val="0"/>
         </w:rPr>
-        <w:t>For guessing, return to given facts and request a trace. For vocabulary without application, use one example and one non-example. For arithmetic errors, check the setup before the calculation.</w:t>
+        <w:t xml:space="preserve">The worked result establishes every future case: A stage-level accuracy or authority policy does not establish every </w:t>
+      </w:r>
+      <w:r>
+        <w:rPr>
+          <w:b/>
+        </w:rPr>
+        <w:t>modality</w:t>
+      </w:r>
+      <w:r>
+        <w:rPr>
+          <w:b w:val="0"/>
+        </w:rPr>
+        <w:t xml:space="preserve"> agrees or every downstream claim is supported.</w:t>
       </w:r>
     </w:p>
     <w:p>
@@ -3231,15 +3182,31 @@
         <w:rPr>
           <w:b w:val="0"/>
         </w:rPr>
-        <w:t>Finish with a different uncoached case before recording mastery.</w:t>
-      </w:r>
-    </w:p>
-    <w:p>
-      <w:pPr>
-        <w:pStyle w:val="Heading3"/>
-      </w:pPr>
-      <w:r>
-        <w:t>Address these additional misconceptions</w:t>
+        <w:t xml:space="preserve">A missing </w:t>
+      </w:r>
+      <w:r>
+        <w:rPr>
+          <w:b/>
+        </w:rPr>
+        <w:t>input</w:t>
+      </w:r>
+      <w:r>
+        <w:rPr>
+          <w:b w:val="0"/>
+        </w:rPr>
+        <w:t xml:space="preserve"> may be replaced without recording the change: A replacement changes the </w:t>
+      </w:r>
+      <w:r>
+        <w:rPr>
+          <w:b/>
+        </w:rPr>
+        <w:t>evidence</w:t>
+      </w:r>
+      <w:r>
+        <w:rPr>
+          <w:b w:val="0"/>
+        </w:rPr>
+        <w:t xml:space="preserve"> or contract. Record the change and its justification; do not silently turn unknown into a measured value.</w:t>
       </w:r>
     </w:p>
     <w:p>
@@ -3250,85 +3217,27 @@
         <w:rPr>
           <w:b w:val="0"/>
         </w:rPr>
-        <w:t xml:space="preserve">The worked result establishes every future case: A stage-level accuracy or authority policy does not establish every </w:t>
+        <w:t xml:space="preserve">Repeating an assessed case is new independent </w:t>
       </w:r>
       <w:r>
         <w:rPr>
           <w:b/>
         </w:rPr>
-        <w:t>modality</w:t>
+        <w:t>evidence</w:t>
       </w:r>
       <w:r>
         <w:rPr>
           <w:b w:val="0"/>
         </w:rPr>
-        <w:t xml:space="preserve"> agrees or every downstream claim is supported.</w:t>
-      </w:r>
-    </w:p>
-    <w:p>
-      <w:pPr>
-        <w:spacing w:line="336" w:lineRule="auto" w:after="180"/>
-      </w:pPr>
-      <w:r>
-        <w:rPr>
-          <w:b w:val="0"/>
-        </w:rPr>
-        <w:t xml:space="preserve">A missing </w:t>
-      </w:r>
-      <w:r>
-        <w:rPr>
-          <w:b/>
-        </w:rPr>
-        <w:t>input</w:t>
-      </w:r>
-      <w:r>
-        <w:rPr>
-          <w:b w:val="0"/>
-        </w:rPr>
-        <w:t xml:space="preserve"> may be replaced without recording the change: A replacement changes the </w:t>
-      </w:r>
-      <w:r>
-        <w:rPr>
-          <w:b/>
-        </w:rPr>
-        <w:t>evidence</w:t>
-      </w:r>
-      <w:r>
-        <w:rPr>
-          <w:b w:val="0"/>
-        </w:rPr>
-        <w:t xml:space="preserve"> or contract. Record the change and its justification; do not silently turn unknown into a measured value.</w:t>
-      </w:r>
-    </w:p>
-    <w:p>
-      <w:pPr>
-        <w:spacing w:line="336" w:lineRule="auto" w:after="180"/>
-      </w:pPr>
-      <w:r>
-        <w:rPr>
-          <w:b w:val="0"/>
-        </w:rPr>
-        <w:t xml:space="preserve">Repeating an assessed case is new independent </w:t>
-      </w:r>
-      <w:r>
-        <w:rPr>
-          <w:b/>
-        </w:rPr>
-        <w:t>evidence</w:t>
-      </w:r>
-      <w:r>
-        <w:rPr>
-          <w:b w:val="0"/>
-        </w:rPr>
         <w:t>: A replay checks consistency. An example used for feedback or revision cannot later be described as untouched final evaluation.</w:t>
       </w:r>
     </w:p>
     <w:p>
       <w:pPr>
-        <w:pStyle w:val="Heading3"/>
-      </w:pPr>
-      <w:r>
-        <w:t>Match the support to the first error</w:t>
+        <w:pStyle w:val="Heading2"/>
+      </w:pPr>
+      <w:r>
+        <w:t>Choose support from the response</w:t>
       </w:r>
     </w:p>
     <w:tbl>
@@ -3501,15 +3410,744 @@
     </w:p>
     <w:p>
       <w:pPr>
+        <w:pStyle w:val="Heading2"/>
+      </w:pPr>
+      <w:r>
+        <w:t>Earlier wording, alternatives and picture transcripts · reference / check after trying</w:t>
+      </w:r>
+    </w:p>
+    <w:p>
+      <w:pPr>
+        <w:spacing w:line="336" w:lineRule="auto" w:after="180"/>
+      </w:pPr>
+      <w:r>
+        <w:rPr>
+          <w:b w:val="0"/>
+        </w:rPr>
+        <w:t>Run the weekly evidence lab</w:t>
+      </w:r>
+    </w:p>
+    <w:p>
+      <w:pPr>
+        <w:spacing w:line="336" w:lineRule="auto" w:after="180"/>
+      </w:pPr>
+      <w:r>
+        <w:rPr>
+          <w:b w:val="0"/>
+        </w:rPr>
+        <w:t>Words You Can Use to Reason</w:t>
+      </w:r>
+    </w:p>
+    <w:p>
+      <w:pPr>
+        <w:spacing w:line="336" w:lineRule="auto" w:after="180"/>
+      </w:pPr>
+      <w:r>
+        <w:rPr>
+          <w:b w:val="0"/>
+        </w:rPr>
+        <w:t>A definition matters when you can recognize the idea, use it, and contrast it with a near-miss.</w:t>
+      </w:r>
+    </w:p>
+    <w:p>
+      <w:pPr>
+        <w:pStyle w:val="Heading3"/>
+      </w:pPr>
+      <w:r>
+        <w:t>Make the lab runnable</w:t>
+      </w:r>
+    </w:p>
+    <w:p>
+      <w:pPr>
+        <w:spacing w:line="336" w:lineRule="auto" w:after="180"/>
+      </w:pPr>
+      <w:r>
+        <w:rPr>
+          <w:b w:val="0"/>
+        </w:rPr>
+        <w:t>Use the supplied investigation for shared practice. Keep predictions and observed paper-trace results separate. Reserve Apply a new case independently for the individual first attempt before feedback; do not use the reserved case as a paired lab task.</w:t>
+      </w:r>
+    </w:p>
+    <w:p>
+      <w:pPr>
+        <w:pStyle w:val="Heading3"/>
+      </w:pPr>
+      <w:r>
+        <w:t>Diagnose and reteach</w:t>
+      </w:r>
+    </w:p>
+    <w:p>
+      <w:pPr>
+        <w:spacing w:line="336" w:lineRule="auto" w:after="180"/>
+      </w:pPr>
+      <w:r>
+        <w:rPr>
+          <w:b w:val="0"/>
+        </w:rPr>
+        <w:t>For guessing, return to given facts and request a trace. For vocabulary without application, use one example and one non-example. For arithmetic errors, check the setup before the calculation.</w:t>
+      </w:r>
+    </w:p>
+    <w:p>
+      <w:pPr>
+        <w:spacing w:line="336" w:lineRule="auto" w:after="180"/>
+      </w:pPr>
+      <w:r>
+        <w:rPr>
+          <w:b w:val="0"/>
+        </w:rPr>
+        <w:t>Finish with a different uncoached case before recording mastery.</w:t>
+      </w:r>
+    </w:p>
+    <w:p>
+      <w:pPr>
+        <w:pStyle w:val="Heading3"/>
+      </w:pPr>
+      <w:r>
+        <w:t>Address these additional misconceptions</w:t>
+      </w:r>
+    </w:p>
+    <w:p>
+      <w:pPr>
+        <w:pStyle w:val="Heading3"/>
+      </w:pPr>
+      <w:r>
+        <w:t>Match the support to the first error</w:t>
+      </w:r>
+    </w:p>
+    <w:p>
+      <w:pPr>
         <w:pStyle w:val="Heading1"/>
       </w:pPr>
       <w:r>
-        <w:t>05. Assess and explain the answers</w:t>
-      </w:r>
-    </w:p>
-    <w:p>
-      <w:r>
-        <w:t>Use the Image and Voice Pipelines questions, teacher keys and criteria after the relevant attempts. Previously discussed cases are practice; protect the separately selected independent task.</w:t>
+        <w:t>05. Assess the selected new case</w:t>
+      </w:r>
+    </w:p>
+    <w:p>
+      <w:r>
+        <w:t>Keep this key until after the first attempt; accept valid alternatives with defensible reasoning.</w:t>
+      </w:r>
+    </w:p>
+    <w:p>
+      <w:pPr>
+        <w:pStyle w:val="Heading2"/>
+      </w:pPr>
+      <w:r>
+        <w:t>Selected independent question and key</w:t>
+      </w:r>
+    </w:p>
+    <w:p>
+      <w:pPr>
+        <w:spacing w:line="336" w:lineRule="auto" w:after="180"/>
+      </w:pPr>
+      <w:r>
+        <w:rPr>
+          <w:b w:val="0"/>
+        </w:rPr>
+        <w:t xml:space="preserve">Selected case: Transcript says room E; a current written approval says room F. The task requires current approved room. Written approval is declared authoritative; trace the response and the </w:t>
+      </w:r>
+      <w:r>
+        <w:rPr>
+          <w:b/>
+        </w:rPr>
+        <w:t>transcription</w:t>
+      </w:r>
+      <w:r>
+        <w:rPr>
+          <w:b w:val="0"/>
+        </w:rPr>
+        <w:t xml:space="preserve"> limit.</w:t>
+      </w:r>
+    </w:p>
+    <w:p>
+      <w:pPr>
+        <w:spacing w:line="336" w:lineRule="auto" w:after="180"/>
+      </w:pPr>
+      <w:r>
+        <w:rPr>
+          <w:b w:val="0"/>
+        </w:rPr>
+        <w:t>Teacher explanation: Report F from the authoritative approval, noting the transcript conflict if relevant. This resolves the task authority, not what the original speaker actually said.</w:t>
+      </w:r>
+    </w:p>
+    <w:p>
+      <w:pPr>
+        <w:pStyle w:val="Heading2"/>
+      </w:pPr>
+      <w:r>
+        <w:t>Judge explanation, trace and limits</w:t>
+      </w:r>
+    </w:p>
+    <w:tbl>
+      <w:tblPr>
+        <w:tblStyle w:val="LightShading-Accent1"/>
+        <w:tblW w:type="auto" w:w="0"/>
+        <w:tblLook w:firstColumn="1" w:firstRow="1" w:lastColumn="0" w:lastRow="0" w:noHBand="0" w:noVBand="1" w:val="04A0"/>
+      </w:tblPr>
+      <w:tblGrid>
+        <w:gridCol w:w="5112"/>
+        <w:gridCol w:w="5112"/>
+      </w:tblGrid>
+      <w:tr>
+        <w:trPr>
+          <w:tblHeader/>
+        </w:trPr>
+        <w:tc>
+          <w:tcPr>
+            <w:tcW w:type="dxa" w:w="5112"/>
+          </w:tcPr>
+          <w:p>
+            <w:r>
+              <w:t>Dimension</w:t>
+            </w:r>
+          </w:p>
+        </w:tc>
+        <w:tc>
+          <w:tcPr>
+            <w:tcW w:type="dxa" w:w="5112"/>
+          </w:tcPr>
+          <w:p>
+            <w:r>
+              <w:t>Evidence required</w:t>
+            </w:r>
+          </w:p>
+        </w:tc>
+      </w:tr>
+      <w:tr>
+        <w:tc>
+          <w:tcPr>
+            <w:tcW w:type="dxa" w:w="5112"/>
+          </w:tcPr>
+          <w:p>
+            <w:r>
+              <w:t>Explanation</w:t>
+            </w:r>
+          </w:p>
+        </w:tc>
+        <w:tc>
+          <w:tcPr>
+            <w:tcW w:type="dxa" w:w="5112"/>
+          </w:tcPr>
+          <w:p>
+            <w:r>
+              <w:t>Names the applicable idea or procedure and ties it to the supplied facts.</w:t>
+            </w:r>
+          </w:p>
+        </w:tc>
+      </w:tr>
+      <w:tr>
+        <w:tc>
+          <w:tcPr>
+            <w:tcW w:type="dxa" w:w="5112"/>
+          </w:tcPr>
+          <w:p>
+            <w:r>
+              <w:t>Trace and result</w:t>
+            </w:r>
+          </w:p>
+        </w:tc>
+        <w:tc>
+          <w:tcPr>
+            <w:tcW w:type="dxa" w:w="5112"/>
+          </w:tcPr>
+          <w:p>
+            <w:r>
+              <w:t>Preserves the given inputs and shows the relevant intermediate steps; distinguishes a prediction from an observed execution.</w:t>
+            </w:r>
+          </w:p>
+        </w:tc>
+      </w:tr>
+      <w:tr>
+        <w:tc>
+          <w:tcPr>
+            <w:tcW w:type="dxa" w:w="5112"/>
+          </w:tcPr>
+          <w:p>
+            <w:r>
+              <w:t>Limits</w:t>
+            </w:r>
+          </w:p>
+        </w:tc>
+        <w:tc>
+          <w:tcPr>
+            <w:tcW w:type="dxa" w:w="5112"/>
+          </w:tcPr>
+          <w:p>
+            <w:r>
+              <w:t>States the assumptions, missing evidence or conditions under which the result would change.</w:t>
+            </w:r>
+          </w:p>
+        </w:tc>
+      </w:tr>
+    </w:tbl>
+    <w:p>
+      <w:pPr>
+        <w:spacing w:line="336" w:lineRule="auto" w:after="180"/>
+      </w:pPr>
+      <w:r>
+        <w:rPr>
+          <w:b w:val="0"/>
+        </w:rPr>
+        <w:t>Record each dimension as not yet, with support, or independent. Accept a valid alternative procedure with a defensible trace.</w:t>
+      </w:r>
+    </w:p>
+    <w:p>
+      <w:pPr>
+        <w:spacing w:line="336" w:lineRule="auto" w:after="180"/>
+      </w:pPr>
+      <w:r>
+        <w:rPr>
+          <w:b w:val="0"/>
+        </w:rPr>
+        <w:t xml:space="preserve">Do not penalise an honestly recorded model failure if the learner correctly explains its </w:t>
+      </w:r>
+      <w:r>
+        <w:rPr>
+          <w:b/>
+        </w:rPr>
+        <w:t>evidence</w:t>
+      </w:r>
+      <w:r>
+        <w:rPr>
+          <w:b w:val="0"/>
+        </w:rPr>
+        <w:t xml:space="preserve"> and limits.</w:t>
+      </w:r>
+    </w:p>
+    <w:p>
+      <w:pPr>
+        <w:pStyle w:val="Heading2"/>
+      </w:pPr>
+      <w:r>
+        <w:t>Give one usable repair action</w:t>
+      </w:r>
+    </w:p>
+    <w:p>
+      <w:pPr>
+        <w:spacing w:line="336" w:lineRule="auto" w:after="180"/>
+      </w:pPr>
+      <w:r>
+        <w:rPr>
+          <w:b w:val="0"/>
+        </w:rPr>
+        <w:t>Name the earliest unsupported step and give one action to repair it. Have the learner make that repair now and explain why. Then assess the relevant skill on a fresh, fully specified case.</w:t>
+      </w:r>
+    </w:p>
+    <w:p>
+      <w:pPr>
+        <w:spacing w:line="336" w:lineRule="auto" w:after="180"/>
+      </w:pPr>
+      <w:r>
+        <w:rPr>
+          <w:b w:val="0"/>
+        </w:rPr>
+        <w:t>Confirm it was not previously practised with feedback; solve and check the new case before assigning it. A follow-up design prompt is a starting brief, not automatically an equivalent test.</w:t>
+      </w:r>
+    </w:p>
+    <w:p>
+      <w:pPr>
+        <w:pStyle w:val="Heading2"/>
+      </w:pPr>
+      <w:r>
+        <w:t>W1 Explain the mechanism</w:t>
+      </w:r>
+    </w:p>
+    <w:p>
+      <w:pPr>
+        <w:spacing w:line="336" w:lineRule="auto" w:after="180"/>
+      </w:pPr>
+      <w:r>
+        <w:rPr>
+          <w:b w:val="0"/>
+        </w:rPr>
+        <w:t xml:space="preserve">Explain the weekly </w:t>
+      </w:r>
+      <w:r>
+        <w:rPr>
+          <w:b/>
+        </w:rPr>
+        <w:t>mechanism</w:t>
+      </w:r>
+      <w:r>
+        <w:rPr>
+          <w:b w:val="0"/>
+        </w:rPr>
+        <w:t xml:space="preserve"> in your own words. Use the worked scenario to name its </w:t>
+      </w:r>
+      <w:r>
+        <w:rPr>
+          <w:b/>
+        </w:rPr>
+        <w:t>input</w:t>
+      </w:r>
+      <w:r>
+        <w:rPr>
+          <w:b w:val="0"/>
+        </w:rPr>
+        <w:t xml:space="preserve">, decision rule and </w:t>
+      </w:r>
+      <w:r>
+        <w:rPr>
+          <w:b/>
+        </w:rPr>
+        <w:t>output</w:t>
+      </w:r>
+      <w:r>
+        <w:rPr>
+          <w:b w:val="0"/>
+        </w:rPr>
+        <w:t>.</w:t>
+      </w:r>
+    </w:p>
+    <w:p>
+      <w:pPr>
+        <w:spacing w:line="336" w:lineRule="auto" w:after="180"/>
+      </w:pPr>
+      <w:r>
+        <w:rPr>
+          <w:b w:val="0"/>
+        </w:rPr>
+        <w:t xml:space="preserve">Teacher explanation: A multimodal </w:t>
+      </w:r>
+      <w:r>
+        <w:rPr>
+          <w:b/>
+        </w:rPr>
+        <w:t>pipeline</w:t>
+      </w:r>
+      <w:r>
+        <w:rPr>
+          <w:b w:val="0"/>
+        </w:rPr>
+        <w:t xml:space="preserve"> may transcribe speech, inspect an image and generate a response. Errors at one stage can propagate even when later stages run correctly.</w:t>
+      </w:r>
+    </w:p>
+    <w:p>
+      <w:pPr>
+        <w:spacing w:line="336" w:lineRule="auto" w:after="180"/>
+      </w:pPr>
+      <w:r>
+        <w:rPr>
+          <w:b w:val="0"/>
+        </w:rPr>
+        <w:t xml:space="preserve">Track source </w:t>
+      </w:r>
+      <w:r>
+        <w:rPr>
+          <w:b/>
+        </w:rPr>
+        <w:t>modality</w:t>
+      </w:r>
+      <w:r>
+        <w:rPr>
+          <w:b w:val="0"/>
+        </w:rPr>
+        <w:t xml:space="preserve">, segment/time references, </w:t>
+      </w:r>
+      <w:r>
+        <w:rPr>
+          <w:b/>
+        </w:rPr>
+        <w:t>transcription</w:t>
+      </w:r>
+      <w:r>
+        <w:rPr>
+          <w:b w:val="0"/>
+        </w:rPr>
+        <w:t xml:space="preserve">, interpretation and final claims separately. Compare conflicting </w:t>
+      </w:r>
+      <w:r>
+        <w:rPr>
+          <w:b/>
+        </w:rPr>
+        <w:t>evidence</w:t>
+      </w:r>
+      <w:r>
+        <w:rPr>
+          <w:b w:val="0"/>
+        </w:rPr>
+        <w:t xml:space="preserve"> without assuming one </w:t>
+      </w:r>
+      <w:r>
+        <w:rPr>
+          <w:b/>
+        </w:rPr>
+        <w:t>modality</w:t>
+      </w:r>
+      <w:r>
+        <w:rPr>
+          <w:b w:val="0"/>
+        </w:rPr>
+        <w:t xml:space="preserve"> always wins.</w:t>
+      </w:r>
+    </w:p>
+    <w:p>
+      <w:pPr>
+        <w:spacing w:line="336" w:lineRule="auto" w:after="180"/>
+      </w:pPr>
+      <w:r>
+        <w:rPr>
+          <w:b w:val="0"/>
+        </w:rPr>
+        <w:t>Ask for clarification when the task needs unresolved information.</w:t>
+      </w:r>
+    </w:p>
+    <w:p>
+      <w:pPr>
+        <w:pStyle w:val="Heading2"/>
+      </w:pPr>
+      <w:r>
+        <w:t>W2 Trace the worked case</w:t>
+      </w:r>
+    </w:p>
+    <w:p>
+      <w:pPr>
+        <w:spacing w:line="336" w:lineRule="auto" w:after="180"/>
+      </w:pPr>
+      <w:r>
+        <w:rPr>
+          <w:b w:val="0"/>
+        </w:rPr>
+        <w:t>Audio transcript reads fifteen boxes; a clear written inventory says fifty boxes. The original audio is unavailable and the assistant reports fifteen as certain.</w:t>
+      </w:r>
+    </w:p>
+    <w:p>
+      <w:pPr>
+        <w:spacing w:line="336" w:lineRule="auto" w:after="180"/>
+      </w:pPr>
+      <w:r>
+        <w:rPr>
+          <w:b w:val="0"/>
+        </w:rPr>
+        <w:t>Show the intermediate steps and give the conclusion with its scope.</w:t>
+      </w:r>
+    </w:p>
+    <w:p>
+      <w:pPr>
+        <w:spacing w:line="336" w:lineRule="auto" w:after="180"/>
+      </w:pPr>
+      <w:r>
+        <w:rPr>
+          <w:b w:val="0"/>
+        </w:rPr>
+        <w:t>Teacher explanation: There is an unresolved quantity conflict and no audio replay. Preserve both sources and ask the responsible person; certainty is unsupported.</w:t>
+      </w:r>
+    </w:p>
+    <w:p>
+      <w:pPr>
+        <w:pStyle w:val="Heading2"/>
+      </w:pPr>
+      <w:r>
+        <w:t>W3 Audit the limit</w:t>
+      </w:r>
+    </w:p>
+    <w:p>
+      <w:pPr>
+        <w:spacing w:line="336" w:lineRule="auto" w:after="180"/>
+      </w:pPr>
+      <w:r>
+        <w:rPr>
+          <w:b w:val="0"/>
+        </w:rPr>
+        <w:t xml:space="preserve">A report omits this qualification: A stage-level accuracy or authority policy does not establish every </w:t>
+      </w:r>
+      <w:r>
+        <w:rPr>
+          <w:b/>
+        </w:rPr>
+        <w:t>modality</w:t>
+      </w:r>
+      <w:r>
+        <w:rPr>
+          <w:b w:val="0"/>
+        </w:rPr>
+        <w:t xml:space="preserve"> agrees or every downstream claim is supported.</w:t>
+      </w:r>
+    </w:p>
+    <w:p>
+      <w:pPr>
+        <w:spacing w:line="336" w:lineRule="auto" w:after="180"/>
+      </w:pPr>
+      <w:r>
+        <w:rPr>
+          <w:b w:val="0"/>
+        </w:rPr>
+        <w:t>Explain how omitting it could change a reader's interpretation, and write an accurate replacement.</w:t>
+      </w:r>
+    </w:p>
+    <w:p>
+      <w:pPr>
+        <w:spacing w:line="336" w:lineRule="auto" w:after="180"/>
+      </w:pPr>
+      <w:r>
+        <w:rPr>
+          <w:b w:val="0"/>
+        </w:rPr>
+        <w:t xml:space="preserve">Teacher explanation: A stage-level accuracy or authority policy does not establish every </w:t>
+      </w:r>
+      <w:r>
+        <w:rPr>
+          <w:b/>
+        </w:rPr>
+        <w:t>modality</w:t>
+      </w:r>
+      <w:r>
+        <w:rPr>
+          <w:b w:val="0"/>
+        </w:rPr>
+        <w:t xml:space="preserve"> agrees or every downstream claim is supported.</w:t>
+      </w:r>
+    </w:p>
+    <w:p>
+      <w:pPr>
+        <w:spacing w:line="336" w:lineRule="auto" w:after="180"/>
+      </w:pPr>
+      <w:r>
+        <w:rPr>
+          <w:b w:val="0"/>
+        </w:rPr>
+        <w:t xml:space="preserve">State the observed result separately from the unverified or out-of-scope claim; preserve the original </w:t>
+      </w:r>
+      <w:r>
+        <w:rPr>
+          <w:b/>
+        </w:rPr>
+        <w:t>evidence</w:t>
+      </w:r>
+      <w:r>
+        <w:rPr>
+          <w:b w:val="0"/>
+        </w:rPr>
+        <w:t xml:space="preserve"> rather than inventing a missing fact.</w:t>
+      </w:r>
+    </w:p>
+    <w:p>
+      <w:pPr>
+        <w:pStyle w:val="Heading2"/>
+      </w:pPr>
+      <w:r>
+        <w:t>W5 Design a revealing follow-up</w:t>
+      </w:r>
+    </w:p>
+    <w:p>
+      <w:pPr>
+        <w:spacing w:line="336" w:lineRule="auto" w:after="180"/>
+      </w:pPr>
+      <w:r>
+        <w:rPr>
+          <w:b w:val="0"/>
+        </w:rPr>
+        <w:t>For the worked scenario, propose one additional case that could reveal a failure, describe its expected outcome before running it, and explain what would need to remain fixed for a fair comparison.</w:t>
+      </w:r>
+    </w:p>
+    <w:p>
+      <w:pPr>
+        <w:spacing w:line="336" w:lineRule="auto" w:after="180"/>
+      </w:pPr>
+      <w:r>
+        <w:rPr>
+          <w:b w:val="0"/>
+        </w:rPr>
+        <w:t>Do not reuse W4 as a new final test after receiving feedback.</w:t>
+      </w:r>
+    </w:p>
+    <w:p>
+      <w:pPr>
+        <w:spacing w:line="336" w:lineRule="auto" w:after="180"/>
+      </w:pPr>
+      <w:r>
+        <w:rPr>
+          <w:b w:val="0"/>
+        </w:rPr>
+        <w:t xml:space="preserve">Teacher explanation: Accept a concrete variant of the worked </w:t>
+      </w:r>
+      <w:r>
+        <w:rPr>
+          <w:b/>
+        </w:rPr>
+        <w:t>input</w:t>
+      </w:r>
+      <w:r>
+        <w:rPr>
+          <w:b w:val="0"/>
+        </w:rPr>
+        <w:t xml:space="preserve"> or a missing/conflicting/boundary condition, with an expectation derived from the declared procedure.</w:t>
+      </w:r>
+    </w:p>
+    <w:p>
+      <w:pPr>
+        <w:spacing w:line="336" w:lineRule="auto" w:after="180"/>
+      </w:pPr>
+      <w:r>
+        <w:rPr>
+          <w:b w:val="0"/>
+        </w:rPr>
+        <w:t xml:space="preserve">Require preserved settings, original </w:t>
+      </w:r>
+      <w:r>
+        <w:rPr>
+          <w:b/>
+        </w:rPr>
+        <w:t>output</w:t>
+      </w:r>
+      <w:r>
+        <w:rPr>
+          <w:b w:val="0"/>
+        </w:rPr>
+        <w:t xml:space="preserve">s and data roles. A stage-level accuracy or authority policy does not establish every </w:t>
+      </w:r>
+      <w:r>
+        <w:rPr>
+          <w:b/>
+        </w:rPr>
+        <w:t>modality</w:t>
+      </w:r>
+      <w:r>
+        <w:rPr>
+          <w:b w:val="0"/>
+        </w:rPr>
+        <w:t xml:space="preserve"> agrees or every downstream claim is supported.</w:t>
+      </w:r>
+    </w:p>
+    <w:p>
+      <w:pPr>
+        <w:spacing w:line="336" w:lineRule="auto" w:after="180"/>
+      </w:pPr>
+      <w:r>
+        <w:rPr>
+          <w:b w:val="0"/>
+        </w:rPr>
+        <w:t xml:space="preserve">The new case should test this particular </w:t>
+      </w:r>
+      <w:r>
+        <w:rPr>
+          <w:b/>
+        </w:rPr>
+        <w:t>mechanism</w:t>
+      </w:r>
+      <w:r>
+        <w:rPr>
+          <w:b w:val="0"/>
+        </w:rPr>
+        <w:t xml:space="preserve"> rather than merely restate the original result.</w:t>
+      </w:r>
+    </w:p>
+    <w:p>
+      <w:pPr>
+        <w:pStyle w:val="Heading2"/>
+      </w:pPr>
+      <w:r>
+        <w:t>Earlier wording, alternatives and picture transcripts · reference / check after trying</w:t>
+      </w:r>
+    </w:p>
+    <w:p>
+      <w:pPr>
+        <w:spacing w:line="336" w:lineRule="auto" w:after="180"/>
+      </w:pPr>
+      <w:r>
+        <w:rPr>
+          <w:b w:val="0"/>
+        </w:rPr>
+        <w:t>Assess and explain the answers</w:t>
       </w:r>
     </w:p>
     <w:p>
@@ -3522,28 +4160,38 @@
     </w:p>
     <w:p>
       <w:pPr>
+        <w:spacing w:line="336" w:lineRule="auto" w:after="180"/>
+      </w:pPr>
+      <w:r>
+        <w:rPr>
+          <w:b/>
+        </w:rPr>
+        <w:t>Transcription</w:t>
+      </w:r>
+      <w:r>
+        <w:rPr>
+          <w:b w:val="0"/>
+        </w:rPr>
+        <w:t xml:space="preserve"> can mishear poetry and pass the wrong preference downstream. Check intermediate results.</w:t>
+      </w:r>
+    </w:p>
+    <w:p>
+      <w:pPr>
         <w:pStyle w:val="Heading3"/>
       </w:pPr>
       <w:r>
-        <w:t>Teacher key · Worked case answer</w:t>
+        <w:t>Additional transfer practice question</w:t>
       </w:r>
     </w:p>
     <w:p>
       <w:pPr>
         <w:spacing w:line="336" w:lineRule="auto" w:after="180"/>
-        <w:shd w:fill="F1F6FC"/>
-      </w:pPr>
-      <w:r>
-        <w:rPr>
-          <w:b/>
-        </w:rPr>
-        <w:t>Transcription</w:t>
-      </w:r>
+      </w:pPr>
       <w:r>
         <w:rPr>
           <w:b w:val="0"/>
         </w:rPr>
-        <w:t xml:space="preserve"> can mishear poetry and pass the wrong preference downstream. Check intermediate results.</w:t>
+        <w:t>A voice helper hears find a book, converts speech to text, then searches. It writes find a cook. Which stage first failed and what should you inspect?</w:t>
       </w:r>
     </w:p>
     <w:p>
@@ -3551,49 +4199,12 @@
         <w:pStyle w:val="Heading3"/>
       </w:pPr>
       <w:r>
-        <w:t>Independent question</w:t>
-      </w:r>
-    </w:p>
-    <w:p>
-      <w:pPr>
-        <w:pStyle w:val="Heading3"/>
-      </w:pPr>
-      <w:r>
-        <w:t>Independent question · withhold the key</w:t>
+        <w:t>Reasoned practice answer</w:t>
       </w:r>
     </w:p>
     <w:p>
       <w:pPr>
         <w:spacing w:line="336" w:lineRule="auto" w:after="180"/>
-        <w:shd w:fill="F5F1FB"/>
-      </w:pPr>
-      <w:r>
-        <w:rPr>
-          <w:b w:val="0"/>
-        </w:rPr>
-        <w:t>A voice helper hears find a book, converts speech to text, then searches. It writes find a cook. Which stage first failed and what should you inspect?</w:t>
-      </w:r>
-    </w:p>
-    <w:p>
-      <w:pPr>
-        <w:pStyle w:val="Heading3"/>
-      </w:pPr>
-      <w:r>
-        <w:t>Expected independent answer</w:t>
-      </w:r>
-    </w:p>
-    <w:p>
-      <w:pPr>
-        <w:pStyle w:val="Heading3"/>
-      </w:pPr>
-      <w:r>
-        <w:t>Teacher key · Expected independent answer</w:t>
-      </w:r>
-    </w:p>
-    <w:p>
-      <w:pPr>
-        <w:spacing w:line="336" w:lineRule="auto" w:after="180"/>
-        <w:shd w:fill="F1F6FC"/>
       </w:pPr>
       <w:r>
         <w:rPr>
@@ -3911,22 +4522,87 @@
     </w:p>
     <w:p>
       <w:pPr>
+        <w:spacing w:line="336" w:lineRule="auto" w:after="180"/>
+      </w:pPr>
+      <w:r>
+        <w:rPr>
+          <w:b w:val="0"/>
+        </w:rPr>
+        <w:t xml:space="preserve">The </w:t>
+      </w:r>
+      <w:r>
+        <w:rPr>
+          <w:b/>
+        </w:rPr>
+        <w:t>transcription</w:t>
+      </w:r>
+      <w:r>
+        <w:rPr>
+          <w:b w:val="0"/>
+        </w:rPr>
+        <w:t xml:space="preserve"> stage altered the number. Confirm 'under 90 pages' with the user or inspect the transcript before filtering.</w:t>
+      </w:r>
+    </w:p>
+    <w:p>
+      <w:pPr>
+        <w:spacing w:line="336" w:lineRule="auto" w:after="180"/>
+      </w:pPr>
+      <w:r>
+        <w:rPr>
+          <w:b w:val="0"/>
+        </w:rPr>
+        <w:t>Fixing the ranking stage cannot restore a lost constraint; keep intermediate records for diagnosis without unnecessary personal recordings.</w:t>
+      </w:r>
+    </w:p>
+    <w:p>
+      <w:pPr>
         <w:pStyle w:val="Heading3"/>
       </w:pPr>
       <w:r>
-        <w:t>Teacher key · Original transfer answer</w:t>
+        <w:t>Explanations for the additional workbook examples</w:t>
+      </w:r>
+    </w:p>
+    <w:p>
+      <w:pPr>
+        <w:pStyle w:val="Heading3"/>
+      </w:pPr>
+      <w:r>
+        <w:t>W1 Explain the mechanism</w:t>
+      </w:r>
+    </w:p>
+    <w:p>
+      <w:pPr>
+        <w:pStyle w:val="Heading3"/>
+      </w:pPr>
+      <w:r>
+        <w:t>W2 Trace the worked case</w:t>
+      </w:r>
+    </w:p>
+    <w:p>
+      <w:pPr>
+        <w:pStyle w:val="Heading3"/>
+      </w:pPr>
+      <w:r>
+        <w:t>W3 Audit the limit</w:t>
+      </w:r>
+    </w:p>
+    <w:p>
+      <w:pPr>
+        <w:pStyle w:val="Heading3"/>
+      </w:pPr>
+      <w:r>
+        <w:t>W4 Apply a new case independently</w:t>
       </w:r>
     </w:p>
     <w:p>
       <w:pPr>
         <w:spacing w:line="336" w:lineRule="auto" w:after="180"/>
-        <w:shd w:fill="F1F6FC"/>
       </w:pPr>
       <w:r>
         <w:rPr>
           <w:b w:val="0"/>
         </w:rPr>
-        <w:t xml:space="preserve">The </w:t>
+        <w:t xml:space="preserve">Transcript says room E; a current written approval says room F. The task requires current approved room. Written approval is declared authoritative; trace the response and the </w:t>
       </w:r>
       <w:r>
         <w:rPr>
@@ -3938,19 +4614,18 @@
         <w:rPr>
           <w:b w:val="0"/>
         </w:rPr>
-        <w:t xml:space="preserve"> stage altered the number. Confirm 'under 90 pages' with the user or inspect the transcript before filtering.</w:t>
+        <w:t xml:space="preserve"> limit.</w:t>
       </w:r>
     </w:p>
     <w:p>
       <w:pPr>
         <w:spacing w:line="336" w:lineRule="auto" w:after="180"/>
-        <w:shd w:fill="F1F6FC"/>
       </w:pPr>
       <w:r>
         <w:rPr>
           <w:b w:val="0"/>
         </w:rPr>
-        <w:t>Fixing the ranking stage cannot restore a lost constraint; keep intermediate records for diagnosis without unnecessary personal recordings.</w:t>
+        <w:t>Teacher explanation: Report F from the authoritative approval, noting the transcript conflict if relevant. This resolves the task authority, not what the original speaker actually said.</w:t>
       </w:r>
     </w:p>
     <w:p>
@@ -3958,7 +4633,7 @@
         <w:pStyle w:val="Heading3"/>
       </w:pPr>
       <w:r>
-        <w:t>Explanations for the additional workbook examples</w:t>
+        <w:t>W5 Design a revealing follow-up</w:t>
       </w:r>
     </w:p>
     <w:p>
@@ -3966,7 +4641,7 @@
         <w:pStyle w:val="Heading3"/>
       </w:pPr>
       <w:r>
-        <w:t>W1 Explain the mechanism</w:t>
+        <w:t>Assess independent transfer</w:t>
       </w:r>
     </w:p>
     <w:p>
@@ -3974,1064 +4649,234 @@
         <w:pStyle w:val="Heading3"/>
       </w:pPr>
       <w:r>
-        <w:t>Workbook question · W1</w:t>
+        <w:t>Selected case answer</w:t>
+      </w:r>
+    </w:p>
+    <w:p>
+      <w:pPr>
+        <w:pStyle w:val="Heading3"/>
+      </w:pPr>
+      <w:r>
+        <w:t>Feedback that the learner uses</w:t>
+      </w:r>
+    </w:p>
+    <w:p>
+      <w:pPr>
+        <w:pStyle w:val="Heading1"/>
+      </w:pPr>
+      <w:r>
+        <w:t>06. Connect, adapt and return</w:t>
+      </w:r>
+    </w:p>
+    <w:p>
+      <w:r>
+        <w:t>Retain the project evidence and revisit the reasoning on a changed case.</w:t>
+      </w:r>
+    </w:p>
+    <w:p>
+      <w:pPr>
+        <w:pStyle w:val="Heading2"/>
+      </w:pPr>
+      <w:r>
+        <w:t>Project evidence to keep</w:t>
       </w:r>
     </w:p>
     <w:p>
       <w:pPr>
         <w:spacing w:line="336" w:lineRule="auto" w:after="180"/>
-        <w:shd w:fill="F5F1FB"/>
       </w:pPr>
       <w:r>
         <w:rPr>
           <w:b w:val="0"/>
         </w:rPr>
-        <w:t xml:space="preserve">Explain the weekly </w:t>
+        <w:t xml:space="preserve">If voice or image </w:t>
       </w:r>
       <w:r>
         <w:rPr>
           <w:b/>
         </w:rPr>
+        <w:t>input</w:t>
+      </w:r>
+      <w:r>
+        <w:rPr>
+          <w:b w:val="0"/>
+        </w:rPr>
+        <w:t xml:space="preserve"> is added, show each transformation and a safe fallback.</w:t>
+      </w:r>
+    </w:p>
+    <w:p>
+      <w:pPr>
+        <w:spacing w:line="336" w:lineRule="auto" w:after="180"/>
+      </w:pPr>
+      <w:r>
+        <w:rPr>
+          <w:b w:val="0"/>
+        </w:rPr>
+        <w:t xml:space="preserve">Keep the decision, </w:t>
+      </w:r>
+      <w:r>
+        <w:rPr>
+          <w:b/>
+        </w:rPr>
+        <w:t>input</w:t>
+      </w:r>
+      <w:r>
+        <w:rPr>
+          <w:b w:val="0"/>
+        </w:rPr>
+        <w:t xml:space="preserve">, result, explanation and remaining limitation in the project </w:t>
+      </w:r>
+      <w:r>
+        <w:rPr>
+          <w:b/>
+        </w:rPr>
+        <w:t>evidence</w:t>
+      </w:r>
+      <w:r>
+        <w:rPr>
+          <w:b w:val="0"/>
+        </w:rPr>
+        <w:t xml:space="preserve"> record. Retrieve this record next week rather than restarting the project.</w:t>
+      </w:r>
+    </w:p>
+    <w:p>
+      <w:pPr>
+        <w:spacing w:line="336" w:lineRule="auto" w:after="180"/>
+      </w:pPr>
+      <w:r>
+        <w:rPr>
+          <w:b w:val="0"/>
+        </w:rPr>
+        <w:t>For voice-driven recommendations, confirm important recognised fields before searching or acting and retain source provenance.</w:t>
+      </w:r>
+    </w:p>
+    <w:p>
+      <w:pPr>
+        <w:pStyle w:val="Heading2"/>
+      </w:pPr>
+      <w:r>
+        <w:t>Support while preserving the reasoning goal</w:t>
+      </w:r>
+    </w:p>
+    <w:p>
+      <w:pPr>
+        <w:spacing w:line="336" w:lineRule="auto" w:after="180"/>
+      </w:pPr>
+      <w:r>
+        <w:rPr>
+          <w:b w:val="0"/>
+        </w:rPr>
+        <w:t>Trace one record or condition at a time with counters and labelled columns. Stretch: introduce a tie, boundary or missing field and declare its handling policy before rerunning.</w:t>
+      </w:r>
+    </w:p>
+    <w:p>
+      <w:pPr>
+        <w:spacing w:line="336" w:lineRule="auto" w:after="180"/>
+      </w:pPr>
+      <w:r>
+        <w:rPr>
+          <w:b w:val="0"/>
+        </w:rPr>
+        <w:t xml:space="preserve">Provide an </w:t>
+      </w:r>
+      <w:r>
+        <w:rPr>
+          <w:b/>
+        </w:rPr>
+        <w:t>input</w:t>
+      </w:r>
+      <w:r>
+        <w:rPr>
+          <w:b w:val="0"/>
+        </w:rPr>
+        <w:t>/procedure/result/limit frame and a calculator when needed. Ask students to identify the first step before completing the whole trace.</w:t>
+      </w:r>
+    </w:p>
+    <w:p>
+      <w:pPr>
+        <w:spacing w:line="336" w:lineRule="auto" w:after="180"/>
+      </w:pPr>
+      <w:r>
+        <w:rPr>
+          <w:b w:val="0"/>
+        </w:rPr>
+        <w:t xml:space="preserve">Extension: compare two concrete variants of this </w:t>
+      </w:r>
+      <w:r>
+        <w:rPr>
+          <w:b/>
+        </w:rPr>
         <w:t>mechanism</w:t>
       </w:r>
       <w:r>
         <w:rPr>
           <w:b w:val="0"/>
         </w:rPr>
-        <w:t xml:space="preserve"> in your own words. Use the worked scenario to name its </w:t>
+        <w:t xml:space="preserve"> while holding unrelated conditions fixed; report both successful and unsuccessful outcomes.</w:t>
+      </w:r>
+    </w:p>
+    <w:p>
+      <w:pPr>
+        <w:spacing w:line="336" w:lineRule="auto" w:after="180"/>
+      </w:pPr>
+      <w:r>
+        <w:rPr>
+          <w:b w:val="0"/>
+        </w:rPr>
+        <w:t>W4: Report F from the authoritative approval, noting the transcript conflict if relevant. This resolves the task authority, not what the original speaker actually said. Require intermediate reasoning and the stated scope.</w:t>
+      </w:r>
+    </w:p>
+    <w:p>
+      <w:pPr>
+        <w:spacing w:line="336" w:lineRule="auto" w:after="180"/>
+      </w:pPr>
+      <w:r>
+        <w:rPr>
+          <w:b w:val="0"/>
+        </w:rPr>
+        <w:t>Fresh retry: Transcript says eight; a validated order record says eighteen and is declared authoritative for ordering.</w:t>
+      </w:r>
+    </w:p>
+    <w:p>
+      <w:pPr>
+        <w:spacing w:line="336" w:lineRule="auto" w:after="180"/>
+      </w:pPr>
+      <w:r>
+        <w:rPr>
+          <w:b w:val="0"/>
+        </w:rPr>
+        <w:t xml:space="preserve">Expected reasoning: Use eighteen for the bounded order-record task; retain the transcript discrepancy and do not claim perfect </w:t>
       </w:r>
       <w:r>
         <w:rPr>
           <w:b/>
         </w:rPr>
-        <w:t>input</w:t>
+        <w:t>transcription</w:t>
       </w:r>
       <w:r>
         <w:rPr>
           <w:b w:val="0"/>
         </w:rPr>
-        <w:t xml:space="preserve">, decision rule and </w:t>
-      </w:r>
-      <w:r>
-        <w:rPr>
-          <w:b/>
-        </w:rPr>
-        <w:t>output</w:t>
-      </w:r>
+        <w:t>.</w:t>
+      </w:r>
+    </w:p>
+    <w:p>
+      <w:pPr>
+        <w:spacing w:line="336" w:lineRule="auto" w:after="180"/>
+      </w:pPr>
       <w:r>
         <w:rPr>
           <w:b w:val="0"/>
         </w:rPr>
-        <w:t>.</w:t>
-      </w:r>
-    </w:p>
-    <w:p>
-      <w:pPr>
-        <w:pStyle w:val="Heading3"/>
-      </w:pPr>
-      <w:r>
-        <w:t>Teacher reasoning · W1</w:t>
-      </w:r>
-    </w:p>
-    <w:p>
-      <w:pPr>
-        <w:spacing w:line="336" w:lineRule="auto" w:after="180"/>
-        <w:shd w:fill="F1F6FC"/>
-      </w:pPr>
-      <w:r>
-        <w:rPr>
-          <w:b w:val="0"/>
-        </w:rPr>
-        <w:t xml:space="preserve">Teacher explanation: A multimodal </w:t>
-      </w:r>
-      <w:r>
-        <w:rPr>
-          <w:b/>
-        </w:rPr>
-        <w:t>pipeline</w:t>
-      </w:r>
-      <w:r>
-        <w:rPr>
-          <w:b w:val="0"/>
-        </w:rPr>
-        <w:t xml:space="preserve"> may transcribe speech, inspect an image and generate a response. Errors at one stage can propagate even when later stages run correctly.</w:t>
-      </w:r>
-    </w:p>
-    <w:p>
-      <w:pPr>
-        <w:spacing w:line="336" w:lineRule="auto" w:after="180"/>
-        <w:shd w:fill="F1F6FC"/>
-      </w:pPr>
-      <w:r>
-        <w:rPr>
-          <w:b w:val="0"/>
-        </w:rPr>
-        <w:t xml:space="preserve">Track source </w:t>
-      </w:r>
-      <w:r>
-        <w:rPr>
-          <w:b/>
-        </w:rPr>
-        <w:t>modality</w:t>
-      </w:r>
-      <w:r>
-        <w:rPr>
-          <w:b w:val="0"/>
-        </w:rPr>
-        <w:t xml:space="preserve">, segment/time references, </w:t>
-      </w:r>
-      <w:r>
-        <w:rPr>
-          <w:b/>
-        </w:rPr>
-        <w:t>transcription</w:t>
-      </w:r>
-      <w:r>
-        <w:rPr>
-          <w:b w:val="0"/>
-        </w:rPr>
-        <w:t xml:space="preserve">, interpretation and final claims separately. Compare conflicting </w:t>
-      </w:r>
-      <w:r>
-        <w:rPr>
-          <w:b/>
-        </w:rPr>
-        <w:t>evidence</w:t>
-      </w:r>
-      <w:r>
-        <w:rPr>
-          <w:b w:val="0"/>
-        </w:rPr>
-        <w:t xml:space="preserve"> without assuming one </w:t>
-      </w:r>
-      <w:r>
-        <w:rPr>
-          <w:b/>
-        </w:rPr>
-        <w:t>modality</w:t>
-      </w:r>
-      <w:r>
-        <w:rPr>
-          <w:b w:val="0"/>
-        </w:rPr>
-        <w:t xml:space="preserve"> always wins.</w:t>
-      </w:r>
-    </w:p>
-    <w:p>
-      <w:pPr>
-        <w:spacing w:line="336" w:lineRule="auto" w:after="180"/>
-        <w:shd w:fill="F1F6FC"/>
-      </w:pPr>
-      <w:r>
-        <w:rPr>
-          <w:b w:val="0"/>
-        </w:rPr>
-        <w:t>Ask for clarification when the task needs unresolved information.</w:t>
-      </w:r>
-    </w:p>
-    <w:p>
-      <w:pPr>
-        <w:pStyle w:val="Heading3"/>
-      </w:pPr>
-      <w:r>
-        <w:t>W2 Trace the worked case</w:t>
-      </w:r>
-    </w:p>
-    <w:p>
-      <w:pPr>
-        <w:pStyle w:val="Heading3"/>
-      </w:pPr>
-      <w:r>
-        <w:t>Workbook question · W2</w:t>
-      </w:r>
-    </w:p>
-    <w:p>
-      <w:pPr>
-        <w:spacing w:line="336" w:lineRule="auto" w:after="180"/>
-        <w:shd w:fill="F5F1FB"/>
-      </w:pPr>
-      <w:r>
-        <w:rPr>
-          <w:b w:val="0"/>
-        </w:rPr>
-        <w:t>Audio transcript reads fifteen boxes; a clear written inventory says fifty boxes. The original audio is unavailable and the assistant reports fifteen as certain.</w:t>
-      </w:r>
-    </w:p>
-    <w:p>
-      <w:pPr>
-        <w:spacing w:line="336" w:lineRule="auto" w:after="180"/>
-        <w:shd w:fill="F5F1FB"/>
-      </w:pPr>
-      <w:r>
-        <w:rPr>
-          <w:b w:val="0"/>
-        </w:rPr>
-        <w:t>Show the intermediate steps and give the conclusion with its scope.</w:t>
-      </w:r>
-    </w:p>
-    <w:p>
-      <w:pPr>
-        <w:pStyle w:val="Heading3"/>
-      </w:pPr>
-      <w:r>
-        <w:t>Teacher reasoning · W2</w:t>
-      </w:r>
-    </w:p>
-    <w:p>
-      <w:pPr>
-        <w:spacing w:line="336" w:lineRule="auto" w:after="180"/>
-        <w:shd w:fill="F1F6FC"/>
-      </w:pPr>
-      <w:r>
-        <w:rPr>
-          <w:b w:val="0"/>
-        </w:rPr>
-        <w:t>Teacher explanation: There is an unresolved quantity conflict and no audio replay. Preserve both sources and ask the responsible person; certainty is unsupported.</w:t>
-      </w:r>
-    </w:p>
-    <w:p>
-      <w:pPr>
-        <w:pStyle w:val="Heading3"/>
-      </w:pPr>
-      <w:r>
-        <w:t>W3 Audit the limit</w:t>
-      </w:r>
-    </w:p>
-    <w:p>
-      <w:pPr>
-        <w:pStyle w:val="Heading3"/>
-      </w:pPr>
-      <w:r>
-        <w:t>Workbook question · W3</w:t>
-      </w:r>
-    </w:p>
-    <w:p>
-      <w:pPr>
-        <w:spacing w:line="336" w:lineRule="auto" w:after="180"/>
-        <w:shd w:fill="F5F1FB"/>
-      </w:pPr>
-      <w:r>
-        <w:rPr>
-          <w:b w:val="0"/>
-        </w:rPr>
-        <w:t xml:space="preserve">A report omits this qualification: A stage-level accuracy or authority policy does not establish every </w:t>
-      </w:r>
-      <w:r>
-        <w:rPr>
-          <w:b/>
-        </w:rPr>
-        <w:t>modality</w:t>
-      </w:r>
-      <w:r>
-        <w:rPr>
-          <w:b w:val="0"/>
-        </w:rPr>
-        <w:t xml:space="preserve"> agrees or every downstream claim is supported.</w:t>
-      </w:r>
-    </w:p>
-    <w:p>
-      <w:pPr>
-        <w:spacing w:line="336" w:lineRule="auto" w:after="180"/>
-        <w:shd w:fill="F5F1FB"/>
-      </w:pPr>
-      <w:r>
-        <w:rPr>
-          <w:b w:val="0"/>
-        </w:rPr>
-        <w:t>Explain how omitting it could change a reader's interpretation, and write an accurate replacement.</w:t>
-      </w:r>
-    </w:p>
-    <w:p>
-      <w:pPr>
-        <w:pStyle w:val="Heading3"/>
-      </w:pPr>
-      <w:r>
-        <w:t>Teacher reasoning · W3</w:t>
-      </w:r>
-    </w:p>
-    <w:p>
-      <w:pPr>
-        <w:spacing w:line="336" w:lineRule="auto" w:after="180"/>
-        <w:shd w:fill="F1F6FC"/>
-      </w:pPr>
-      <w:r>
-        <w:rPr>
-          <w:b w:val="0"/>
-        </w:rPr>
-        <w:t xml:space="preserve">Teacher explanation: A stage-level accuracy or authority policy does not establish every </w:t>
-      </w:r>
-      <w:r>
-        <w:rPr>
-          <w:b/>
-        </w:rPr>
-        <w:t>modality</w:t>
-      </w:r>
-      <w:r>
-        <w:rPr>
-          <w:b w:val="0"/>
-        </w:rPr>
-        <w:t xml:space="preserve"> agrees or every downstream claim is supported.</w:t>
-      </w:r>
-    </w:p>
-    <w:p>
-      <w:pPr>
-        <w:spacing w:line="336" w:lineRule="auto" w:after="180"/>
-        <w:shd w:fill="F1F6FC"/>
-      </w:pPr>
-      <w:r>
-        <w:rPr>
-          <w:b w:val="0"/>
-        </w:rPr>
-        <w:t xml:space="preserve">State the observed result separately from the unverified or out-of-scope claim; preserve the original </w:t>
-      </w:r>
-      <w:r>
-        <w:rPr>
-          <w:b/>
-        </w:rPr>
-        <w:t>evidence</w:t>
-      </w:r>
-      <w:r>
-        <w:rPr>
-          <w:b w:val="0"/>
-        </w:rPr>
-        <w:t xml:space="preserve"> rather than inventing a missing fact.</w:t>
-      </w:r>
-    </w:p>
-    <w:p>
-      <w:pPr>
-        <w:pStyle w:val="Heading3"/>
-      </w:pPr>
-      <w:r>
-        <w:t>W4 Apply a new case independently</w:t>
-      </w:r>
-    </w:p>
-    <w:p>
-      <w:pPr>
-        <w:pStyle w:val="Heading3"/>
-      </w:pPr>
-      <w:r>
-        <w:t>Workbook question · W4</w:t>
-      </w:r>
-    </w:p>
-    <w:p>
-      <w:pPr>
-        <w:spacing w:line="336" w:lineRule="auto" w:after="180"/>
-        <w:shd w:fill="F5F1FB"/>
-      </w:pPr>
-      <w:r>
-        <w:rPr>
-          <w:b w:val="0"/>
-        </w:rPr>
-        <w:t xml:space="preserve">Transcript says room E; a current written approval says room F. The task requires current approved room. Written approval is declared authoritative; trace the response and the </w:t>
-      </w:r>
-      <w:r>
-        <w:rPr>
-          <w:b/>
-        </w:rPr>
-        <w:t>transcription</w:t>
-      </w:r>
-      <w:r>
-        <w:rPr>
-          <w:b w:val="0"/>
-        </w:rPr>
-        <w:t xml:space="preserve"> limit.</w:t>
-      </w:r>
-    </w:p>
-    <w:p>
-      <w:pPr>
-        <w:pStyle w:val="Heading3"/>
-      </w:pPr>
-      <w:r>
-        <w:t>Teacher reasoning · W4</w:t>
-      </w:r>
-    </w:p>
-    <w:p>
-      <w:pPr>
-        <w:spacing w:line="336" w:lineRule="auto" w:after="180"/>
-        <w:shd w:fill="F1F6FC"/>
-      </w:pPr>
-      <w:r>
-        <w:rPr>
-          <w:b w:val="0"/>
-        </w:rPr>
-        <w:t>Teacher explanation: Report F from the authoritative approval, noting the transcript conflict if relevant. This resolves the task authority, not what the original speaker actually said.</w:t>
-      </w:r>
-    </w:p>
-    <w:p>
-      <w:pPr>
-        <w:pStyle w:val="Heading3"/>
-      </w:pPr>
-      <w:r>
-        <w:t>W5 Design a revealing follow-up</w:t>
-      </w:r>
-    </w:p>
-    <w:p>
-      <w:pPr>
-        <w:pStyle w:val="Heading3"/>
-      </w:pPr>
-      <w:r>
-        <w:t>Workbook question · W5</w:t>
-      </w:r>
-    </w:p>
-    <w:p>
-      <w:pPr>
-        <w:spacing w:line="336" w:lineRule="auto" w:after="180"/>
-        <w:shd w:fill="F5F1FB"/>
-      </w:pPr>
-      <w:r>
-        <w:rPr>
-          <w:b w:val="0"/>
-        </w:rPr>
-        <w:t>For the worked scenario, propose one additional case that could reveal a failure, describe its expected outcome before running it, and explain what would need to remain fixed for a fair comparison.</w:t>
-      </w:r>
-    </w:p>
-    <w:p>
-      <w:pPr>
-        <w:spacing w:line="336" w:lineRule="auto" w:after="180"/>
-        <w:shd w:fill="F5F1FB"/>
-      </w:pPr>
-      <w:r>
-        <w:rPr>
-          <w:b w:val="0"/>
-        </w:rPr>
-        <w:t>Do not reuse W4 as a new final test after receiving feedback.</w:t>
-      </w:r>
-    </w:p>
-    <w:p>
-      <w:pPr>
-        <w:pStyle w:val="Heading3"/>
-      </w:pPr>
-      <w:r>
-        <w:t>Teacher reasoning · W5</w:t>
-      </w:r>
-    </w:p>
-    <w:p>
-      <w:pPr>
-        <w:spacing w:line="336" w:lineRule="auto" w:after="180"/>
-        <w:shd w:fill="F1F6FC"/>
-      </w:pPr>
-      <w:r>
-        <w:rPr>
-          <w:b w:val="0"/>
-        </w:rPr>
-        <w:t xml:space="preserve">Teacher explanation: Accept a concrete variant of the worked </w:t>
-      </w:r>
-      <w:r>
-        <w:rPr>
-          <w:b/>
-        </w:rPr>
-        <w:t>input</w:t>
-      </w:r>
-      <w:r>
-        <w:rPr>
-          <w:b w:val="0"/>
-        </w:rPr>
-        <w:t xml:space="preserve"> or a missing/conflicting/boundary condition, with an expectation derived from the declared procedure.</w:t>
-      </w:r>
-    </w:p>
-    <w:p>
-      <w:pPr>
-        <w:spacing w:line="336" w:lineRule="auto" w:after="180"/>
-        <w:shd w:fill="F1F6FC"/>
-      </w:pPr>
-      <w:r>
-        <w:rPr>
-          <w:b w:val="0"/>
-        </w:rPr>
-        <w:t xml:space="preserve">Require preserved settings, original </w:t>
-      </w:r>
-      <w:r>
-        <w:rPr>
-          <w:b/>
-        </w:rPr>
-        <w:t>output</w:t>
-      </w:r>
-      <w:r>
-        <w:rPr>
-          <w:b w:val="0"/>
-        </w:rPr>
-        <w:t xml:space="preserve">s and data roles. A stage-level accuracy or authority policy does not establish every </w:t>
-      </w:r>
-      <w:r>
-        <w:rPr>
-          <w:b/>
-        </w:rPr>
-        <w:t>modality</w:t>
-      </w:r>
-      <w:r>
-        <w:rPr>
-          <w:b w:val="0"/>
-        </w:rPr>
-        <w:t xml:space="preserve"> agrees or every downstream claim is supported.</w:t>
-      </w:r>
-    </w:p>
-    <w:p>
-      <w:pPr>
-        <w:spacing w:line="336" w:lineRule="auto" w:after="180"/>
-        <w:shd w:fill="F1F6FC"/>
-      </w:pPr>
-      <w:r>
-        <w:rPr>
-          <w:b w:val="0"/>
-        </w:rPr>
-        <w:t xml:space="preserve">The new case should test this particular </w:t>
-      </w:r>
-      <w:r>
-        <w:rPr>
-          <w:b/>
-        </w:rPr>
-        <w:t>mechanism</w:t>
-      </w:r>
-      <w:r>
-        <w:rPr>
-          <w:b w:val="0"/>
-        </w:rPr>
-        <w:t xml:space="preserve"> rather than merely restate the original result.</w:t>
-      </w:r>
-    </w:p>
-    <w:p>
-      <w:pPr>
-        <w:pStyle w:val="Heading3"/>
-      </w:pPr>
-      <w:r>
-        <w:t>Assess independent transfer</w:t>
-      </w:r>
-    </w:p>
-    <w:p>
-      <w:pPr>
-        <w:pStyle w:val="Heading3"/>
-      </w:pPr>
-      <w:r>
-        <w:t>Independent question · withhold the key</w:t>
-      </w:r>
-    </w:p>
-    <w:p>
-      <w:pPr>
-        <w:spacing w:line="336" w:lineRule="auto" w:after="180"/>
-        <w:shd w:fill="F5F1FB"/>
-      </w:pPr>
-      <w:r>
-        <w:rPr>
-          <w:b w:val="0"/>
-        </w:rPr>
-        <w:t xml:space="preserve">Selected case: Transcript says room E; a current written approval says room F. The task requires current approved room. Written approval is declared authoritative; trace the response and the </w:t>
-      </w:r>
-      <w:r>
-        <w:rPr>
-          <w:b/>
-        </w:rPr>
-        <w:t>transcription</w:t>
-      </w:r>
-      <w:r>
-        <w:rPr>
-          <w:b w:val="0"/>
-        </w:rPr>
-        <w:t xml:space="preserve"> limit.</w:t>
-      </w:r>
-    </w:p>
-    <w:p>
-      <w:pPr>
-        <w:pStyle w:val="Heading3"/>
-      </w:pPr>
-      <w:r>
-        <w:t>Selected case answer</w:t>
-      </w:r>
-    </w:p>
-    <w:p>
-      <w:pPr>
-        <w:pStyle w:val="Heading3"/>
-      </w:pPr>
-      <w:r>
-        <w:t>Teacher key · Selected case answer</w:t>
-      </w:r>
-    </w:p>
-    <w:p>
-      <w:pPr>
-        <w:spacing w:line="336" w:lineRule="auto" w:after="180"/>
-        <w:shd w:fill="F1F6FC"/>
-      </w:pPr>
-      <w:r>
-        <w:rPr>
-          <w:b w:val="0"/>
-        </w:rPr>
-        <w:t>Teacher explanation: Report F from the authoritative approval, noting the transcript conflict if relevant. This resolves the task authority, not what the original speaker actually said.</w:t>
-      </w:r>
-    </w:p>
-    <w:tbl>
-      <w:tblPr>
-        <w:tblStyle w:val="LightShading-Accent1"/>
-        <w:tblW w:type="auto" w:w="0"/>
-        <w:tblLook w:firstColumn="1" w:firstRow="1" w:lastColumn="0" w:lastRow="0" w:noHBand="0" w:noVBand="1" w:val="04A0"/>
-      </w:tblPr>
-      <w:tblGrid>
-        <w:gridCol w:w="5112"/>
-        <w:gridCol w:w="5112"/>
-      </w:tblGrid>
-      <w:tr>
-        <w:trPr>
-          <w:tblHeader/>
-        </w:trPr>
-        <w:tc>
-          <w:tcPr>
-            <w:tcW w:type="dxa" w:w="5112"/>
-          </w:tcPr>
-          <w:p>
-            <w:r>
-              <w:t>Dimension</w:t>
-            </w:r>
-          </w:p>
-        </w:tc>
-        <w:tc>
-          <w:tcPr>
-            <w:tcW w:type="dxa" w:w="5112"/>
-          </w:tcPr>
-          <w:p>
-            <w:r>
-              <w:t>Evidence required</w:t>
-            </w:r>
-          </w:p>
-        </w:tc>
-      </w:tr>
-      <w:tr>
-        <w:tc>
-          <w:tcPr>
-            <w:tcW w:type="dxa" w:w="5112"/>
-          </w:tcPr>
-          <w:p>
-            <w:r>
-              <w:t>Explanation</w:t>
-            </w:r>
-          </w:p>
-        </w:tc>
-        <w:tc>
-          <w:tcPr>
-            <w:tcW w:type="dxa" w:w="5112"/>
-          </w:tcPr>
-          <w:p>
-            <w:r>
-              <w:t>Names the applicable idea or procedure and ties it to the supplied facts.</w:t>
-            </w:r>
-          </w:p>
-        </w:tc>
-      </w:tr>
-      <w:tr>
-        <w:tc>
-          <w:tcPr>
-            <w:tcW w:type="dxa" w:w="5112"/>
-          </w:tcPr>
-          <w:p>
-            <w:r>
-              <w:t>Trace and result</w:t>
-            </w:r>
-          </w:p>
-        </w:tc>
-        <w:tc>
-          <w:tcPr>
-            <w:tcW w:type="dxa" w:w="5112"/>
-          </w:tcPr>
-          <w:p>
-            <w:r>
-              <w:t>Preserves the given inputs and shows the relevant intermediate steps; distinguishes a prediction from an observed execution.</w:t>
-            </w:r>
-          </w:p>
-        </w:tc>
-      </w:tr>
-      <w:tr>
-        <w:tc>
-          <w:tcPr>
-            <w:tcW w:type="dxa" w:w="5112"/>
-          </w:tcPr>
-          <w:p>
-            <w:r>
-              <w:t>Limits</w:t>
-            </w:r>
-          </w:p>
-        </w:tc>
-        <w:tc>
-          <w:tcPr>
-            <w:tcW w:type="dxa" w:w="5112"/>
-          </w:tcPr>
-          <w:p>
-            <w:r>
-              <w:t>States the assumptions, missing evidence or conditions under which the result would change.</w:t>
-            </w:r>
-          </w:p>
-        </w:tc>
-      </w:tr>
-    </w:tbl>
-    <w:p>
-      <w:pPr>
-        <w:pStyle w:val="Heading3"/>
-      </w:pPr>
-      <w:r>
-        <w:t>Teacher key · Selected case answer</w:t>
-      </w:r>
-    </w:p>
-    <w:p>
-      <w:pPr>
-        <w:spacing w:line="336" w:lineRule="auto" w:after="180"/>
-        <w:shd w:fill="F1F6FC"/>
-      </w:pPr>
-      <w:r>
-        <w:rPr>
-          <w:b w:val="0"/>
-        </w:rPr>
-        <w:t>Record each dimension as not yet, with support, or independent. Accept a valid alternative procedure with a defensible trace.</w:t>
-      </w:r>
-    </w:p>
-    <w:p>
-      <w:pPr>
-        <w:spacing w:line="336" w:lineRule="auto" w:after="180"/>
-        <w:shd w:fill="F1F6FC"/>
-      </w:pPr>
-      <w:r>
-        <w:rPr>
-          <w:b w:val="0"/>
-        </w:rPr>
-        <w:t xml:space="preserve">Do not penalise an honestly recorded model failure if the learner correctly explains its </w:t>
-      </w:r>
-      <w:r>
-        <w:rPr>
-          <w:b/>
-        </w:rPr>
-        <w:t>evidence</w:t>
-      </w:r>
-      <w:r>
-        <w:rPr>
-          <w:b w:val="0"/>
-        </w:rPr>
-        <w:t xml:space="preserve"> and limits.</w:t>
-      </w:r>
-    </w:p>
-    <w:p>
-      <w:pPr>
-        <w:pStyle w:val="Heading3"/>
-      </w:pPr>
-      <w:r>
-        <w:t>Feedback that the learner uses</w:t>
-      </w:r>
-    </w:p>
-    <w:p>
-      <w:pPr>
-        <w:spacing w:line="336" w:lineRule="auto" w:after="180"/>
-      </w:pPr>
-      <w:r>
-        <w:rPr>
-          <w:b w:val="0"/>
-        </w:rPr>
-        <w:t>Name the earliest unsupported step and give one action to repair it. Have the learner make that repair now and explain why. Then assess the relevant skill on a fresh, fully specified case.</w:t>
-      </w:r>
-    </w:p>
-    <w:p>
-      <w:pPr>
-        <w:spacing w:line="336" w:lineRule="auto" w:after="180"/>
-      </w:pPr>
-      <w:r>
-        <w:rPr>
-          <w:b w:val="0"/>
-        </w:rPr>
-        <w:t>Confirm it was not previously practised with feedback; solve and check the new case before assigning it. A follow-up design prompt is a starting brief, not automatically an equivalent test.</w:t>
-      </w:r>
-    </w:p>
-    <w:p>
-      <w:pPr>
-        <w:pStyle w:val="Heading1"/>
-      </w:pPr>
-      <w:r>
-        <w:t>06. Connect and extend learning</w:t>
-      </w:r>
-    </w:p>
-    <w:p>
-      <w:r>
-        <w:t>Connect Image and Voice Pipelines to Transparent Book Recommender, adapt support and plan a later changed-case check.</w:t>
-      </w:r>
-    </w:p>
-    <w:p>
-      <w:pPr>
-        <w:pStyle w:val="Heading3"/>
-      </w:pPr>
-      <w:r>
-        <w:t>Transparent Book Recommender</w:t>
-      </w:r>
-    </w:p>
-    <w:p>
-      <w:pPr>
-        <w:spacing w:line="336" w:lineRule="auto" w:after="180"/>
-      </w:pPr>
-      <w:r>
-        <w:rPr>
-          <w:b w:val="0"/>
-        </w:rPr>
-        <w:t xml:space="preserve">If voice or image </w:t>
-      </w:r>
-      <w:r>
-        <w:rPr>
-          <w:b/>
-        </w:rPr>
-        <w:t>input</w:t>
-      </w:r>
-      <w:r>
-        <w:rPr>
-          <w:b w:val="0"/>
-        </w:rPr>
-        <w:t xml:space="preserve"> is added, show each transformation and a safe fallback.</w:t>
-      </w:r>
-    </w:p>
-    <w:p>
-      <w:pPr>
-        <w:spacing w:line="336" w:lineRule="auto" w:after="180"/>
-      </w:pPr>
-      <w:r>
-        <w:rPr>
-          <w:b w:val="0"/>
-        </w:rPr>
-        <w:t xml:space="preserve">Keep the decision, </w:t>
-      </w:r>
-      <w:r>
-        <w:rPr>
-          <w:b/>
-        </w:rPr>
-        <w:t>input</w:t>
-      </w:r>
-      <w:r>
-        <w:rPr>
-          <w:b w:val="0"/>
-        </w:rPr>
-        <w:t xml:space="preserve">, result, explanation and remaining limitation in the project </w:t>
-      </w:r>
-      <w:r>
-        <w:rPr>
-          <w:b/>
-        </w:rPr>
-        <w:t>evidence</w:t>
-      </w:r>
-      <w:r>
-        <w:rPr>
-          <w:b w:val="0"/>
-        </w:rPr>
-        <w:t xml:space="preserve"> record. Retrieve this record next week rather than restarting the project.</w:t>
-      </w:r>
-    </w:p>
-    <w:p>
-      <w:pPr>
-        <w:pStyle w:val="Heading3"/>
-      </w:pPr>
-      <w:r>
-        <w:t>Support and stretch</w:t>
-      </w:r>
-    </w:p>
-    <w:p>
-      <w:pPr>
-        <w:spacing w:line="336" w:lineRule="auto" w:after="180"/>
-      </w:pPr>
-      <w:r>
-        <w:rPr>
-          <w:b w:val="0"/>
-        </w:rPr>
-        <w:t>Trace one record or condition at a time with counters and labelled columns. Stretch: introduce a tie, boundary or missing field and declare its handling policy before rerunning.</w:t>
-      </w:r>
-    </w:p>
-    <w:p>
-      <w:pPr>
-        <w:pStyle w:val="Heading3"/>
-      </w:pPr>
-      <w:r>
-        <w:t>Exit reflection</w:t>
-      </w:r>
-    </w:p>
-    <w:p>
-      <w:pPr>
-        <w:spacing w:line="336" w:lineRule="auto" w:after="180"/>
-      </w:pPr>
-      <w:r>
-        <w:rPr>
-          <w:b w:val="0"/>
-        </w:rPr>
-        <w:t xml:space="preserve">Ask for one decision the learner can now justify and one situation requiring more </w:t>
-      </w:r>
-      <w:r>
-        <w:rPr>
-          <w:b/>
-        </w:rPr>
-        <w:t>evidence</w:t>
-      </w:r>
-      <w:r>
-        <w:rPr>
-          <w:b w:val="0"/>
-        </w:rPr>
-        <w:t xml:space="preserve"> or human review. Confidence ratings are separate from correct independent performance.</w:t>
-      </w:r>
-    </w:p>
-    <w:p>
-      <w:pPr>
-        <w:pStyle w:val="Heading3"/>
-      </w:pPr>
-      <w:r>
-        <w:t>Bridge to the next week</w:t>
-      </w:r>
-    </w:p>
-    <w:p>
-      <w:pPr>
-        <w:spacing w:line="336" w:lineRule="auto" w:after="180"/>
-      </w:pPr>
-      <w:r>
-        <w:rPr>
-          <w:b w:val="0"/>
-        </w:rPr>
-        <w:t xml:space="preserve">Next: Week 27: Predictive vs Generative. Retrieve today’s </w:t>
-      </w:r>
-      <w:r>
-        <w:rPr>
-          <w:b/>
-        </w:rPr>
-        <w:t>evidence</w:t>
-      </w:r>
-      <w:r>
-        <w:rPr>
-          <w:b w:val="0"/>
-        </w:rPr>
-        <w:t xml:space="preserve"> and identify what carries forward and what is new.</w:t>
-      </w:r>
-    </w:p>
-    <w:p>
-      <w:pPr>
-        <w:pStyle w:val="Heading3"/>
-      </w:pPr>
-      <w:r>
-        <w:t>Support and fresh reassessment</w:t>
-      </w:r>
-    </w:p>
-    <w:p>
-      <w:pPr>
-        <w:spacing w:line="336" w:lineRule="auto" w:after="180"/>
-      </w:pPr>
-      <w:r>
-        <w:rPr>
-          <w:b w:val="0"/>
-        </w:rPr>
-        <w:t xml:space="preserve">Provide an </w:t>
-      </w:r>
-      <w:r>
-        <w:rPr>
-          <w:b/>
-        </w:rPr>
-        <w:t>input</w:t>
-      </w:r>
-      <w:r>
-        <w:rPr>
-          <w:b w:val="0"/>
-        </w:rPr>
-        <w:t>/procedure/result/limit frame and a calculator when needed. Ask students to identify the first step before completing the whole trace.</w:t>
-      </w:r>
-    </w:p>
-    <w:p>
-      <w:pPr>
-        <w:spacing w:line="336" w:lineRule="auto" w:after="180"/>
-      </w:pPr>
-      <w:r>
-        <w:rPr>
-          <w:b w:val="0"/>
-        </w:rPr>
-        <w:t xml:space="preserve">Extension: compare two concrete variants of this </w:t>
-      </w:r>
-      <w:r>
-        <w:rPr>
-          <w:b/>
-        </w:rPr>
-        <w:t>mechanism</w:t>
-      </w:r>
-      <w:r>
-        <w:rPr>
-          <w:b w:val="0"/>
-        </w:rPr>
-        <w:t xml:space="preserve"> while holding unrelated conditions fixed; report both successful and unsuccessful outcomes.</w:t>
-      </w:r>
-    </w:p>
-    <w:p>
-      <w:pPr>
-        <w:spacing w:line="336" w:lineRule="auto" w:after="180"/>
-      </w:pPr>
-      <w:r>
-        <w:rPr>
-          <w:b w:val="0"/>
-        </w:rPr>
-        <w:t>W4: Report F from the authoritative approval, noting the transcript conflict if relevant. This resolves the task authority, not what the original speaker actually said. Require intermediate reasoning and the stated scope.</w:t>
-      </w:r>
-    </w:p>
-    <w:p>
-      <w:pPr>
-        <w:spacing w:line="336" w:lineRule="auto" w:after="180"/>
-      </w:pPr>
-      <w:r>
-        <w:rPr>
-          <w:b w:val="0"/>
-        </w:rPr>
-        <w:t>Fresh retry: Transcript says eight; a validated order record says eighteen and is declared authoritative for ordering.</w:t>
-      </w:r>
-    </w:p>
-    <w:p>
-      <w:pPr>
-        <w:spacing w:line="336" w:lineRule="auto" w:after="180"/>
-      </w:pPr>
-      <w:r>
-        <w:rPr>
-          <w:b w:val="0"/>
-        </w:rPr>
-        <w:t xml:space="preserve">Expected reasoning: Use eighteen for the bounded order-record task; retain the transcript discrepancy and do not claim perfect </w:t>
-      </w:r>
-      <w:r>
-        <w:rPr>
-          <w:b/>
-        </w:rPr>
-        <w:t>transcription</w:t>
-      </w:r>
-      <w:r>
-        <w:rPr>
-          <w:b w:val="0"/>
-        </w:rPr>
-        <w:t>.</w:t>
-      </w:r>
-    </w:p>
-    <w:p>
-      <w:pPr>
-        <w:spacing w:line="336" w:lineRule="auto" w:after="180"/>
-      </w:pPr>
-      <w:r>
-        <w:rPr>
-          <w:b w:val="0"/>
-        </w:rPr>
         <w:t>If students need support, record it and reassess with another new case rather than awarding independence to a copied answer.</w:t>
       </w:r>
     </w:p>
     <w:p>
       <w:pPr>
-        <w:spacing w:line="336" w:lineRule="auto" w:after="180"/>
-      </w:pPr>
-      <w:r>
-        <w:rPr>
-          <w:b w:val="0"/>
-        </w:rPr>
-        <w:t xml:space="preserve">Next connection: Retrieval and indexing. Preserve the current case record and retrieve its </w:t>
-      </w:r>
-      <w:r>
-        <w:rPr>
-          <w:b/>
-        </w:rPr>
-        <w:t>evidence</w:t>
-      </w:r>
-      <w:r>
-        <w:rPr>
-          <w:b w:val="0"/>
-        </w:rPr>
-        <w:t xml:space="preserve"> boundary before moving on.</w:t>
-      </w:r>
-    </w:p>
-    <w:p>
-      <w:pPr>
-        <w:pStyle w:val="Heading3"/>
-      </w:pPr>
-      <w:r>
-        <w:t>Plan the delayed return</w:t>
+        <w:pStyle w:val="Heading2"/>
+      </w:pPr>
+      <w:r>
+        <w:t>Plan the delayed check</w:t>
       </w:r>
     </w:p>
     <w:p>
@@ -5248,48 +5093,188 @@
     </w:p>
     <w:p>
       <w:pPr>
+        <w:pStyle w:val="Heading2"/>
+      </w:pPr>
+      <w:r>
+        <w:t>Bridge to next week</w:t>
+      </w:r>
+    </w:p>
+    <w:p>
+      <w:pPr>
+        <w:spacing w:line="336" w:lineRule="auto" w:after="180"/>
+      </w:pPr>
+      <w:r>
+        <w:rPr>
+          <w:b w:val="0"/>
+        </w:rPr>
+        <w:t xml:space="preserve">Ask for one decision the learner can now justify and one situation requiring more </w:t>
+      </w:r>
+      <w:r>
+        <w:rPr>
+          <w:b/>
+        </w:rPr>
+        <w:t>evidence</w:t>
+      </w:r>
+      <w:r>
+        <w:rPr>
+          <w:b w:val="0"/>
+        </w:rPr>
+        <w:t xml:space="preserve"> or human review. Confidence ratings are separate from correct independent performance.</w:t>
+      </w:r>
+    </w:p>
+    <w:p>
+      <w:pPr>
+        <w:spacing w:line="336" w:lineRule="auto" w:after="180"/>
+      </w:pPr>
+      <w:r>
+        <w:rPr>
+          <w:b w:val="0"/>
+        </w:rPr>
+        <w:t xml:space="preserve">Next: Week 27: Predictive vs Generative. Retrieve today’s </w:t>
+      </w:r>
+      <w:r>
+        <w:rPr>
+          <w:b/>
+        </w:rPr>
+        <w:t>evidence</w:t>
+      </w:r>
+      <w:r>
+        <w:rPr>
+          <w:b w:val="0"/>
+        </w:rPr>
+        <w:t xml:space="preserve"> and identify what carries forward and what is new.</w:t>
+      </w:r>
+    </w:p>
+    <w:p>
+      <w:pPr>
+        <w:spacing w:line="336" w:lineRule="auto" w:after="180"/>
+      </w:pPr>
+      <w:r>
+        <w:rPr>
+          <w:b w:val="0"/>
+        </w:rPr>
+        <w:t xml:space="preserve">Next is Week27: Predictive vs Generative. Carry forward stage-specific </w:t>
+      </w:r>
+      <w:r>
+        <w:rPr>
+          <w:b/>
+        </w:rPr>
+        <w:t>evidence</w:t>
+      </w:r>
+      <w:r>
+        <w:rPr>
+          <w:b w:val="0"/>
+        </w:rPr>
+        <w:t xml:space="preserve"> and the distinction between a plausible generated output and a claim supported by supplied sources.</w:t>
+      </w:r>
+    </w:p>
+    <w:p>
+      <w:pPr>
+        <w:pStyle w:val="Heading2"/>
+      </w:pPr>
+      <w:r>
+        <w:t>Earlier wording, alternatives and picture transcripts · reference / check after trying</w:t>
+      </w:r>
+    </w:p>
+    <w:p>
+      <w:pPr>
+        <w:spacing w:line="336" w:lineRule="auto" w:after="180"/>
+      </w:pPr>
+      <w:r>
+        <w:rPr>
+          <w:b w:val="0"/>
+        </w:rPr>
+        <w:t>Connect and extend learning</w:t>
+      </w:r>
+    </w:p>
+    <w:p>
+      <w:pPr>
         <w:pStyle w:val="Heading3"/>
       </w:pPr>
       <w:r>
+        <w:t>Transparent Book Recommender</w:t>
+      </w:r>
+    </w:p>
+    <w:p>
+      <w:pPr>
+        <w:pStyle w:val="Heading3"/>
+      </w:pPr>
+      <w:r>
+        <w:t>Support and stretch</w:t>
+      </w:r>
+    </w:p>
+    <w:p>
+      <w:pPr>
+        <w:pStyle w:val="Heading3"/>
+      </w:pPr>
+      <w:r>
+        <w:t>Exit reflection</w:t>
+      </w:r>
+    </w:p>
+    <w:p>
+      <w:pPr>
+        <w:pStyle w:val="Heading3"/>
+      </w:pPr>
+      <w:r>
+        <w:t>Bridge to the next week</w:t>
+      </w:r>
+    </w:p>
+    <w:p>
+      <w:pPr>
+        <w:pStyle w:val="Heading3"/>
+      </w:pPr>
+      <w:r>
+        <w:t>Support and fresh reassessment</w:t>
+      </w:r>
+    </w:p>
+    <w:p>
+      <w:pPr>
+        <w:pStyle w:val="Heading3"/>
+      </w:pPr>
+      <w:r>
+        <w:t>Plan the delayed return</w:t>
+      </w:r>
+    </w:p>
+    <w:p>
+      <w:pPr>
+        <w:pStyle w:val="Heading3"/>
+      </w:pPr>
+      <w:r>
         <w:t>Project evidence from this case</w:t>
       </w:r>
     </w:p>
     <w:p>
       <w:pPr>
+        <w:pStyle w:val="Heading1"/>
+      </w:pPr>
+      <w:r>
+        <w:t>Reference bank and extra practice</w:t>
+      </w:r>
+    </w:p>
+    <w:p>
+      <w:pPr>
+        <w:pStyle w:val="Heading1"/>
+      </w:pPr>
+      <w:r>
+        <w:t>07. Reference: alternative planning checklist</w:t>
+      </w:r>
+    </w:p>
+    <w:p>
+      <w:r>
+        <w:t>Use as a reminder alongside the main route rather than teaching the cycle twice.</w:t>
+      </w:r>
+    </w:p>
+    <w:p>
+      <w:pPr>
+        <w:pStyle w:val="Heading2"/>
+      </w:pPr>
+      <w:r>
+        <w:t>Preparation and schedule</w:t>
+      </w:r>
+    </w:p>
+    <w:p>
+      <w:pPr>
         <w:spacing w:line="336" w:lineRule="auto" w:after="180"/>
-      </w:pPr>
-      <w:r>
-        <w:rPr>
-          <w:b w:val="0"/>
-        </w:rPr>
-        <w:t>For voice-driven recommendations, confirm important recognised fields before searching or acting and retain source provenance.</w:t>
-      </w:r>
-    </w:p>
-    <w:p>
-      <w:pPr>
-        <w:pStyle w:val="Heading1"/>
-      </w:pPr>
-      <w:r>
-        <w:t>07. Prepare, teach and assess</w:t>
-      </w:r>
-    </w:p>
-    <w:p>
-      <w:r>
-        <w:t>Use this preparation summary alongside the detailed Image and Voice Pipelines lesson; it is a checklist rather than a replacement for the full sequence.</w:t>
-      </w:r>
-    </w:p>
-    <w:p>
-      <w:pPr>
-        <w:pStyle w:val="Heading3"/>
-      </w:pPr>
-      <w:r>
-        <w:t>Teaching target</w:t>
-      </w:r>
-    </w:p>
-    <w:p>
-      <w:pPr>
-        <w:spacing w:line="336" w:lineRule="auto" w:after="180"/>
-        <w:shd w:fill="EDF7F3"/>
       </w:pPr>
       <w:r>
         <w:rPr>
@@ -5496,6 +5481,14 @@
     </w:tbl>
     <w:p>
       <w:pPr>
+        <w:pStyle w:val="Heading2"/>
+      </w:pPr>
+      <w:r>
+        <w:t>Practice and assessment reminders</w:t>
+      </w:r>
+    </w:p>
+    <w:p>
+      <w:pPr>
         <w:spacing w:line="336" w:lineRule="auto" w:after="180"/>
       </w:pPr>
       <w:r>
@@ -5518,16 +5511,7 @@
     </w:p>
     <w:p>
       <w:pPr>
-        <w:pStyle w:val="Heading3"/>
-      </w:pPr>
-      <w:r>
-        <w:t>Supported practice answer</w:t>
-      </w:r>
-    </w:p>
-    <w:p>
-      <w:pPr>
         <w:spacing w:line="336" w:lineRule="auto" w:after="180"/>
-        <w:shd w:fill="F1F6FC"/>
       </w:pPr>
       <w:r>
         <w:rPr>
@@ -5584,16 +5568,7 @@
     </w:p>
     <w:p>
       <w:pPr>
-        <w:pStyle w:val="Heading3"/>
-      </w:pPr>
-      <w:r>
-        <w:t>Repair the misconception</w:t>
-      </w:r>
-    </w:p>
-    <w:p>
-      <w:pPr>
         <w:spacing w:line="336" w:lineRule="auto" w:after="180"/>
-        <w:shd w:fill="FFF5E6"/>
       </w:pPr>
       <w:r>
         <w:rPr>
@@ -5616,16 +5591,7 @@
     </w:p>
     <w:p>
       <w:pPr>
-        <w:pStyle w:val="Heading3"/>
-      </w:pPr>
-      <w:r>
-        <w:t>Support without giving away the answer</w:t>
-      </w:r>
-    </w:p>
-    <w:p>
-      <w:pPr>
         <w:spacing w:line="336" w:lineRule="auto" w:after="180"/>
-        <w:shd w:fill="F1F6F8"/>
       </w:pPr>
       <w:r>
         <w:rPr>
@@ -5648,16 +5614,7 @@
     </w:p>
     <w:p>
       <w:pPr>
-        <w:pStyle w:val="Heading3"/>
-      </w:pPr>
-      <w:r>
-        <w:t>Extend the reasoning</w:t>
-      </w:r>
-    </w:p>
-    <w:p>
-      <w:pPr>
         <w:spacing w:line="336" w:lineRule="auto" w:after="180"/>
-        <w:shd w:fill="F5F1FB"/>
       </w:pPr>
       <w:r>
         <w:rPr>
@@ -5681,7 +5638,6 @@
     <w:p>
       <w:pPr>
         <w:spacing w:line="336" w:lineRule="auto" w:after="180"/>
-        <w:shd w:fill="F5F1FB"/>
       </w:pPr>
       <w:r>
         <w:rPr>
@@ -5704,16 +5660,7 @@
     </w:p>
     <w:p>
       <w:pPr>
-        <w:pStyle w:val="Heading3"/>
-      </w:pPr>
-      <w:r>
-        <w:t>Protect the independent attempt</w:t>
-      </w:r>
-    </w:p>
-    <w:p>
-      <w:pPr>
         <w:spacing w:line="336" w:lineRule="auto" w:after="180"/>
-        <w:shd w:fill="FFF5E6"/>
       </w:pPr>
       <w:r>
         <w:rPr>
@@ -5908,16 +5855,7 @@
     </w:tbl>
     <w:p>
       <w:pPr>
-        <w:pStyle w:val="Heading3"/>
-      </w:pPr>
-      <w:r>
-        <w:t>Project checkpoint</w:t>
-      </w:r>
-    </w:p>
-    <w:p>
-      <w:pPr>
         <w:spacing w:line="336" w:lineRule="auto" w:after="180"/>
-        <w:shd w:fill="EDF7F3"/>
       </w:pPr>
       <w:r>
         <w:rPr>
@@ -5966,12 +5904,20 @@
         <w:pStyle w:val="Heading1"/>
       </w:pPr>
       <w:r>
-        <w:t>08. Use feedback, labs and repair paths</w:t>
-      </w:r>
-    </w:p>
-    <w:p>
-      <w:r>
-        <w:t>Use feedback, earlier review and portfolios purposefully. Apply the coding routine only when this lesson has an executable lab.</w:t>
+        <w:t>08. Reference: feedback and records</w:t>
+      </w:r>
+    </w:p>
+    <w:p>
+      <w:r>
+        <w:t>Use digital tools where they help retain an explanation and its evidence.</w:t>
+      </w:r>
+    </w:p>
+    <w:p>
+      <w:pPr>
+        <w:pStyle w:val="Heading2"/>
+      </w:pPr>
+      <w:r>
+        <w:t>Keep practice and independent evidence separate</w:t>
       </w:r>
     </w:p>
     <w:p>
@@ -6010,10 +5956,52 @@
     </w:p>
     <w:p>
       <w:pPr>
-        <w:pStyle w:val="Heading3"/>
-      </w:pPr>
-      <w:r>
-        <w:t>For later coding lessons</w:t>
+        <w:pStyle w:val="Heading2"/>
+      </w:pPr>
+      <w:r>
+        <w:t>Repair and portfolio records</w:t>
+      </w:r>
+    </w:p>
+    <w:p>
+      <w:pPr>
+        <w:spacing w:line="336" w:lineRule="auto" w:after="180"/>
+      </w:pPr>
+      <w:r>
+        <w:rPr>
+          <w:b w:val="0"/>
+        </w:rPr>
+        <w:t>Use the earlier worked-explanation links to address a specific missing building block, then return to the current question. Adapt this suggestion after observing the learner; it is not an automatic diagnosis.</w:t>
+      </w:r>
+    </w:p>
+    <w:p>
+      <w:pPr>
+        <w:spacing w:line="336" w:lineRule="auto" w:after="180"/>
+      </w:pPr>
+      <w:r>
+        <w:rPr>
+          <w:b w:val="0"/>
+        </w:rPr>
+        <w:t xml:space="preserve">Collect the completed-work portfolio as </w:t>
+      </w:r>
+      <w:r>
+        <w:rPr>
+          <w:b/>
+        </w:rPr>
+        <w:t>evidence</w:t>
+      </w:r>
+      <w:r>
+        <w:rPr>
+          <w:b w:val="0"/>
+        </w:rPr>
+        <w:t>. Record support separately from correctness, and assess explanation, trace/test and limitations. Progress ticks and quiz selections alone do not establish mastery.</w:t>
+      </w:r>
+    </w:p>
+    <w:p>
+      <w:pPr>
+        <w:pStyle w:val="Heading2"/>
+      </w:pPr>
+      <w:r>
+        <w:t>Earlier wording, alternatives and picture transcripts · reference / check after trying</w:t>
       </w:r>
     </w:p>
     <w:p>
@@ -6024,7 +6012,6 @@
     <w:p>
       <w:pPr>
         <w:spacing w:line="336" w:lineRule="auto" w:after="180"/>
-        <w:shd w:fill="F1F6F8"/>
       </w:pPr>
       <w:r>
         <w:rPr>
@@ -6047,77 +6034,20 @@
     </w:p>
     <w:p>
       <w:pPr>
-        <w:spacing w:line="336" w:lineRule="auto" w:after="180"/>
-      </w:pPr>
-      <w:r>
-        <w:rPr>
-          <w:b w:val="0"/>
-        </w:rPr>
-        <w:t>Use the earlier worked-explanation links to address a specific missing building block, then return to the current question. Adapt this suggestion after observing the learner; it is not an automatic diagnosis.</w:t>
-      </w:r>
-    </w:p>
-    <w:p>
-      <w:pPr>
-        <w:spacing w:line="336" w:lineRule="auto" w:after="180"/>
-      </w:pPr>
-      <w:r>
-        <w:rPr>
-          <w:b w:val="0"/>
-        </w:rPr>
-        <w:t xml:space="preserve">Collect the completed-work portfolio as </w:t>
-      </w:r>
-      <w:r>
-        <w:rPr>
-          <w:b/>
-        </w:rPr>
-        <w:t>evidence</w:t>
-      </w:r>
-      <w:r>
-        <w:rPr>
-          <w:b w:val="0"/>
-        </w:rPr>
-        <w:t>. Record support separately from correctness, and assess explanation, trace/test and limitations. Progress ticks and quiz selections alone do not establish mastery.</w:t>
-      </w:r>
-    </w:p>
-    <w:p>
-      <w:pPr>
         <w:pStyle w:val="Heading1"/>
       </w:pPr>
       <w:r>
-        <w:t>09. Visual concept journey</w:t>
-      </w:r>
-    </w:p>
-    <w:p>
-      <w:r>
-        <w:t>Show one Image and Voice Pipelines graphic at a time, request a prediction and discuss its trace before the independent assessment.</w:t>
-      </w:r>
-    </w:p>
-    <w:p>
-      <w:pPr>
-        <w:spacing w:line="336" w:lineRule="auto" w:after="180"/>
-      </w:pPr>
-      <w:r>
-        <w:rPr>
-          <w:b w:val="0"/>
-        </w:rPr>
-        <w:t xml:space="preserve">Use one picture at a time. Hide a worked result before asking for a </w:t>
-      </w:r>
-      <w:r>
-        <w:rPr>
-          <w:b/>
-        </w:rPr>
-        <w:t>prediction</w:t>
-      </w:r>
-      <w:r>
-        <w:rPr>
-          <w:b w:val="0"/>
-        </w:rPr>
-        <w:t>, then reveal it for feedback. These are supported teaching cases; retain the separate independent assessment for a fresh first attempt.</w:t>
-      </w:r>
-    </w:p>
-    <w:p>
-      <w:pPr>
-        <w:pStyle w:val="Heading3"/>
+        <w:t>09. Reference: teach with the six pictures</w:t>
+      </w:r>
+    </w:p>
+    <w:p>
+      <w:r>
+        <w:t>Choose the picture for the teaching move and connect it to the explanation.</w:t>
+      </w:r>
+    </w:p>
+    <w:p>
+      <w:pPr>
+        <w:pStyle w:val="Heading2"/>
       </w:pPr>
       <w:r>
         <w:t>01. Image and Voice Pipelines: the case</w:t>
@@ -6128,7 +6058,7 @@
         <w:drawing>
           <wp:inline xmlns:a="http://schemas.openxmlformats.org/drawingml/2006/main" xmlns:pic="http://schemas.openxmlformats.org/drawingml/2006/picture">
             <wp:extent cx="5486400" cy="3291840"/>
-            <wp:docPr id="2" name="Picture 2" descr="A fictional librarian dictates a shelf note that passes through transcription and catalogue lookup. Supplied facts: Teacher-supplied ground truth audio phrase is “shelf fourteen”. Transcript says “shelf forty”. A current signed inventory is declared authoritative and lists the requested book on shelf 14. The original audio recording remains available."/>
+            <wp:docPr id="4" name="Picture 4" descr="A fictional librarian dictates a shelf note that passes through transcription and catalogue lookup. Supplied facts: Teacher-supplied ground truth audio phrase is “shelf fourteen”. Transcript says “shelf forty”. A current signed inventory is declared authoritative and lists the requested book on shelf 14. The original audio recording remains available."/>
             <wp:cNvGraphicFramePr>
               <a:graphicFrameLocks noChangeAspect="1"/>
             </wp:cNvGraphicFramePr>
@@ -6140,7 +6070,7 @@
                     <pic:cNvPicPr/>
                   </pic:nvPicPr>
                   <pic:blipFill>
-                    <a:blip r:embed="rId10"/>
+                    <a:blip r:embed="rId12"/>
                     <a:stretch>
                       <a:fillRect/>
                     </a:stretch>
@@ -6196,7 +6126,6 @@
     <w:p>
       <w:pPr>
         <w:spacing w:line="336" w:lineRule="auto" w:after="180"/>
-        <w:shd w:fill="F5F1FB"/>
       </w:pPr>
       <w:r>
         <w:rPr>
@@ -6207,16 +6136,7 @@
     </w:p>
     <w:p>
       <w:pPr>
-        <w:pStyle w:val="Heading3"/>
-      </w:pPr>
-      <w:r>
-        <w:t>Discuss while showing the picture</w:t>
-      </w:r>
-    </w:p>
-    <w:p>
-      <w:pPr>
         <w:spacing w:line="336" w:lineRule="auto" w:after="180"/>
-        <w:shd w:fill="F1F6F8"/>
       </w:pPr>
       <w:r>
         <w:rPr>
@@ -6227,7 +6147,7 @@
     </w:p>
     <w:p>
       <w:pPr>
-        <w:pStyle w:val="Heading3"/>
+        <w:pStyle w:val="Heading2"/>
       </w:pPr>
       <w:r>
         <w:t>02. Follow the deciding steps</w:t>
@@ -6238,7 +6158,7 @@
         <w:drawing>
           <wp:inline xmlns:a="http://schemas.openxmlformats.org/drawingml/2006/main" xmlns:pic="http://schemas.openxmlformats.org/drawingml/2006/picture">
             <wp:extent cx="5486400" cy="4005072"/>
-            <wp:docPr id="3" name="Picture 3" descr="Audio input: Known phrase names fourteen, not forty. → Transcription: Text output changes the shelf number to forty. → Cross-check: The authoritative inventory gives shelf 14. → Review and correct: Replay the audio, preserve the faulty transcript and use confirmed shelf 14."/>
+            <wp:docPr id="5" name="Picture 5" descr="Audio input: Known phrase names fourteen, not forty. → Transcription: Text output changes the shelf number to forty. → Cross-check: The authoritative inventory gives shelf 14. → Review and correct: Replay the audio, preserve the faulty transcript and use confirmed shelf 14."/>
             <wp:cNvGraphicFramePr>
               <a:graphicFrameLocks noChangeAspect="1"/>
             </wp:cNvGraphicFramePr>
@@ -6250,7 +6170,7 @@
                     <pic:cNvPicPr/>
                   </pic:nvPicPr>
                   <pic:blipFill>
-                    <a:blip r:embed="rId11"/>
+                    <a:blip r:embed="rId10"/>
                     <a:stretch>
                       <a:fillRect/>
                     </a:stretch>
@@ -6319,7 +6239,6 @@
     <w:p>
       <w:pPr>
         <w:spacing w:line="336" w:lineRule="auto" w:after="180"/>
-        <w:shd w:fill="F5F1FB"/>
       </w:pPr>
       <w:r>
         <w:rPr>
@@ -6342,16 +6261,7 @@
     </w:p>
     <w:p>
       <w:pPr>
-        <w:pStyle w:val="Heading3"/>
-      </w:pPr>
-      <w:r>
-        <w:t>Discuss while showing the picture</w:t>
-      </w:r>
-    </w:p>
-    <w:p>
-      <w:pPr>
         <w:spacing w:line="336" w:lineRule="auto" w:after="180"/>
-        <w:shd w:fill="F1F6F8"/>
       </w:pPr>
       <w:r>
         <w:rPr>
@@ -6374,7 +6284,7 @@
     </w:p>
     <w:p>
       <w:pPr>
-        <w:pStyle w:val="Heading3"/>
+        <w:pStyle w:val="Heading2"/>
       </w:pPr>
       <w:r>
         <w:t>03. Speech pipelines and multimodal evidence — evidence trace</w:t>
@@ -6385,7 +6295,7 @@
         <w:drawing>
           <wp:inline xmlns:a="http://schemas.openxmlformats.org/drawingml/2006/main" xmlns:pic="http://schemas.openxmlformats.org/drawingml/2006/picture">
             <wp:extent cx="5486400" cy="3297936"/>
-            <wp:docPr id="4" name="Picture 4" descr="Speech pipelines and multimodal evidence — evidence trace. Audio transcript reads fifteen boxes; a clear written inventory says fifty boxes. The original audio is unavailable and the assistant reports fifteen as certain. | Track source modality, segment/time references, transcription, interpretation and final claims separately. Compare conflicting evidence without assuming one modality always wins. Ask for clarification when the task needs unresolved information. | There is an unresolved quantity conflict and no audio replay. Preserve both sources and ask the responsible person; certainty is unsupported."/>
+            <wp:docPr id="6" name="Picture 6" descr="Speech pipelines and multimodal evidence — evidence trace. Audio transcript reads fifteen boxes; a clear written inventory says fifty boxes. The original audio is unavailable and the assistant reports fifteen as certain. | Track source modality, segment/time references, transcription, interpretation and final claims separately. Compare conflicting evidence without assuming one modality always wins. Ask for clarification when the task needs unresolved information. | There is an unresolved quantity conflict and no audio replay. Preserve both sources and ask the responsible person; certainty is unsupported."/>
             <wp:cNvGraphicFramePr>
               <a:graphicFrameLocks noChangeAspect="1"/>
             </wp:cNvGraphicFramePr>
@@ -6397,7 +6307,7 @@
                     <pic:cNvPicPr/>
                   </pic:nvPicPr>
                   <pic:blipFill>
-                    <a:blip r:embed="rId12"/>
+                    <a:blip r:embed="rId13"/>
                     <a:stretch>
                       <a:fillRect/>
                     </a:stretch>
@@ -6547,7 +6457,6 @@
     <w:p>
       <w:pPr>
         <w:spacing w:line="336" w:lineRule="auto" w:after="180"/>
-        <w:shd w:fill="F5F1FB"/>
       </w:pPr>
       <w:r>
         <w:rPr>
@@ -6558,16 +6467,7 @@
     </w:p>
     <w:p>
       <w:pPr>
-        <w:pStyle w:val="Heading3"/>
-      </w:pPr>
-      <w:r>
-        <w:t>Discuss while showing the picture</w:t>
-      </w:r>
-    </w:p>
-    <w:p>
-      <w:pPr>
         <w:spacing w:line="336" w:lineRule="auto" w:after="180"/>
-        <w:shd w:fill="F1F6F8"/>
       </w:pPr>
       <w:r>
         <w:rPr>
@@ -6578,7 +6478,7 @@
     </w:p>
     <w:p>
       <w:pPr>
-        <w:pStyle w:val="Heading3"/>
+        <w:pStyle w:val="Heading2"/>
       </w:pPr>
       <w:r>
         <w:t>04. Change one thing. Trace what follows.</w:t>
@@ -6589,7 +6489,7 @@
         <w:drawing>
           <wp:inline xmlns:a="http://schemas.openxmlformats.org/drawingml/2006/main" xmlns:pic="http://schemas.openxmlformats.org/drawingml/2006/picture">
             <wp:extent cx="5486400" cy="3026664"/>
-            <wp:docPr id="5" name="Picture 5" descr="Original case: Replay the audio, preserve the faulty transcript and use confirmed shelf 14. Changed condition: Remove access to the audio, while keeping the authoritative inventory. Expected result: Shelf 14 remains supported for the lookup, but transcription accuracy cannot be replay-checked. Reason: The inventory resolves the shelf task; it does not recreate unavailable audio."/>
+            <wp:docPr id="7" name="Picture 7" descr="Original case: Replay the audio, preserve the faulty transcript and use confirmed shelf 14. Changed condition: Remove access to the audio, while keeping the authoritative inventory. Expected result: Shelf 14 remains supported for the lookup, but transcription accuracy cannot be replay-checked. Reason: The inventory resolves the shelf task; it does not recreate unavailable audio."/>
             <wp:cNvGraphicFramePr>
               <a:graphicFrameLocks noChangeAspect="1"/>
             </wp:cNvGraphicFramePr>
@@ -6601,7 +6501,7 @@
                     <pic:cNvPicPr/>
                   </pic:nvPicPr>
                   <pic:blipFill>
-                    <a:blip r:embed="rId13"/>
+                    <a:blip r:embed="rId14"/>
                     <a:stretch>
                       <a:fillRect/>
                     </a:stretch>
@@ -6657,7 +6557,6 @@
     <w:p>
       <w:pPr>
         <w:spacing w:line="336" w:lineRule="auto" w:after="180"/>
-        <w:shd w:fill="F5F1FB"/>
       </w:pPr>
       <w:r>
         <w:rPr>
@@ -6668,16 +6567,7 @@
     </w:p>
     <w:p>
       <w:pPr>
-        <w:pStyle w:val="Heading3"/>
-      </w:pPr>
-      <w:r>
-        <w:t>Discuss while showing the picture</w:t>
-      </w:r>
-    </w:p>
-    <w:p>
-      <w:pPr>
         <w:spacing w:line="336" w:lineRule="auto" w:after="180"/>
-        <w:shd w:fill="F1F6F8"/>
       </w:pPr>
       <w:r>
         <w:rPr>
@@ -6689,7 +6579,6 @@
     <w:p>
       <w:pPr>
         <w:spacing w:line="336" w:lineRule="auto" w:after="180"/>
-        <w:shd w:fill="F1F6F8"/>
       </w:pPr>
       <w:r>
         <w:rPr>
@@ -6700,7 +6589,7 @@
     </w:p>
     <w:p>
       <w:pPr>
-        <w:pStyle w:val="Heading3"/>
+        <w:pStyle w:val="Heading2"/>
       </w:pPr>
       <w:r>
         <w:t>05. Connect the explanation to its limit</w:t>
@@ -6711,7 +6600,7 @@
         <w:drawing>
           <wp:inline xmlns:a="http://schemas.openxmlformats.org/drawingml/2006/main" xmlns:pic="http://schemas.openxmlformats.org/drawingml/2006/picture">
             <wp:extent cx="5486400" cy="2834640"/>
-            <wp:docPr id="6" name="Picture 6" descr="A correct later lookup cannot repair an earlier wrong input by magic. Locate the first difference between known audio and transcript, then compare the stated source authority. Keeping both records makes the correction auditable. A confident spoken answer for shelf 40 would remain wrong despite fluent synthesis. Limit: Declared authority resolves this task’s source choice; it does not make every inventory entry universally accurate."/>
+            <wp:docPr id="8" name="Picture 8" descr="A correct later lookup cannot repair an earlier wrong input by magic. Locate the first difference between known audio and transcript, then compare the stated source authority. Keeping both records makes the correction auditable. A confident spoken answer for shelf 40 would remain wrong despite fluent synthesis. Limit: Declared authority resolves this task’s source choice; it does not make every inventory entry universally accurate."/>
             <wp:cNvGraphicFramePr>
               <a:graphicFrameLocks noChangeAspect="1"/>
             </wp:cNvGraphicFramePr>
@@ -6723,7 +6612,7 @@
                     <pic:cNvPicPr/>
                   </pic:nvPicPr>
                   <pic:blipFill>
-                    <a:blip r:embed="rId14"/>
+                    <a:blip r:embed="rId15"/>
                     <a:stretch>
                       <a:fillRect/>
                     </a:stretch>
@@ -6790,7 +6679,6 @@
     <w:p>
       <w:pPr>
         <w:spacing w:line="336" w:lineRule="auto" w:after="180"/>
-        <w:shd w:fill="F5F1FB"/>
       </w:pPr>
       <w:r>
         <w:rPr>
@@ -6801,16 +6689,7 @@
     </w:p>
     <w:p>
       <w:pPr>
-        <w:pStyle w:val="Heading3"/>
-      </w:pPr>
-      <w:r>
-        <w:t>Discuss while showing the picture</w:t>
-      </w:r>
-    </w:p>
-    <w:p>
-      <w:pPr>
         <w:spacing w:line="336" w:lineRule="auto" w:after="180"/>
-        <w:shd w:fill="F1F6F8"/>
       </w:pPr>
       <w:r>
         <w:rPr>
@@ -6822,7 +6701,6 @@
     <w:p>
       <w:pPr>
         <w:spacing w:line="336" w:lineRule="auto" w:after="180"/>
-        <w:shd w:fill="F1F6F8"/>
       </w:pPr>
       <w:r>
         <w:rPr>
@@ -6833,7 +6711,7 @@
     </w:p>
     <w:p>
       <w:pPr>
-        <w:pStyle w:val="Heading3"/>
+        <w:pStyle w:val="Heading2"/>
       </w:pPr>
       <w:r>
         <w:t>06. Make the idea visible in your project</w:t>
@@ -6844,7 +6722,7 @@
         <w:drawing>
           <wp:inline xmlns:a="http://schemas.openxmlformats.org/drawingml/2006/main" xmlns:pic="http://schemas.openxmlformats.org/drawingml/2006/picture">
             <wp:extent cx="5486400" cy="3380232"/>
-            <wp:docPr id="7" name="Picture 7" descr="For voice-driven recommendations, confirm important recognised fields before searching or acting and retain source provenance. Draw your input, deciding step, result and limit. Supported question: Which stage first fails, and why should the faulty transcript not be silently overwritten?"/>
+            <wp:docPr id="9" name="Picture 9" descr="For voice-driven recommendations, confirm important recognised fields before searching or acting and retain source provenance. Draw your input, deciding step, result and limit. Supported question: Which stage first fails, and why should the faulty transcript not be silently overwritten?"/>
             <wp:cNvGraphicFramePr>
               <a:graphicFrameLocks noChangeAspect="1"/>
             </wp:cNvGraphicFramePr>
@@ -6856,7 +6734,7 @@
                     <pic:cNvPicPr/>
                   </pic:nvPicPr>
                   <pic:blipFill>
-                    <a:blip r:embed="rId15"/>
+                    <a:blip r:embed="rId16"/>
                     <a:stretch>
                       <a:fillRect/>
                     </a:stretch>
@@ -6912,7 +6790,6 @@
     <w:p>
       <w:pPr>
         <w:spacing w:line="336" w:lineRule="auto" w:after="180"/>
-        <w:shd w:fill="F5F1FB"/>
       </w:pPr>
       <w:r>
         <w:rPr>
@@ -6935,70 +6812,139 @@
     </w:p>
     <w:p>
       <w:pPr>
+        <w:spacing w:line="336" w:lineRule="auto" w:after="180"/>
+      </w:pPr>
+      <w:r>
+        <w:rPr>
+          <w:b w:val="0"/>
+        </w:rPr>
+        <w:t xml:space="preserve">Teacher prompt: Draw your project trace and justify the deciding step using </w:t>
+      </w:r>
+      <w:r>
+        <w:rPr>
+          <w:b/>
+        </w:rPr>
+        <w:t>evidence</w:t>
+      </w:r>
+      <w:r>
+        <w:rPr>
+          <w:b w:val="0"/>
+        </w:rPr>
+        <w:t>. Ask learners to describe one label or arrow in ordinary words. Use the adjacent transcript if the image is difficult to see.</w:t>
+      </w:r>
+    </w:p>
+    <w:p>
+      <w:pPr>
+        <w:spacing w:line="336" w:lineRule="auto" w:after="180"/>
+      </w:pPr>
+      <w:r>
+        <w:rPr>
+          <w:b w:val="0"/>
+        </w:rPr>
+        <w:t xml:space="preserve">Supported practice key: </w:t>
+      </w:r>
+      <w:r>
+        <w:rPr>
+          <w:b/>
+        </w:rPr>
+        <w:t>Transcription</w:t>
+      </w:r>
+      <w:r>
+        <w:rPr>
+          <w:b w:val="0"/>
+        </w:rPr>
+        <w:t xml:space="preserve"> first fails. Preserve it to diagnose the confusion and distinguish correction from the original model </w:t>
+      </w:r>
+      <w:r>
+        <w:rPr>
+          <w:b/>
+        </w:rPr>
+        <w:t>output</w:t>
+      </w:r>
+      <w:r>
+        <w:rPr>
+          <w:b w:val="0"/>
+        </w:rPr>
+        <w:t>.</w:t>
+      </w:r>
+    </w:p>
+    <w:p>
+      <w:pPr>
+        <w:pStyle w:val="Heading2"/>
+      </w:pPr>
+      <w:r>
+        <w:t>Earlier wording, alternatives and picture transcripts · reference / check after trying</w:t>
+      </w:r>
+    </w:p>
+    <w:p>
+      <w:pPr>
+        <w:spacing w:line="336" w:lineRule="auto" w:after="180"/>
+      </w:pPr>
+      <w:r>
+        <w:rPr>
+          <w:b w:val="0"/>
+        </w:rPr>
+        <w:t xml:space="preserve">Use one picture at a time. Hide a worked result before asking for a </w:t>
+      </w:r>
+      <w:r>
+        <w:rPr>
+          <w:b/>
+        </w:rPr>
+        <w:t>prediction</w:t>
+      </w:r>
+      <w:r>
+        <w:rPr>
+          <w:b w:val="0"/>
+        </w:rPr>
+        <w:t>, then reveal it for feedback. These are supported teaching cases; retain the separate independent assessment for a fresh first attempt.</w:t>
+      </w:r>
+    </w:p>
+    <w:p>
+      <w:pPr>
         <w:pStyle w:val="Heading3"/>
       </w:pPr>
       <w:r>
-        <w:t>Discuss while showing the picture</w:t>
-      </w:r>
-    </w:p>
-    <w:p>
-      <w:pPr>
-        <w:spacing w:line="336" w:lineRule="auto" w:after="180"/>
-        <w:shd w:fill="F1F6F8"/>
-      </w:pPr>
-      <w:r>
-        <w:rPr>
-          <w:b w:val="0"/>
-        </w:rPr>
-        <w:t xml:space="preserve">Teacher prompt: Draw your project trace and justify the deciding step using </w:t>
-      </w:r>
-      <w:r>
-        <w:rPr>
-          <w:b/>
-        </w:rPr>
-        <w:t>evidence</w:t>
-      </w:r>
-      <w:r>
-        <w:rPr>
-          <w:b w:val="0"/>
-        </w:rPr>
-        <w:t>. Ask learners to describe one label or arrow in ordinary words. Use the adjacent transcript if the image is difficult to see.</w:t>
-      </w:r>
-    </w:p>
-    <w:p>
-      <w:pPr>
-        <w:spacing w:line="336" w:lineRule="auto" w:after="180"/>
-        <w:shd w:fill="F1F6F8"/>
-      </w:pPr>
-      <w:r>
-        <w:rPr>
-          <w:b w:val="0"/>
-        </w:rPr>
-        <w:t xml:space="preserve">Supported practice key: </w:t>
-      </w:r>
-      <w:r>
-        <w:rPr>
-          <w:b/>
-        </w:rPr>
-        <w:t>Transcription</w:t>
-      </w:r>
-      <w:r>
-        <w:rPr>
-          <w:b w:val="0"/>
-        </w:rPr>
-        <w:t xml:space="preserve"> first fails. Preserve it to diagnose the confusion and distinguish correction from the original model </w:t>
-      </w:r>
-      <w:r>
-        <w:rPr>
-          <w:b/>
-        </w:rPr>
-        <w:t>output</w:t>
-      </w:r>
-      <w:r>
-        <w:rPr>
-          <w:b w:val="0"/>
-        </w:rPr>
-        <w:t>.</w:t>
+        <w:t>01. Image and Voice Pipelines: the case</w:t>
+      </w:r>
+    </w:p>
+    <w:p>
+      <w:pPr>
+        <w:pStyle w:val="Heading3"/>
+      </w:pPr>
+      <w:r>
+        <w:t>02. Follow the deciding steps</w:t>
+      </w:r>
+    </w:p>
+    <w:p>
+      <w:pPr>
+        <w:pStyle w:val="Heading3"/>
+      </w:pPr>
+      <w:r>
+        <w:t>03. Speech pipelines and multimodal evidence — evidence trace</w:t>
+      </w:r>
+    </w:p>
+    <w:p>
+      <w:pPr>
+        <w:pStyle w:val="Heading3"/>
+      </w:pPr>
+      <w:r>
+        <w:t>04. Change one thing. Trace what follows.</w:t>
+      </w:r>
+    </w:p>
+    <w:p>
+      <w:pPr>
+        <w:pStyle w:val="Heading3"/>
+      </w:pPr>
+      <w:r>
+        <w:t>05. Connect the explanation to its limit</w:t>
+      </w:r>
+    </w:p>
+    <w:p>
+      <w:pPr>
+        <w:pStyle w:val="Heading3"/>
+      </w:pPr>
+      <w:r>
+        <w:t>06. Make the idea visible in your project</w:t>
       </w:r>
     </w:p>
     <w:sectPr>
